--- a/map/plan.docx
+++ b/map/plan.docx
@@ -74,7 +74,7 @@
           </mc:Choice>
           <mc:Fallback>
             <w:pict>
-              <v:rect w14:anchorId="3DC07DAC" id="Rectangle 123" o:spid="_x0000_s1026" style="position:absolute;margin-left:710.35pt;margin-top:24pt;width:41.9pt;height:10.8pt;z-index:251748352;visibility:visible;mso-wrap-style:square;mso-width-percent:0;mso-wrap-distance-left:9pt;mso-wrap-distance-top:0;mso-wrap-distance-right:9pt;mso-wrap-distance-bottom:0;mso-position-horizontal:absolute;mso-position-horizontal-relative:text;mso-position-vertical:absolute;mso-position-vertical-relative:text;mso-width-percent:0;mso-width-relative:margin;v-text-anchor:middle" o:gfxdata="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" fillcolor="#747070 [1614]" strokecolor="#1f3763 [1604]" strokeweight="1pt"/>
+              <v:rect w14:anchorId="0459E7B8" id="Rectangle 123" o:spid="_x0000_s1026" style="position:absolute;margin-left:710.35pt;margin-top:24pt;width:41.9pt;height:10.8pt;z-index:251748352;visibility:visible;mso-wrap-style:square;mso-width-percent:0;mso-wrap-distance-left:9pt;mso-wrap-distance-top:0;mso-wrap-distance-right:9pt;mso-wrap-distance-bottom:0;mso-position-horizontal:absolute;mso-position-horizontal-relative:text;mso-position-vertical:absolute;mso-position-vertical-relative:text;mso-width-percent:0;mso-width-relative:margin;v-text-anchor:middle" o:gfxdata="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" fillcolor="#747070 [1614]" strokecolor="#1f3763 [1604]" strokeweight="1pt"/>
             </w:pict>
           </mc:Fallback>
         </mc:AlternateContent>
@@ -204,7 +204,7 @@
           </mc:Choice>
           <mc:Fallback>
             <w:pict>
-              <v:rect w14:anchorId="71446F34" id="Rectangle 221" o:spid="_x0000_s1026" style="position:absolute;margin-left:125.7pt;margin-top:1.15pt;width:59.55pt;height:12pt;z-index:251804672;visibility:visible;mso-wrap-style:square;mso-wrap-distance-left:9pt;mso-wrap-distance-top:0;mso-wrap-distance-right:9pt;mso-wrap-distance-bottom:0;mso-position-horizontal:absolute;mso-position-horizontal-relative:text;mso-position-vertical:absolute;mso-position-vertical-relative:text;v-text-anchor:middle" o:gfxdata="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" fillcolor="#4472c4 [3204]" strokecolor="#1f3763 [1604]" strokeweight="1pt"/>
+              <v:rect w14:anchorId="23C18B81" id="Rectangle 221" o:spid="_x0000_s1026" style="position:absolute;margin-left:125.7pt;margin-top:1.15pt;width:59.55pt;height:12pt;z-index:251804672;visibility:visible;mso-wrap-style:square;mso-wrap-distance-left:9pt;mso-wrap-distance-top:0;mso-wrap-distance-right:9pt;mso-wrap-distance-bottom:0;mso-position-horizontal:absolute;mso-position-horizontal-relative:text;mso-position-vertical:absolute;mso-position-vertical-relative:text;v-text-anchor:middle" o:gfxdata="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" fillcolor="#4472c4 [3204]" strokecolor="#1f3763 [1604]" strokeweight="1pt"/>
             </w:pict>
           </mc:Fallback>
         </mc:AlternateContent>
@@ -336,7 +336,7 @@
           </mc:Choice>
           <mc:Fallback>
             <w:pict>
-              <v:line w14:anchorId="660D3FB8" id="Connecteur droit 216" o:spid="_x0000_s1026" style="position:absolute;flip:y;z-index:251800576;visibility:visible;mso-wrap-style:square;mso-width-percent:0;mso-height-percent:0;mso-wrap-distance-left:9pt;mso-wrap-distance-top:0;mso-wrap-distance-right:9pt;mso-wrap-distance-bottom:0;mso-position-horizontal:absolute;mso-position-horizontal-relative:text;mso-position-vertical:absolute;mso-position-vertical-relative:text;mso-width-percent:0;mso-height-percent:0;mso-width-relative:margin;mso-height-relative:margin" from="233.25pt,103.05pt" to="399pt,103.15pt" o:gfxdata="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" strokecolor="black [3213]" strokeweight="2.25pt">
+              <v:line w14:anchorId="6EA51BB4" id="Connecteur droit 216" o:spid="_x0000_s1026" style="position:absolute;flip:y;z-index:251800576;visibility:visible;mso-wrap-style:square;mso-width-percent:0;mso-height-percent:0;mso-wrap-distance-left:9pt;mso-wrap-distance-top:0;mso-wrap-distance-right:9pt;mso-wrap-distance-bottom:0;mso-position-horizontal:absolute;mso-position-horizontal-relative:text;mso-position-vertical:absolute;mso-position-vertical-relative:text;mso-width-percent:0;mso-height-percent:0;mso-width-relative:margin;mso-height-relative:margin" from="233.25pt,103.05pt" to="399pt,103.15pt" o:gfxdata="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" strokecolor="black [3213]" strokeweight="2.25pt">
                 <v:stroke joinstyle="miter"/>
               </v:line>
             </w:pict>
@@ -410,7 +410,7 @@
           </mc:Choice>
           <mc:Fallback>
             <w:pict>
-              <v:line w14:anchorId="2AA13520" id="Connecteur droit 218" o:spid="_x0000_s1026" style="position:absolute;z-index:251802624;visibility:visible;mso-wrap-style:square;mso-width-percent:0;mso-height-percent:0;mso-wrap-distance-left:9pt;mso-wrap-distance-top:0;mso-wrap-distance-right:9pt;mso-wrap-distance-bottom:0;mso-position-horizontal:absolute;mso-position-horizontal-relative:text;mso-position-vertical:absolute;mso-position-vertical-relative:text;mso-width-percent:0;mso-height-percent:0;mso-width-relative:margin;mso-height-relative:margin" from="233.3pt,63.4pt" to="399.05pt,63.8pt" o:gfxdata="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" strokecolor="black [3213]" strokeweight="2.25pt">
+              <v:line w14:anchorId="73246FBA" id="Connecteur droit 218" o:spid="_x0000_s1026" style="position:absolute;z-index:251802624;visibility:visible;mso-wrap-style:square;mso-width-percent:0;mso-height-percent:0;mso-wrap-distance-left:9pt;mso-wrap-distance-top:0;mso-wrap-distance-right:9pt;mso-wrap-distance-bottom:0;mso-position-horizontal:absolute;mso-position-horizontal-relative:text;mso-position-vertical:absolute;mso-position-vertical-relative:text;mso-width-percent:0;mso-height-percent:0;mso-width-relative:margin;mso-height-relative:margin" from="233.3pt,63.4pt" to="399.05pt,63.8pt" o:gfxdata="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" strokecolor="black [3213]" strokeweight="2.25pt">
                 <v:stroke joinstyle="miter"/>
               </v:line>
             </w:pict>
@@ -484,7 +484,7 @@
           </mc:Choice>
           <mc:Fallback>
             <w:pict>
-              <v:line w14:anchorId="4298645E" id="Connecteur droit 215" o:spid="_x0000_s1026" style="position:absolute;z-index:251798528;visibility:visible;mso-wrap-style:square;mso-width-percent:0;mso-height-percent:0;mso-wrap-distance-left:9pt;mso-wrap-distance-top:0;mso-wrap-distance-right:9pt;mso-wrap-distance-bottom:0;mso-position-horizontal:absolute;mso-position-horizontal-relative:text;mso-position-vertical:absolute;mso-position-vertical-relative:text;mso-width-percent:0;mso-height-percent:0;mso-width-relative:margin;mso-height-relative:margin" from="397.5pt,64.9pt" to="397.9pt,103pt" o:gfxdata="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" strokecolor="black [3213]" strokeweight="2.25pt">
+              <v:line w14:anchorId="782C7332" id="Connecteur droit 215" o:spid="_x0000_s1026" style="position:absolute;z-index:251798528;visibility:visible;mso-wrap-style:square;mso-width-percent:0;mso-height-percent:0;mso-wrap-distance-left:9pt;mso-wrap-distance-top:0;mso-wrap-distance-right:9pt;mso-wrap-distance-bottom:0;mso-position-horizontal:absolute;mso-position-horizontal-relative:text;mso-position-vertical:absolute;mso-position-vertical-relative:text;mso-width-percent:0;mso-height-percent:0;mso-width-relative:margin;mso-height-relative:margin" from="397.5pt,64.9pt" to="397.9pt,103pt" o:gfxdata="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" strokecolor="black [3213]" strokeweight="2.25pt">
                 <v:stroke joinstyle="miter"/>
               </v:line>
             </w:pict>
@@ -555,7 +555,7 @@
           </mc:Choice>
           <mc:Fallback>
             <w:pict>
-              <v:line w14:anchorId="4115948E" id="Connecteur droit 214" o:spid="_x0000_s1026" style="position:absolute;flip:x;z-index:251796480;visibility:visible;mso-wrap-style:square;mso-height-percent:0;mso-wrap-distance-left:9pt;mso-wrap-distance-top:0;mso-wrap-distance-right:9pt;mso-wrap-distance-bottom:0;mso-position-horizontal:absolute;mso-position-horizontal-relative:text;mso-position-vertical:absolute;mso-position-vertical-relative:text;mso-height-percent:0;mso-height-relative:margin" from="234.3pt,62.4pt" to="234.3pt,103.5pt" o:gfxdata="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" strokecolor="black [3213]" strokeweight="2.25pt">
+              <v:line w14:anchorId="0B24AD78" id="Connecteur droit 214" o:spid="_x0000_s1026" style="position:absolute;flip:x;z-index:251796480;visibility:visible;mso-wrap-style:square;mso-height-percent:0;mso-wrap-distance-left:9pt;mso-wrap-distance-top:0;mso-wrap-distance-right:9pt;mso-wrap-distance-bottom:0;mso-position-horizontal:absolute;mso-position-horizontal-relative:text;mso-position-vertical:absolute;mso-position-vertical-relative:text;mso-height-percent:0;mso-height-relative:margin" from="234.3pt,62.4pt" to="234.3pt,103.5pt" o:gfxdata="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" strokecolor="black [3213]" strokeweight="2.25pt">
                 <v:stroke joinstyle="miter"/>
               </v:line>
             </w:pict>
@@ -626,7 +626,7 @@
           </mc:Choice>
           <mc:Fallback>
             <w:pict>
-              <v:line w14:anchorId="503C0FC3" id="Connecteur droit 213" o:spid="_x0000_s1026" style="position:absolute;z-index:251794432;visibility:visible;mso-wrap-style:square;mso-height-percent:0;mso-wrap-distance-left:9pt;mso-wrap-distance-top:0;mso-wrap-distance-right:9pt;mso-wrap-distance-bottom:0;mso-position-horizontal:absolute;mso-position-horizontal-relative:text;mso-position-vertical:absolute;mso-position-vertical-relative:text;mso-height-percent:0;mso-height-relative:margin" from="376.7pt,64pt" to="377.05pt,103.1pt" o:gfxdata="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" strokecolor="black [3213]" strokeweight="2.25pt">
+              <v:line w14:anchorId="1B7BA852" id="Connecteur droit 213" o:spid="_x0000_s1026" style="position:absolute;z-index:251794432;visibility:visible;mso-wrap-style:square;mso-height-percent:0;mso-wrap-distance-left:9pt;mso-wrap-distance-top:0;mso-wrap-distance-right:9pt;mso-wrap-distance-bottom:0;mso-position-horizontal:absolute;mso-position-horizontal-relative:text;mso-position-vertical:absolute;mso-position-vertical-relative:text;mso-height-percent:0;mso-height-relative:margin" from="376.7pt,64pt" to="377.05pt,103.1pt" o:gfxdata="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" strokecolor="black [3213]" strokeweight="2.25pt">
                 <v:stroke joinstyle="miter"/>
               </v:line>
             </w:pict>
@@ -694,7 +694,7 @@
           </mc:Choice>
           <mc:Fallback>
             <w:pict>
-              <v:line w14:anchorId="1DF2F424" id="Connecteur droit 212" o:spid="_x0000_s1026" style="position:absolute;z-index:251792384;visibility:visible;mso-wrap-style:square;mso-wrap-distance-left:9pt;mso-wrap-distance-top:0;mso-wrap-distance-right:9pt;mso-wrap-distance-bottom:0;mso-position-horizontal:absolute;mso-position-horizontal-relative:text;mso-position-vertical:absolute;mso-position-vertical-relative:text" from="355.5pt,63.6pt" to="355.5pt,103pt" o:gfxdata="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" strokecolor="black [3213]" strokeweight="2.25pt">
+              <v:line w14:anchorId="27F15C9B" id="Connecteur droit 212" o:spid="_x0000_s1026" style="position:absolute;z-index:251792384;visibility:visible;mso-wrap-style:square;mso-wrap-distance-left:9pt;mso-wrap-distance-top:0;mso-wrap-distance-right:9pt;mso-wrap-distance-bottom:0;mso-position-horizontal:absolute;mso-position-horizontal-relative:text;mso-position-vertical:absolute;mso-position-vertical-relative:text" from="355.5pt,63.6pt" to="355.5pt,103pt" o:gfxdata="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" strokecolor="black [3213]" strokeweight="2.25pt">
                 <v:stroke joinstyle="miter"/>
               </v:line>
             </w:pict>
@@ -768,7 +768,7 @@
           </mc:Choice>
           <mc:Fallback>
             <w:pict>
-              <v:line w14:anchorId="14CE2DD7" id="Connecteur droit 211" o:spid="_x0000_s1026" style="position:absolute;flip:x;z-index:251790336;visibility:visible;mso-wrap-style:square;mso-width-percent:0;mso-height-percent:0;mso-wrap-distance-left:9pt;mso-wrap-distance-top:0;mso-wrap-distance-right:9pt;mso-wrap-distance-bottom:0;mso-position-horizontal:absolute;mso-position-horizontal-relative:text;mso-position-vertical:absolute;mso-position-vertical-relative:text;mso-width-percent:0;mso-height-percent:0;mso-width-relative:margin;mso-height-relative:margin" from="332.45pt,63.8pt" to="332.65pt,103.05pt" o:gfxdata="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" strokecolor="black [3213]" strokeweight="2.25pt">
+              <v:line w14:anchorId="46D77068" id="Connecteur droit 211" o:spid="_x0000_s1026" style="position:absolute;flip:x;z-index:251790336;visibility:visible;mso-wrap-style:square;mso-width-percent:0;mso-height-percent:0;mso-wrap-distance-left:9pt;mso-wrap-distance-top:0;mso-wrap-distance-right:9pt;mso-wrap-distance-bottom:0;mso-position-horizontal:absolute;mso-position-horizontal-relative:text;mso-position-vertical:absolute;mso-position-vertical-relative:text;mso-width-percent:0;mso-height-percent:0;mso-width-relative:margin;mso-height-relative:margin" from="332.45pt,63.8pt" to="332.65pt,103.05pt" o:gfxdata="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" strokecolor="black [3213]" strokeweight="2.25pt">
                 <v:stroke joinstyle="miter"/>
               </v:line>
             </w:pict>
@@ -842,7 +842,7 @@
           </mc:Choice>
           <mc:Fallback>
             <w:pict>
-              <v:line w14:anchorId="494CFF0A" id="Connecteur droit 210" o:spid="_x0000_s1026" style="position:absolute;flip:x;z-index:251788288;visibility:visible;mso-wrap-style:square;mso-width-percent:0;mso-height-percent:0;mso-wrap-distance-left:9pt;mso-wrap-distance-top:0;mso-wrap-distance-right:9pt;mso-wrap-distance-bottom:0;mso-position-horizontal:absolute;mso-position-horizontal-relative:text;mso-position-vertical:absolute;mso-position-vertical-relative:text;mso-width-percent:0;mso-height-percent:0;mso-width-relative:margin;mso-height-relative:margin" from="309.05pt,63.5pt" to="309.25pt,103.1pt" o:gfxdata="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" strokecolor="black [3213]" strokeweight="2.25pt">
+              <v:line w14:anchorId="7FCC27A7" id="Connecteur droit 210" o:spid="_x0000_s1026" style="position:absolute;flip:x;z-index:251788288;visibility:visible;mso-wrap-style:square;mso-width-percent:0;mso-height-percent:0;mso-wrap-distance-left:9pt;mso-wrap-distance-top:0;mso-wrap-distance-right:9pt;mso-wrap-distance-bottom:0;mso-position-horizontal:absolute;mso-position-horizontal-relative:text;mso-position-vertical:absolute;mso-position-vertical-relative:text;mso-width-percent:0;mso-height-percent:0;mso-width-relative:margin;mso-height-relative:margin" from="309.05pt,63.5pt" to="309.25pt,103.1pt" o:gfxdata="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" strokecolor="black [3213]" strokeweight="2.25pt">
                 <v:stroke joinstyle="miter"/>
               </v:line>
             </w:pict>
@@ -913,7 +913,7 @@
           </mc:Choice>
           <mc:Fallback>
             <w:pict>
-              <v:line w14:anchorId="21F8DED6" id="Connecteur droit 209" o:spid="_x0000_s1026" style="position:absolute;z-index:251786240;visibility:visible;mso-wrap-style:square;mso-height-percent:0;mso-wrap-distance-left:9pt;mso-wrap-distance-top:0;mso-wrap-distance-right:9pt;mso-wrap-distance-bottom:0;mso-position-horizontal:absolute;mso-position-horizontal-relative:text;mso-position-vertical:absolute;mso-position-vertical-relative:text;mso-height-percent:0;mso-height-relative:margin" from="284.25pt,63.25pt" to="284.25pt,103.05pt" o:gfxdata="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" strokecolor="black [3213]" strokeweight="2.25pt">
+              <v:line w14:anchorId="03E7508E" id="Connecteur droit 209" o:spid="_x0000_s1026" style="position:absolute;z-index:251786240;visibility:visible;mso-wrap-style:square;mso-height-percent:0;mso-wrap-distance-left:9pt;mso-wrap-distance-top:0;mso-wrap-distance-right:9pt;mso-wrap-distance-bottom:0;mso-position-horizontal:absolute;mso-position-horizontal-relative:text;mso-position-vertical:absolute;mso-position-vertical-relative:text;mso-height-percent:0;mso-height-relative:margin" from="284.25pt,63.25pt" to="284.25pt,103.05pt" o:gfxdata="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" strokecolor="black [3213]" strokeweight="2.25pt">
                 <v:stroke joinstyle="miter"/>
               </v:line>
             </w:pict>
@@ -984,7 +984,7 @@
           </mc:Choice>
           <mc:Fallback>
             <w:pict>
-              <v:line w14:anchorId="1B03F819" id="Connecteur droit 208" o:spid="_x0000_s1026" style="position:absolute;flip:x;z-index:251784192;visibility:visible;mso-wrap-style:square;mso-height-percent:0;mso-wrap-distance-left:9pt;mso-wrap-distance-top:0;mso-wrap-distance-right:9pt;mso-wrap-distance-bottom:0;mso-position-horizontal:absolute;mso-position-horizontal-relative:text;mso-position-vertical:absolute;mso-position-vertical-relative:text;mso-height-percent:0;mso-height-relative:margin" from="258.8pt,63.1pt" to="259pt,103.05pt" o:gfxdata="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" strokecolor="black [3213]" strokeweight="2.25pt">
+              <v:line w14:anchorId="3AB9D322" id="Connecteur droit 208" o:spid="_x0000_s1026" style="position:absolute;flip:x;z-index:251784192;visibility:visible;mso-wrap-style:square;mso-height-percent:0;mso-wrap-distance-left:9pt;mso-wrap-distance-top:0;mso-wrap-distance-right:9pt;mso-wrap-distance-bottom:0;mso-position-horizontal:absolute;mso-position-horizontal-relative:text;mso-position-vertical:absolute;mso-position-vertical-relative:text;mso-height-percent:0;mso-height-relative:margin" from="258.8pt,63.1pt" to="259pt,103.05pt" o:gfxdata="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" strokecolor="black [3213]" strokeweight="2.25pt">
                 <v:stroke joinstyle="miter"/>
               </v:line>
             </w:pict>
@@ -1058,7 +1058,7 @@
           </mc:Choice>
           <mc:Fallback>
             <w:pict>
-              <v:rect w14:anchorId="12F559DC" id="Rectangle 207" o:spid="_x0000_s1026" style="position:absolute;margin-left:234.4pt;margin-top:63.35pt;width:163.15pt;height:40.1pt;z-index:251783168;visibility:visible;mso-wrap-style:square;mso-wrap-distance-left:9pt;mso-wrap-distance-top:0;mso-wrap-distance-right:9pt;mso-wrap-distance-bottom:0;mso-position-horizontal:absolute;mso-position-horizontal-relative:text;mso-position-vertical:absolute;mso-position-vertical-relative:text;v-text-anchor:middle" o:gfxdata="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" fillcolor="white [3212]" strokecolor="#1f3763 [1604]" strokeweight="2.25pt"/>
+              <v:rect w14:anchorId="3C4598F9" id="Rectangle 207" o:spid="_x0000_s1026" style="position:absolute;margin-left:234.4pt;margin-top:63.35pt;width:163.15pt;height:40.1pt;z-index:251783168;visibility:visible;mso-wrap-style:square;mso-wrap-distance-left:9pt;mso-wrap-distance-top:0;mso-wrap-distance-right:9pt;mso-wrap-distance-bottom:0;mso-position-horizontal:absolute;mso-position-horizontal-relative:text;mso-position-vertical:absolute;mso-position-vertical-relative:text;v-text-anchor:middle" o:gfxdata="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" fillcolor="white [3212]" strokecolor="#1f3763 [1604]" strokeweight="2.25pt"/>
             </w:pict>
           </mc:Fallback>
         </mc:AlternateContent>
@@ -2690,7 +2690,7 @@
           </mc:Choice>
           <mc:Fallback>
             <w:pict>
-              <v:rect w14:anchorId="04F66FBA" id="Rectangle 192" o:spid="_x0000_s1026" style="position:absolute;margin-left:602.7pt;margin-top:240.15pt;width:78.15pt;height:10.8pt;rotation:-90;z-index:251759616;visibility:visible;mso-wrap-style:square;mso-width-percent:0;mso-wrap-distance-left:9pt;mso-wrap-distance-top:0;mso-wrap-distance-right:9pt;mso-wrap-distance-bottom:0;mso-position-horizontal:absolute;mso-position-horizontal-relative:text;mso-position-vertical:absolute;mso-position-vertical-relative:text;mso-width-percent:0;mso-width-relative:margin;v-text-anchor:middle" o:gfxdata="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" fillcolor="#747070 [1614]" strokecolor="#1f3763 [1604]" strokeweight="1pt"/>
+              <v:rect w14:anchorId="572E814C" id="Rectangle 192" o:spid="_x0000_s1026" style="position:absolute;margin-left:602.7pt;margin-top:240.15pt;width:78.15pt;height:10.8pt;rotation:-90;z-index:251759616;visibility:visible;mso-wrap-style:square;mso-width-percent:0;mso-wrap-distance-left:9pt;mso-wrap-distance-top:0;mso-wrap-distance-right:9pt;mso-wrap-distance-bottom:0;mso-position-horizontal:absolute;mso-position-horizontal-relative:text;mso-position-vertical:absolute;mso-position-vertical-relative:text;mso-width-percent:0;mso-width-relative:margin;v-text-anchor:middle" o:gfxdata="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" fillcolor="#747070 [1614]" strokecolor="#1f3763 [1604]" strokeweight="1pt"/>
             </w:pict>
           </mc:Fallback>
         </mc:AlternateContent>
@@ -2766,7 +2766,7 @@
           </mc:Choice>
           <mc:Fallback>
             <w:pict>
-              <v:rect w14:anchorId="748660D0" id="Rectangle 126" o:spid="_x0000_s1026" style="position:absolute;margin-left:602.6pt;margin-top:113.8pt;width:78.15pt;height:10.8pt;rotation:-90;z-index:251757568;visibility:visible;mso-wrap-style:square;mso-width-percent:0;mso-wrap-distance-left:9pt;mso-wrap-distance-top:0;mso-wrap-distance-right:9pt;mso-wrap-distance-bottom:0;mso-position-horizontal:absolute;mso-position-horizontal-relative:text;mso-position-vertical:absolute;mso-position-vertical-relative:text;mso-width-percent:0;mso-width-relative:margin;v-text-anchor:middle" o:gfxdata="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" fillcolor="#747070 [1614]" strokecolor="#1f3763 [1604]" strokeweight="1pt"/>
+              <v:rect w14:anchorId="0CD66093" id="Rectangle 126" o:spid="_x0000_s1026" style="position:absolute;margin-left:602.6pt;margin-top:113.8pt;width:78.15pt;height:10.8pt;rotation:-90;z-index:251757568;visibility:visible;mso-wrap-style:square;mso-width-percent:0;mso-wrap-distance-left:9pt;mso-wrap-distance-top:0;mso-wrap-distance-right:9pt;mso-wrap-distance-bottom:0;mso-position-horizontal:absolute;mso-position-horizontal-relative:text;mso-position-vertical:absolute;mso-position-vertical-relative:text;mso-width-percent:0;mso-width-relative:margin;v-text-anchor:middle" o:gfxdata="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" fillcolor="#747070 [1614]" strokecolor="#1f3763 [1604]" strokeweight="1pt"/>
             </w:pict>
           </mc:Fallback>
         </mc:AlternateContent>
@@ -2842,7 +2842,7 @@
           </mc:Choice>
           <mc:Fallback>
             <w:pict>
-              <v:rect w14:anchorId="1E9ECD4B" id="Rectangle 125" o:spid="_x0000_s1026" style="position:absolute;margin-left:620.2pt;margin-top:18.6pt;width:41.9pt;height:10.8pt;rotation:-90;z-index:251755520;visibility:visible;mso-wrap-style:square;mso-width-percent:0;mso-wrap-distance-left:9pt;mso-wrap-distance-top:0;mso-wrap-distance-right:9pt;mso-wrap-distance-bottom:0;mso-position-horizontal:absolute;mso-position-horizontal-relative:text;mso-position-vertical:absolute;mso-position-vertical-relative:text;mso-width-percent:0;mso-width-relative:margin;v-text-anchor:middle" o:gfxdata="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" fillcolor="#747070 [1614]" strokecolor="#1f3763 [1604]" strokeweight="1pt"/>
+              <v:rect w14:anchorId="19550720" id="Rectangle 125" o:spid="_x0000_s1026" style="position:absolute;margin-left:620.2pt;margin-top:18.6pt;width:41.9pt;height:10.8pt;rotation:-90;z-index:251755520;visibility:visible;mso-wrap-style:square;mso-width-percent:0;mso-wrap-distance-left:9pt;mso-wrap-distance-top:0;mso-wrap-distance-right:9pt;mso-wrap-distance-bottom:0;mso-position-horizontal:absolute;mso-position-horizontal-relative:text;mso-position-vertical:absolute;mso-position-vertical-relative:text;mso-width-percent:0;mso-width-relative:margin;v-text-anchor:middle" o:gfxdata="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" fillcolor="#747070 [1614]" strokecolor="#1f3763 [1604]" strokeweight="1pt"/>
             </w:pict>
           </mc:Fallback>
         </mc:AlternateContent>
@@ -2918,7 +2918,7 @@
           </mc:Choice>
           <mc:Fallback>
             <w:pict>
-              <v:rect w14:anchorId="4A1043A6" id="Rectangle 119" o:spid="_x0000_s1026" style="position:absolute;margin-left:640pt;margin-top:2.65pt;width:41.9pt;height:10.8pt;z-index:251740160;visibility:visible;mso-wrap-style:square;mso-width-percent:0;mso-wrap-distance-left:9pt;mso-wrap-distance-top:0;mso-wrap-distance-right:9pt;mso-wrap-distance-bottom:0;mso-position-horizontal:absolute;mso-position-horizontal-relative:text;mso-position-vertical:absolute;mso-position-vertical-relative:text;mso-width-percent:0;mso-width-relative:margin;v-text-anchor:middle" o:gfxdata="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" fillcolor="#747070 [1614]" strokecolor="#1f3763 [1604]" strokeweight="1pt"/>
+              <v:rect w14:anchorId="2BC192FE" id="Rectangle 119" o:spid="_x0000_s1026" style="position:absolute;margin-left:640pt;margin-top:2.65pt;width:41.9pt;height:10.8pt;z-index:251740160;visibility:visible;mso-wrap-style:square;mso-width-percent:0;mso-wrap-distance-left:9pt;mso-wrap-distance-top:0;mso-wrap-distance-right:9pt;mso-wrap-distance-bottom:0;mso-position-horizontal:absolute;mso-position-horizontal-relative:text;mso-position-vertical:absolute;mso-position-vertical-relative:text;mso-width-percent:0;mso-width-relative:margin;v-text-anchor:middle" o:gfxdata="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" fillcolor="#747070 [1614]" strokecolor="#1f3763 [1604]" strokeweight="1pt"/>
             </w:pict>
           </mc:Fallback>
         </mc:AlternateContent>
@@ -2994,7 +2994,7 @@
           </mc:Choice>
           <mc:Fallback>
             <w:pict>
-              <v:rect w14:anchorId="7905D04B" id="Rectangle 122" o:spid="_x0000_s1026" style="position:absolute;margin-left:555.7pt;margin-top:187.4pt;width:381.55pt;height:10.8pt;rotation:-90;z-index:251749376;visibility:visible;mso-wrap-style:square;mso-width-percent:0;mso-wrap-distance-left:9pt;mso-wrap-distance-top:0;mso-wrap-distance-right:9pt;mso-wrap-distance-bottom:0;mso-position-horizontal:absolute;mso-position-horizontal-relative:text;mso-position-vertical:absolute;mso-position-vertical-relative:text;mso-width-percent:0;mso-width-relative:margin;v-text-anchor:middle" o:gfxdata="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" fillcolor="#747070 [1614]" strokecolor="#1f3763 [1604]" strokeweight="1pt"/>
+              <v:rect w14:anchorId="6F78456F" id="Rectangle 122" o:spid="_x0000_s1026" style="position:absolute;margin-left:555.7pt;margin-top:187.4pt;width:381.55pt;height:10.8pt;rotation:-90;z-index:251749376;visibility:visible;mso-wrap-style:square;mso-width-percent:0;mso-wrap-distance-left:9pt;mso-wrap-distance-top:0;mso-wrap-distance-right:9pt;mso-wrap-distance-bottom:0;mso-position-horizontal:absolute;mso-position-horizontal-relative:text;mso-position-vertical:absolute;mso-position-vertical-relative:text;mso-width-percent:0;mso-width-relative:margin;v-text-anchor:middle" o:gfxdata="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" fillcolor="#747070 [1614]" strokecolor="#1f3763 [1604]" strokeweight="1pt"/>
             </w:pict>
           </mc:Fallback>
         </mc:AlternateContent>
@@ -3070,7 +3070,7 @@
           </mc:Choice>
           <mc:Fallback>
             <w:pict>
-              <v:rect w14:anchorId="659F8375" id="Rectangle 121" o:spid="_x0000_s1026" style="position:absolute;margin-left:581.55pt;margin-top:318.7pt;width:120.5pt;height:10.8pt;rotation:-90;z-index:251744256;visibility:visible;mso-wrap-style:square;mso-width-percent:0;mso-wrap-distance-left:9pt;mso-wrap-distance-top:0;mso-wrap-distance-right:9pt;mso-wrap-distance-bottom:0;mso-position-horizontal:absolute;mso-position-horizontal-relative:text;mso-position-vertical:absolute;mso-position-vertical-relative:text;mso-width-percent:0;mso-width-relative:margin;v-text-anchor:middle" o:gfxdata="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" fillcolor="#747070 [1614]" strokecolor="#1f3763 [1604]" strokeweight="1pt"/>
+              <v:rect w14:anchorId="0C588E28" id="Rectangle 121" o:spid="_x0000_s1026" style="position:absolute;margin-left:581.55pt;margin-top:318.7pt;width:120.5pt;height:10.8pt;rotation:-90;z-index:251744256;visibility:visible;mso-wrap-style:square;mso-width-percent:0;mso-wrap-distance-left:9pt;mso-wrap-distance-top:0;mso-wrap-distance-right:9pt;mso-wrap-distance-bottom:0;mso-position-horizontal:absolute;mso-position-horizontal-relative:text;mso-position-vertical:absolute;mso-position-vertical-relative:text;mso-width-percent:0;mso-width-relative:margin;v-text-anchor:middle" o:gfxdata="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" fillcolor="#747070 [1614]" strokecolor="#1f3763 [1604]" strokeweight="1pt"/>
             </w:pict>
           </mc:Fallback>
         </mc:AlternateContent>
@@ -3146,7 +3146,7 @@
           </mc:Choice>
           <mc:Fallback>
             <w:pict>
-              <v:rect w14:anchorId="7B1845CE" id="Rectangle 120" o:spid="_x0000_s1026" style="position:absolute;margin-left:642.7pt;margin-top:373.4pt;width:108.65pt;height:10.8pt;z-index:251742208;visibility:visible;mso-wrap-style:square;mso-width-percent:0;mso-wrap-distance-left:9pt;mso-wrap-distance-top:0;mso-wrap-distance-right:9pt;mso-wrap-distance-bottom:0;mso-position-horizontal:absolute;mso-position-horizontal-relative:text;mso-position-vertical:absolute;mso-position-vertical-relative:text;mso-width-percent:0;mso-width-relative:margin;v-text-anchor:middle" o:gfxdata="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" fillcolor="#747070 [1614]" strokecolor="#1f3763 [1604]" strokeweight="1pt"/>
+              <v:rect w14:anchorId="5A4A83C5" id="Rectangle 120" o:spid="_x0000_s1026" style="position:absolute;margin-left:642.7pt;margin-top:373.4pt;width:108.65pt;height:10.8pt;z-index:251742208;visibility:visible;mso-wrap-style:square;mso-width-percent:0;mso-wrap-distance-left:9pt;mso-wrap-distance-top:0;mso-wrap-distance-right:9pt;mso-wrap-distance-bottom:0;mso-position-horizontal:absolute;mso-position-horizontal-relative:text;mso-position-vertical:absolute;mso-position-vertical-relative:text;mso-width-percent:0;mso-width-relative:margin;v-text-anchor:middle" o:gfxdata="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" fillcolor="#747070 [1614]" strokecolor="#1f3763 [1604]" strokeweight="1pt"/>
             </w:pict>
           </mc:Fallback>
         </mc:AlternateContent>
@@ -3220,7 +3220,7 @@
           </mc:Choice>
           <mc:Fallback>
             <w:pict>
-              <v:roundrect w14:anchorId="4709FD0A" id="Rectangle : coins arrondis 118" o:spid="_x0000_s1026" style="position:absolute;margin-left:641.75pt;margin-top:4.85pt;width:105.5pt;height:372.3pt;z-index:251738112;visibility:visible;mso-wrap-style:square;mso-width-percent:0;mso-height-percent:0;mso-wrap-distance-left:9pt;mso-wrap-distance-top:0;mso-wrap-distance-right:9pt;mso-wrap-distance-bottom:0;mso-position-horizontal:absolute;mso-position-horizontal-relative:text;mso-position-vertical:absolute;mso-position-vertical-relative:text;mso-width-percent:0;mso-height-percent:0;mso-width-relative:margin;mso-height-relative:margin;v-text-anchor:middle" arcsize="10923f" o:gfxdata="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" fillcolor="#4472c4 [3204]" strokecolor="#1f3763 [1604]" strokeweight="1pt">
+              <v:roundrect w14:anchorId="5205CB5E" id="Rectangle : coins arrondis 118" o:spid="_x0000_s1026" style="position:absolute;margin-left:641.75pt;margin-top:4.85pt;width:105.5pt;height:372.3pt;z-index:251738112;visibility:visible;mso-wrap-style:square;mso-width-percent:0;mso-height-percent:0;mso-wrap-distance-left:9pt;mso-wrap-distance-top:0;mso-wrap-distance-right:9pt;mso-wrap-distance-bottom:0;mso-position-horizontal:absolute;mso-position-horizontal-relative:text;mso-position-vertical:absolute;mso-position-vertical-relative:text;mso-width-percent:0;mso-height-percent:0;mso-width-relative:margin;mso-height-relative:margin;v-text-anchor:middle" arcsize="10923f" o:gfxdata="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" fillcolor="#4472c4 [3204]" strokecolor="#1f3763 [1604]" strokeweight="1pt">
                 <v:stroke joinstyle="miter"/>
               </v:roundrect>
             </w:pict>
@@ -3425,7 +3425,7 @@
           </mc:Choice>
           <mc:Fallback>
             <w:pict>
-              <v:roundrect w14:anchorId="639B7B4F" id="Rectangle : coins arrondis 232" o:spid="_x0000_s1026" style="position:absolute;margin-left:484.7pt;margin-top:-63.3pt;width:258.1pt;height:263.5pt;z-index:251824128;visibility:visible;mso-wrap-style:square;mso-width-percent:0;mso-height-percent:0;mso-wrap-distance-left:9pt;mso-wrap-distance-top:0;mso-wrap-distance-right:9pt;mso-wrap-distance-bottom:0;mso-position-horizontal:absolute;mso-position-horizontal-relative:text;mso-position-vertical:absolute;mso-position-vertical-relative:text;mso-width-percent:0;mso-height-percent:0;mso-width-relative:margin;mso-height-relative:margin;v-text-anchor:middle" arcsize="10923f" o:gfxdata="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" fillcolor="#70ad47 [3209]" strokecolor="#1f3763 [1604]" strokeweight="1pt">
+              <v:roundrect w14:anchorId="2F6CF867" id="Rectangle : coins arrondis 232" o:spid="_x0000_s1026" style="position:absolute;margin-left:484.7pt;margin-top:-63.3pt;width:258.1pt;height:263.5pt;z-index:251824128;visibility:visible;mso-wrap-style:square;mso-width-percent:0;mso-height-percent:0;mso-wrap-distance-left:9pt;mso-wrap-distance-top:0;mso-wrap-distance-right:9pt;mso-wrap-distance-bottom:0;mso-position-horizontal:absolute;mso-position-horizontal-relative:text;mso-position-vertical:absolute;mso-position-vertical-relative:text;mso-width-percent:0;mso-height-percent:0;mso-width-relative:margin;mso-height-relative:margin;v-text-anchor:middle" arcsize="10923f" o:gfxdata="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" fillcolor="#70ad47 [3209]" strokecolor="#1f3763 [1604]" strokeweight="1pt">
                 <v:stroke joinstyle="miter"/>
               </v:roundrect>
             </w:pict>
@@ -3504,7 +3504,7 @@
           </mc:Choice>
           <mc:Fallback>
             <w:pict>
-              <v:roundrect w14:anchorId="7B2A3C79" id="Rectangle : coins arrondis 260" o:spid="_x0000_s1026" style="position:absolute;margin-left:242.55pt;margin-top:-62.05pt;width:170.55pt;height:37.85pt;z-index:251881472;visibility:visible;mso-wrap-style:square;mso-width-percent:0;mso-height-percent:0;mso-wrap-distance-left:9pt;mso-wrap-distance-top:0;mso-wrap-distance-right:9pt;mso-wrap-distance-bottom:0;mso-position-horizontal:absolute;mso-position-horizontal-relative:text;mso-position-vertical:absolute;mso-position-vertical-relative:text;mso-width-percent:0;mso-height-percent:0;mso-width-relative:margin;mso-height-relative:margin;v-text-anchor:middle" arcsize="10923f" o:gfxdata="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" fillcolor="#70ad47 [3209]" strokecolor="#1f3763 [1604]" strokeweight="1pt">
+              <v:roundrect w14:anchorId="62C1A646" id="Rectangle : coins arrondis 260" o:spid="_x0000_s1026" style="position:absolute;margin-left:242.55pt;margin-top:-62.05pt;width:170.55pt;height:37.85pt;z-index:251881472;visibility:visible;mso-wrap-style:square;mso-width-percent:0;mso-height-percent:0;mso-wrap-distance-left:9pt;mso-wrap-distance-top:0;mso-wrap-distance-right:9pt;mso-wrap-distance-bottom:0;mso-position-horizontal:absolute;mso-position-horizontal-relative:text;mso-position-vertical:absolute;mso-position-vertical-relative:text;mso-width-percent:0;mso-height-percent:0;mso-width-relative:margin;mso-height-relative:margin;v-text-anchor:middle" arcsize="10923f" o:gfxdata="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" fillcolor="#70ad47 [3209]" strokecolor="#1f3763 [1604]" strokeweight="1pt">
                 <v:stroke joinstyle="miter"/>
               </v:roundrect>
             </w:pict>
@@ -3582,7 +3582,7 @@
           </mc:Choice>
           <mc:Fallback>
             <w:pict>
-              <v:rect w14:anchorId="280517EA" id="Rectangle 261" o:spid="_x0000_s1026" style="position:absolute;margin-left:170.7pt;margin-top:-64.05pt;width:574.35pt;height:10.8pt;z-index:251885568;visibility:visible;mso-wrap-style:square;mso-width-percent:0;mso-wrap-distance-left:9pt;mso-wrap-distance-top:0;mso-wrap-distance-right:9pt;mso-wrap-distance-bottom:0;mso-position-horizontal:absolute;mso-position-horizontal-relative:text;mso-position-vertical:absolute;mso-position-vertical-relative:text;mso-width-percent:0;mso-width-relative:margin;v-text-anchor:middle" o:gfxdata="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" fillcolor="#747070 [1614]" strokecolor="#1f3763 [1604]" strokeweight="1pt"/>
+              <v:rect w14:anchorId="29FB5757" id="Rectangle 261" o:spid="_x0000_s1026" style="position:absolute;margin-left:170.7pt;margin-top:-64.05pt;width:574.35pt;height:10.8pt;z-index:251885568;visibility:visible;mso-wrap-style:square;mso-width-percent:0;mso-wrap-distance-left:9pt;mso-wrap-distance-top:0;mso-wrap-distance-right:9pt;mso-wrap-distance-bottom:0;mso-position-horizontal:absolute;mso-position-horizontal-relative:text;mso-position-vertical:absolute;mso-position-vertical-relative:text;mso-width-percent:0;mso-width-relative:margin;v-text-anchor:middle" o:gfxdata="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" fillcolor="#747070 [1614]" strokecolor="#1f3763 [1604]" strokeweight="1pt"/>
             </w:pict>
           </mc:Fallback>
         </mc:AlternateContent>
@@ -3658,7 +3658,7 @@
           </mc:Choice>
           <mc:Fallback>
             <w:pict>
-              <v:rect w14:anchorId="5EB39AC9" id="Rectangle 254" o:spid="_x0000_s1026" style="position:absolute;margin-left:395pt;margin-top:-25.35pt;width:24.8pt;height:10.8pt;rotation:-90;z-index:251883520;visibility:visible;mso-wrap-style:square;mso-width-percent:0;mso-wrap-distance-left:9pt;mso-wrap-distance-top:0;mso-wrap-distance-right:9pt;mso-wrap-distance-bottom:0;mso-position-horizontal:absolute;mso-position-horizontal-relative:text;mso-position-vertical:absolute;mso-position-vertical-relative:text;mso-width-percent:0;mso-width-relative:margin;v-text-anchor:middle" o:gfxdata="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" fillcolor="#747070 [1614]" strokecolor="#1f3763 [1604]" strokeweight="1pt"/>
+              <v:rect w14:anchorId="7FD3D7B1" id="Rectangle 254" o:spid="_x0000_s1026" style="position:absolute;margin-left:395pt;margin-top:-25.35pt;width:24.8pt;height:10.8pt;rotation:-90;z-index:251883520;visibility:visible;mso-wrap-style:square;mso-width-percent:0;mso-wrap-distance-left:9pt;mso-wrap-distance-top:0;mso-wrap-distance-right:9pt;mso-wrap-distance-bottom:0;mso-position-horizontal:absolute;mso-position-horizontal-relative:text;mso-position-vertical:absolute;mso-position-vertical-relative:text;mso-width-percent:0;mso-width-relative:margin;v-text-anchor:middle" o:gfxdata="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" fillcolor="#747070 [1614]" strokecolor="#1f3763 [1604]" strokeweight="1pt"/>
             </w:pict>
           </mc:Fallback>
         </mc:AlternateContent>
@@ -3734,7 +3734,7 @@
           </mc:Choice>
           <mc:Fallback>
             <w:pict>
-              <v:rect w14:anchorId="483E9D51" id="Rectangle 251" o:spid="_x0000_s1026" style="position:absolute;margin-left:245.95pt;margin-top:-32.25pt;width:165.5pt;height:10.8pt;z-index:251882496;visibility:visible;mso-wrap-style:square;mso-width-percent:0;mso-wrap-distance-left:9pt;mso-wrap-distance-top:0;mso-wrap-distance-right:9pt;mso-wrap-distance-bottom:0;mso-position-horizontal:absolute;mso-position-horizontal-relative:text;mso-position-vertical:absolute;mso-position-vertical-relative:text;mso-width-percent:0;mso-width-relative:margin;v-text-anchor:middle" o:gfxdata="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" fillcolor="#747070 [1614]" strokecolor="#1f3763 [1604]" strokeweight="1pt"/>
+              <v:rect w14:anchorId="7BCBF796" id="Rectangle 251" o:spid="_x0000_s1026" style="position:absolute;margin-left:245.95pt;margin-top:-32.25pt;width:165.5pt;height:10.8pt;z-index:251882496;visibility:visible;mso-wrap-style:square;mso-width-percent:0;mso-wrap-distance-left:9pt;mso-wrap-distance-top:0;mso-wrap-distance-right:9pt;mso-wrap-distance-bottom:0;mso-position-horizontal:absolute;mso-position-horizontal-relative:text;mso-position-vertical:absolute;mso-position-vertical-relative:text;mso-width-percent:0;mso-width-relative:margin;v-text-anchor:middle" o:gfxdata="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" fillcolor="#747070 [1614]" strokecolor="#1f3763 [1604]" strokeweight="1pt"/>
             </w:pict>
           </mc:Fallback>
         </mc:AlternateContent>
@@ -3926,7 +3926,7 @@
           </mc:Choice>
           <mc:Fallback>
             <w:pict>
-              <v:roundrect w14:anchorId="07D09CE0" id="Rectangle : coins arrondis 228" o:spid="_x0000_s1026" style="position:absolute;margin-left:283.95pt;margin-top:-59.4pt;width:91.1pt;height:163.75pt;rotation:-90;z-index:251815936;visibility:visible;mso-wrap-style:square;mso-width-percent:0;mso-height-percent:0;mso-wrap-distance-left:9pt;mso-wrap-distance-top:0;mso-wrap-distance-right:9pt;mso-wrap-distance-bottom:0;mso-position-horizontal:absolute;mso-position-horizontal-relative:text;mso-position-vertical:absolute;mso-position-vertical-relative:text;mso-width-percent:0;mso-height-percent:0;mso-width-relative:margin;mso-height-relative:margin;v-text-anchor:middle" arcsize="10923f" o:gfxdata="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" fillcolor="#4472c4 [3204]" strokecolor="#1f3763 [1604]" strokeweight="1pt">
+              <v:roundrect w14:anchorId="5242CED6" id="Rectangle : coins arrondis 228" o:spid="_x0000_s1026" style="position:absolute;margin-left:283.95pt;margin-top:-59.4pt;width:91.1pt;height:163.75pt;rotation:-90;z-index:251815936;visibility:visible;mso-wrap-style:square;mso-width-percent:0;mso-height-percent:0;mso-wrap-distance-left:9pt;mso-wrap-distance-top:0;mso-wrap-distance-right:9pt;mso-wrap-distance-bottom:0;mso-position-horizontal:absolute;mso-position-horizontal-relative:text;mso-position-vertical:absolute;mso-position-vertical-relative:text;mso-width-percent:0;mso-height-percent:0;mso-width-relative:margin;mso-height-relative:margin;v-text-anchor:middle" arcsize="10923f" o:gfxdata="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" fillcolor="#4472c4 [3204]" strokecolor="#1f3763 [1604]" strokeweight="1pt">
                 <v:stroke joinstyle="miter"/>
               </v:roundrect>
             </w:pict>
@@ -4006,7 +4006,7 @@
           </mc:Choice>
           <mc:Fallback>
             <w:pict>
-              <v:rect w14:anchorId="252BE10B" id="Rectangle 266" o:spid="_x0000_s1026" style="position:absolute;margin-left:498.45pt;margin-top:247.8pt;width:32.25pt;height:10.8pt;z-index:251894784;visibility:visible;mso-wrap-style:square;mso-width-percent:0;mso-wrap-distance-left:9pt;mso-wrap-distance-top:0;mso-wrap-distance-right:9pt;mso-wrap-distance-bottom:0;mso-position-horizontal:absolute;mso-position-horizontal-relative:text;mso-position-vertical:absolute;mso-position-vertical-relative:text;mso-width-percent:0;mso-width-relative:margin;v-text-anchor:middle" o:gfxdata="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" fillcolor="#747070 [1614]" strokecolor="#1f3763 [1604]" strokeweight="1pt"/>
+              <v:rect w14:anchorId="693C41C2" id="Rectangle 266" o:spid="_x0000_s1026" style="position:absolute;margin-left:498.45pt;margin-top:247.8pt;width:32.25pt;height:10.8pt;z-index:251894784;visibility:visible;mso-wrap-style:square;mso-width-percent:0;mso-wrap-distance-left:9pt;mso-wrap-distance-top:0;mso-wrap-distance-right:9pt;mso-wrap-distance-bottom:0;mso-position-horizontal:absolute;mso-position-horizontal-relative:text;mso-position-vertical:absolute;mso-position-vertical-relative:text;mso-width-percent:0;mso-width-relative:margin;v-text-anchor:middle" o:gfxdata="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" fillcolor="#747070 [1614]" strokecolor="#1f3763 [1604]" strokeweight="1pt"/>
             </w:pict>
           </mc:Fallback>
         </mc:AlternateContent>
@@ -4082,7 +4082,7 @@
           </mc:Choice>
           <mc:Fallback>
             <w:pict>
-              <v:rect w14:anchorId="743D8DA3" id="Rectangle 247" o:spid="_x0000_s1026" style="position:absolute;margin-left:410.95pt;margin-top:357.5pt;width:230.15pt;height:10.8pt;rotation:90;z-index:251854848;visibility:visible;mso-wrap-style:square;mso-width-percent:0;mso-wrap-distance-left:9pt;mso-wrap-distance-top:0;mso-wrap-distance-right:9pt;mso-wrap-distance-bottom:0;mso-position-horizontal:absolute;mso-position-horizontal-relative:text;mso-position-vertical:absolute;mso-position-vertical-relative:text;mso-width-percent:0;mso-width-relative:margin;v-text-anchor:middle" o:gfxdata="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" fillcolor="#747070 [1614]" strokecolor="#1f3763 [1604]" strokeweight="1pt"/>
+              <v:rect w14:anchorId="4673B3E2" id="Rectangle 247" o:spid="_x0000_s1026" style="position:absolute;margin-left:410.95pt;margin-top:357.5pt;width:230.15pt;height:10.8pt;rotation:90;z-index:251854848;visibility:visible;mso-wrap-style:square;mso-width-percent:0;mso-wrap-distance-left:9pt;mso-wrap-distance-top:0;mso-wrap-distance-right:9pt;mso-wrap-distance-bottom:0;mso-position-horizontal:absolute;mso-position-horizontal-relative:text;mso-position-vertical:absolute;mso-position-vertical-relative:text;mso-width-percent:0;mso-width-relative:margin;v-text-anchor:middle" o:gfxdata="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" fillcolor="#747070 [1614]" strokecolor="#1f3763 [1604]" strokeweight="1pt"/>
             </w:pict>
           </mc:Fallback>
         </mc:AlternateContent>
@@ -4158,7 +4158,7 @@
           </mc:Choice>
           <mc:Fallback>
             <w:pict>
-              <v:rect w14:anchorId="0E508422" id="Rectangle 244" o:spid="_x0000_s1026" style="position:absolute;margin-left:205.85pt;margin-top:247.8pt;width:248.65pt;height:10.8pt;z-index:251848704;visibility:visible;mso-wrap-style:square;mso-width-percent:0;mso-wrap-distance-left:9pt;mso-wrap-distance-top:0;mso-wrap-distance-right:9pt;mso-wrap-distance-bottom:0;mso-position-horizontal:absolute;mso-position-horizontal-relative:text;mso-position-vertical:absolute;mso-position-vertical-relative:text;mso-width-percent:0;mso-width-relative:margin;v-text-anchor:middle" o:gfxdata="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" fillcolor="#747070 [1614]" strokecolor="#1f3763 [1604]" strokeweight="1pt"/>
+              <v:rect w14:anchorId="583A0021" id="Rectangle 244" o:spid="_x0000_s1026" style="position:absolute;margin-left:205.85pt;margin-top:247.8pt;width:248.65pt;height:10.8pt;z-index:251848704;visibility:visible;mso-wrap-style:square;mso-width-percent:0;mso-wrap-distance-left:9pt;mso-wrap-distance-top:0;mso-wrap-distance-right:9pt;mso-wrap-distance-bottom:0;mso-position-horizontal:absolute;mso-position-horizontal-relative:text;mso-position-vertical:absolute;mso-position-vertical-relative:text;mso-width-percent:0;mso-width-relative:margin;v-text-anchor:middle" o:gfxdata="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" fillcolor="#747070 [1614]" strokecolor="#1f3763 [1604]" strokeweight="1pt"/>
             </w:pict>
           </mc:Fallback>
         </mc:AlternateContent>
@@ -4294,7 +4294,7 @@
           </mc:Choice>
           <mc:Fallback>
             <w:pict>
-              <v:rect w14:anchorId="6AACD7CE" id="Rectangle 257" o:spid="_x0000_s1026" style="position:absolute;margin-left:364pt;margin-top:34.75pt;width:252.3pt;height:10.8pt;rotation:-90;z-index:251875328;visibility:visible;mso-wrap-style:square;mso-width-percent:0;mso-wrap-distance-left:9pt;mso-wrap-distance-top:0;mso-wrap-distance-right:9pt;mso-wrap-distance-bottom:0;mso-position-horizontal:absolute;mso-position-horizontal-relative:text;mso-position-vertical:absolute;mso-position-vertical-relative:text;mso-width-percent:0;mso-width-relative:margin;v-text-anchor:middle" o:gfxdata="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" fillcolor="#747070 [1614]" strokecolor="#1f3763 [1604]" strokeweight="1pt"/>
+              <v:rect w14:anchorId="0AF5ABE5" id="Rectangle 257" o:spid="_x0000_s1026" style="position:absolute;margin-left:364pt;margin-top:34.75pt;width:252.3pt;height:10.8pt;rotation:-90;z-index:251875328;visibility:visible;mso-wrap-style:square;mso-width-percent:0;mso-wrap-distance-left:9pt;mso-wrap-distance-top:0;mso-wrap-distance-right:9pt;mso-wrap-distance-bottom:0;mso-position-horizontal:absolute;mso-position-horizontal-relative:text;mso-position-vertical:absolute;mso-position-vertical-relative:text;mso-width-percent:0;mso-width-relative:margin;v-text-anchor:middle" o:gfxdata="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" fillcolor="#747070 [1614]" strokecolor="#1f3763 [1604]" strokeweight="1pt"/>
             </w:pict>
           </mc:Fallback>
         </mc:AlternateContent>
@@ -4370,7 +4370,7 @@
           </mc:Choice>
           <mc:Fallback>
             <w:pict>
-              <v:rect w14:anchorId="1B97C960" id="Rectangle 262" o:spid="_x0000_s1026" style="position:absolute;margin-left:457pt;margin-top:190.25pt;width:562.95pt;height:10.8pt;rotation:-90;z-index:251887616;visibility:visible;mso-wrap-style:square;mso-width-percent:0;mso-wrap-distance-left:9pt;mso-wrap-distance-top:0;mso-wrap-distance-right:9pt;mso-wrap-distance-bottom:0;mso-position-horizontal:absolute;mso-position-horizontal-relative:text;mso-position-vertical:absolute;mso-position-vertical-relative:text;mso-width-percent:0;mso-width-relative:margin;v-text-anchor:middle" o:gfxdata="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" fillcolor="#747070 [1614]" strokecolor="#1f3763 [1604]" strokeweight="1pt"/>
+              <v:rect w14:anchorId="253D836B" id="Rectangle 262" o:spid="_x0000_s1026" style="position:absolute;margin-left:457pt;margin-top:190.25pt;width:562.95pt;height:10.8pt;rotation:-90;z-index:251887616;visibility:visible;mso-wrap-style:square;mso-width-percent:0;mso-wrap-distance-left:9pt;mso-wrap-distance-top:0;mso-wrap-distance-right:9pt;mso-wrap-distance-bottom:0;mso-position-horizontal:absolute;mso-position-horizontal-relative:text;mso-position-vertical:absolute;mso-position-vertical-relative:text;mso-width-percent:0;mso-width-relative:margin;v-text-anchor:middle" o:gfxdata="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" fillcolor="#747070 [1614]" strokecolor="#1f3763 [1604]" strokeweight="1pt"/>
             </w:pict>
           </mc:Fallback>
         </mc:AlternateContent>
@@ -4447,7 +4447,7 @@
           </mc:Choice>
           <mc:Fallback>
             <w:pict>
-              <v:roundrect w14:anchorId="4D83200F" id="Rectangle : coins arrondis 229" o:spid="_x0000_s1026" style="position:absolute;margin-left:325.15pt;margin-top:2.2pt;width:250.2pt;height:78.05pt;rotation:90;z-index:251817984;visibility:visible;mso-wrap-style:square;mso-width-percent:0;mso-height-percent:0;mso-wrap-distance-left:9pt;mso-wrap-distance-top:0;mso-wrap-distance-right:9pt;mso-wrap-distance-bottom:0;mso-position-horizontal:absolute;mso-position-horizontal-relative:text;mso-position-vertical:absolute;mso-position-vertical-relative:text;mso-width-percent:0;mso-height-percent:0;mso-width-relative:margin;mso-height-relative:margin;v-text-anchor:middle" arcsize="10923f" o:gfxdata="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" fillcolor="#70ad47 [3209]" strokecolor="#1f3763 [1604]" strokeweight="1pt">
+              <v:roundrect w14:anchorId="046CC40E" id="Rectangle : coins arrondis 229" o:spid="_x0000_s1026" style="position:absolute;margin-left:325.15pt;margin-top:2.2pt;width:250.2pt;height:78.05pt;rotation:90;z-index:251817984;visibility:visible;mso-wrap-style:square;mso-width-percent:0;mso-height-percent:0;mso-wrap-distance-left:9pt;mso-wrap-distance-top:0;mso-wrap-distance-right:9pt;mso-wrap-distance-bottom:0;mso-position-horizontal:absolute;mso-position-horizontal-relative:text;mso-position-vertical:absolute;mso-position-vertical-relative:text;mso-width-percent:0;mso-height-percent:0;mso-width-relative:margin;mso-height-relative:margin;v-text-anchor:middle" arcsize="10923f" o:gfxdata="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" fillcolor="#70ad47 [3209]" strokecolor="#1f3763 [1604]" strokeweight="1pt">
                 <v:stroke joinstyle="miter"/>
               </v:roundrect>
             </w:pict>
@@ -4525,7 +4525,7 @@
           </mc:Choice>
           <mc:Fallback>
             <w:pict>
-              <v:rect w14:anchorId="0DD9366F" id="Rectangle 258" o:spid="_x0000_s1026" style="position:absolute;margin-left:48.6pt;margin-top:33.5pt;width:249.7pt;height:10.8pt;rotation:-90;z-index:251877376;visibility:visible;mso-wrap-style:square;mso-width-percent:0;mso-wrap-distance-left:9pt;mso-wrap-distance-top:0;mso-wrap-distance-right:9pt;mso-wrap-distance-bottom:0;mso-position-horizontal:absolute;mso-position-horizontal-relative:text;mso-position-vertical:absolute;mso-position-vertical-relative:text;mso-width-percent:0;mso-width-relative:margin;v-text-anchor:middle" o:gfxdata="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" fillcolor="#747070 [1614]" strokecolor="#1f3763 [1604]" strokeweight="1pt"/>
+              <v:rect w14:anchorId="0A833834" id="Rectangle 258" o:spid="_x0000_s1026" style="position:absolute;margin-left:48.6pt;margin-top:33.5pt;width:249.7pt;height:10.8pt;rotation:-90;z-index:251877376;visibility:visible;mso-wrap-style:square;mso-width-percent:0;mso-wrap-distance-left:9pt;mso-wrap-distance-top:0;mso-wrap-distance-right:9pt;mso-wrap-distance-bottom:0;mso-position-horizontal:absolute;mso-position-horizontal-relative:text;mso-position-vertical:absolute;mso-position-vertical-relative:text;mso-width-percent:0;mso-width-relative:margin;v-text-anchor:middle" o:gfxdata="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" fillcolor="#747070 [1614]" strokecolor="#1f3763 [1604]" strokeweight="1pt"/>
             </w:pict>
           </mc:Fallback>
         </mc:AlternateContent>
@@ -4602,7 +4602,7 @@
           </mc:Choice>
           <mc:Fallback>
             <w:pict>
-              <v:roundrect w14:anchorId="6E1AE58D" id="Rectangle : coins arrondis 226" o:spid="_x0000_s1026" style="position:absolute;margin-left:86.15pt;margin-top:4.6pt;width:249.25pt;height:70.2pt;rotation:90;z-index:251811840;visibility:visible;mso-wrap-style:square;mso-width-percent:0;mso-height-percent:0;mso-wrap-distance-left:9pt;mso-wrap-distance-top:0;mso-wrap-distance-right:9pt;mso-wrap-distance-bottom:0;mso-position-horizontal:absolute;mso-position-horizontal-relative:text;mso-position-vertical:absolute;mso-position-vertical-relative:text;mso-width-percent:0;mso-height-percent:0;mso-width-relative:margin;mso-height-relative:margin;v-text-anchor:middle" arcsize="10923f" o:gfxdata="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" fillcolor="#70ad47 [3209]" strokecolor="#1f3763 [1604]" strokeweight="1pt">
+              <v:roundrect w14:anchorId="3B567BF2" id="Rectangle : coins arrondis 226" o:spid="_x0000_s1026" style="position:absolute;margin-left:86.15pt;margin-top:4.6pt;width:249.25pt;height:70.2pt;rotation:90;z-index:251811840;visibility:visible;mso-wrap-style:square;mso-width-percent:0;mso-height-percent:0;mso-wrap-distance-left:9pt;mso-wrap-distance-top:0;mso-wrap-distance-right:9pt;mso-wrap-distance-bottom:0;mso-position-horizontal:absolute;mso-position-horizontal-relative:text;mso-position-vertical:absolute;mso-position-vertical-relative:text;mso-width-percent:0;mso-height-percent:0;mso-width-relative:margin;mso-height-relative:margin;v-text-anchor:middle" arcsize="10923f" o:gfxdata="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" fillcolor="#70ad47 [3209]" strokecolor="#1f3763 [1604]" strokeweight="1pt">
                 <v:stroke joinstyle="miter"/>
               </v:roundrect>
             </w:pict>
@@ -4681,7 +4681,7 @@
           </mc:Choice>
           <mc:Fallback>
             <w:pict>
-              <v:roundrect w14:anchorId="5AB160D2" id="Rectangle : coins arrondis 224" o:spid="_x0000_s1026" style="position:absolute;margin-left:22.55pt;margin-top:157.7pt;width:232.35pt;height:94.95pt;z-index:251807744;visibility:visible;mso-wrap-style:square;mso-width-percent:0;mso-height-percent:0;mso-wrap-distance-left:9pt;mso-wrap-distance-top:0;mso-wrap-distance-right:9pt;mso-wrap-distance-bottom:0;mso-position-horizontal:absolute;mso-position-horizontal-relative:text;mso-position-vertical:absolute;mso-position-vertical-relative:text;mso-width-percent:0;mso-height-percent:0;mso-width-relative:margin;mso-height-relative:margin;v-text-anchor:middle" arcsize="10923f" o:gfxdata="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" fillcolor="#70ad47 [3209]" strokecolor="#1f3763 [1604]" strokeweight="1pt">
+              <v:roundrect w14:anchorId="3EDBF7C0" id="Rectangle : coins arrondis 224" o:spid="_x0000_s1026" style="position:absolute;margin-left:22.55pt;margin-top:157.7pt;width:232.35pt;height:94.95pt;z-index:251807744;visibility:visible;mso-wrap-style:square;mso-width-percent:0;mso-height-percent:0;mso-wrap-distance-left:9pt;mso-wrap-distance-top:0;mso-wrap-distance-right:9pt;mso-wrap-distance-bottom:0;mso-position-horizontal:absolute;mso-position-horizontal-relative:text;mso-position-vertical:absolute;mso-position-vertical-relative:text;mso-width-percent:0;mso-height-percent:0;mso-width-relative:margin;mso-height-relative:margin;v-text-anchor:middle" arcsize="10923f" o:gfxdata="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" fillcolor="#70ad47 [3209]" strokecolor="#1f3763 [1604]" strokeweight="1pt">
                 <v:stroke joinstyle="miter"/>
               </v:roundrect>
             </w:pict>
@@ -4759,7 +4759,7 @@
           </mc:Choice>
           <mc:Fallback>
             <w:pict>
-              <v:rect w14:anchorId="64862D81" id="Rectangle 252" o:spid="_x0000_s1026" style="position:absolute;margin-left:99.25pt;margin-top:90.7pt;width:303.7pt;height:10.8pt;rotation:-90;z-index:251865088;visibility:visible;mso-wrap-style:square;mso-width-percent:0;mso-wrap-distance-left:9pt;mso-wrap-distance-top:0;mso-wrap-distance-right:9pt;mso-wrap-distance-bottom:0;mso-position-horizontal:absolute;mso-position-horizontal-relative:text;mso-position-vertical:absolute;mso-position-vertical-relative:text;mso-width-percent:0;mso-width-relative:margin;v-text-anchor:middle" o:gfxdata="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" fillcolor="#747070 [1614]" strokecolor="#1f3763 [1604]" strokeweight="1pt"/>
+              <v:rect w14:anchorId="606AB8EF" id="Rectangle 252" o:spid="_x0000_s1026" style="position:absolute;margin-left:99.25pt;margin-top:90.7pt;width:303.7pt;height:10.8pt;rotation:-90;z-index:251865088;visibility:visible;mso-wrap-style:square;mso-width-percent:0;mso-wrap-distance-left:9pt;mso-wrap-distance-top:0;mso-wrap-distance-right:9pt;mso-wrap-distance-bottom:0;mso-position-horizontal:absolute;mso-position-horizontal-relative:text;mso-position-vertical:absolute;mso-position-vertical-relative:text;mso-width-percent:0;mso-width-relative:margin;v-text-anchor:middle" o:gfxdata="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" fillcolor="#747070 [1614]" strokecolor="#1f3763 [1604]" strokeweight="1pt"/>
             </w:pict>
           </mc:Fallback>
         </mc:AlternateContent>
@@ -4830,7 +4830,7 @@
           </mc:Choice>
           <mc:Fallback>
             <w:pict>
-              <v:roundrect w14:anchorId="6AEE883D" id="Rectangle : coins arrondis 230" o:spid="_x0000_s1026" style="position:absolute;margin-left:273.15pt;margin-top:26.55pt;width:116.2pt;height:163pt;rotation:-90;z-index:251820032;visibility:visible;mso-wrap-style:square;mso-width-percent:0;mso-height-percent:0;mso-wrap-distance-left:9pt;mso-wrap-distance-top:0;mso-wrap-distance-right:9pt;mso-wrap-distance-bottom:0;mso-position-horizontal:absolute;mso-position-horizontal-relative:text;mso-position-vertical:absolute;mso-position-vertical-relative:text;mso-width-percent:0;mso-height-percent:0;mso-width-relative:margin;mso-height-relative:margin;v-text-anchor:middle" arcsize="10923f" o:gfxdata="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" fillcolor="#4472c4 [3204]" strokecolor="#1f3763 [1604]" strokeweight="1pt">
+              <v:roundrect w14:anchorId="6866BB55" id="Rectangle : coins arrondis 230" o:spid="_x0000_s1026" style="position:absolute;margin-left:273.15pt;margin-top:26.55pt;width:116.2pt;height:163pt;rotation:-90;z-index:251820032;visibility:visible;mso-wrap-style:square;mso-width-percent:0;mso-height-percent:0;mso-wrap-distance-left:9pt;mso-wrap-distance-top:0;mso-wrap-distance-right:9pt;mso-wrap-distance-bottom:0;mso-position-horizontal:absolute;mso-position-horizontal-relative:text;mso-position-vertical:absolute;mso-position-vertical-relative:text;mso-width-percent:0;mso-height-percent:0;mso-width-relative:margin;mso-height-relative:margin;v-text-anchor:middle" arcsize="10923f" o:gfxdata="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" fillcolor="#4472c4 [3204]" strokecolor="#1f3763 [1604]" strokeweight="1pt">
                 <v:stroke joinstyle="miter"/>
               </v:roundrect>
             </w:pict>
@@ -4909,7 +4909,7 @@
           </mc:Choice>
           <mc:Fallback>
             <w:pict>
-              <v:roundrect w14:anchorId="664C41C5" id="Rectangle : coins arrondis 233" o:spid="_x0000_s1026" style="position:absolute;margin-left:519.9pt;margin-top:242.5pt;width:223.3pt;height:234.55pt;z-index:251826176;visibility:visible;mso-wrap-style:square;mso-width-percent:0;mso-height-percent:0;mso-wrap-distance-left:9pt;mso-wrap-distance-top:0;mso-wrap-distance-right:9pt;mso-wrap-distance-bottom:0;mso-position-horizontal:absolute;mso-position-horizontal-relative:text;mso-position-vertical:absolute;mso-position-vertical-relative:text;mso-width-percent:0;mso-height-percent:0;mso-width-relative:margin;mso-height-relative:margin;v-text-anchor:middle" arcsize="10923f" o:gfxdata="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" fillcolor="#70ad47 [3209]" strokecolor="#1f3763 [1604]" strokeweight="1pt">
+              <v:roundrect w14:anchorId="2E29D6EA" id="Rectangle : coins arrondis 233" o:spid="_x0000_s1026" style="position:absolute;margin-left:519.9pt;margin-top:242.5pt;width:223.3pt;height:234.55pt;z-index:251826176;visibility:visible;mso-wrap-style:square;mso-width-percent:0;mso-height-percent:0;mso-wrap-distance-left:9pt;mso-wrap-distance-top:0;mso-wrap-distance-right:9pt;mso-wrap-distance-bottom:0;mso-position-horizontal:absolute;mso-position-horizontal-relative:text;mso-position-vertical:absolute;mso-position-vertical-relative:text;mso-width-percent:0;mso-height-percent:0;mso-width-relative:margin;mso-height-relative:margin;v-text-anchor:middle" arcsize="10923f" o:gfxdata="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" fillcolor="#70ad47 [3209]" strokecolor="#1f3763 [1604]" strokeweight="1pt">
                 <v:stroke joinstyle="miter"/>
               </v:roundrect>
             </w:pict>
@@ -4987,7 +4987,7 @@
           </mc:Choice>
           <mc:Fallback>
             <w:pict>
-              <v:rect w14:anchorId="353999A3" id="Rectangle 246" o:spid="_x0000_s1026" style="position:absolute;margin-left:-63.1pt;margin-top:466.3pt;width:807.45pt;height:10.8pt;z-index:251852800;visibility:visible;mso-wrap-style:square;mso-width-percent:0;mso-wrap-distance-left:9pt;mso-wrap-distance-top:0;mso-wrap-distance-right:9pt;mso-wrap-distance-bottom:0;mso-position-horizontal:absolute;mso-position-horizontal-relative:text;mso-position-vertical:absolute;mso-position-vertical-relative:text;mso-width-percent:0;mso-width-relative:margin;v-text-anchor:middle" o:gfxdata="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" fillcolor="#747070 [1614]" strokecolor="#1f3763 [1604]" strokeweight="1pt"/>
+              <v:rect w14:anchorId="2B4841AE" id="Rectangle 246" o:spid="_x0000_s1026" style="position:absolute;margin-left:-63.1pt;margin-top:466.3pt;width:807.45pt;height:10.8pt;z-index:251852800;visibility:visible;mso-wrap-style:square;mso-width-percent:0;mso-wrap-distance-left:9pt;mso-wrap-distance-top:0;mso-wrap-distance-right:9pt;mso-wrap-distance-bottom:0;mso-position-horizontal:absolute;mso-position-horizontal-relative:text;mso-position-vertical:absolute;mso-position-vertical-relative:text;mso-width-percent:0;mso-width-relative:margin;v-text-anchor:middle" o:gfxdata="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" fillcolor="#747070 [1614]" strokecolor="#1f3763 [1604]" strokeweight="1pt"/>
             </w:pict>
           </mc:Fallback>
         </mc:AlternateContent>
@@ -5231,7 +5231,7 @@
           </mc:Choice>
           <mc:Fallback>
             <w:pict>
-              <v:rect w14:anchorId="52D049CF" id="Rectangle 250" o:spid="_x0000_s1026" style="position:absolute;margin-left:245.75pt;margin-top:45.6pt;width:165.5pt;height:10.8pt;z-index:251860992;visibility:visible;mso-wrap-style:square;mso-width-percent:0;mso-wrap-distance-left:9pt;mso-wrap-distance-top:0;mso-wrap-distance-right:9pt;mso-wrap-distance-bottom:0;mso-position-horizontal:absolute;mso-position-horizontal-relative:text;mso-position-vertical:absolute;mso-position-vertical-relative:text;mso-width-percent:0;mso-width-relative:margin;v-text-anchor:middle" o:gfxdata="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" fillcolor="#747070 [1614]" strokecolor="#1f3763 [1604]" strokeweight="1pt"/>
+              <v:rect w14:anchorId="32820BD9" id="Rectangle 250" o:spid="_x0000_s1026" style="position:absolute;margin-left:245.75pt;margin-top:45.6pt;width:165.5pt;height:10.8pt;z-index:251860992;visibility:visible;mso-wrap-style:square;mso-width-percent:0;mso-wrap-distance-left:9pt;mso-wrap-distance-top:0;mso-wrap-distance-right:9pt;mso-wrap-distance-bottom:0;mso-position-horizontal:absolute;mso-position-horizontal-relative:text;mso-position-vertical:absolute;mso-position-vertical-relative:text;mso-width-percent:0;mso-width-relative:margin;v-text-anchor:middle" o:gfxdata="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" fillcolor="#747070 [1614]" strokecolor="#1f3763 [1604]" strokeweight="1pt"/>
             </w:pict>
           </mc:Fallback>
         </mc:AlternateContent>
@@ -5305,7 +5305,7 @@
           </mc:Choice>
           <mc:Fallback>
             <w:pict>
-              <v:roundrect w14:anchorId="55E81562" id="Rectangle : coins arrondis 231" o:spid="_x0000_s1026" style="position:absolute;margin-left:250.35pt;margin-top:165.95pt;width:492.2pt;height:86.4pt;z-index:251658239;visibility:visible;mso-wrap-style:square;mso-width-percent:0;mso-wrap-distance-left:9pt;mso-wrap-distance-top:0;mso-wrap-distance-right:9pt;mso-wrap-distance-bottom:0;mso-position-horizontal:absolute;mso-position-horizontal-relative:margin;mso-position-vertical:absolute;mso-position-vertical-relative:text;mso-width-percent:0;mso-width-relative:margin;v-text-anchor:middle" arcsize="10923f" o:gfxdata="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" fillcolor="#70ad47 [3209]" strokecolor="#1f3763 [1604]" strokeweight="1pt">
+              <v:roundrect w14:anchorId="619A78A3" id="Rectangle : coins arrondis 231" o:spid="_x0000_s1026" style="position:absolute;margin-left:250.35pt;margin-top:165.95pt;width:492.2pt;height:86.4pt;z-index:251658239;visibility:visible;mso-wrap-style:square;mso-width-percent:0;mso-wrap-distance-left:9pt;mso-wrap-distance-top:0;mso-wrap-distance-right:9pt;mso-wrap-distance-bottom:0;mso-position-horizontal:absolute;mso-position-horizontal-relative:margin;mso-position-vertical:absolute;mso-position-vertical-relative:text;mso-width-percent:0;mso-width-relative:margin;v-text-anchor:middle" arcsize="10923f" o:gfxdata="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" fillcolor="#70ad47 [3209]" strokecolor="#1f3763 [1604]" strokeweight="1pt">
                 <v:stroke joinstyle="miter"/>
                 <w10:wrap anchorx="margin"/>
               </v:roundrect>
@@ -5384,7 +5384,7 @@
           </mc:Choice>
           <mc:Fallback>
             <w:pict>
-              <v:rect w14:anchorId="6C5BCACC" id="Rectangle 259" o:spid="_x0000_s1026" style="position:absolute;margin-left:-63.65pt;margin-top:154.95pt;width:242.6pt;height:10.8pt;z-index:251879424;visibility:visible;mso-wrap-style:square;mso-width-percent:0;mso-wrap-distance-left:9pt;mso-wrap-distance-top:0;mso-wrap-distance-right:9pt;mso-wrap-distance-bottom:0;mso-position-horizontal:absolute;mso-position-horizontal-relative:text;mso-position-vertical:absolute;mso-position-vertical-relative:text;mso-width-percent:0;mso-width-relative:margin;v-text-anchor:middle" o:gfxdata="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" fillcolor="#747070 [1614]" strokecolor="#1f3763 [1604]" strokeweight="1pt"/>
+              <v:rect w14:anchorId="02B2BE12" id="Rectangle 259" o:spid="_x0000_s1026" style="position:absolute;margin-left:-63.65pt;margin-top:154.95pt;width:242.6pt;height:10.8pt;z-index:251879424;visibility:visible;mso-wrap-style:square;mso-width-percent:0;mso-wrap-distance-left:9pt;mso-wrap-distance-top:0;mso-wrap-distance-right:9pt;mso-wrap-distance-bottom:0;mso-position-horizontal:absolute;mso-position-horizontal-relative:text;mso-position-vertical:absolute;mso-position-vertical-relative:text;mso-width-percent:0;mso-width-relative:margin;v-text-anchor:middle" o:gfxdata="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" fillcolor="#747070 [1614]" strokecolor="#1f3763 [1604]" strokeweight="1pt"/>
             </w:pict>
           </mc:Fallback>
         </mc:AlternateContent>
@@ -5460,7 +5460,7 @@
           </mc:Choice>
           <mc:Fallback>
             <w:pict>
-              <v:rect w14:anchorId="700F5486" id="Rectangle 255" o:spid="_x0000_s1026" style="position:absolute;margin-left:244.85pt;margin-top:155.6pt;width:58.1pt;height:10.8pt;z-index:251871232;visibility:visible;mso-wrap-style:square;mso-width-percent:0;mso-wrap-distance-left:9pt;mso-wrap-distance-top:0;mso-wrap-distance-right:9pt;mso-wrap-distance-bottom:0;mso-position-horizontal:absolute;mso-position-horizontal-relative:text;mso-position-vertical:absolute;mso-position-vertical-relative:text;mso-width-percent:0;mso-width-relative:margin;v-text-anchor:middle" o:gfxdata="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" fillcolor="#747070 [1614]" strokecolor="#1f3763 [1604]" strokeweight="1pt"/>
+              <v:rect w14:anchorId="35C68607" id="Rectangle 255" o:spid="_x0000_s1026" style="position:absolute;margin-left:244.85pt;margin-top:155.6pt;width:58.1pt;height:10.8pt;z-index:251871232;visibility:visible;mso-wrap-style:square;mso-width-percent:0;mso-wrap-distance-left:9pt;mso-wrap-distance-top:0;mso-wrap-distance-right:9pt;mso-wrap-distance-bottom:0;mso-position-horizontal:absolute;mso-position-horizontal-relative:text;mso-position-vertical:absolute;mso-position-vertical-relative:text;mso-width-percent:0;mso-width-relative:margin;v-text-anchor:middle" o:gfxdata="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" fillcolor="#747070 [1614]" strokecolor="#1f3763 [1604]" strokeweight="1pt"/>
             </w:pict>
           </mc:Fallback>
         </mc:AlternateContent>
@@ -5536,7 +5536,7 @@
           </mc:Choice>
           <mc:Fallback>
             <w:pict>
-              <v:rect w14:anchorId="64A1FD77" id="Rectangle 256" o:spid="_x0000_s1026" style="position:absolute;margin-left:355.75pt;margin-top:154.15pt;width:58.1pt;height:10.8pt;z-index:251873280;visibility:visible;mso-wrap-style:square;mso-width-percent:0;mso-wrap-distance-left:9pt;mso-wrap-distance-top:0;mso-wrap-distance-right:9pt;mso-wrap-distance-bottom:0;mso-position-horizontal:absolute;mso-position-horizontal-relative:text;mso-position-vertical:absolute;mso-position-vertical-relative:text;mso-width-percent:0;mso-width-relative:margin;v-text-anchor:middle" o:gfxdata="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" fillcolor="#747070 [1614]" strokecolor="#1f3763 [1604]" strokeweight="1pt"/>
+              <v:rect w14:anchorId="1F455D6F" id="Rectangle 256" o:spid="_x0000_s1026" style="position:absolute;margin-left:355.75pt;margin-top:154.15pt;width:58.1pt;height:10.8pt;z-index:251873280;visibility:visible;mso-wrap-style:square;mso-width-percent:0;mso-wrap-distance-left:9pt;mso-wrap-distance-top:0;mso-wrap-distance-right:9pt;mso-wrap-distance-bottom:0;mso-position-horizontal:absolute;mso-position-horizontal-relative:text;mso-position-vertical:absolute;mso-position-vertical-relative:text;mso-width-percent:0;mso-width-relative:margin;v-text-anchor:middle" o:gfxdata="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" fillcolor="#747070 [1614]" strokecolor="#1f3763 [1604]" strokeweight="1pt"/>
             </w:pict>
           </mc:Fallback>
         </mc:AlternateContent>
@@ -5612,7 +5612,7 @@
           </mc:Choice>
           <mc:Fallback>
             <w:pict>
-              <v:rect w14:anchorId="75FA8C5D" id="Rectangle 253" o:spid="_x0000_s1026" style="position:absolute;margin-left:326.4pt;margin-top:76.5pt;width:163.25pt;height:10.8pt;rotation:-90;z-index:251867136;visibility:visible;mso-wrap-style:square;mso-width-percent:0;mso-wrap-distance-left:9pt;mso-wrap-distance-top:0;mso-wrap-distance-right:9pt;mso-wrap-distance-bottom:0;mso-position-horizontal:absolute;mso-position-horizontal-relative:text;mso-position-vertical:absolute;mso-position-vertical-relative:text;mso-width-percent:0;mso-width-relative:margin;v-text-anchor:middle" o:gfxdata="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" fillcolor="#747070 [1614]" strokecolor="#1f3763 [1604]" strokeweight="1pt"/>
+              <v:rect w14:anchorId="412CED1B" id="Rectangle 253" o:spid="_x0000_s1026" style="position:absolute;margin-left:326.4pt;margin-top:76.5pt;width:163.25pt;height:10.8pt;rotation:-90;z-index:251867136;visibility:visible;mso-wrap-style:square;mso-width-percent:0;mso-wrap-distance-left:9pt;mso-wrap-distance-top:0;mso-wrap-distance-right:9pt;mso-wrap-distance-bottom:0;mso-position-horizontal:absolute;mso-position-horizontal-relative:text;mso-position-vertical:absolute;mso-position-vertical-relative:text;mso-width-percent:0;mso-width-relative:margin;v-text-anchor:middle" o:gfxdata="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" fillcolor="#747070 [1614]" strokecolor="#1f3763 [1604]" strokeweight="1pt"/>
             </w:pict>
           </mc:Fallback>
         </mc:AlternateContent>
@@ -5688,7 +5688,7 @@
           </mc:Choice>
           <mc:Fallback>
             <w:pict>
-              <v:rect w14:anchorId="3328C92A" id="Rectangle 249" o:spid="_x0000_s1026" style="position:absolute;margin-left:-8.25pt;margin-top:272.75pt;width:65.3pt;height:10.8pt;rotation:90;z-index:251858944;visibility:visible;mso-wrap-style:square;mso-width-percent:0;mso-wrap-distance-left:9pt;mso-wrap-distance-top:0;mso-wrap-distance-right:9pt;mso-wrap-distance-bottom:0;mso-position-horizontal:absolute;mso-position-horizontal-relative:text;mso-position-vertical:absolute;mso-position-vertical-relative:text;mso-width-percent:0;mso-width-relative:margin;v-text-anchor:middle" o:gfxdata="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" fillcolor="#747070 [1614]" strokecolor="#1f3763 [1604]" strokeweight="1pt"/>
+              <v:rect w14:anchorId="6C007478" id="Rectangle 249" o:spid="_x0000_s1026" style="position:absolute;margin-left:-8.25pt;margin-top:272.75pt;width:65.3pt;height:10.8pt;rotation:90;z-index:251858944;visibility:visible;mso-wrap-style:square;mso-width-percent:0;mso-wrap-distance-left:9pt;mso-wrap-distance-top:0;mso-wrap-distance-right:9pt;mso-wrap-distance-bottom:0;mso-position-horizontal:absolute;mso-position-horizontal-relative:text;mso-position-vertical:absolute;mso-position-vertical-relative:text;mso-width-percent:0;mso-width-relative:margin;v-text-anchor:middle" o:gfxdata="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" fillcolor="#747070 [1614]" strokecolor="#1f3763 [1604]" strokeweight="1pt"/>
             </w:pict>
           </mc:Fallback>
         </mc:AlternateContent>
@@ -5764,7 +5764,7 @@
           </mc:Choice>
           <mc:Fallback>
             <w:pict>
-              <v:rect w14:anchorId="3851CD6C" id="Rectangle 245" o:spid="_x0000_s1026" style="position:absolute;margin-left:-33.15pt;margin-top:413.15pt;width:116.45pt;height:10.8pt;rotation:90;z-index:251850752;visibility:visible;mso-wrap-style:square;mso-width-percent:0;mso-wrap-distance-left:9pt;mso-wrap-distance-top:0;mso-wrap-distance-right:9pt;mso-wrap-distance-bottom:0;mso-position-horizontal:absolute;mso-position-horizontal-relative:text;mso-position-vertical:absolute;mso-position-vertical-relative:text;mso-width-percent:0;mso-width-relative:margin;v-text-anchor:middle" o:gfxdata="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" fillcolor="#747070 [1614]" strokecolor="#1f3763 [1604]" strokeweight="1pt"/>
+              <v:rect w14:anchorId="1AED7761" id="Rectangle 245" o:spid="_x0000_s1026" style="position:absolute;margin-left:-33.15pt;margin-top:413.15pt;width:116.45pt;height:10.8pt;rotation:90;z-index:251850752;visibility:visible;mso-wrap-style:square;mso-width-percent:0;mso-wrap-distance-left:9pt;mso-wrap-distance-top:0;mso-wrap-distance-right:9pt;mso-wrap-distance-bottom:0;mso-position-horizontal:absolute;mso-position-horizontal-relative:text;mso-position-vertical:absolute;mso-position-vertical-relative:text;mso-width-percent:0;mso-width-relative:margin;v-text-anchor:middle" o:gfxdata="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" fillcolor="#747070 [1614]" strokecolor="#1f3763 [1604]" strokeweight="1pt"/>
             </w:pict>
           </mc:Fallback>
         </mc:AlternateContent>
@@ -5840,7 +5840,7 @@
           </mc:Choice>
           <mc:Fallback>
             <w:pict>
-              <v:rect w14:anchorId="7F2B423A" id="Rectangle 248" o:spid="_x0000_s1026" style="position:absolute;margin-left:19.2pt;margin-top:246.55pt;width:113.75pt;height:10.8pt;z-index:251856896;visibility:visible;mso-wrap-style:square;mso-width-percent:0;mso-wrap-distance-left:9pt;mso-wrap-distance-top:0;mso-wrap-distance-right:9pt;mso-wrap-distance-bottom:0;mso-position-horizontal:absolute;mso-position-horizontal-relative:text;mso-position-vertical:absolute;mso-position-vertical-relative:text;mso-width-percent:0;mso-width-relative:margin;v-text-anchor:middle" o:gfxdata="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" fillcolor="#747070 [1614]" strokecolor="#1f3763 [1604]" strokeweight="1pt"/>
+              <v:rect w14:anchorId="53887AC1" id="Rectangle 248" o:spid="_x0000_s1026" style="position:absolute;margin-left:19.2pt;margin-top:246.55pt;width:113.75pt;height:10.8pt;z-index:251856896;visibility:visible;mso-wrap-style:square;mso-width-percent:0;mso-wrap-distance-left:9pt;mso-wrap-distance-top:0;mso-wrap-distance-right:9pt;mso-wrap-distance-bottom:0;mso-position-horizontal:absolute;mso-position-horizontal-relative:text;mso-position-vertical:absolute;mso-position-vertical-relative:text;mso-width-percent:0;mso-width-relative:margin;v-text-anchor:middle" o:gfxdata="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" fillcolor="#747070 [1614]" strokecolor="#1f3763 [1604]" strokeweight="1pt"/>
             </w:pict>
           </mc:Fallback>
         </mc:AlternateContent>
@@ -5917,7 +5917,7 @@
           </mc:Choice>
           <mc:Fallback>
             <w:pict>
-              <v:roundrect w14:anchorId="645ADB28" id="Rectangle : coins arrondis 225" o:spid="_x0000_s1026" style="position:absolute;margin-left:19.15pt;margin-top:248.65pt;width:513.35pt;height:226.6pt;z-index:251809792;visibility:visible;mso-wrap-style:square;mso-width-percent:0;mso-height-percent:0;mso-wrap-distance-left:9pt;mso-wrap-distance-top:0;mso-wrap-distance-right:9pt;mso-wrap-distance-bottom:0;mso-position-horizontal:absolute;mso-position-horizontal-relative:text;mso-position-vertical:absolute;mso-position-vertical-relative:text;mso-width-percent:0;mso-height-percent:0;mso-width-relative:margin;mso-height-relative:margin;v-text-anchor:middle" arcsize="10923f" o:gfxdata="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" fillcolor="#5a5a5a [2109]" strokecolor="#1f3763 [1604]" strokeweight="1pt">
+              <v:roundrect w14:anchorId="7E48CF54" id="Rectangle : coins arrondis 225" o:spid="_x0000_s1026" style="position:absolute;margin-left:19.15pt;margin-top:248.65pt;width:513.35pt;height:226.6pt;z-index:251809792;visibility:visible;mso-wrap-style:square;mso-width-percent:0;mso-height-percent:0;mso-wrap-distance-left:9pt;mso-wrap-distance-top:0;mso-wrap-distance-right:9pt;mso-wrap-distance-bottom:0;mso-position-horizontal:absolute;mso-position-horizontal-relative:text;mso-position-vertical:absolute;mso-position-vertical-relative:text;mso-width-percent:0;mso-height-percent:0;mso-width-relative:margin;mso-height-relative:margin;v-text-anchor:middle" arcsize="10923f" o:gfxdata="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" fillcolor="#5a5a5a [2109]" strokecolor="#1f3763 [1604]" strokeweight="1pt">
                 <v:stroke joinstyle="miter"/>
               </v:roundrect>
             </w:pict>
@@ -6990,7 +6990,7 @@
           </mc:Choice>
           <mc:Fallback>
             <w:pict>
-              <v:roundrect w14:anchorId="08B3C812" id="Rectangle : coins arrondis 223" o:spid="_x0000_s1026" style="position:absolute;margin-left:-176.8pt;margin-top:275.85pt;width:312.85pt;height:86.4pt;rotation:-90;z-index:251805696;visibility:visible;mso-wrap-style:square;mso-width-percent:0;mso-wrap-distance-left:9pt;mso-wrap-distance-top:0;mso-wrap-distance-right:9pt;mso-wrap-distance-bottom:0;mso-position-horizontal:absolute;mso-position-horizontal-relative:text;mso-position-vertical:absolute;mso-position-vertical-relative:text;mso-width-percent:0;mso-width-relative:margin;v-text-anchor:middle" arcsize="10923f" o:gfxdata="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" fillcolor="#70ad47 [3209]" strokecolor="#1f3763 [1604]" strokeweight="1pt">
+              <v:roundrect w14:anchorId="428A0164" id="Rectangle : coins arrondis 223" o:spid="_x0000_s1026" style="position:absolute;margin-left:-176.8pt;margin-top:275.85pt;width:312.85pt;height:86.4pt;rotation:-90;z-index:251805696;visibility:visible;mso-wrap-style:square;mso-width-percent:0;mso-wrap-distance-left:9pt;mso-wrap-distance-top:0;mso-wrap-distance-right:9pt;mso-wrap-distance-bottom:0;mso-position-horizontal:absolute;mso-position-horizontal-relative:text;mso-position-vertical:absolute;mso-position-vertical-relative:text;mso-width-percent:0;mso-width-relative:margin;v-text-anchor:middle" arcsize="10923f" o:gfxdata="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" fillcolor="#70ad47 [3209]" strokecolor="#1f3763 [1604]" strokeweight="1pt">
                 <v:stroke joinstyle="miter"/>
               </v:roundrect>
             </w:pict>
@@ -7003,35 +7003,338 @@
     </w:p>
     <w:p>
       <w:r>
+        <w:rPr>
+          <w:noProof/>
+        </w:rPr>
         <w:lastRenderedPageBreak/>
         <mc:AlternateContent>
           <mc:Choice Requires="wps">
             <w:drawing>
-              <wp:anchor distT="0" distB="0" distL="114300" distR="114300" simplePos="0" relativeHeight="251913216" behindDoc="0" locked="0" layoutInCell="1" allowOverlap="1" wp14:anchorId="5C59969E" wp14:editId="162B7B3A">
+              <wp:anchor distT="0" distB="0" distL="114300" distR="114300" simplePos="0" relativeHeight="252034048" behindDoc="0" locked="0" layoutInCell="1" allowOverlap="1" wp14:anchorId="029FD9C1" wp14:editId="170D141D">
                 <wp:simplePos x="0" y="0"/>
                 <wp:positionH relativeFrom="column">
-                  <wp:posOffset>4546601</wp:posOffset>
-                </wp:positionH>
-                <wp:positionV relativeFrom="paragraph">
-                  <wp:posOffset>-711327</wp:posOffset>
-                </wp:positionV>
-                <wp:extent cx="3208400" cy="4026281"/>
-                <wp:effectExtent l="0" t="27940" r="21590" b="21590"/>
+                  <wp:posOffset>3280319</wp:posOffset>
+                </wp:positionH>
+                <wp:positionV relativeFrom="paragraph">
+                  <wp:posOffset>213269</wp:posOffset>
+                </wp:positionV>
+                <wp:extent cx="19050" cy="805180"/>
+                <wp:effectExtent l="19050" t="19050" r="19050" b="13970"/>
                 <wp:wrapNone/>
-                <wp:docPr id="275" name="Rectangle : coins arrondis 275"/>
+                <wp:docPr id="333" name="Connecteur droit 333"/>
+                <wp:cNvGraphicFramePr/>
+                <a:graphic xmlns:a="http://schemas.openxmlformats.org/drawingml/2006/main">
+                  <a:graphicData uri="http://schemas.microsoft.com/office/word/2010/wordprocessingShape">
+                    <wps:wsp>
+                      <wps:cNvCnPr/>
+                      <wps:spPr>
+                        <a:xfrm flipV="1">
+                          <a:off x="0" y="0"/>
+                          <a:ext cx="19050" cy="805180"/>
+                        </a:xfrm>
+                        <a:prstGeom prst="line">
+                          <a:avLst/>
+                        </a:prstGeom>
+                        <a:ln w="28575">
+                          <a:solidFill>
+                            <a:schemeClr val="tx1"/>
+                          </a:solidFill>
+                        </a:ln>
+                      </wps:spPr>
+                      <wps:style>
+                        <a:lnRef idx="1">
+                          <a:schemeClr val="accent1"/>
+                        </a:lnRef>
+                        <a:fillRef idx="0">
+                          <a:schemeClr val="accent1"/>
+                        </a:fillRef>
+                        <a:effectRef idx="0">
+                          <a:schemeClr val="accent1"/>
+                        </a:effectRef>
+                        <a:fontRef idx="minor">
+                          <a:schemeClr val="tx1"/>
+                        </a:fontRef>
+                      </wps:style>
+                      <wps:bodyPr/>
+                    </wps:wsp>
+                  </a:graphicData>
+                </a:graphic>
+                <wp14:sizeRelH relativeFrom="margin">
+                  <wp14:pctWidth>0</wp14:pctWidth>
+                </wp14:sizeRelH>
+                <wp14:sizeRelV relativeFrom="margin">
+                  <wp14:pctHeight>0</wp14:pctHeight>
+                </wp14:sizeRelV>
+              </wp:anchor>
+            </w:drawing>
+          </mc:Choice>
+          <mc:Fallback>
+            <w:pict>
+              <v:line w14:anchorId="6B90DC94" id="Connecteur droit 333" o:spid="_x0000_s1026" style="position:absolute;flip:y;z-index:252034048;visibility:visible;mso-wrap-style:square;mso-width-percent:0;mso-height-percent:0;mso-wrap-distance-left:9pt;mso-wrap-distance-top:0;mso-wrap-distance-right:9pt;mso-wrap-distance-bottom:0;mso-position-horizontal:absolute;mso-position-horizontal-relative:text;mso-position-vertical:absolute;mso-position-vertical-relative:text;mso-width-percent:0;mso-height-percent:0;mso-width-relative:margin;mso-height-relative:margin" from="258.3pt,16.8pt" to="259.8pt,80.2pt" o:gfxdata="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" strokecolor="black [3213]" strokeweight="2.25pt">
+                <v:stroke joinstyle="miter"/>
+              </v:line>
+            </w:pict>
+          </mc:Fallback>
+        </mc:AlternateContent>
+      </w:r>
+      <w:r>
+        <w:rPr>
+          <w:noProof/>
+        </w:rPr>
+        <mc:AlternateContent>
+          <mc:Choice Requires="wps">
+            <w:drawing>
+              <wp:anchor distT="0" distB="0" distL="114300" distR="114300" simplePos="0" relativeHeight="252040192" behindDoc="0" locked="0" layoutInCell="1" allowOverlap="1" wp14:anchorId="0F84CB06" wp14:editId="676F0D0B">
+                <wp:simplePos x="0" y="0"/>
+                <wp:positionH relativeFrom="column">
+                  <wp:posOffset>2874826</wp:posOffset>
+                </wp:positionH>
+                <wp:positionV relativeFrom="paragraph">
+                  <wp:posOffset>213269</wp:posOffset>
+                </wp:positionV>
+                <wp:extent cx="1411787" cy="0"/>
+                <wp:effectExtent l="0" t="19050" r="36195" b="19050"/>
+                <wp:wrapNone/>
+                <wp:docPr id="336" name="Connecteur droit 336"/>
+                <wp:cNvGraphicFramePr/>
+                <a:graphic xmlns:a="http://schemas.openxmlformats.org/drawingml/2006/main">
+                  <a:graphicData uri="http://schemas.microsoft.com/office/word/2010/wordprocessingShape">
+                    <wps:wsp>
+                      <wps:cNvCnPr/>
+                      <wps:spPr>
+                        <a:xfrm>
+                          <a:off x="0" y="0"/>
+                          <a:ext cx="1411787" cy="0"/>
+                        </a:xfrm>
+                        <a:prstGeom prst="line">
+                          <a:avLst/>
+                        </a:prstGeom>
+                        <a:ln w="28575">
+                          <a:solidFill>
+                            <a:schemeClr val="tx1"/>
+                          </a:solidFill>
+                        </a:ln>
+                      </wps:spPr>
+                      <wps:style>
+                        <a:lnRef idx="1">
+                          <a:schemeClr val="accent1"/>
+                        </a:lnRef>
+                        <a:fillRef idx="0">
+                          <a:schemeClr val="accent1"/>
+                        </a:fillRef>
+                        <a:effectRef idx="0">
+                          <a:schemeClr val="accent1"/>
+                        </a:effectRef>
+                        <a:fontRef idx="minor">
+                          <a:schemeClr val="tx1"/>
+                        </a:fontRef>
+                      </wps:style>
+                      <wps:bodyPr/>
+                    </wps:wsp>
+                  </a:graphicData>
+                </a:graphic>
+                <wp14:sizeRelH relativeFrom="margin">
+                  <wp14:pctWidth>0</wp14:pctWidth>
+                </wp14:sizeRelH>
+                <wp14:sizeRelV relativeFrom="margin">
+                  <wp14:pctHeight>0</wp14:pctHeight>
+                </wp14:sizeRelV>
+              </wp:anchor>
+            </w:drawing>
+          </mc:Choice>
+          <mc:Fallback>
+            <w:pict>
+              <v:line w14:anchorId="63C8940F" id="Connecteur droit 336" o:spid="_x0000_s1026" style="position:absolute;z-index:252040192;visibility:visible;mso-wrap-style:square;mso-width-percent:0;mso-height-percent:0;mso-wrap-distance-left:9pt;mso-wrap-distance-top:0;mso-wrap-distance-right:9pt;mso-wrap-distance-bottom:0;mso-position-horizontal:absolute;mso-position-horizontal-relative:text;mso-position-vertical:absolute;mso-position-vertical-relative:text;mso-width-percent:0;mso-height-percent:0;mso-width-relative:margin;mso-height-relative:margin" from="226.35pt,16.8pt" to="337.5pt,16.8pt" o:gfxdata="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" strokecolor="black [3213]" strokeweight="2.25pt">
+                <v:stroke joinstyle="miter"/>
+              </v:line>
+            </w:pict>
+          </mc:Fallback>
+        </mc:AlternateContent>
+      </w:r>
+      <w:r>
+        <w:rPr>
+          <w:noProof/>
+        </w:rPr>
+        <mc:AlternateContent>
+          <mc:Choice Requires="wps">
+            <w:drawing>
+              <wp:anchor distT="0" distB="0" distL="114300" distR="114300" simplePos="0" relativeHeight="252048384" behindDoc="0" locked="0" layoutInCell="1" allowOverlap="1" wp14:anchorId="4916009D" wp14:editId="5A2EF01A">
+                <wp:simplePos x="0" y="0"/>
+                <wp:positionH relativeFrom="column">
+                  <wp:posOffset>2907484</wp:posOffset>
+                </wp:positionH>
+                <wp:positionV relativeFrom="paragraph">
+                  <wp:posOffset>213269</wp:posOffset>
+                </wp:positionV>
+                <wp:extent cx="0" cy="830036"/>
+                <wp:effectExtent l="19050" t="19050" r="19050" b="8255"/>
+                <wp:wrapNone/>
+                <wp:docPr id="341" name="Connecteur droit 341"/>
+                <wp:cNvGraphicFramePr/>
+                <a:graphic xmlns:a="http://schemas.openxmlformats.org/drawingml/2006/main">
+                  <a:graphicData uri="http://schemas.microsoft.com/office/word/2010/wordprocessingShape">
+                    <wps:wsp>
+                      <wps:cNvCnPr/>
+                      <wps:spPr>
+                        <a:xfrm flipH="1" flipV="1">
+                          <a:off x="0" y="0"/>
+                          <a:ext cx="0" cy="830036"/>
+                        </a:xfrm>
+                        <a:prstGeom prst="line">
+                          <a:avLst/>
+                        </a:prstGeom>
+                        <a:ln w="28575">
+                          <a:solidFill>
+                            <a:schemeClr val="tx1"/>
+                          </a:solidFill>
+                        </a:ln>
+                      </wps:spPr>
+                      <wps:style>
+                        <a:lnRef idx="1">
+                          <a:schemeClr val="accent1"/>
+                        </a:lnRef>
+                        <a:fillRef idx="0">
+                          <a:schemeClr val="accent1"/>
+                        </a:fillRef>
+                        <a:effectRef idx="0">
+                          <a:schemeClr val="accent1"/>
+                        </a:effectRef>
+                        <a:fontRef idx="minor">
+                          <a:schemeClr val="tx1"/>
+                        </a:fontRef>
+                      </wps:style>
+                      <wps:bodyPr/>
+                    </wps:wsp>
+                  </a:graphicData>
+                </a:graphic>
+                <wp14:sizeRelH relativeFrom="margin">
+                  <wp14:pctWidth>0</wp14:pctWidth>
+                </wp14:sizeRelH>
+                <wp14:sizeRelV relativeFrom="margin">
+                  <wp14:pctHeight>0</wp14:pctHeight>
+                </wp14:sizeRelV>
+              </wp:anchor>
+            </w:drawing>
+          </mc:Choice>
+          <mc:Fallback>
+            <w:pict>
+              <v:line w14:anchorId="62D2129A" id="Connecteur droit 341" o:spid="_x0000_s1026" style="position:absolute;flip:x y;z-index:252048384;visibility:visible;mso-wrap-style:square;mso-width-percent:0;mso-height-percent:0;mso-wrap-distance-left:9pt;mso-wrap-distance-top:0;mso-wrap-distance-right:9pt;mso-wrap-distance-bottom:0;mso-position-horizontal:absolute;mso-position-horizontal-relative:text;mso-position-vertical:absolute;mso-position-vertical-relative:text;mso-width-percent:0;mso-height-percent:0;mso-width-relative:margin;mso-height-relative:margin" from="228.95pt,16.8pt" to="228.95pt,82.15pt" o:gfxdata="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" strokecolor="black [3213]" strokeweight="2.25pt">
+                <v:stroke joinstyle="miter"/>
+              </v:line>
+            </w:pict>
+          </mc:Fallback>
+        </mc:AlternateContent>
+      </w:r>
+      <w:r>
+        <w:rPr>
+          <w:noProof/>
+        </w:rPr>
+        <mc:AlternateContent>
+          <mc:Choice Requires="wps">
+            <w:drawing>
+              <wp:anchor distT="0" distB="0" distL="114300" distR="114300" simplePos="0" relativeHeight="252042240" behindDoc="0" locked="0" layoutInCell="1" allowOverlap="1" wp14:anchorId="6562B158" wp14:editId="3B53495C">
+                <wp:simplePos x="0" y="0"/>
+                <wp:positionH relativeFrom="column">
+                  <wp:posOffset>2872105</wp:posOffset>
+                </wp:positionH>
+                <wp:positionV relativeFrom="paragraph">
+                  <wp:posOffset>1029697</wp:posOffset>
+                </wp:positionV>
+                <wp:extent cx="1433921" cy="13607"/>
+                <wp:effectExtent l="19050" t="19050" r="33020" b="24765"/>
+                <wp:wrapNone/>
+                <wp:docPr id="337" name="Connecteur droit 337"/>
+                <wp:cNvGraphicFramePr/>
+                <a:graphic xmlns:a="http://schemas.openxmlformats.org/drawingml/2006/main">
+                  <a:graphicData uri="http://schemas.microsoft.com/office/word/2010/wordprocessingShape">
+                    <wps:wsp>
+                      <wps:cNvCnPr/>
+                      <wps:spPr>
+                        <a:xfrm flipV="1">
+                          <a:off x="0" y="0"/>
+                          <a:ext cx="1433921" cy="13607"/>
+                        </a:xfrm>
+                        <a:prstGeom prst="line">
+                          <a:avLst/>
+                        </a:prstGeom>
+                        <a:ln w="28575">
+                          <a:solidFill>
+                            <a:schemeClr val="tx1"/>
+                          </a:solidFill>
+                        </a:ln>
+                      </wps:spPr>
+                      <wps:style>
+                        <a:lnRef idx="1">
+                          <a:schemeClr val="accent1"/>
+                        </a:lnRef>
+                        <a:fillRef idx="0">
+                          <a:schemeClr val="accent1"/>
+                        </a:fillRef>
+                        <a:effectRef idx="0">
+                          <a:schemeClr val="accent1"/>
+                        </a:effectRef>
+                        <a:fontRef idx="minor">
+                          <a:schemeClr val="tx1"/>
+                        </a:fontRef>
+                      </wps:style>
+                      <wps:bodyPr/>
+                    </wps:wsp>
+                  </a:graphicData>
+                </a:graphic>
+                <wp14:sizeRelH relativeFrom="margin">
+                  <wp14:pctWidth>0</wp14:pctWidth>
+                </wp14:sizeRelH>
+                <wp14:sizeRelV relativeFrom="margin">
+                  <wp14:pctHeight>0</wp14:pctHeight>
+                </wp14:sizeRelV>
+              </wp:anchor>
+            </w:drawing>
+          </mc:Choice>
+          <mc:Fallback>
+            <w:pict>
+              <v:line w14:anchorId="374E66D7" id="Connecteur droit 337" o:spid="_x0000_s1026" style="position:absolute;flip:y;z-index:252042240;visibility:visible;mso-wrap-style:square;mso-width-percent:0;mso-height-percent:0;mso-wrap-distance-left:9pt;mso-wrap-distance-top:0;mso-wrap-distance-right:9pt;mso-wrap-distance-bottom:0;mso-position-horizontal:absolute;mso-position-horizontal-relative:text;mso-position-vertical:absolute;mso-position-vertical-relative:text;mso-width-percent:0;mso-height-percent:0;mso-width-relative:margin;mso-height-relative:margin" from="226.15pt,81.1pt" to="339.05pt,82.15pt" o:gfxdata="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" strokecolor="black [3213]" strokeweight="2.25pt">
+                <v:stroke joinstyle="miter"/>
+              </v:line>
+            </w:pict>
+          </mc:Fallback>
+        </mc:AlternateContent>
+      </w:r>
+      <w:r>
+        <w:rPr>
+          <w:noProof/>
+        </w:rPr>
+        <mc:AlternateContent>
+          <mc:Choice Requires="wps">
+            <w:drawing>
+              <wp:anchor distT="0" distB="0" distL="114300" distR="114300" simplePos="0" relativeHeight="252032000" behindDoc="0" locked="0" layoutInCell="1" allowOverlap="1" wp14:anchorId="169196CA" wp14:editId="1770F4BA">
+                <wp:simplePos x="0" y="0"/>
+                <wp:positionH relativeFrom="column">
+                  <wp:posOffset>2888434</wp:posOffset>
+                </wp:positionH>
+                <wp:positionV relativeFrom="paragraph">
+                  <wp:posOffset>213269</wp:posOffset>
+                </wp:positionV>
+                <wp:extent cx="1387565" cy="831215"/>
+                <wp:effectExtent l="19050" t="19050" r="22225" b="26035"/>
+                <wp:wrapNone/>
+                <wp:docPr id="332" name="Rectangle 332"/>
                 <wp:cNvGraphicFramePr/>
                 <a:graphic xmlns:a="http://schemas.openxmlformats.org/drawingml/2006/main">
                   <a:graphicData uri="http://schemas.microsoft.com/office/word/2010/wordprocessingShape">
                     <wps:wsp>
                       <wps:cNvSpPr/>
                       <wps:spPr>
-                        <a:xfrm rot="16200000">
-                          <a:off x="0" y="0"/>
-                          <a:ext cx="3208400" cy="4026281"/>
-                        </a:xfrm>
-                        <a:prstGeom prst="roundRect">
-                          <a:avLst/>
-                        </a:prstGeom>
+                        <a:xfrm>
+                          <a:off x="0" y="0"/>
+                          <a:ext cx="1387565" cy="831215"/>
+                        </a:xfrm>
+                        <a:prstGeom prst="rect">
+                          <a:avLst/>
+                        </a:prstGeom>
+                        <a:solidFill>
+                          <a:schemeClr val="bg1"/>
+                        </a:solidFill>
+                        <a:ln w="28575"/>
                       </wps:spPr>
                       <wps:style>
                         <a:lnRef idx="2">
@@ -7069,41 +7372,39 @@
           </mc:Choice>
           <mc:Fallback>
             <w:pict>
-              <v:roundrect w14:anchorId="630F3240" id="Rectangle : coins arrondis 275" o:spid="_x0000_s1026" style="position:absolute;margin-left:358pt;margin-top:-56pt;width:252.65pt;height:317.05pt;rotation:-90;z-index:251913216;visibility:visible;mso-wrap-style:square;mso-width-percent:0;mso-height-percent:0;mso-wrap-distance-left:9pt;mso-wrap-distance-top:0;mso-wrap-distance-right:9pt;mso-wrap-distance-bottom:0;mso-position-horizontal:absolute;mso-position-horizontal-relative:text;mso-position-vertical:absolute;mso-position-vertical-relative:text;mso-width-percent:0;mso-height-percent:0;mso-width-relative:margin;mso-height-relative:margin;v-text-anchor:middle" arcsize="10923f" o:gfxdata="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" fillcolor="#4472c4 [3204]" strokecolor="#1f3763 [1604]" strokeweight="1pt">
-                <v:stroke joinstyle="miter"/>
-              </v:roundrect>
-            </w:pict>
-          </mc:Fallback>
-        </mc:AlternateContent>
-      </w:r>
-      <w:r>
-        <w:rPr>
-          <w:noProof/>
-        </w:rPr>
-        <mc:AlternateContent>
-          <mc:Choice Requires="wps">
-            <w:drawing>
-              <wp:anchor distT="0" distB="0" distL="114300" distR="114300" simplePos="0" relativeHeight="252029952" behindDoc="0" locked="0" layoutInCell="1" allowOverlap="1" wp14:anchorId="6A4BE72E" wp14:editId="23D06827">
+              <v:rect w14:anchorId="34E4E992" id="Rectangle 332" o:spid="_x0000_s1026" style="position:absolute;margin-left:227.45pt;margin-top:16.8pt;width:109.25pt;height:65.45pt;z-index:252032000;visibility:visible;mso-wrap-style:square;mso-width-percent:0;mso-height-percent:0;mso-wrap-distance-left:9pt;mso-wrap-distance-top:0;mso-wrap-distance-right:9pt;mso-wrap-distance-bottom:0;mso-position-horizontal:absolute;mso-position-horizontal-relative:text;mso-position-vertical:absolute;mso-position-vertical-relative:text;mso-width-percent:0;mso-height-percent:0;mso-width-relative:margin;mso-height-relative:margin;v-text-anchor:middle" o:gfxdata="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" fillcolor="white [3212]" strokecolor="#1f3763 [1604]" strokeweight="2.25pt"/>
+            </w:pict>
+          </mc:Fallback>
+        </mc:AlternateContent>
+      </w:r>
+      <w:r>
+        <w:rPr>
+          <w:noProof/>
+        </w:rPr>
+        <mc:AlternateContent>
+          <mc:Choice Requires="wps">
+            <w:drawing>
+              <wp:anchor distT="0" distB="0" distL="114300" distR="114300" simplePos="0" relativeHeight="252044288" behindDoc="0" locked="0" layoutInCell="1" allowOverlap="1" wp14:anchorId="583A73F4" wp14:editId="50FA33E9">
                 <wp:simplePos x="0" y="0"/>
                 <wp:positionH relativeFrom="column">
-                  <wp:posOffset>305562</wp:posOffset>
-                </wp:positionH>
-                <wp:positionV relativeFrom="paragraph">
-                  <wp:posOffset>698119</wp:posOffset>
-                </wp:positionV>
-                <wp:extent cx="0" cy="838581"/>
-                <wp:effectExtent l="19050" t="19050" r="19050" b="0"/>
+                  <wp:posOffset>4285978</wp:posOffset>
+                </wp:positionH>
+                <wp:positionV relativeFrom="paragraph">
+                  <wp:posOffset>234315</wp:posOffset>
+                </wp:positionV>
+                <wp:extent cx="0" cy="805452"/>
+                <wp:effectExtent l="19050" t="19050" r="19050" b="13970"/>
                 <wp:wrapNone/>
-                <wp:docPr id="331" name="Connecteur droit 331"/>
+                <wp:docPr id="339" name="Connecteur droit 339"/>
                 <wp:cNvGraphicFramePr/>
                 <a:graphic xmlns:a="http://schemas.openxmlformats.org/drawingml/2006/main">
                   <a:graphicData uri="http://schemas.microsoft.com/office/word/2010/wordprocessingShape">
                     <wps:wsp>
                       <wps:cNvCnPr/>
                       <wps:spPr>
-                        <a:xfrm flipV="1">
-                          <a:off x="0" y="0"/>
-                          <a:ext cx="0" cy="838581"/>
+                        <a:xfrm flipH="1" flipV="1">
+                          <a:off x="0" y="0"/>
+                          <a:ext cx="0" cy="805452"/>
                         </a:xfrm>
                         <a:prstGeom prst="line">
                           <a:avLst/>
@@ -7143,7 +7444,7 @@
           </mc:Choice>
           <mc:Fallback>
             <w:pict>
-              <v:line w14:anchorId="690437A5" id="Connecteur droit 331" o:spid="_x0000_s1026" style="position:absolute;flip:y;z-index:252029952;visibility:visible;mso-wrap-style:square;mso-width-percent:0;mso-height-percent:0;mso-wrap-distance-left:9pt;mso-wrap-distance-top:0;mso-wrap-distance-right:9pt;mso-wrap-distance-bottom:0;mso-position-horizontal:absolute;mso-position-horizontal-relative:text;mso-position-vertical:absolute;mso-position-vertical-relative:text;mso-width-percent:0;mso-height-percent:0;mso-width-relative:margin;mso-height-relative:margin" from="24.05pt,54.95pt" to="24.05pt,121pt" o:gfxdata="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" strokecolor="black [3213]" strokeweight="2.25pt">
+              <v:line w14:anchorId="6827CF7B" id="Connecteur droit 339" o:spid="_x0000_s1026" style="position:absolute;flip:x y;z-index:252044288;visibility:visible;mso-wrap-style:square;mso-width-percent:0;mso-height-percent:0;mso-wrap-distance-left:9pt;mso-wrap-distance-top:0;mso-wrap-distance-right:9pt;mso-wrap-distance-bottom:0;mso-position-horizontal:absolute;mso-position-horizontal-relative:text;mso-position-vertical:absolute;mso-position-vertical-relative:text;mso-width-percent:0;mso-height-percent:0;mso-width-relative:margin;mso-height-relative:margin" from="337.5pt,18.45pt" to="337.5pt,81.85pt" o:gfxdata="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" strokecolor="black [3213]" strokeweight="2.25pt">
                 <v:stroke joinstyle="miter"/>
               </v:line>
             </w:pict>
@@ -7157,18 +7458,18 @@
         <mc:AlternateContent>
           <mc:Choice Requires="wps">
             <w:drawing>
-              <wp:anchor distT="0" distB="0" distL="114300" distR="114300" simplePos="0" relativeHeight="252027904" behindDoc="0" locked="0" layoutInCell="1" allowOverlap="1" wp14:anchorId="65BCE1C4" wp14:editId="248A0AFA">
+              <wp:anchor distT="0" distB="0" distL="114300" distR="114300" simplePos="0" relativeHeight="252038144" behindDoc="0" locked="0" layoutInCell="1" allowOverlap="1" wp14:anchorId="2931962C" wp14:editId="34B9BB32">
                 <wp:simplePos x="0" y="0"/>
                 <wp:positionH relativeFrom="column">
-                  <wp:posOffset>1118743</wp:posOffset>
-                </wp:positionH>
-                <wp:positionV relativeFrom="paragraph">
-                  <wp:posOffset>704214</wp:posOffset>
-                </wp:positionV>
-                <wp:extent cx="0" cy="838581"/>
-                <wp:effectExtent l="19050" t="19050" r="19050" b="0"/>
+                  <wp:posOffset>3971562</wp:posOffset>
+                </wp:positionH>
+                <wp:positionV relativeFrom="paragraph">
+                  <wp:posOffset>229598</wp:posOffset>
+                </wp:positionV>
+                <wp:extent cx="0" cy="764721"/>
+                <wp:effectExtent l="19050" t="19050" r="19050" b="16510"/>
                 <wp:wrapNone/>
-                <wp:docPr id="330" name="Connecteur droit 330"/>
+                <wp:docPr id="335" name="Connecteur droit 335"/>
                 <wp:cNvGraphicFramePr/>
                 <a:graphic xmlns:a="http://schemas.openxmlformats.org/drawingml/2006/main">
                   <a:graphicData uri="http://schemas.microsoft.com/office/word/2010/wordprocessingShape">
@@ -7177,7 +7478,7 @@
                       <wps:spPr>
                         <a:xfrm flipV="1">
                           <a:off x="0" y="0"/>
-                          <a:ext cx="0" cy="838581"/>
+                          <a:ext cx="0" cy="764721"/>
                         </a:xfrm>
                         <a:prstGeom prst="line">
                           <a:avLst/>
@@ -7217,7 +7518,7 @@
           </mc:Choice>
           <mc:Fallback>
             <w:pict>
-              <v:line w14:anchorId="3B63D907" id="Connecteur droit 330" o:spid="_x0000_s1026" style="position:absolute;flip:y;z-index:252027904;visibility:visible;mso-wrap-style:square;mso-width-percent:0;mso-height-percent:0;mso-wrap-distance-left:9pt;mso-wrap-distance-top:0;mso-wrap-distance-right:9pt;mso-wrap-distance-bottom:0;mso-position-horizontal:absolute;mso-position-horizontal-relative:text;mso-position-vertical:absolute;mso-position-vertical-relative:text;mso-width-percent:0;mso-height-percent:0;mso-width-relative:margin;mso-height-relative:margin" from="88.1pt,55.45pt" to="88.1pt,121.5pt" o:gfxdata="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" strokecolor="black [3213]" strokeweight="2.25pt">
+              <v:line w14:anchorId="5B081E0C" id="Connecteur droit 335" o:spid="_x0000_s1026" style="position:absolute;flip:y;z-index:252038144;visibility:visible;mso-wrap-style:square;mso-width-percent:0;mso-height-percent:0;mso-wrap-distance-left:9pt;mso-wrap-distance-top:0;mso-wrap-distance-right:9pt;mso-wrap-distance-bottom:0;mso-position-horizontal:absolute;mso-position-horizontal-relative:text;mso-position-vertical:absolute;mso-position-vertical-relative:text;mso-width-percent:0;mso-height-percent:0;mso-width-relative:margin;mso-height-relative:margin" from="312.7pt,18.1pt" to="312.7pt,78.3pt" o:gfxdata="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" strokecolor="black [3213]" strokeweight="2.25pt">
                 <v:stroke joinstyle="miter"/>
               </v:line>
             </w:pict>
@@ -7231,27 +7532,27 @@
         <mc:AlternateContent>
           <mc:Choice Requires="wps">
             <w:drawing>
-              <wp:anchor distT="0" distB="0" distL="114300" distR="114300" simplePos="0" relativeHeight="252025856" behindDoc="0" locked="0" layoutInCell="1" allowOverlap="1" wp14:anchorId="2B275B0B" wp14:editId="166E661D">
+              <wp:anchor distT="0" distB="0" distL="114300" distR="114300" simplePos="0" relativeHeight="252036096" behindDoc="0" locked="0" layoutInCell="1" allowOverlap="1" wp14:anchorId="1408D20F" wp14:editId="3C215A14">
                 <wp:simplePos x="0" y="0"/>
                 <wp:positionH relativeFrom="column">
-                  <wp:posOffset>283591</wp:posOffset>
-                </wp:positionH>
-                <wp:positionV relativeFrom="paragraph">
-                  <wp:posOffset>724662</wp:posOffset>
-                </wp:positionV>
-                <wp:extent cx="851635" cy="9596"/>
-                <wp:effectExtent l="19050" t="19050" r="24765" b="28575"/>
+                  <wp:posOffset>3625941</wp:posOffset>
+                </wp:positionH>
+                <wp:positionV relativeFrom="paragraph">
+                  <wp:posOffset>213269</wp:posOffset>
+                </wp:positionV>
+                <wp:extent cx="0" cy="805452"/>
+                <wp:effectExtent l="19050" t="19050" r="19050" b="13970"/>
                 <wp:wrapNone/>
-                <wp:docPr id="329" name="Connecteur droit 329"/>
+                <wp:docPr id="334" name="Connecteur droit 334"/>
                 <wp:cNvGraphicFramePr/>
                 <a:graphic xmlns:a="http://schemas.openxmlformats.org/drawingml/2006/main">
                   <a:graphicData uri="http://schemas.microsoft.com/office/word/2010/wordprocessingShape">
                     <wps:wsp>
                       <wps:cNvCnPr/>
                       <wps:spPr>
-                        <a:xfrm>
-                          <a:off x="0" y="0"/>
-                          <a:ext cx="851635" cy="9596"/>
+                        <a:xfrm flipH="1" flipV="1">
+                          <a:off x="0" y="0"/>
+                          <a:ext cx="0" cy="805452"/>
                         </a:xfrm>
                         <a:prstGeom prst="line">
                           <a:avLst/>
@@ -7291,7 +7592,7 @@
           </mc:Choice>
           <mc:Fallback>
             <w:pict>
-              <v:line w14:anchorId="63256D60" id="Connecteur droit 329" o:spid="_x0000_s1026" style="position:absolute;z-index:252025856;visibility:visible;mso-wrap-style:square;mso-width-percent:0;mso-height-percent:0;mso-wrap-distance-left:9pt;mso-wrap-distance-top:0;mso-wrap-distance-right:9pt;mso-wrap-distance-bottom:0;mso-position-horizontal:absolute;mso-position-horizontal-relative:text;mso-position-vertical:absolute;mso-position-vertical-relative:text;mso-width-percent:0;mso-height-percent:0;mso-width-relative:margin;mso-height-relative:margin" from="22.35pt,57.05pt" to="89.4pt,57.8pt" o:gfxdata="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" strokecolor="black [3213]" strokeweight="2.25pt">
+              <v:line w14:anchorId="2766CD49" id="Connecteur droit 334" o:spid="_x0000_s1026" style="position:absolute;flip:x y;z-index:252036096;visibility:visible;mso-wrap-style:square;mso-width-percent:0;mso-height-percent:0;mso-wrap-distance-left:9pt;mso-wrap-distance-top:0;mso-wrap-distance-right:9pt;mso-wrap-distance-bottom:0;mso-position-horizontal:absolute;mso-position-horizontal-relative:text;mso-position-vertical:absolute;mso-position-vertical-relative:text;mso-width-percent:0;mso-height-percent:0;mso-width-relative:margin;mso-height-relative:margin" from="285.5pt,16.8pt" to="285.5pt,80.2pt" o:gfxdata="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" strokecolor="black [3213]" strokeweight="2.25pt">
                 <v:stroke joinstyle="miter"/>
               </v:line>
             </w:pict>
@@ -7299,263 +7600,34 @@
         </mc:AlternateContent>
       </w:r>
       <w:r>
-        <w:rPr>
-          <w:noProof/>
-        </w:rPr>
-        <mc:AlternateContent>
-          <mc:Choice Requires="wps">
-            <w:drawing>
-              <wp:anchor distT="0" distB="0" distL="114300" distR="114300" simplePos="0" relativeHeight="252023808" behindDoc="0" locked="0" layoutInCell="1" allowOverlap="1" wp14:anchorId="10EA86D3" wp14:editId="244CC51D">
+        <mc:AlternateContent>
+          <mc:Choice Requires="wps">
+            <w:drawing>
+              <wp:anchor distT="0" distB="0" distL="114300" distR="114300" simplePos="0" relativeHeight="251913216" behindDoc="0" locked="0" layoutInCell="1" allowOverlap="1" wp14:anchorId="5C59969E" wp14:editId="162B7B3A">
                 <wp:simplePos x="0" y="0"/>
                 <wp:positionH relativeFrom="column">
-                  <wp:posOffset>278511</wp:posOffset>
-                </wp:positionH>
-                <wp:positionV relativeFrom="paragraph">
-                  <wp:posOffset>1539240</wp:posOffset>
-                </wp:positionV>
-                <wp:extent cx="851635" cy="9596"/>
-                <wp:effectExtent l="19050" t="19050" r="24765" b="28575"/>
+                  <wp:posOffset>4546601</wp:posOffset>
+                </wp:positionH>
+                <wp:positionV relativeFrom="paragraph">
+                  <wp:posOffset>-711327</wp:posOffset>
+                </wp:positionV>
+                <wp:extent cx="3208400" cy="4026281"/>
+                <wp:effectExtent l="0" t="27940" r="21590" b="21590"/>
                 <wp:wrapNone/>
-                <wp:docPr id="328" name="Connecteur droit 328"/>
-                <wp:cNvGraphicFramePr/>
-                <a:graphic xmlns:a="http://schemas.openxmlformats.org/drawingml/2006/main">
-                  <a:graphicData uri="http://schemas.microsoft.com/office/word/2010/wordprocessingShape">
-                    <wps:wsp>
-                      <wps:cNvCnPr/>
-                      <wps:spPr>
-                        <a:xfrm>
-                          <a:off x="0" y="0"/>
-                          <a:ext cx="851635" cy="9596"/>
-                        </a:xfrm>
-                        <a:prstGeom prst="line">
-                          <a:avLst/>
-                        </a:prstGeom>
-                        <a:ln w="28575">
-                          <a:solidFill>
-                            <a:schemeClr val="tx1"/>
-                          </a:solidFill>
-                        </a:ln>
-                      </wps:spPr>
-                      <wps:style>
-                        <a:lnRef idx="1">
-                          <a:schemeClr val="accent1"/>
-                        </a:lnRef>
-                        <a:fillRef idx="0">
-                          <a:schemeClr val="accent1"/>
-                        </a:fillRef>
-                        <a:effectRef idx="0">
-                          <a:schemeClr val="accent1"/>
-                        </a:effectRef>
-                        <a:fontRef idx="minor">
-                          <a:schemeClr val="tx1"/>
-                        </a:fontRef>
-                      </wps:style>
-                      <wps:bodyPr/>
-                    </wps:wsp>
-                  </a:graphicData>
-                </a:graphic>
-                <wp14:sizeRelH relativeFrom="margin">
-                  <wp14:pctWidth>0</wp14:pctWidth>
-                </wp14:sizeRelH>
-                <wp14:sizeRelV relativeFrom="margin">
-                  <wp14:pctHeight>0</wp14:pctHeight>
-                </wp14:sizeRelV>
-              </wp:anchor>
-            </w:drawing>
-          </mc:Choice>
-          <mc:Fallback>
-            <w:pict>
-              <v:line w14:anchorId="61BE22E6" id="Connecteur droit 328" o:spid="_x0000_s1026" style="position:absolute;z-index:252023808;visibility:visible;mso-wrap-style:square;mso-width-percent:0;mso-height-percent:0;mso-wrap-distance-left:9pt;mso-wrap-distance-top:0;mso-wrap-distance-right:9pt;mso-wrap-distance-bottom:0;mso-position-horizontal:absolute;mso-position-horizontal-relative:text;mso-position-vertical:absolute;mso-position-vertical-relative:text;mso-width-percent:0;mso-height-percent:0;mso-width-relative:margin;mso-height-relative:margin" from="21.95pt,121.2pt" to="89pt,121.95pt" o:gfxdata="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" strokecolor="black [3213]" strokeweight="2.25pt">
-                <v:stroke joinstyle="miter"/>
-              </v:line>
-            </w:pict>
-          </mc:Fallback>
-        </mc:AlternateContent>
-      </w:r>
-      <w:r>
-        <w:rPr>
-          <w:noProof/>
-        </w:rPr>
-        <mc:AlternateContent>
-          <mc:Choice Requires="wps">
-            <w:drawing>
-              <wp:anchor distT="0" distB="0" distL="114300" distR="114300" simplePos="0" relativeHeight="252019712" behindDoc="0" locked="0" layoutInCell="1" allowOverlap="1" wp14:anchorId="6A7BEB43" wp14:editId="695AD46F">
-                <wp:simplePos x="0" y="0"/>
-                <wp:positionH relativeFrom="column">
-                  <wp:posOffset>295656</wp:posOffset>
-                </wp:positionH>
-                <wp:positionV relativeFrom="paragraph">
-                  <wp:posOffset>1263650</wp:posOffset>
-                </wp:positionV>
-                <wp:extent cx="851635" cy="9596"/>
-                <wp:effectExtent l="19050" t="19050" r="24765" b="28575"/>
-                <wp:wrapNone/>
-                <wp:docPr id="326" name="Connecteur droit 326"/>
-                <wp:cNvGraphicFramePr/>
-                <a:graphic xmlns:a="http://schemas.openxmlformats.org/drawingml/2006/main">
-                  <a:graphicData uri="http://schemas.microsoft.com/office/word/2010/wordprocessingShape">
-                    <wps:wsp>
-                      <wps:cNvCnPr/>
-                      <wps:spPr>
-                        <a:xfrm>
-                          <a:off x="0" y="0"/>
-                          <a:ext cx="851635" cy="9596"/>
-                        </a:xfrm>
-                        <a:prstGeom prst="line">
-                          <a:avLst/>
-                        </a:prstGeom>
-                        <a:ln w="28575">
-                          <a:solidFill>
-                            <a:schemeClr val="tx1"/>
-                          </a:solidFill>
-                        </a:ln>
-                      </wps:spPr>
-                      <wps:style>
-                        <a:lnRef idx="1">
-                          <a:schemeClr val="accent1"/>
-                        </a:lnRef>
-                        <a:fillRef idx="0">
-                          <a:schemeClr val="accent1"/>
-                        </a:fillRef>
-                        <a:effectRef idx="0">
-                          <a:schemeClr val="accent1"/>
-                        </a:effectRef>
-                        <a:fontRef idx="minor">
-                          <a:schemeClr val="tx1"/>
-                        </a:fontRef>
-                      </wps:style>
-                      <wps:bodyPr/>
-                    </wps:wsp>
-                  </a:graphicData>
-                </a:graphic>
-                <wp14:sizeRelH relativeFrom="margin">
-                  <wp14:pctWidth>0</wp14:pctWidth>
-                </wp14:sizeRelH>
-                <wp14:sizeRelV relativeFrom="margin">
-                  <wp14:pctHeight>0</wp14:pctHeight>
-                </wp14:sizeRelV>
-              </wp:anchor>
-            </w:drawing>
-          </mc:Choice>
-          <mc:Fallback>
-            <w:pict>
-              <v:line w14:anchorId="5C53A735" id="Connecteur droit 326" o:spid="_x0000_s1026" style="position:absolute;z-index:252019712;visibility:visible;mso-wrap-style:square;mso-width-percent:0;mso-height-percent:0;mso-wrap-distance-left:9pt;mso-wrap-distance-top:0;mso-wrap-distance-right:9pt;mso-wrap-distance-bottom:0;mso-position-horizontal:absolute;mso-position-horizontal-relative:text;mso-position-vertical:absolute;mso-position-vertical-relative:text;mso-width-percent:0;mso-height-percent:0;mso-width-relative:margin;mso-height-relative:margin" from="23.3pt,99.5pt" to="90.35pt,100.25pt" o:gfxdata="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" strokecolor="black [3213]" strokeweight="2.25pt">
-                <v:stroke joinstyle="miter"/>
-              </v:line>
-            </w:pict>
-          </mc:Fallback>
-        </mc:AlternateContent>
-      </w:r>
-      <w:r>
-        <w:rPr>
-          <w:noProof/>
-        </w:rPr>
-        <mc:AlternateContent>
-          <mc:Choice Requires="wps">
-            <w:drawing>
-              <wp:anchor distT="0" distB="0" distL="114300" distR="114300" simplePos="0" relativeHeight="252021760" behindDoc="0" locked="0" layoutInCell="1" allowOverlap="1" wp14:anchorId="28EB1E35" wp14:editId="37E1A2AB">
-                <wp:simplePos x="0" y="0"/>
-                <wp:positionH relativeFrom="column">
-                  <wp:posOffset>285496</wp:posOffset>
-                </wp:positionH>
-                <wp:positionV relativeFrom="paragraph">
-                  <wp:posOffset>941832</wp:posOffset>
-                </wp:positionV>
-                <wp:extent cx="851635" cy="9596"/>
-                <wp:effectExtent l="19050" t="19050" r="24765" b="28575"/>
-                <wp:wrapNone/>
-                <wp:docPr id="327" name="Connecteur droit 327"/>
-                <wp:cNvGraphicFramePr/>
-                <a:graphic xmlns:a="http://schemas.openxmlformats.org/drawingml/2006/main">
-                  <a:graphicData uri="http://schemas.microsoft.com/office/word/2010/wordprocessingShape">
-                    <wps:wsp>
-                      <wps:cNvCnPr/>
-                      <wps:spPr>
-                        <a:xfrm>
-                          <a:off x="0" y="0"/>
-                          <a:ext cx="851635" cy="9596"/>
-                        </a:xfrm>
-                        <a:prstGeom prst="line">
-                          <a:avLst/>
-                        </a:prstGeom>
-                        <a:ln w="28575">
-                          <a:solidFill>
-                            <a:schemeClr val="tx1"/>
-                          </a:solidFill>
-                        </a:ln>
-                      </wps:spPr>
-                      <wps:style>
-                        <a:lnRef idx="1">
-                          <a:schemeClr val="accent1"/>
-                        </a:lnRef>
-                        <a:fillRef idx="0">
-                          <a:schemeClr val="accent1"/>
-                        </a:fillRef>
-                        <a:effectRef idx="0">
-                          <a:schemeClr val="accent1"/>
-                        </a:effectRef>
-                        <a:fontRef idx="minor">
-                          <a:schemeClr val="tx1"/>
-                        </a:fontRef>
-                      </wps:style>
-                      <wps:bodyPr/>
-                    </wps:wsp>
-                  </a:graphicData>
-                </a:graphic>
-                <wp14:sizeRelH relativeFrom="margin">
-                  <wp14:pctWidth>0</wp14:pctWidth>
-                </wp14:sizeRelH>
-                <wp14:sizeRelV relativeFrom="margin">
-                  <wp14:pctHeight>0</wp14:pctHeight>
-                </wp14:sizeRelV>
-              </wp:anchor>
-            </w:drawing>
-          </mc:Choice>
-          <mc:Fallback>
-            <w:pict>
-              <v:line w14:anchorId="1F9836BE" id="Connecteur droit 327" o:spid="_x0000_s1026" style="position:absolute;z-index:252021760;visibility:visible;mso-wrap-style:square;mso-width-percent:0;mso-height-percent:0;mso-wrap-distance-left:9pt;mso-wrap-distance-top:0;mso-wrap-distance-right:9pt;mso-wrap-distance-bottom:0;mso-position-horizontal:absolute;mso-position-horizontal-relative:text;mso-position-vertical:absolute;mso-position-vertical-relative:text;mso-width-percent:0;mso-height-percent:0;mso-width-relative:margin;mso-height-relative:margin" from="22.5pt,74.15pt" to="89.55pt,74.9pt" o:gfxdata="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" strokecolor="black [3213]" strokeweight="2.25pt">
-                <v:stroke joinstyle="miter"/>
-              </v:line>
-            </w:pict>
-          </mc:Fallback>
-        </mc:AlternateContent>
-      </w:r>
-      <w:r>
-        <w:rPr>
-          <w:noProof/>
-        </w:rPr>
-        <mc:AlternateContent>
-          <mc:Choice Requires="wps">
-            <w:drawing>
-              <wp:anchor distT="0" distB="0" distL="114300" distR="114300" simplePos="0" relativeHeight="252017664" behindDoc="0" locked="0" layoutInCell="1" allowOverlap="1" wp14:anchorId="72D8C7BD" wp14:editId="2DF7D1F9">
-                <wp:simplePos x="0" y="0"/>
-                <wp:positionH relativeFrom="column">
-                  <wp:posOffset>297942</wp:posOffset>
-                </wp:positionH>
-                <wp:positionV relativeFrom="paragraph">
-                  <wp:posOffset>719010</wp:posOffset>
-                </wp:positionV>
-                <wp:extent cx="827405" cy="831215"/>
-                <wp:effectExtent l="17145" t="20955" r="27940" b="27940"/>
-                <wp:wrapNone/>
-                <wp:docPr id="325" name="Rectangle 325"/>
+                <wp:docPr id="275" name="Rectangle : coins arrondis 275"/>
                 <wp:cNvGraphicFramePr/>
                 <a:graphic xmlns:a="http://schemas.openxmlformats.org/drawingml/2006/main">
                   <a:graphicData uri="http://schemas.microsoft.com/office/word/2010/wordprocessingShape">
                     <wps:wsp>
                       <wps:cNvSpPr/>
                       <wps:spPr>
-                        <a:xfrm rot="5400000">
-                          <a:off x="0" y="0"/>
-                          <a:ext cx="827405" cy="831215"/>
-                        </a:xfrm>
-                        <a:prstGeom prst="rect">
-                          <a:avLst/>
-                        </a:prstGeom>
-                        <a:solidFill>
-                          <a:schemeClr val="bg1"/>
-                        </a:solidFill>
-                        <a:ln w="28575"/>
+                        <a:xfrm rot="16200000">
+                          <a:off x="0" y="0"/>
+                          <a:ext cx="3208400" cy="4026281"/>
+                        </a:xfrm>
+                        <a:prstGeom prst="roundRect">
+                          <a:avLst/>
+                        </a:prstGeom>
                       </wps:spPr>
                       <wps:style>
                         <a:lnRef idx="2">
@@ -7593,7 +7665,531 @@
           </mc:Choice>
           <mc:Fallback>
             <w:pict>
-              <v:rect w14:anchorId="14CBBBA4" id="Rectangle 325" o:spid="_x0000_s1026" style="position:absolute;margin-left:23.45pt;margin-top:56.6pt;width:65.15pt;height:65.45pt;rotation:90;z-index:252017664;visibility:visible;mso-wrap-style:square;mso-width-percent:0;mso-height-percent:0;mso-wrap-distance-left:9pt;mso-wrap-distance-top:0;mso-wrap-distance-right:9pt;mso-wrap-distance-bottom:0;mso-position-horizontal:absolute;mso-position-horizontal-relative:text;mso-position-vertical:absolute;mso-position-vertical-relative:text;mso-width-percent:0;mso-height-percent:0;mso-width-relative:margin;mso-height-relative:margin;v-text-anchor:middle" o:gfxdata="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" fillcolor="white [3212]" strokecolor="#1f3763 [1604]" strokeweight="2.25pt"/>
+              <v:roundrect w14:anchorId="6B750D08" id="Rectangle : coins arrondis 275" o:spid="_x0000_s1026" style="position:absolute;margin-left:358pt;margin-top:-56pt;width:252.65pt;height:317.05pt;rotation:-90;z-index:251913216;visibility:visible;mso-wrap-style:square;mso-width-percent:0;mso-height-percent:0;mso-wrap-distance-left:9pt;mso-wrap-distance-top:0;mso-wrap-distance-right:9pt;mso-wrap-distance-bottom:0;mso-position-horizontal:absolute;mso-position-horizontal-relative:text;mso-position-vertical:absolute;mso-position-vertical-relative:text;mso-width-percent:0;mso-height-percent:0;mso-width-relative:margin;mso-height-relative:margin;v-text-anchor:middle" arcsize="10923f" o:gfxdata="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" fillcolor="#4472c4 [3204]" strokecolor="#1f3763 [1604]" strokeweight="1pt">
+                <v:stroke joinstyle="miter"/>
+              </v:roundrect>
+            </w:pict>
+          </mc:Fallback>
+        </mc:AlternateContent>
+      </w:r>
+      <w:r>
+        <w:rPr>
+          <w:noProof/>
+        </w:rPr>
+        <mc:AlternateContent>
+          <mc:Choice Requires="wps">
+            <w:drawing>
+              <wp:anchor distT="0" distB="0" distL="114300" distR="114300" simplePos="0" relativeHeight="252029952" behindDoc="0" locked="0" layoutInCell="1" allowOverlap="1" wp14:anchorId="6A4BE72E" wp14:editId="23D06827">
+                <wp:simplePos x="0" y="0"/>
+                <wp:positionH relativeFrom="column">
+                  <wp:posOffset>305562</wp:posOffset>
+                </wp:positionH>
+                <wp:positionV relativeFrom="paragraph">
+                  <wp:posOffset>698119</wp:posOffset>
+                </wp:positionV>
+                <wp:extent cx="0" cy="838581"/>
+                <wp:effectExtent l="19050" t="19050" r="19050" b="0"/>
+                <wp:wrapNone/>
+                <wp:docPr id="331" name="Connecteur droit 331"/>
+                <wp:cNvGraphicFramePr/>
+                <a:graphic xmlns:a="http://schemas.openxmlformats.org/drawingml/2006/main">
+                  <a:graphicData uri="http://schemas.microsoft.com/office/word/2010/wordprocessingShape">
+                    <wps:wsp>
+                      <wps:cNvCnPr/>
+                      <wps:spPr>
+                        <a:xfrm flipV="1">
+                          <a:off x="0" y="0"/>
+                          <a:ext cx="0" cy="838581"/>
+                        </a:xfrm>
+                        <a:prstGeom prst="line">
+                          <a:avLst/>
+                        </a:prstGeom>
+                        <a:ln w="28575">
+                          <a:solidFill>
+                            <a:schemeClr val="tx1"/>
+                          </a:solidFill>
+                        </a:ln>
+                      </wps:spPr>
+                      <wps:style>
+                        <a:lnRef idx="1">
+                          <a:schemeClr val="accent1"/>
+                        </a:lnRef>
+                        <a:fillRef idx="0">
+                          <a:schemeClr val="accent1"/>
+                        </a:fillRef>
+                        <a:effectRef idx="0">
+                          <a:schemeClr val="accent1"/>
+                        </a:effectRef>
+                        <a:fontRef idx="minor">
+                          <a:schemeClr val="tx1"/>
+                        </a:fontRef>
+                      </wps:style>
+                      <wps:bodyPr/>
+                    </wps:wsp>
+                  </a:graphicData>
+                </a:graphic>
+                <wp14:sizeRelH relativeFrom="margin">
+                  <wp14:pctWidth>0</wp14:pctWidth>
+                </wp14:sizeRelH>
+                <wp14:sizeRelV relativeFrom="margin">
+                  <wp14:pctHeight>0</wp14:pctHeight>
+                </wp14:sizeRelV>
+              </wp:anchor>
+            </w:drawing>
+          </mc:Choice>
+          <mc:Fallback>
+            <w:pict>
+              <v:line w14:anchorId="17B679E1" id="Connecteur droit 331" o:spid="_x0000_s1026" style="position:absolute;flip:y;z-index:252029952;visibility:visible;mso-wrap-style:square;mso-width-percent:0;mso-height-percent:0;mso-wrap-distance-left:9pt;mso-wrap-distance-top:0;mso-wrap-distance-right:9pt;mso-wrap-distance-bottom:0;mso-position-horizontal:absolute;mso-position-horizontal-relative:text;mso-position-vertical:absolute;mso-position-vertical-relative:text;mso-width-percent:0;mso-height-percent:0;mso-width-relative:margin;mso-height-relative:margin" from="24.05pt,54.95pt" to="24.05pt,121pt" o:gfxdata="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" strokecolor="black [3213]" strokeweight="2.25pt">
+                <v:stroke joinstyle="miter"/>
+              </v:line>
+            </w:pict>
+          </mc:Fallback>
+        </mc:AlternateContent>
+      </w:r>
+      <w:r>
+        <w:rPr>
+          <w:noProof/>
+        </w:rPr>
+        <mc:AlternateContent>
+          <mc:Choice Requires="wps">
+            <w:drawing>
+              <wp:anchor distT="0" distB="0" distL="114300" distR="114300" simplePos="0" relativeHeight="252027904" behindDoc="0" locked="0" layoutInCell="1" allowOverlap="1" wp14:anchorId="65BCE1C4" wp14:editId="248A0AFA">
+                <wp:simplePos x="0" y="0"/>
+                <wp:positionH relativeFrom="column">
+                  <wp:posOffset>1118743</wp:posOffset>
+                </wp:positionH>
+                <wp:positionV relativeFrom="paragraph">
+                  <wp:posOffset>704214</wp:posOffset>
+                </wp:positionV>
+                <wp:extent cx="0" cy="838581"/>
+                <wp:effectExtent l="19050" t="19050" r="19050" b="0"/>
+                <wp:wrapNone/>
+                <wp:docPr id="330" name="Connecteur droit 330"/>
+                <wp:cNvGraphicFramePr/>
+                <a:graphic xmlns:a="http://schemas.openxmlformats.org/drawingml/2006/main">
+                  <a:graphicData uri="http://schemas.microsoft.com/office/word/2010/wordprocessingShape">
+                    <wps:wsp>
+                      <wps:cNvCnPr/>
+                      <wps:spPr>
+                        <a:xfrm flipV="1">
+                          <a:off x="0" y="0"/>
+                          <a:ext cx="0" cy="838581"/>
+                        </a:xfrm>
+                        <a:prstGeom prst="line">
+                          <a:avLst/>
+                        </a:prstGeom>
+                        <a:ln w="28575">
+                          <a:solidFill>
+                            <a:schemeClr val="tx1"/>
+                          </a:solidFill>
+                        </a:ln>
+                      </wps:spPr>
+                      <wps:style>
+                        <a:lnRef idx="1">
+                          <a:schemeClr val="accent1"/>
+                        </a:lnRef>
+                        <a:fillRef idx="0">
+                          <a:schemeClr val="accent1"/>
+                        </a:fillRef>
+                        <a:effectRef idx="0">
+                          <a:schemeClr val="accent1"/>
+                        </a:effectRef>
+                        <a:fontRef idx="minor">
+                          <a:schemeClr val="tx1"/>
+                        </a:fontRef>
+                      </wps:style>
+                      <wps:bodyPr/>
+                    </wps:wsp>
+                  </a:graphicData>
+                </a:graphic>
+                <wp14:sizeRelH relativeFrom="margin">
+                  <wp14:pctWidth>0</wp14:pctWidth>
+                </wp14:sizeRelH>
+                <wp14:sizeRelV relativeFrom="margin">
+                  <wp14:pctHeight>0</wp14:pctHeight>
+                </wp14:sizeRelV>
+              </wp:anchor>
+            </w:drawing>
+          </mc:Choice>
+          <mc:Fallback>
+            <w:pict>
+              <v:line w14:anchorId="4CB8FFDB" id="Connecteur droit 330" o:spid="_x0000_s1026" style="position:absolute;flip:y;z-index:252027904;visibility:visible;mso-wrap-style:square;mso-width-percent:0;mso-height-percent:0;mso-wrap-distance-left:9pt;mso-wrap-distance-top:0;mso-wrap-distance-right:9pt;mso-wrap-distance-bottom:0;mso-position-horizontal:absolute;mso-position-horizontal-relative:text;mso-position-vertical:absolute;mso-position-vertical-relative:text;mso-width-percent:0;mso-height-percent:0;mso-width-relative:margin;mso-height-relative:margin" from="88.1pt,55.45pt" to="88.1pt,121.5pt" o:gfxdata="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" strokecolor="black [3213]" strokeweight="2.25pt">
+                <v:stroke joinstyle="miter"/>
+              </v:line>
+            </w:pict>
+          </mc:Fallback>
+        </mc:AlternateContent>
+      </w:r>
+      <w:r>
+        <w:rPr>
+          <w:noProof/>
+        </w:rPr>
+        <mc:AlternateContent>
+          <mc:Choice Requires="wps">
+            <w:drawing>
+              <wp:anchor distT="0" distB="0" distL="114300" distR="114300" simplePos="0" relativeHeight="252025856" behindDoc="0" locked="0" layoutInCell="1" allowOverlap="1" wp14:anchorId="2B275B0B" wp14:editId="166E661D">
+                <wp:simplePos x="0" y="0"/>
+                <wp:positionH relativeFrom="column">
+                  <wp:posOffset>283591</wp:posOffset>
+                </wp:positionH>
+                <wp:positionV relativeFrom="paragraph">
+                  <wp:posOffset>724662</wp:posOffset>
+                </wp:positionV>
+                <wp:extent cx="851635" cy="9596"/>
+                <wp:effectExtent l="19050" t="19050" r="24765" b="28575"/>
+                <wp:wrapNone/>
+                <wp:docPr id="329" name="Connecteur droit 329"/>
+                <wp:cNvGraphicFramePr/>
+                <a:graphic xmlns:a="http://schemas.openxmlformats.org/drawingml/2006/main">
+                  <a:graphicData uri="http://schemas.microsoft.com/office/word/2010/wordprocessingShape">
+                    <wps:wsp>
+                      <wps:cNvCnPr/>
+                      <wps:spPr>
+                        <a:xfrm>
+                          <a:off x="0" y="0"/>
+                          <a:ext cx="851635" cy="9596"/>
+                        </a:xfrm>
+                        <a:prstGeom prst="line">
+                          <a:avLst/>
+                        </a:prstGeom>
+                        <a:ln w="28575">
+                          <a:solidFill>
+                            <a:schemeClr val="tx1"/>
+                          </a:solidFill>
+                        </a:ln>
+                      </wps:spPr>
+                      <wps:style>
+                        <a:lnRef idx="1">
+                          <a:schemeClr val="accent1"/>
+                        </a:lnRef>
+                        <a:fillRef idx="0">
+                          <a:schemeClr val="accent1"/>
+                        </a:fillRef>
+                        <a:effectRef idx="0">
+                          <a:schemeClr val="accent1"/>
+                        </a:effectRef>
+                        <a:fontRef idx="minor">
+                          <a:schemeClr val="tx1"/>
+                        </a:fontRef>
+                      </wps:style>
+                      <wps:bodyPr/>
+                    </wps:wsp>
+                  </a:graphicData>
+                </a:graphic>
+                <wp14:sizeRelH relativeFrom="margin">
+                  <wp14:pctWidth>0</wp14:pctWidth>
+                </wp14:sizeRelH>
+                <wp14:sizeRelV relativeFrom="margin">
+                  <wp14:pctHeight>0</wp14:pctHeight>
+                </wp14:sizeRelV>
+              </wp:anchor>
+            </w:drawing>
+          </mc:Choice>
+          <mc:Fallback>
+            <w:pict>
+              <v:line w14:anchorId="3E79A479" id="Connecteur droit 329" o:spid="_x0000_s1026" style="position:absolute;z-index:252025856;visibility:visible;mso-wrap-style:square;mso-width-percent:0;mso-height-percent:0;mso-wrap-distance-left:9pt;mso-wrap-distance-top:0;mso-wrap-distance-right:9pt;mso-wrap-distance-bottom:0;mso-position-horizontal:absolute;mso-position-horizontal-relative:text;mso-position-vertical:absolute;mso-position-vertical-relative:text;mso-width-percent:0;mso-height-percent:0;mso-width-relative:margin;mso-height-relative:margin" from="22.35pt,57.05pt" to="89.4pt,57.8pt" o:gfxdata="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" strokecolor="black [3213]" strokeweight="2.25pt">
+                <v:stroke joinstyle="miter"/>
+              </v:line>
+            </w:pict>
+          </mc:Fallback>
+        </mc:AlternateContent>
+      </w:r>
+      <w:r>
+        <w:rPr>
+          <w:noProof/>
+        </w:rPr>
+        <mc:AlternateContent>
+          <mc:Choice Requires="wps">
+            <w:drawing>
+              <wp:anchor distT="0" distB="0" distL="114300" distR="114300" simplePos="0" relativeHeight="252023808" behindDoc="0" locked="0" layoutInCell="1" allowOverlap="1" wp14:anchorId="10EA86D3" wp14:editId="244CC51D">
+                <wp:simplePos x="0" y="0"/>
+                <wp:positionH relativeFrom="column">
+                  <wp:posOffset>278511</wp:posOffset>
+                </wp:positionH>
+                <wp:positionV relativeFrom="paragraph">
+                  <wp:posOffset>1539240</wp:posOffset>
+                </wp:positionV>
+                <wp:extent cx="851635" cy="9596"/>
+                <wp:effectExtent l="19050" t="19050" r="24765" b="28575"/>
+                <wp:wrapNone/>
+                <wp:docPr id="328" name="Connecteur droit 328"/>
+                <wp:cNvGraphicFramePr/>
+                <a:graphic xmlns:a="http://schemas.openxmlformats.org/drawingml/2006/main">
+                  <a:graphicData uri="http://schemas.microsoft.com/office/word/2010/wordprocessingShape">
+                    <wps:wsp>
+                      <wps:cNvCnPr/>
+                      <wps:spPr>
+                        <a:xfrm>
+                          <a:off x="0" y="0"/>
+                          <a:ext cx="851635" cy="9596"/>
+                        </a:xfrm>
+                        <a:prstGeom prst="line">
+                          <a:avLst/>
+                        </a:prstGeom>
+                        <a:ln w="28575">
+                          <a:solidFill>
+                            <a:schemeClr val="tx1"/>
+                          </a:solidFill>
+                        </a:ln>
+                      </wps:spPr>
+                      <wps:style>
+                        <a:lnRef idx="1">
+                          <a:schemeClr val="accent1"/>
+                        </a:lnRef>
+                        <a:fillRef idx="0">
+                          <a:schemeClr val="accent1"/>
+                        </a:fillRef>
+                        <a:effectRef idx="0">
+                          <a:schemeClr val="accent1"/>
+                        </a:effectRef>
+                        <a:fontRef idx="minor">
+                          <a:schemeClr val="tx1"/>
+                        </a:fontRef>
+                      </wps:style>
+                      <wps:bodyPr/>
+                    </wps:wsp>
+                  </a:graphicData>
+                </a:graphic>
+                <wp14:sizeRelH relativeFrom="margin">
+                  <wp14:pctWidth>0</wp14:pctWidth>
+                </wp14:sizeRelH>
+                <wp14:sizeRelV relativeFrom="margin">
+                  <wp14:pctHeight>0</wp14:pctHeight>
+                </wp14:sizeRelV>
+              </wp:anchor>
+            </w:drawing>
+          </mc:Choice>
+          <mc:Fallback>
+            <w:pict>
+              <v:line w14:anchorId="0625507D" id="Connecteur droit 328" o:spid="_x0000_s1026" style="position:absolute;z-index:252023808;visibility:visible;mso-wrap-style:square;mso-width-percent:0;mso-height-percent:0;mso-wrap-distance-left:9pt;mso-wrap-distance-top:0;mso-wrap-distance-right:9pt;mso-wrap-distance-bottom:0;mso-position-horizontal:absolute;mso-position-horizontal-relative:text;mso-position-vertical:absolute;mso-position-vertical-relative:text;mso-width-percent:0;mso-height-percent:0;mso-width-relative:margin;mso-height-relative:margin" from="21.95pt,121.2pt" to="89pt,121.95pt" o:gfxdata="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" strokecolor="black [3213]" strokeweight="2.25pt">
+                <v:stroke joinstyle="miter"/>
+              </v:line>
+            </w:pict>
+          </mc:Fallback>
+        </mc:AlternateContent>
+      </w:r>
+      <w:r>
+        <w:rPr>
+          <w:noProof/>
+        </w:rPr>
+        <mc:AlternateContent>
+          <mc:Choice Requires="wps">
+            <w:drawing>
+              <wp:anchor distT="0" distB="0" distL="114300" distR="114300" simplePos="0" relativeHeight="252019712" behindDoc="0" locked="0" layoutInCell="1" allowOverlap="1" wp14:anchorId="6A7BEB43" wp14:editId="695AD46F">
+                <wp:simplePos x="0" y="0"/>
+                <wp:positionH relativeFrom="column">
+                  <wp:posOffset>295656</wp:posOffset>
+                </wp:positionH>
+                <wp:positionV relativeFrom="paragraph">
+                  <wp:posOffset>1263650</wp:posOffset>
+                </wp:positionV>
+                <wp:extent cx="851635" cy="9596"/>
+                <wp:effectExtent l="19050" t="19050" r="24765" b="28575"/>
+                <wp:wrapNone/>
+                <wp:docPr id="326" name="Connecteur droit 326"/>
+                <wp:cNvGraphicFramePr/>
+                <a:graphic xmlns:a="http://schemas.openxmlformats.org/drawingml/2006/main">
+                  <a:graphicData uri="http://schemas.microsoft.com/office/word/2010/wordprocessingShape">
+                    <wps:wsp>
+                      <wps:cNvCnPr/>
+                      <wps:spPr>
+                        <a:xfrm>
+                          <a:off x="0" y="0"/>
+                          <a:ext cx="851635" cy="9596"/>
+                        </a:xfrm>
+                        <a:prstGeom prst="line">
+                          <a:avLst/>
+                        </a:prstGeom>
+                        <a:ln w="28575">
+                          <a:solidFill>
+                            <a:schemeClr val="tx1"/>
+                          </a:solidFill>
+                        </a:ln>
+                      </wps:spPr>
+                      <wps:style>
+                        <a:lnRef idx="1">
+                          <a:schemeClr val="accent1"/>
+                        </a:lnRef>
+                        <a:fillRef idx="0">
+                          <a:schemeClr val="accent1"/>
+                        </a:fillRef>
+                        <a:effectRef idx="0">
+                          <a:schemeClr val="accent1"/>
+                        </a:effectRef>
+                        <a:fontRef idx="minor">
+                          <a:schemeClr val="tx1"/>
+                        </a:fontRef>
+                      </wps:style>
+                      <wps:bodyPr/>
+                    </wps:wsp>
+                  </a:graphicData>
+                </a:graphic>
+                <wp14:sizeRelH relativeFrom="margin">
+                  <wp14:pctWidth>0</wp14:pctWidth>
+                </wp14:sizeRelH>
+                <wp14:sizeRelV relativeFrom="margin">
+                  <wp14:pctHeight>0</wp14:pctHeight>
+                </wp14:sizeRelV>
+              </wp:anchor>
+            </w:drawing>
+          </mc:Choice>
+          <mc:Fallback>
+            <w:pict>
+              <v:line w14:anchorId="6076A91C" id="Connecteur droit 326" o:spid="_x0000_s1026" style="position:absolute;z-index:252019712;visibility:visible;mso-wrap-style:square;mso-width-percent:0;mso-height-percent:0;mso-wrap-distance-left:9pt;mso-wrap-distance-top:0;mso-wrap-distance-right:9pt;mso-wrap-distance-bottom:0;mso-position-horizontal:absolute;mso-position-horizontal-relative:text;mso-position-vertical:absolute;mso-position-vertical-relative:text;mso-width-percent:0;mso-height-percent:0;mso-width-relative:margin;mso-height-relative:margin" from="23.3pt,99.5pt" to="90.35pt,100.25pt" o:gfxdata="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" strokecolor="black [3213]" strokeweight="2.25pt">
+                <v:stroke joinstyle="miter"/>
+              </v:line>
+            </w:pict>
+          </mc:Fallback>
+        </mc:AlternateContent>
+      </w:r>
+      <w:r>
+        <w:rPr>
+          <w:noProof/>
+        </w:rPr>
+        <mc:AlternateContent>
+          <mc:Choice Requires="wps">
+            <w:drawing>
+              <wp:anchor distT="0" distB="0" distL="114300" distR="114300" simplePos="0" relativeHeight="252021760" behindDoc="0" locked="0" layoutInCell="1" allowOverlap="1" wp14:anchorId="28EB1E35" wp14:editId="37E1A2AB">
+                <wp:simplePos x="0" y="0"/>
+                <wp:positionH relativeFrom="column">
+                  <wp:posOffset>285496</wp:posOffset>
+                </wp:positionH>
+                <wp:positionV relativeFrom="paragraph">
+                  <wp:posOffset>941832</wp:posOffset>
+                </wp:positionV>
+                <wp:extent cx="851635" cy="9596"/>
+                <wp:effectExtent l="19050" t="19050" r="24765" b="28575"/>
+                <wp:wrapNone/>
+                <wp:docPr id="327" name="Connecteur droit 327"/>
+                <wp:cNvGraphicFramePr/>
+                <a:graphic xmlns:a="http://schemas.openxmlformats.org/drawingml/2006/main">
+                  <a:graphicData uri="http://schemas.microsoft.com/office/word/2010/wordprocessingShape">
+                    <wps:wsp>
+                      <wps:cNvCnPr/>
+                      <wps:spPr>
+                        <a:xfrm>
+                          <a:off x="0" y="0"/>
+                          <a:ext cx="851635" cy="9596"/>
+                        </a:xfrm>
+                        <a:prstGeom prst="line">
+                          <a:avLst/>
+                        </a:prstGeom>
+                        <a:ln w="28575">
+                          <a:solidFill>
+                            <a:schemeClr val="tx1"/>
+                          </a:solidFill>
+                        </a:ln>
+                      </wps:spPr>
+                      <wps:style>
+                        <a:lnRef idx="1">
+                          <a:schemeClr val="accent1"/>
+                        </a:lnRef>
+                        <a:fillRef idx="0">
+                          <a:schemeClr val="accent1"/>
+                        </a:fillRef>
+                        <a:effectRef idx="0">
+                          <a:schemeClr val="accent1"/>
+                        </a:effectRef>
+                        <a:fontRef idx="minor">
+                          <a:schemeClr val="tx1"/>
+                        </a:fontRef>
+                      </wps:style>
+                      <wps:bodyPr/>
+                    </wps:wsp>
+                  </a:graphicData>
+                </a:graphic>
+                <wp14:sizeRelH relativeFrom="margin">
+                  <wp14:pctWidth>0</wp14:pctWidth>
+                </wp14:sizeRelH>
+                <wp14:sizeRelV relativeFrom="margin">
+                  <wp14:pctHeight>0</wp14:pctHeight>
+                </wp14:sizeRelV>
+              </wp:anchor>
+            </w:drawing>
+          </mc:Choice>
+          <mc:Fallback>
+            <w:pict>
+              <v:line w14:anchorId="0DB16E57" id="Connecteur droit 327" o:spid="_x0000_s1026" style="position:absolute;z-index:252021760;visibility:visible;mso-wrap-style:square;mso-width-percent:0;mso-height-percent:0;mso-wrap-distance-left:9pt;mso-wrap-distance-top:0;mso-wrap-distance-right:9pt;mso-wrap-distance-bottom:0;mso-position-horizontal:absolute;mso-position-horizontal-relative:text;mso-position-vertical:absolute;mso-position-vertical-relative:text;mso-width-percent:0;mso-height-percent:0;mso-width-relative:margin;mso-height-relative:margin" from="22.5pt,74.15pt" to="89.55pt,74.9pt" o:gfxdata="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" strokecolor="black [3213]" strokeweight="2.25pt">
+                <v:stroke joinstyle="miter"/>
+              </v:line>
+            </w:pict>
+          </mc:Fallback>
+        </mc:AlternateContent>
+      </w:r>
+      <w:r>
+        <w:rPr>
+          <w:noProof/>
+        </w:rPr>
+        <mc:AlternateContent>
+          <mc:Choice Requires="wps">
+            <w:drawing>
+              <wp:anchor distT="0" distB="0" distL="114300" distR="114300" simplePos="0" relativeHeight="252017664" behindDoc="0" locked="0" layoutInCell="1" allowOverlap="1" wp14:anchorId="72D8C7BD" wp14:editId="2DF7D1F9">
+                <wp:simplePos x="0" y="0"/>
+                <wp:positionH relativeFrom="column">
+                  <wp:posOffset>297942</wp:posOffset>
+                </wp:positionH>
+                <wp:positionV relativeFrom="paragraph">
+                  <wp:posOffset>719010</wp:posOffset>
+                </wp:positionV>
+                <wp:extent cx="827405" cy="831215"/>
+                <wp:effectExtent l="17145" t="20955" r="27940" b="27940"/>
+                <wp:wrapNone/>
+                <wp:docPr id="325" name="Rectangle 325"/>
+                <wp:cNvGraphicFramePr/>
+                <a:graphic xmlns:a="http://schemas.openxmlformats.org/drawingml/2006/main">
+                  <a:graphicData uri="http://schemas.microsoft.com/office/word/2010/wordprocessingShape">
+                    <wps:wsp>
+                      <wps:cNvSpPr/>
+                      <wps:spPr>
+                        <a:xfrm rot="5400000">
+                          <a:off x="0" y="0"/>
+                          <a:ext cx="827405" cy="831215"/>
+                        </a:xfrm>
+                        <a:prstGeom prst="rect">
+                          <a:avLst/>
+                        </a:prstGeom>
+                        <a:solidFill>
+                          <a:schemeClr val="bg1"/>
+                        </a:solidFill>
+                        <a:ln w="28575"/>
+                      </wps:spPr>
+                      <wps:style>
+                        <a:lnRef idx="2">
+                          <a:schemeClr val="accent1">
+                            <a:shade val="50000"/>
+                          </a:schemeClr>
+                        </a:lnRef>
+                        <a:fillRef idx="1">
+                          <a:schemeClr val="accent1"/>
+                        </a:fillRef>
+                        <a:effectRef idx="0">
+                          <a:schemeClr val="accent1"/>
+                        </a:effectRef>
+                        <a:fontRef idx="minor">
+                          <a:schemeClr val="lt1"/>
+                        </a:fontRef>
+                      </wps:style>
+                      <wps:bodyPr rot="0" spcFirstLastPara="0" vertOverflow="overflow" horzOverflow="overflow" vert="horz" wrap="square" lIns="91440" tIns="45720" rIns="91440" bIns="45720" numCol="1" spcCol="0" rtlCol="0" fromWordArt="0" anchor="ctr" anchorCtr="0" forceAA="0" compatLnSpc="1">
+                        <a:prstTxWarp prst="textNoShape">
+                          <a:avLst/>
+                        </a:prstTxWarp>
+                        <a:noAutofit/>
+                      </wps:bodyPr>
+                    </wps:wsp>
+                  </a:graphicData>
+                </a:graphic>
+                <wp14:sizeRelH relativeFrom="margin">
+                  <wp14:pctWidth>0</wp14:pctWidth>
+                </wp14:sizeRelH>
+                <wp14:sizeRelV relativeFrom="margin">
+                  <wp14:pctHeight>0</wp14:pctHeight>
+                </wp14:sizeRelV>
+              </wp:anchor>
+            </w:drawing>
+          </mc:Choice>
+          <mc:Fallback>
+            <w:pict>
+              <v:rect w14:anchorId="4D32DF48" id="Rectangle 325" o:spid="_x0000_s1026" style="position:absolute;margin-left:23.45pt;margin-top:56.6pt;width:65.15pt;height:65.45pt;rotation:90;z-index:252017664;visibility:visible;mso-wrap-style:square;mso-width-percent:0;mso-height-percent:0;mso-wrap-distance-left:9pt;mso-wrap-distance-top:0;mso-wrap-distance-right:9pt;mso-wrap-distance-bottom:0;mso-position-horizontal:absolute;mso-position-horizontal-relative:text;mso-position-vertical:absolute;mso-position-vertical-relative:text;mso-width-percent:0;mso-height-percent:0;mso-width-relative:margin;mso-height-relative:margin;v-text-anchor:middle" o:gfxdata="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" fillcolor="white [3212]" strokecolor="#1f3763 [1604]" strokeweight="2.25pt"/>
             </w:pict>
           </mc:Fallback>
         </mc:AlternateContent>
@@ -7732,7 +8328,7 @@
           </mc:Choice>
           <mc:Fallback>
             <w:pict>
-              <v:rect w14:anchorId="50718F81" id="Rectangle 300" o:spid="_x0000_s1026" style="position:absolute;margin-left:323pt;margin-top:.8pt;width:177.1pt;height:10.8pt;z-index:251964416;visibility:visible;mso-wrap-style:square;mso-width-percent:0;mso-height-percent:0;mso-wrap-distance-left:9pt;mso-wrap-distance-top:0;mso-wrap-distance-right:9pt;mso-wrap-distance-bottom:0;mso-position-horizontal:absolute;mso-position-horizontal-relative:margin;mso-position-vertical:absolute;mso-position-vertical-relative:text;mso-width-percent:0;mso-height-percent:0;mso-width-relative:margin;mso-height-relative:margin;v-text-anchor:middle" o:gfxdata="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" fillcolor="#747070 [1614]" strokecolor="#1f3763 [1604]" strokeweight="1pt">
+              <v:rect w14:anchorId="1706885A" id="Rectangle 300" o:spid="_x0000_s1026" style="position:absolute;margin-left:323pt;margin-top:.8pt;width:177.1pt;height:10.8pt;z-index:251964416;visibility:visible;mso-wrap-style:square;mso-width-percent:0;mso-height-percent:0;mso-wrap-distance-left:9pt;mso-wrap-distance-top:0;mso-wrap-distance-right:9pt;mso-wrap-distance-bottom:0;mso-position-horizontal:absolute;mso-position-horizontal-relative:margin;mso-position-vertical:absolute;mso-position-vertical-relative:text;mso-width-percent:0;mso-height-percent:0;mso-width-relative:margin;mso-height-relative:margin;v-text-anchor:middle" o:gfxdata="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" fillcolor="#747070 [1614]" strokecolor="#1f3763 [1604]" strokeweight="1pt">
                 <w10:wrap anchorx="margin"/>
               </v:rect>
             </w:pict>
@@ -7925,7 +8521,7 @@
           </mc:Choice>
           <mc:Fallback>
             <w:pict>
-              <v:roundrect w14:anchorId="30C98530" id="Rectangle : coins arrondis 274" o:spid="_x0000_s1026" style="position:absolute;margin-left:91.85pt;margin-top:277.95pt;width:301pt;height:174.5pt;rotation:-90;z-index:251911168;visibility:visible;mso-wrap-style:square;mso-width-percent:0;mso-height-percent:0;mso-wrap-distance-left:9pt;mso-wrap-distance-top:0;mso-wrap-distance-right:9pt;mso-wrap-distance-bottom:0;mso-position-horizontal:absolute;mso-position-horizontal-relative:text;mso-position-vertical:absolute;mso-position-vertical-relative:text;mso-width-percent:0;mso-height-percent:0;mso-width-relative:margin;mso-height-relative:margin;v-text-anchor:middle" arcsize="10923f" o:gfxdata="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" fillcolor="#4472c4 [3204]" strokecolor="#1f3763 [1604]" strokeweight="1pt">
+              <v:roundrect w14:anchorId="665087C6" id="Rectangle : coins arrondis 274" o:spid="_x0000_s1026" style="position:absolute;margin-left:91.85pt;margin-top:277.95pt;width:301pt;height:174.5pt;rotation:-90;z-index:251911168;visibility:visible;mso-wrap-style:square;mso-width-percent:0;mso-height-percent:0;mso-wrap-distance-left:9pt;mso-wrap-distance-top:0;mso-wrap-distance-right:9pt;mso-wrap-distance-bottom:0;mso-position-horizontal:absolute;mso-position-horizontal-relative:text;mso-position-vertical:absolute;mso-position-vertical-relative:text;mso-width-percent:0;mso-height-percent:0;mso-width-relative:margin;mso-height-relative:margin;v-text-anchor:middle" arcsize="10923f" o:gfxdata="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" fillcolor="#4472c4 [3204]" strokecolor="#1f3763 [1604]" strokeweight="1pt">
                 <v:stroke joinstyle="miter"/>
               </v:roundrect>
             </w:pict>
@@ -8004,7 +8600,7 @@
           </mc:Choice>
           <mc:Fallback>
             <w:pict>
-              <v:roundrect w14:anchorId="4329348F" id="Rectangle : coins arrondis 272" o:spid="_x0000_s1026" style="position:absolute;margin-left:328pt;margin-top:300.3pt;width:210.9pt;height:222.6pt;rotation:-90;z-index:251907072;visibility:visible;mso-wrap-style:square;mso-width-percent:0;mso-height-percent:0;mso-wrap-distance-left:9pt;mso-wrap-distance-top:0;mso-wrap-distance-right:9pt;mso-wrap-distance-bottom:0;mso-position-horizontal:absolute;mso-position-horizontal-relative:text;mso-position-vertical:absolute;mso-position-vertical-relative:text;mso-width-percent:0;mso-height-percent:0;mso-width-relative:margin;mso-height-relative:margin;v-text-anchor:middle" arcsize="10923f" o:gfxdata="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" fillcolor="#5a5a5a [2109]" strokecolor="#1f3763 [1604]" strokeweight="1pt">
+              <v:roundrect w14:anchorId="149CE9B5" id="Rectangle : coins arrondis 272" o:spid="_x0000_s1026" style="position:absolute;margin-left:328pt;margin-top:300.3pt;width:210.9pt;height:222.6pt;rotation:-90;z-index:251907072;visibility:visible;mso-wrap-style:square;mso-width-percent:0;mso-height-percent:0;mso-wrap-distance-left:9pt;mso-wrap-distance-top:0;mso-wrap-distance-right:9pt;mso-wrap-distance-bottom:0;mso-position-horizontal:absolute;mso-position-horizontal-relative:text;mso-position-vertical:absolute;mso-position-vertical-relative:text;mso-width-percent:0;mso-height-percent:0;mso-width-relative:margin;mso-height-relative:margin;v-text-anchor:middle" arcsize="10923f" o:gfxdata="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" fillcolor="#5a5a5a [2109]" strokecolor="#1f3763 [1604]" strokeweight="1pt">
                 <v:stroke joinstyle="miter"/>
               </v:roundrect>
             </w:pict>
@@ -8083,7 +8679,7 @@
           </mc:Choice>
           <mc:Fallback>
             <w:pict>
-              <v:roundrect w14:anchorId="3FE524D0" id="Rectangle : coins arrondis 271" o:spid="_x0000_s1026" style="position:absolute;margin-left:524.35pt;margin-top:299.5pt;width:211.85pt;height:228.1pt;rotation:-90;z-index:251905024;visibility:visible;mso-wrap-style:square;mso-width-percent:0;mso-height-percent:0;mso-wrap-distance-left:9pt;mso-wrap-distance-top:0;mso-wrap-distance-right:9pt;mso-wrap-distance-bottom:0;mso-position-horizontal:absolute;mso-position-horizontal-relative:text;mso-position-vertical:absolute;mso-position-vertical-relative:text;mso-width-percent:0;mso-height-percent:0;mso-width-relative:margin;mso-height-relative:margin;v-text-anchor:middle" arcsize="10923f" o:gfxdata="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" fillcolor="#5a5a5a [2109]" strokecolor="#1f3763 [1604]" strokeweight="1pt">
+              <v:roundrect w14:anchorId="100FB87A" id="Rectangle : coins arrondis 271" o:spid="_x0000_s1026" style="position:absolute;margin-left:524.35pt;margin-top:299.5pt;width:211.85pt;height:228.1pt;rotation:-90;z-index:251905024;visibility:visible;mso-wrap-style:square;mso-width-percent:0;mso-height-percent:0;mso-wrap-distance-left:9pt;mso-wrap-distance-top:0;mso-wrap-distance-right:9pt;mso-wrap-distance-bottom:0;mso-position-horizontal:absolute;mso-position-horizontal-relative:text;mso-position-vertical:absolute;mso-position-vertical-relative:text;mso-width-percent:0;mso-height-percent:0;mso-width-relative:margin;mso-height-relative:margin;v-text-anchor:middle" arcsize="10923f" o:gfxdata="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" fillcolor="#5a5a5a [2109]" strokecolor="#1f3763 [1604]" strokeweight="1pt">
                 <v:stroke joinstyle="miter"/>
               </v:roundrect>
             </w:pict>
@@ -8156,7 +8752,7 @@
           </mc:Choice>
           <mc:Fallback>
             <w:pict>
-              <v:roundrect w14:anchorId="0B433CCD" id="Rectangle : coins arrondis 270" o:spid="_x0000_s1026" style="position:absolute;margin-left:330.15pt;margin-top:218.25pt;width:317.2pt;height:86.55pt;z-index:251902976;visibility:visible;mso-wrap-style:square;mso-width-percent:0;mso-height-percent:0;mso-wrap-distance-left:9pt;mso-wrap-distance-top:0;mso-wrap-distance-right:9pt;mso-wrap-distance-bottom:0;mso-position-horizontal:absolute;mso-position-horizontal-relative:text;mso-position-vertical:absolute;mso-position-vertical-relative:text;mso-width-percent:0;mso-height-percent:0;mso-width-relative:margin;mso-height-relative:margin;v-text-anchor:middle" arcsize="10923f" o:gfxdata="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" fillcolor="#4472c4 [3204]" strokecolor="#1f3763 [1604]" strokeweight="1pt">
+              <v:roundrect w14:anchorId="3DE5AA2B" id="Rectangle : coins arrondis 270" o:spid="_x0000_s1026" style="position:absolute;margin-left:330.15pt;margin-top:218.25pt;width:317.2pt;height:86.55pt;z-index:251902976;visibility:visible;mso-wrap-style:square;mso-width-percent:0;mso-height-percent:0;mso-wrap-distance-left:9pt;mso-wrap-distance-top:0;mso-wrap-distance-right:9pt;mso-wrap-distance-bottom:0;mso-position-horizontal:absolute;mso-position-horizontal-relative:text;mso-position-vertical:absolute;mso-position-vertical-relative:text;mso-width-percent:0;mso-height-percent:0;mso-width-relative:margin;mso-height-relative:margin;v-text-anchor:middle" arcsize="10923f" o:gfxdata="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" fillcolor="#4472c4 [3204]" strokecolor="#1f3763 [1604]" strokeweight="1pt">
                 <v:stroke joinstyle="miter"/>
               </v:roundrect>
             </w:pict>
@@ -8229,7 +8825,7 @@
           </mc:Choice>
           <mc:Fallback>
             <w:pict>
-              <v:roundrect w14:anchorId="1BA8EDDE" id="Rectangle : coins arrondis 268" o:spid="_x0000_s1026" style="position:absolute;margin-left:585.4pt;margin-top:-8.35pt;width:211.9pt;height:100.15pt;rotation:-90;z-index:251898880;visibility:visible;mso-wrap-style:square;mso-width-percent:0;mso-height-percent:0;mso-wrap-distance-left:9pt;mso-wrap-distance-top:0;mso-wrap-distance-right:9pt;mso-wrap-distance-bottom:0;mso-position-horizontal:absolute;mso-position-horizontal-relative:text;mso-position-vertical:absolute;mso-position-vertical-relative:text;mso-width-percent:0;mso-height-percent:0;mso-width-relative:margin;mso-height-relative:margin;v-text-anchor:middle" arcsize="10923f" o:gfxdata="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" fillcolor="#4472c4 [3204]" strokecolor="#1f3763 [1604]" strokeweight="1pt">
+              <v:roundrect w14:anchorId="0C41F5E1" id="Rectangle : coins arrondis 268" o:spid="_x0000_s1026" style="position:absolute;margin-left:585.4pt;margin-top:-8.35pt;width:211.9pt;height:100.15pt;rotation:-90;z-index:251898880;visibility:visible;mso-wrap-style:square;mso-width-percent:0;mso-height-percent:0;mso-wrap-distance-left:9pt;mso-wrap-distance-top:0;mso-wrap-distance-right:9pt;mso-wrap-distance-bottom:0;mso-position-horizontal:absolute;mso-position-horizontal-relative:text;mso-position-vertical:absolute;mso-position-vertical-relative:text;mso-width-percent:0;mso-height-percent:0;mso-width-relative:margin;mso-height-relative:margin;v-text-anchor:middle" arcsize="10923f" o:gfxdata="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" fillcolor="#4472c4 [3204]" strokecolor="#1f3763 [1604]" strokeweight="1pt">
                 <v:stroke joinstyle="miter"/>
               </v:roundrect>
             </w:pict>
@@ -8302,7 +8898,7 @@
           </mc:Choice>
           <mc:Fallback>
             <w:pict>
-              <v:roundrect w14:anchorId="16A7B846" id="Rectangle : coins arrondis 276" o:spid="_x0000_s1026" style="position:absolute;margin-left:14.45pt;margin-top:78.7pt;width:314.35pt;height:149.85pt;z-index:251916288;visibility:visible;mso-wrap-style:square;mso-width-percent:0;mso-height-percent:0;mso-wrap-distance-left:9pt;mso-wrap-distance-top:0;mso-wrap-distance-right:9pt;mso-wrap-distance-bottom:0;mso-position-horizontal:absolute;mso-position-horizontal-relative:text;mso-position-vertical:absolute;mso-position-vertical-relative:text;mso-width-percent:0;mso-height-percent:0;mso-width-relative:margin;mso-height-relative:margin;v-text-anchor:middle" arcsize="10923f" o:gfxdata="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" fillcolor="#4472c4 [3204]" strokecolor="#1f3763 [1604]" strokeweight="1pt">
+              <v:roundrect w14:anchorId="476F7F89" id="Rectangle : coins arrondis 276" o:spid="_x0000_s1026" style="position:absolute;margin-left:14.45pt;margin-top:78.7pt;width:314.35pt;height:149.85pt;z-index:251916288;visibility:visible;mso-wrap-style:square;mso-width-percent:0;mso-height-percent:0;mso-wrap-distance-left:9pt;mso-wrap-distance-top:0;mso-wrap-distance-right:9pt;mso-wrap-distance-bottom:0;mso-position-horizontal:absolute;mso-position-horizontal-relative:text;mso-position-vertical:absolute;mso-position-vertical-relative:text;mso-width-percent:0;mso-height-percent:0;mso-width-relative:margin;mso-height-relative:margin;v-text-anchor:middle" arcsize="10923f" o:gfxdata="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" fillcolor="#4472c4 [3204]" strokecolor="#1f3763 [1604]" strokeweight="1pt">
                 <v:stroke joinstyle="miter"/>
               </v:roundrect>
             </w:pict>
@@ -8375,7 +8971,7 @@
           </mc:Choice>
           <mc:Fallback>
             <w:pict>
-              <v:roundrect w14:anchorId="1C38A9D7" id="Rectangle : coins arrondis 289" o:spid="_x0000_s1026" style="position:absolute;margin-left:15.55pt;margin-top:-64.2pt;width:312.35pt;height:151.75pt;z-index:251941888;visibility:visible;mso-wrap-style:square;mso-width-percent:0;mso-height-percent:0;mso-wrap-distance-left:9pt;mso-wrap-distance-top:0;mso-wrap-distance-right:9pt;mso-wrap-distance-bottom:0;mso-position-horizontal:absolute;mso-position-horizontal-relative:text;mso-position-vertical:absolute;mso-position-vertical-relative:text;mso-width-percent:0;mso-height-percent:0;mso-width-relative:margin;mso-height-relative:margin;v-text-anchor:middle" arcsize="10923f" o:gfxdata="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" fillcolor="#4472c4 [3204]" strokecolor="#1f3763 [1604]" strokeweight="1pt">
+              <v:roundrect w14:anchorId="525C948D" id="Rectangle : coins arrondis 289" o:spid="_x0000_s1026" style="position:absolute;margin-left:15.55pt;margin-top:-64.2pt;width:312.35pt;height:151.75pt;z-index:251941888;visibility:visible;mso-wrap-style:square;mso-width-percent:0;mso-height-percent:0;mso-wrap-distance-left:9pt;mso-wrap-distance-top:0;mso-wrap-distance-right:9pt;mso-wrap-distance-bottom:0;mso-position-horizontal:absolute;mso-position-horizontal-relative:text;mso-position-vertical:absolute;mso-position-vertical-relative:text;mso-width-percent:0;mso-height-percent:0;mso-width-relative:margin;mso-height-relative:margin;v-text-anchor:middle" arcsize="10923f" o:gfxdata="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" fillcolor="#4472c4 [3204]" strokecolor="#1f3763 [1604]" strokeweight="1pt">
                 <v:stroke joinstyle="miter"/>
               </v:roundrect>
             </w:pict>
@@ -8456,7 +9052,7 @@
           </mc:Choice>
           <mc:Fallback>
             <w:pict>
-              <v:rect w14:anchorId="7313EC47" id="Rectangle 321" o:spid="_x0000_s1026" style="position:absolute;margin-left:703.85pt;margin-top:143.4pt;width:39.6pt;height:10.8pt;z-index:252008448;visibility:visible;mso-wrap-style:square;mso-width-percent:0;mso-height-percent:0;mso-wrap-distance-left:9pt;mso-wrap-distance-top:0;mso-wrap-distance-right:9pt;mso-wrap-distance-bottom:0;mso-position-horizontal:absolute;mso-position-horizontal-relative:margin;mso-position-vertical:absolute;mso-position-vertical-relative:text;mso-width-percent:0;mso-height-percent:0;mso-width-relative:margin;mso-height-relative:margin;v-text-anchor:middle" o:gfxdata="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" fillcolor="#747070 [1614]" strokecolor="#1f3763 [1604]" strokeweight="1pt">
+              <v:rect w14:anchorId="33B910D5" id="Rectangle 321" o:spid="_x0000_s1026" style="position:absolute;margin-left:703.85pt;margin-top:143.4pt;width:39.6pt;height:10.8pt;z-index:252008448;visibility:visible;mso-wrap-style:square;mso-width-percent:0;mso-height-percent:0;mso-wrap-distance-left:9pt;mso-wrap-distance-top:0;mso-wrap-distance-right:9pt;mso-wrap-distance-bottom:0;mso-position-horizontal:absolute;mso-position-horizontal-relative:margin;mso-position-vertical:absolute;mso-position-vertical-relative:text;mso-width-percent:0;mso-height-percent:0;mso-width-relative:margin;mso-height-relative:margin;v-text-anchor:middle" o:gfxdata="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" fillcolor="#747070 [1614]" strokecolor="#1f3763 [1604]" strokeweight="1pt">
                 <w10:wrap anchorx="margin"/>
               </v:rect>
             </w:pict>
@@ -8537,7 +9133,7 @@
           </mc:Choice>
           <mc:Fallback>
             <w:pict>
-              <v:rect w14:anchorId="7BB5E3CC" id="Rectangle 319" o:spid="_x0000_s1026" style="position:absolute;margin-left:637.5pt;margin-top:143.35pt;width:40.95pt;height:10.8pt;z-index:252006400;visibility:visible;mso-wrap-style:square;mso-width-percent:0;mso-height-percent:0;mso-wrap-distance-left:9pt;mso-wrap-distance-top:0;mso-wrap-distance-right:9pt;mso-wrap-distance-bottom:0;mso-position-horizontal:absolute;mso-position-horizontal-relative:margin;mso-position-vertical:absolute;mso-position-vertical-relative:text;mso-width-percent:0;mso-height-percent:0;mso-width-relative:margin;mso-height-relative:margin;v-text-anchor:middle" o:gfxdata="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" fillcolor="#747070 [1614]" strokecolor="#1f3763 [1604]" strokeweight="1pt">
+              <v:rect w14:anchorId="3BC7C233" id="Rectangle 319" o:spid="_x0000_s1026" style="position:absolute;margin-left:637.5pt;margin-top:143.35pt;width:40.95pt;height:10.8pt;z-index:252006400;visibility:visible;mso-wrap-style:square;mso-width-percent:0;mso-height-percent:0;mso-wrap-distance-left:9pt;mso-wrap-distance-top:0;mso-wrap-distance-right:9pt;mso-wrap-distance-bottom:0;mso-position-horizontal:absolute;mso-position-horizontal-relative:margin;mso-position-vertical:absolute;mso-position-vertical-relative:text;mso-width-percent:0;mso-height-percent:0;mso-width-relative:margin;mso-height-relative:margin;v-text-anchor:middle" o:gfxdata="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" fillcolor="#747070 [1614]" strokecolor="#1f3763 [1604]" strokeweight="1pt">
                 <w10:wrap anchorx="margin"/>
               </v:rect>
             </w:pict>
@@ -8618,7 +9214,7 @@
           </mc:Choice>
           <mc:Fallback>
             <w:pict>
-              <v:rect w14:anchorId="7E4DFFCB" id="Rectangle 299" o:spid="_x0000_s1026" style="position:absolute;margin-left:524.1pt;margin-top:118.75pt;width:237.55pt;height:10.8pt;rotation:90;z-index:252010496;visibility:visible;mso-wrap-style:square;mso-width-percent:0;mso-height-percent:0;mso-wrap-distance-left:9pt;mso-wrap-distance-top:0;mso-wrap-distance-right:9pt;mso-wrap-distance-bottom:0;mso-position-horizontal:absolute;mso-position-horizontal-relative:margin;mso-position-vertical:absolute;mso-position-vertical-relative:text;mso-width-percent:0;mso-height-percent:0;mso-width-relative:margin;mso-height-relative:margin;v-text-anchor:middle" o:gfxdata="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" fillcolor="#747070 [1614]" strokecolor="#1f3763 [1604]" strokeweight="1pt">
+              <v:rect w14:anchorId="691DA964" id="Rectangle 299" o:spid="_x0000_s1026" style="position:absolute;margin-left:524.1pt;margin-top:118.75pt;width:237.55pt;height:10.8pt;rotation:90;z-index:252010496;visibility:visible;mso-wrap-style:square;mso-width-percent:0;mso-height-percent:0;mso-wrap-distance-left:9pt;mso-wrap-distance-top:0;mso-wrap-distance-right:9pt;mso-wrap-distance-bottom:0;mso-position-horizontal:absolute;mso-position-horizontal-relative:margin;mso-position-vertical:absolute;mso-position-vertical-relative:text;mso-width-percent:0;mso-height-percent:0;mso-width-relative:margin;mso-height-relative:margin;v-text-anchor:middle" o:gfxdata="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" fillcolor="#747070 [1614]" strokecolor="#1f3763 [1604]" strokeweight="1pt">
                 <w10:wrap anchorx="margin"/>
               </v:rect>
             </w:pict>
@@ -8699,7 +9295,7 @@
           </mc:Choice>
           <mc:Fallback>
             <w:pict>
-              <v:rect w14:anchorId="6AC26583" id="Rectangle 318" o:spid="_x0000_s1026" style="position:absolute;margin-left:624.8pt;margin-top:288.8pt;width:36.9pt;height:10.8pt;rotation:90;z-index:252003328;visibility:visible;mso-wrap-style:square;mso-width-percent:0;mso-height-percent:0;mso-wrap-distance-left:9pt;mso-wrap-distance-top:0;mso-wrap-distance-right:9pt;mso-wrap-distance-bottom:0;mso-position-horizontal:absolute;mso-position-horizontal-relative:margin;mso-position-vertical:absolute;mso-position-vertical-relative:text;mso-width-percent:0;mso-height-percent:0;mso-width-relative:margin;mso-height-relative:margin;v-text-anchor:middle" o:gfxdata="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" fillcolor="#747070 [1614]" strokecolor="#1f3763 [1604]" strokeweight="1pt">
+              <v:rect w14:anchorId="1B343BA2" id="Rectangle 318" o:spid="_x0000_s1026" style="position:absolute;margin-left:624.8pt;margin-top:288.8pt;width:36.9pt;height:10.8pt;rotation:90;z-index:252003328;visibility:visible;mso-wrap-style:square;mso-width-percent:0;mso-height-percent:0;mso-wrap-distance-left:9pt;mso-wrap-distance-top:0;mso-wrap-distance-right:9pt;mso-wrap-distance-bottom:0;mso-position-horizontal:absolute;mso-position-horizontal-relative:margin;mso-position-vertical:absolute;mso-position-vertical-relative:text;mso-width-percent:0;mso-height-percent:0;mso-width-relative:margin;mso-height-relative:margin;v-text-anchor:middle" o:gfxdata="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" fillcolor="#747070 [1614]" strokecolor="#1f3763 [1604]" strokeweight="1pt">
                 <w10:wrap anchorx="margin"/>
               </v:rect>
             </w:pict>
@@ -8780,7 +9376,7 @@
           </mc:Choice>
           <mc:Fallback>
             <w:pict>
-              <v:rect w14:anchorId="614A47EC" id="Rectangle 315" o:spid="_x0000_s1026" style="position:absolute;margin-left:212.65pt;margin-top:396.5pt;width:236.1pt;height:10.8pt;rotation:90;z-index:251996160;visibility:visible;mso-wrap-style:square;mso-width-percent:0;mso-height-percent:0;mso-wrap-distance-left:9pt;mso-wrap-distance-top:0;mso-wrap-distance-right:9pt;mso-wrap-distance-bottom:0;mso-position-horizontal:absolute;mso-position-horizontal-relative:margin;mso-position-vertical:absolute;mso-position-vertical-relative:text;mso-width-percent:0;mso-height-percent:0;mso-width-relative:margin;mso-height-relative:margin;v-text-anchor:middle" o:gfxdata="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" fillcolor="#747070 [1614]" strokecolor="#1f3763 [1604]" strokeweight="1pt">
+              <v:rect w14:anchorId="473A5C2C" id="Rectangle 315" o:spid="_x0000_s1026" style="position:absolute;margin-left:212.65pt;margin-top:396.5pt;width:236.1pt;height:10.8pt;rotation:90;z-index:251996160;visibility:visible;mso-wrap-style:square;mso-width-percent:0;mso-height-percent:0;mso-wrap-distance-left:9pt;mso-wrap-distance-top:0;mso-wrap-distance-right:9pt;mso-wrap-distance-bottom:0;mso-position-horizontal:absolute;mso-position-horizontal-relative:margin;mso-position-vertical:absolute;mso-position-vertical-relative:text;mso-width-percent:0;mso-height-percent:0;mso-width-relative:margin;mso-height-relative:margin;v-text-anchor:middle" o:gfxdata="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" fillcolor="#747070 [1614]" strokecolor="#1f3763 [1604]" strokeweight="1pt">
                 <w10:wrap anchorx="margin"/>
               </v:rect>
             </w:pict>
@@ -8861,7 +9457,7 @@
           </mc:Choice>
           <mc:Fallback>
             <w:pict>
-              <v:rect w14:anchorId="0E414163" id="Rectangle 305" o:spid="_x0000_s1026" style="position:absolute;margin-left:288.1pt;margin-top:202.45pt;width:79.6pt;height:10.8pt;rotation:90;z-index:251974656;visibility:visible;mso-wrap-style:square;mso-width-percent:0;mso-height-percent:0;mso-wrap-distance-left:9pt;mso-wrap-distance-top:0;mso-wrap-distance-right:9pt;mso-wrap-distance-bottom:0;mso-position-horizontal:absolute;mso-position-horizontal-relative:margin;mso-position-vertical:absolute;mso-position-vertical-relative:text;mso-width-percent:0;mso-height-percent:0;mso-width-relative:margin;mso-height-relative:margin;v-text-anchor:middle" o:gfxdata="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" fillcolor="#747070 [1614]" strokecolor="#1f3763 [1604]" strokeweight="1pt">
+              <v:rect w14:anchorId="01438BD2" id="Rectangle 305" o:spid="_x0000_s1026" style="position:absolute;margin-left:288.1pt;margin-top:202.45pt;width:79.6pt;height:10.8pt;rotation:90;z-index:251974656;visibility:visible;mso-wrap-style:square;mso-width-percent:0;mso-height-percent:0;mso-wrap-distance-left:9pt;mso-wrap-distance-top:0;mso-wrap-distance-right:9pt;mso-wrap-distance-bottom:0;mso-position-horizontal:absolute;mso-position-horizontal-relative:margin;mso-position-vertical:absolute;mso-position-vertical-relative:text;mso-width-percent:0;mso-height-percent:0;mso-width-relative:margin;mso-height-relative:margin;v-text-anchor:middle" o:gfxdata="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" fillcolor="#747070 [1614]" strokecolor="#1f3763 [1604]" strokeweight="1pt">
                 <w10:wrap anchorx="margin"/>
               </v:rect>
             </w:pict>
@@ -8942,7 +9538,7 @@
           </mc:Choice>
           <mc:Fallback>
             <w:pict>
-              <v:rect w14:anchorId="5560B29A" id="Rectangle 317" o:spid="_x0000_s1026" style="position:absolute;margin-left:325.9pt;margin-top:302pt;width:418.8pt;height:10.8pt;z-index:252004352;visibility:visible;mso-wrap-style:square;mso-width-percent:0;mso-height-percent:0;mso-wrap-distance-left:9pt;mso-wrap-distance-top:0;mso-wrap-distance-right:9pt;mso-wrap-distance-bottom:0;mso-position-horizontal:absolute;mso-position-horizontal-relative:margin;mso-position-vertical:absolute;mso-position-vertical-relative:text;mso-width-percent:0;mso-height-percent:0;mso-width-relative:margin;mso-height-relative:margin;v-text-anchor:middle" o:gfxdata="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" fillcolor="#747070 [1614]" strokecolor="#1f3763 [1604]" strokeweight="1pt">
+              <v:rect w14:anchorId="73627C5D" id="Rectangle 317" o:spid="_x0000_s1026" style="position:absolute;margin-left:325.9pt;margin-top:302pt;width:418.8pt;height:10.8pt;z-index:252004352;visibility:visible;mso-wrap-style:square;mso-width-percent:0;mso-height-percent:0;mso-wrap-distance-left:9pt;mso-wrap-distance-top:0;mso-wrap-distance-right:9pt;mso-wrap-distance-bottom:0;mso-position-horizontal:absolute;mso-position-horizontal-relative:margin;mso-position-vertical:absolute;mso-position-vertical-relative:text;mso-width-percent:0;mso-height-percent:0;mso-width-relative:margin;mso-height-relative:margin;v-text-anchor:middle" o:gfxdata="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" fillcolor="#747070 [1614]" strokecolor="#1f3763 [1604]" strokeweight="1pt">
                 <w10:wrap anchorx="margin"/>
               </v:rect>
             </w:pict>
@@ -9023,7 +9619,7 @@
           </mc:Choice>
           <mc:Fallback>
             <w:pict>
-              <v:rect w14:anchorId="2663C4C3" id="Rectangle 316" o:spid="_x0000_s1026" style="position:absolute;margin-left:428.45pt;margin-top:406.85pt;width:216.95pt;height:10.8pt;rotation:90;z-index:251998208;visibility:visible;mso-wrap-style:square;mso-width-percent:0;mso-height-percent:0;mso-wrap-distance-left:9pt;mso-wrap-distance-top:0;mso-wrap-distance-right:9pt;mso-wrap-distance-bottom:0;mso-position-horizontal:absolute;mso-position-horizontal-relative:margin;mso-position-vertical:absolute;mso-position-vertical-relative:text;mso-width-percent:0;mso-height-percent:0;mso-width-relative:margin;mso-height-relative:margin;v-text-anchor:middle" o:gfxdata="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" fillcolor="#747070 [1614]" strokecolor="#1f3763 [1604]" strokeweight="1pt">
+              <v:rect w14:anchorId="6671B956" id="Rectangle 316" o:spid="_x0000_s1026" style="position:absolute;margin-left:428.45pt;margin-top:406.85pt;width:216.95pt;height:10.8pt;rotation:90;z-index:251998208;visibility:visible;mso-wrap-style:square;mso-width-percent:0;mso-height-percent:0;mso-wrap-distance-left:9pt;mso-wrap-distance-top:0;mso-wrap-distance-right:9pt;mso-wrap-distance-bottom:0;mso-position-horizontal:absolute;mso-position-horizontal-relative:margin;mso-position-vertical:absolute;mso-position-vertical-relative:text;mso-width-percent:0;mso-height-percent:0;mso-width-relative:margin;mso-height-relative:margin;v-text-anchor:middle" o:gfxdata="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" fillcolor="#747070 [1614]" strokecolor="#1f3763 [1604]" strokeweight="1pt">
                 <w10:wrap anchorx="margin"/>
               </v:rect>
             </w:pict>
@@ -9104,7 +9700,7 @@
           </mc:Choice>
           <mc:Fallback>
             <w:pict>
-              <v:rect w14:anchorId="62664DE5" id="Rectangle 314" o:spid="_x0000_s1026" style="position:absolute;margin-left:356.3pt;margin-top:169.65pt;width:106.15pt;height:10.8pt;rotation:90;z-index:251993088;visibility:visible;mso-wrap-style:square;mso-width-percent:0;mso-height-percent:0;mso-wrap-distance-left:9pt;mso-wrap-distance-top:0;mso-wrap-distance-right:9pt;mso-wrap-distance-bottom:0;mso-position-horizontal:absolute;mso-position-horizontal-relative:margin;mso-position-vertical:absolute;mso-position-vertical-relative:text;mso-width-percent:0;mso-height-percent:0;mso-width-relative:margin;mso-height-relative:margin;v-text-anchor:middle" o:gfxdata="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" fillcolor="#747070 [1614]" strokecolor="#1f3763 [1604]" strokeweight="1pt">
+              <v:rect w14:anchorId="44EE6AD4" id="Rectangle 314" o:spid="_x0000_s1026" style="position:absolute;margin-left:356.3pt;margin-top:169.65pt;width:106.15pt;height:10.8pt;rotation:90;z-index:251993088;visibility:visible;mso-wrap-style:square;mso-width-percent:0;mso-height-percent:0;mso-wrap-distance-left:9pt;mso-wrap-distance-top:0;mso-wrap-distance-right:9pt;mso-wrap-distance-bottom:0;mso-position-horizontal:absolute;mso-position-horizontal-relative:margin;mso-position-vertical:absolute;mso-position-vertical-relative:text;mso-width-percent:0;mso-height-percent:0;mso-width-relative:margin;mso-height-relative:margin;v-text-anchor:middle" o:gfxdata="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" fillcolor="#747070 [1614]" strokecolor="#1f3763 [1604]" strokeweight="1pt">
                 <w10:wrap anchorx="margin"/>
               </v:rect>
             </w:pict>
@@ -9185,7 +9781,7 @@
           </mc:Choice>
           <mc:Fallback>
             <w:pict>
-              <v:rect w14:anchorId="7F57A833" id="Rectangle 313" o:spid="_x0000_s1026" style="position:absolute;margin-left:405.95pt;margin-top:122pt;width:155.75pt;height:10.8pt;z-index:251991040;visibility:visible;mso-wrap-style:square;mso-width-percent:0;mso-height-percent:0;mso-wrap-distance-left:9pt;mso-wrap-distance-top:0;mso-wrap-distance-right:9pt;mso-wrap-distance-bottom:0;mso-position-horizontal:absolute;mso-position-horizontal-relative:margin;mso-position-vertical:absolute;mso-position-vertical-relative:text;mso-width-percent:0;mso-height-percent:0;mso-width-relative:margin;mso-height-relative:margin;v-text-anchor:middle" o:gfxdata="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" fillcolor="#747070 [1614]" strokecolor="#1f3763 [1604]" strokeweight="1pt">
+              <v:rect w14:anchorId="719D59DA" id="Rectangle 313" o:spid="_x0000_s1026" style="position:absolute;margin-left:405.95pt;margin-top:122pt;width:155.75pt;height:10.8pt;z-index:251991040;visibility:visible;mso-wrap-style:square;mso-width-percent:0;mso-height-percent:0;mso-wrap-distance-left:9pt;mso-wrap-distance-top:0;mso-wrap-distance-right:9pt;mso-wrap-distance-bottom:0;mso-position-horizontal:absolute;mso-position-horizontal-relative:margin;mso-position-vertical:absolute;mso-position-vertical-relative:text;mso-width-percent:0;mso-height-percent:0;mso-width-relative:margin;mso-height-relative:margin;v-text-anchor:middle" o:gfxdata="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" fillcolor="#747070 [1614]" strokecolor="#1f3763 [1604]" strokeweight="1pt">
                 <w10:wrap anchorx="margin"/>
               </v:rect>
             </w:pict>
@@ -9266,7 +9862,7 @@
           </mc:Choice>
           <mc:Fallback>
             <w:pict>
-              <v:rect w14:anchorId="70E915E6" id="Rectangle 312" o:spid="_x0000_s1026" style="position:absolute;margin-left:88.6pt;margin-top:78.3pt;width:245.95pt;height:10.8pt;z-index:251988992;visibility:visible;mso-wrap-style:square;mso-width-percent:0;mso-height-percent:0;mso-wrap-distance-left:9pt;mso-wrap-distance-top:0;mso-wrap-distance-right:9pt;mso-wrap-distance-bottom:0;mso-position-horizontal:absolute;mso-position-horizontal-relative:margin;mso-position-vertical:absolute;mso-position-vertical-relative:text;mso-width-percent:0;mso-height-percent:0;mso-width-relative:margin;mso-height-relative:margin;v-text-anchor:middle" o:gfxdata="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" fillcolor="#747070 [1614]" strokecolor="#1f3763 [1604]" strokeweight="1pt">
+              <v:rect w14:anchorId="1037C1BD" id="Rectangle 312" o:spid="_x0000_s1026" style="position:absolute;margin-left:88.6pt;margin-top:78.3pt;width:245.95pt;height:10.8pt;z-index:251988992;visibility:visible;mso-wrap-style:square;mso-width-percent:0;mso-height-percent:0;mso-wrap-distance-left:9pt;mso-wrap-distance-top:0;mso-wrap-distance-right:9pt;mso-wrap-distance-bottom:0;mso-position-horizontal:absolute;mso-position-horizontal-relative:margin;mso-position-vertical:absolute;mso-position-vertical-relative:text;mso-width-percent:0;mso-height-percent:0;mso-width-relative:margin;mso-height-relative:margin;v-text-anchor:middle" o:gfxdata="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" fillcolor="#747070 [1614]" strokecolor="#1f3763 [1604]" strokeweight="1pt">
                 <w10:wrap anchorx="margin"/>
               </v:rect>
             </w:pict>
@@ -9347,7 +9943,7 @@
           </mc:Choice>
           <mc:Fallback>
             <w:pict>
-              <v:rect w14:anchorId="78C96244" id="Rectangle 311" o:spid="_x0000_s1026" style="position:absolute;margin-left:10pt;margin-top:369.65pt;width:294.4pt;height:10.8pt;rotation:90;z-index:251986944;visibility:visible;mso-wrap-style:square;mso-width-percent:0;mso-height-percent:0;mso-wrap-distance-left:9pt;mso-wrap-distance-top:0;mso-wrap-distance-right:9pt;mso-wrap-distance-bottom:0;mso-position-horizontal:absolute;mso-position-horizontal-relative:margin;mso-position-vertical:absolute;mso-position-vertical-relative:text;mso-width-percent:0;mso-height-percent:0;mso-width-relative:margin;mso-height-relative:margin;v-text-anchor:middle" o:gfxdata="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" fillcolor="#747070 [1614]" strokecolor="#1f3763 [1604]" strokeweight="1pt">
+              <v:rect w14:anchorId="56602068" id="Rectangle 311" o:spid="_x0000_s1026" style="position:absolute;margin-left:10pt;margin-top:369.65pt;width:294.4pt;height:10.8pt;rotation:90;z-index:251986944;visibility:visible;mso-wrap-style:square;mso-width-percent:0;mso-height-percent:0;mso-wrap-distance-left:9pt;mso-wrap-distance-top:0;mso-wrap-distance-right:9pt;mso-wrap-distance-bottom:0;mso-position-horizontal:absolute;mso-position-horizontal-relative:margin;mso-position-vertical:absolute;mso-position-vertical-relative:text;mso-width-percent:0;mso-height-percent:0;mso-width-relative:margin;mso-height-relative:margin;v-text-anchor:middle" o:gfxdata="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" fillcolor="#747070 [1614]" strokecolor="#1f3763 [1604]" strokeweight="1pt">
                 <w10:wrap anchorx="margin"/>
               </v:rect>
             </w:pict>
@@ -9428,7 +10024,7 @@
           </mc:Choice>
           <mc:Fallback>
             <w:pict>
-              <v:rect w14:anchorId="682F8A0F" id="Rectangle 309" o:spid="_x0000_s1026" style="position:absolute;margin-left:-131.35pt;margin-top:75.2pt;width:294.4pt;height:10.8pt;rotation:90;z-index:251982848;visibility:visible;mso-wrap-style:square;mso-width-percent:0;mso-height-percent:0;mso-wrap-distance-left:9pt;mso-wrap-distance-top:0;mso-wrap-distance-right:9pt;mso-wrap-distance-bottom:0;mso-position-horizontal:absolute;mso-position-horizontal-relative:margin;mso-position-vertical:absolute;mso-position-vertical-relative:text;mso-width-percent:0;mso-height-percent:0;mso-width-relative:margin;mso-height-relative:margin;v-text-anchor:middle" o:gfxdata="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" fillcolor="#747070 [1614]" strokecolor="#1f3763 [1604]" strokeweight="1pt">
+              <v:rect w14:anchorId="2BACB26B" id="Rectangle 309" o:spid="_x0000_s1026" style="position:absolute;margin-left:-131.35pt;margin-top:75.2pt;width:294.4pt;height:10.8pt;rotation:90;z-index:251982848;visibility:visible;mso-wrap-style:square;mso-width-percent:0;mso-height-percent:0;mso-wrap-distance-left:9pt;mso-wrap-distance-top:0;mso-wrap-distance-right:9pt;mso-wrap-distance-bottom:0;mso-position-horizontal:absolute;mso-position-horizontal-relative:margin;mso-position-vertical:absolute;mso-position-vertical-relative:text;mso-width-percent:0;mso-height-percent:0;mso-width-relative:margin;mso-height-relative:margin;v-text-anchor:middle" o:gfxdata="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" fillcolor="#747070 [1614]" strokecolor="#1f3763 [1604]" strokeweight="1pt">
                 <w10:wrap anchorx="margin"/>
               </v:rect>
             </w:pict>
@@ -9509,7 +10105,7 @@
           </mc:Choice>
           <mc:Fallback>
             <w:pict>
-              <v:rect w14:anchorId="3C849AC3" id="Rectangle 310" o:spid="_x0000_s1026" style="position:absolute;margin-left:10.45pt;margin-top:217.15pt;width:313.9pt;height:10.8pt;z-index:251984896;visibility:visible;mso-wrap-style:square;mso-width-percent:0;mso-height-percent:0;mso-wrap-distance-left:9pt;mso-wrap-distance-top:0;mso-wrap-distance-right:9pt;mso-wrap-distance-bottom:0;mso-position-horizontal:absolute;mso-position-horizontal-relative:margin;mso-position-vertical:absolute;mso-position-vertical-relative:text;mso-width-percent:0;mso-height-percent:0;mso-width-relative:margin;mso-height-relative:margin;v-text-anchor:middle" o:gfxdata="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" fillcolor="#747070 [1614]" strokecolor="#1f3763 [1604]" strokeweight="1pt">
+              <v:rect w14:anchorId="301FE7E9" id="Rectangle 310" o:spid="_x0000_s1026" style="position:absolute;margin-left:10.45pt;margin-top:217.15pt;width:313.9pt;height:10.8pt;z-index:251984896;visibility:visible;mso-wrap-style:square;mso-width-percent:0;mso-height-percent:0;mso-wrap-distance-left:9pt;mso-wrap-distance-top:0;mso-wrap-distance-right:9pt;mso-wrap-distance-bottom:0;mso-position-horizontal:absolute;mso-position-horizontal-relative:margin;mso-position-vertical:absolute;mso-position-vertical-relative:text;mso-width-percent:0;mso-height-percent:0;mso-width-relative:margin;mso-height-relative:margin;v-text-anchor:middle" o:gfxdata="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" fillcolor="#747070 [1614]" strokecolor="#1f3763 [1604]" strokeweight="1pt">
                 <w10:wrap anchorx="margin"/>
               </v:rect>
             </w:pict>
@@ -9590,7 +10186,7 @@
           </mc:Choice>
           <mc:Fallback>
             <w:pict>
-              <v:rect w14:anchorId="222D21F0" id="Rectangle 308" o:spid="_x0000_s1026" style="position:absolute;margin-left:158pt;margin-top:509.95pt;width:586.25pt;height:10.8pt;z-index:251999232;visibility:visible;mso-wrap-style:square;mso-width-percent:0;mso-height-percent:0;mso-wrap-distance-left:9pt;mso-wrap-distance-top:0;mso-wrap-distance-right:9pt;mso-wrap-distance-bottom:0;mso-position-horizontal:absolute;mso-position-horizontal-relative:margin;mso-position-vertical:absolute;mso-position-vertical-relative:text;mso-width-percent:0;mso-height-percent:0;mso-width-relative:margin;mso-height-relative:margin;v-text-anchor:middle" o:gfxdata="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" fillcolor="#747070 [1614]" strokecolor="#1f3763 [1604]" strokeweight="1pt">
+              <v:rect w14:anchorId="1D746C95" id="Rectangle 308" o:spid="_x0000_s1026" style="position:absolute;margin-left:158pt;margin-top:509.95pt;width:586.25pt;height:10.8pt;z-index:251999232;visibility:visible;mso-wrap-style:square;mso-width-percent:0;mso-height-percent:0;mso-wrap-distance-left:9pt;mso-wrap-distance-top:0;mso-wrap-distance-right:9pt;mso-wrap-distance-bottom:0;mso-position-horizontal:absolute;mso-position-horizontal-relative:margin;mso-position-vertical:absolute;mso-position-vertical-relative:text;mso-width-percent:0;mso-height-percent:0;mso-width-relative:margin;mso-height-relative:margin;v-text-anchor:middle" o:gfxdata="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" fillcolor="#747070 [1614]" strokecolor="#1f3763 [1604]" strokeweight="1pt">
                 <w10:wrap anchorx="margin"/>
               </v:rect>
             </w:pict>
@@ -9671,7 +10267,7 @@
           </mc:Choice>
           <mc:Fallback>
             <w:pict>
-              <v:rect w14:anchorId="2AE70F1E" id="Rectangle 307" o:spid="_x0000_s1026" style="position:absolute;margin-left:446.5pt;margin-top:220.5pt;width:584.25pt;height:10.8pt;rotation:90;z-index:252009472;visibility:visible;mso-wrap-style:square;mso-width-percent:0;mso-height-percent:0;mso-wrap-distance-left:9pt;mso-wrap-distance-top:0;mso-wrap-distance-right:9pt;mso-wrap-distance-bottom:0;mso-position-horizontal:absolute;mso-position-horizontal-relative:margin;mso-position-vertical:absolute;mso-position-vertical-relative:text;mso-width-percent:0;mso-height-percent:0;mso-width-relative:margin;mso-height-relative:margin;v-text-anchor:middle" o:gfxdata="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" fillcolor="#747070 [1614]" strokecolor="#1f3763 [1604]" strokeweight="1pt">
+              <v:rect w14:anchorId="35D2DE44" id="Rectangle 307" o:spid="_x0000_s1026" style="position:absolute;margin-left:446.5pt;margin-top:220.5pt;width:584.25pt;height:10.8pt;rotation:90;z-index:252009472;visibility:visible;mso-wrap-style:square;mso-width-percent:0;mso-height-percent:0;mso-wrap-distance-left:9pt;mso-wrap-distance-top:0;mso-wrap-distance-right:9pt;mso-wrap-distance-bottom:0;mso-position-horizontal:absolute;mso-position-horizontal-relative:margin;mso-position-vertical:absolute;mso-position-vertical-relative:text;mso-width-percent:0;mso-height-percent:0;mso-width-relative:margin;mso-height-relative:margin;v-text-anchor:middle" o:gfxdata="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" fillcolor="#747070 [1614]" strokecolor="#1f3763 [1604]" strokeweight="1pt">
                 <w10:wrap anchorx="margin"/>
               </v:rect>
             </w:pict>
@@ -9752,7 +10348,7 @@
           </mc:Choice>
           <mc:Fallback>
             <w:pict>
-              <v:rect w14:anchorId="3F177FE3" id="Rectangle 306" o:spid="_x0000_s1026" style="position:absolute;margin-left:12.15pt;margin-top:-66.45pt;width:731.4pt;height:10.8pt;z-index:251976704;visibility:visible;mso-wrap-style:square;mso-width-percent:0;mso-height-percent:0;mso-wrap-distance-left:9pt;mso-wrap-distance-top:0;mso-wrap-distance-right:9pt;mso-wrap-distance-bottom:0;mso-position-horizontal:absolute;mso-position-horizontal-relative:margin;mso-position-vertical:absolute;mso-position-vertical-relative:text;mso-width-percent:0;mso-height-percent:0;mso-width-relative:margin;mso-height-relative:margin;v-text-anchor:middle" o:gfxdata="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" fillcolor="#747070 [1614]" strokecolor="#1f3763 [1604]" strokeweight="1pt">
+              <v:rect w14:anchorId="1D927D34" id="Rectangle 306" o:spid="_x0000_s1026" style="position:absolute;margin-left:12.15pt;margin-top:-66.45pt;width:731.4pt;height:10.8pt;z-index:251976704;visibility:visible;mso-wrap-style:square;mso-width-percent:0;mso-height-percent:0;mso-wrap-distance-left:9pt;mso-wrap-distance-top:0;mso-wrap-distance-right:9pt;mso-wrap-distance-bottom:0;mso-position-horizontal:absolute;mso-position-horizontal-relative:margin;mso-position-vertical:absolute;mso-position-vertical-relative:text;mso-width-percent:0;mso-height-percent:0;mso-width-relative:margin;mso-height-relative:margin;v-text-anchor:middle" o:gfxdata="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" fillcolor="#747070 [1614]" strokecolor="#1f3763 [1604]" strokeweight="1pt">
                 <w10:wrap anchorx="margin"/>
               </v:rect>
             </w:pict>
@@ -9833,7 +10429,7 @@
           </mc:Choice>
           <mc:Fallback>
             <w:pict>
-              <v:rect w14:anchorId="6E27A68E" id="Rectangle 301" o:spid="_x0000_s1026" style="position:absolute;margin-left:261.85pt;margin-top:61.6pt;width:132.85pt;height:10.8pt;rotation:90;z-index:251966464;visibility:visible;mso-wrap-style:square;mso-width-percent:0;mso-height-percent:0;mso-wrap-distance-left:9pt;mso-wrap-distance-top:0;mso-wrap-distance-right:9pt;mso-wrap-distance-bottom:0;mso-position-horizontal:absolute;mso-position-horizontal-relative:margin;mso-position-vertical:absolute;mso-position-vertical-relative:text;mso-width-percent:0;mso-height-percent:0;mso-width-relative:margin;mso-height-relative:margin;v-text-anchor:middle" o:gfxdata="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" fillcolor="#747070 [1614]" strokecolor="#1f3763 [1604]" strokeweight="1pt">
+              <v:rect w14:anchorId="7A8206A4" id="Rectangle 301" o:spid="_x0000_s1026" style="position:absolute;margin-left:261.85pt;margin-top:61.6pt;width:132.85pt;height:10.8pt;rotation:90;z-index:251966464;visibility:visible;mso-wrap-style:square;mso-width-percent:0;mso-height-percent:0;mso-wrap-distance-left:9pt;mso-wrap-distance-top:0;mso-wrap-distance-right:9pt;mso-wrap-distance-bottom:0;mso-position-horizontal:absolute;mso-position-horizontal-relative:margin;mso-position-vertical:absolute;mso-position-vertical-relative:text;mso-width-percent:0;mso-height-percent:0;mso-width-relative:margin;mso-height-relative:margin;v-text-anchor:middle" o:gfxdata="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" fillcolor="#747070 [1614]" strokecolor="#1f3763 [1604]" strokeweight="1pt">
                 <w10:wrap anchorx="margin"/>
               </v:rect>
             </w:pict>
@@ -9914,7 +10510,7 @@
           </mc:Choice>
           <mc:Fallback>
             <w:pict>
-              <v:rect w14:anchorId="0E03A25E" id="Rectangle 304" o:spid="_x0000_s1026" style="position:absolute;margin-left:499.2pt;margin-top:217.2pt;width:71.25pt;height:10.8pt;z-index:251972608;visibility:visible;mso-wrap-style:square;mso-width-percent:0;mso-height-percent:0;mso-wrap-distance-left:9pt;mso-wrap-distance-top:0;mso-wrap-distance-right:9pt;mso-wrap-distance-bottom:0;mso-position-horizontal:absolute;mso-position-horizontal-relative:margin;mso-position-vertical:absolute;mso-position-vertical-relative:text;mso-width-percent:0;mso-height-percent:0;mso-width-relative:margin;mso-height-relative:margin;v-text-anchor:middle" o:gfxdata="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" fillcolor="#747070 [1614]" strokecolor="#1f3763 [1604]" strokeweight="1pt">
+              <v:rect w14:anchorId="271290FD" id="Rectangle 304" o:spid="_x0000_s1026" style="position:absolute;margin-left:499.2pt;margin-top:217.2pt;width:71.25pt;height:10.8pt;z-index:251972608;visibility:visible;mso-wrap-style:square;mso-width-percent:0;mso-height-percent:0;mso-wrap-distance-left:9pt;mso-wrap-distance-top:0;mso-wrap-distance-right:9pt;mso-wrap-distance-bottom:0;mso-position-horizontal:absolute;mso-position-horizontal-relative:margin;mso-position-vertical:absolute;mso-position-vertical-relative:text;mso-width-percent:0;mso-height-percent:0;mso-width-relative:margin;mso-height-relative:margin;v-text-anchor:middle" o:gfxdata="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" fillcolor="#747070 [1614]" strokecolor="#1f3763 [1604]" strokeweight="1pt">
                 <w10:wrap anchorx="margin"/>
               </v:rect>
             </w:pict>
@@ -9995,7 +10591,7 @@
           </mc:Choice>
           <mc:Fallback>
             <w:pict>
-              <v:rect w14:anchorId="5EB711CE" id="Rectangle 303" o:spid="_x0000_s1026" style="position:absolute;margin-left:390.15pt;margin-top:218.25pt;width:71.25pt;height:10.8pt;z-index:251994112;visibility:visible;mso-wrap-style:square;mso-width-percent:0;mso-height-percent:0;mso-wrap-distance-left:9pt;mso-wrap-distance-top:0;mso-wrap-distance-right:9pt;mso-wrap-distance-bottom:0;mso-position-horizontal:absolute;mso-position-horizontal-relative:margin;mso-position-vertical:absolute;mso-position-vertical-relative:text;mso-width-percent:0;mso-height-percent:0;mso-width-relative:margin;mso-height-relative:margin;v-text-anchor:middle" o:gfxdata="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" fillcolor="#747070 [1614]" strokecolor="#1f3763 [1604]" strokeweight="1pt">
+              <v:rect w14:anchorId="21436C38" id="Rectangle 303" o:spid="_x0000_s1026" style="position:absolute;margin-left:390.15pt;margin-top:218.25pt;width:71.25pt;height:10.8pt;z-index:251994112;visibility:visible;mso-wrap-style:square;mso-width-percent:0;mso-height-percent:0;mso-wrap-distance-left:9pt;mso-wrap-distance-top:0;mso-wrap-distance-right:9pt;mso-wrap-distance-bottom:0;mso-position-horizontal:absolute;mso-position-horizontal-relative:margin;mso-position-vertical:absolute;mso-position-vertical-relative:text;mso-width-percent:0;mso-height-percent:0;mso-width-relative:margin;mso-height-relative:margin;v-text-anchor:middle" o:gfxdata="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" fillcolor="#747070 [1614]" strokecolor="#1f3763 [1604]" strokeweight="1pt">
                 <w10:wrap anchorx="margin"/>
               </v:rect>
             </w:pict>
@@ -10076,7 +10672,7 @@
           </mc:Choice>
           <mc:Fallback>
             <w:pict>
-              <v:rect w14:anchorId="7CB4C900" id="Rectangle 302" o:spid="_x0000_s1026" style="position:absolute;margin-left:322.95pt;margin-top:217.15pt;width:38.95pt;height:10.8pt;z-index:251968512;visibility:visible;mso-wrap-style:square;mso-width-percent:0;mso-height-percent:0;mso-wrap-distance-left:9pt;mso-wrap-distance-top:0;mso-wrap-distance-right:9pt;mso-wrap-distance-bottom:0;mso-position-horizontal:absolute;mso-position-horizontal-relative:margin;mso-position-vertical:absolute;mso-position-vertical-relative:text;mso-width-percent:0;mso-height-percent:0;mso-width-relative:margin;mso-height-relative:margin;v-text-anchor:middle" o:gfxdata="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" fillcolor="#747070 [1614]" strokecolor="#1f3763 [1604]" strokeweight="1pt">
+              <v:rect w14:anchorId="15C6CD4C" id="Rectangle 302" o:spid="_x0000_s1026" style="position:absolute;margin-left:322.95pt;margin-top:217.15pt;width:38.95pt;height:10.8pt;z-index:251968512;visibility:visible;mso-wrap-style:square;mso-width-percent:0;mso-height-percent:0;mso-wrap-distance-left:9pt;mso-wrap-distance-top:0;mso-wrap-distance-right:9pt;mso-wrap-distance-bottom:0;mso-position-horizontal:absolute;mso-position-horizontal-relative:margin;mso-position-vertical:absolute;mso-position-vertical-relative:text;mso-width-percent:0;mso-height-percent:0;mso-width-relative:margin;mso-height-relative:margin;v-text-anchor:middle" o:gfxdata="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" fillcolor="#747070 [1614]" strokecolor="#1f3763 [1604]" strokeweight="1pt">
                 <w10:wrap anchorx="margin"/>
               </v:rect>
             </w:pict>
@@ -10157,7 +10753,7 @@
           </mc:Choice>
           <mc:Fallback>
             <w:pict>
-              <v:rect w14:anchorId="7CEBA5CE" id="Rectangle 298" o:spid="_x0000_s1026" style="position:absolute;margin-left:453.65pt;margin-top:111.25pt;width:221.45pt;height:10.8pt;rotation:90;z-index:251960320;visibility:visible;mso-wrap-style:square;mso-width-percent:0;mso-height-percent:0;mso-wrap-distance-left:9pt;mso-wrap-distance-top:0;mso-wrap-distance-right:9pt;mso-wrap-distance-bottom:0;mso-position-horizontal:absolute;mso-position-horizontal-relative:margin;mso-position-vertical:absolute;mso-position-vertical-relative:text;mso-width-percent:0;mso-height-percent:0;mso-width-relative:margin;mso-height-relative:margin;v-text-anchor:middle" o:gfxdata="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" fillcolor="#747070 [1614]" strokecolor="#1f3763 [1604]" strokeweight="1pt">
+              <v:rect w14:anchorId="0B2A2373" id="Rectangle 298" o:spid="_x0000_s1026" style="position:absolute;margin-left:453.65pt;margin-top:111.25pt;width:221.45pt;height:10.8pt;rotation:90;z-index:251960320;visibility:visible;mso-wrap-style:square;mso-width-percent:0;mso-height-percent:0;mso-wrap-distance-left:9pt;mso-wrap-distance-top:0;mso-wrap-distance-right:9pt;mso-wrap-distance-bottom:0;mso-position-horizontal:absolute;mso-position-horizontal-relative:margin;mso-position-vertical:absolute;mso-position-vertical-relative:text;mso-width-percent:0;mso-height-percent:0;mso-width-relative:margin;mso-height-relative:margin;v-text-anchor:middle" o:gfxdata="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" fillcolor="#747070 [1614]" strokecolor="#1f3763 [1604]" strokeweight="1pt">
                 <w10:wrap anchorx="margin"/>
               </v:rect>
             </w:pict>
@@ -11220,7 +11816,7 @@
           </mc:Choice>
           <mc:Fallback>
             <w:pict>
-              <v:roundrect w14:anchorId="74D60220" id="Rectangle : coins arrondis 288" o:spid="_x0000_s1026" style="position:absolute;margin-left:322.2pt;margin-top:-60.25pt;width:320.15pt;height:64.9pt;z-index:251939840;visibility:visible;mso-wrap-style:square;mso-width-percent:0;mso-wrap-distance-left:9pt;mso-wrap-distance-top:0;mso-wrap-distance-right:9pt;mso-wrap-distance-bottom:0;mso-position-horizontal:absolute;mso-position-horizontal-relative:text;mso-position-vertical:absolute;mso-position-vertical-relative:text;mso-width-percent:0;mso-width-relative:margin;v-text-anchor:middle" arcsize="10923f" o:gfxdata="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" fillcolor="#4472c4 [3204]" strokecolor="#1f3763 [1604]" strokeweight="1pt">
+              <v:roundrect w14:anchorId="29EA8BCE" id="Rectangle : coins arrondis 288" o:spid="_x0000_s1026" style="position:absolute;margin-left:322.2pt;margin-top:-60.25pt;width:320.15pt;height:64.9pt;z-index:251939840;visibility:visible;mso-wrap-style:square;mso-width-percent:0;mso-wrap-distance-left:9pt;mso-wrap-distance-top:0;mso-wrap-distance-right:9pt;mso-wrap-distance-bottom:0;mso-position-horizontal:absolute;mso-position-horizontal-relative:text;mso-position-vertical:absolute;mso-position-vertical-relative:text;mso-width-percent:0;mso-width-relative:margin;v-text-anchor:middle" arcsize="10923f" o:gfxdata="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" fillcolor="#4472c4 [3204]" strokecolor="#1f3763 [1604]" strokeweight="1pt">
                 <v:stroke joinstyle="miter"/>
               </v:roundrect>
             </w:pict>
@@ -11293,7 +11889,7 @@
           </mc:Choice>
           <mc:Fallback>
             <w:pict>
-              <v:roundrect w14:anchorId="522268BD" id="Rectangle : coins arrondis 273" o:spid="_x0000_s1026" style="position:absolute;margin-left:408.05pt;margin-top:127.35pt;width:158.1pt;height:100.15pt;z-index:251914240;visibility:visible;mso-wrap-style:square;mso-width-percent:0;mso-height-percent:0;mso-wrap-distance-left:9pt;mso-wrap-distance-top:0;mso-wrap-distance-right:9pt;mso-wrap-distance-bottom:0;mso-position-horizontal:absolute;mso-position-horizontal-relative:text;mso-position-vertical:absolute;mso-position-vertical-relative:text;mso-width-percent:0;mso-height-percent:0;mso-width-relative:margin;mso-height-relative:margin;v-text-anchor:middle" arcsize="10923f" o:gfxdata="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" fillcolor="#4472c4 [3204]" strokecolor="#1f3763 [1604]" strokeweight="1pt">
+              <v:roundrect w14:anchorId="1A3830E7" id="Rectangle : coins arrondis 273" o:spid="_x0000_s1026" style="position:absolute;margin-left:408.05pt;margin-top:127.35pt;width:158.1pt;height:100.15pt;z-index:251914240;visibility:visible;mso-wrap-style:square;mso-width-percent:0;mso-height-percent:0;mso-wrap-distance-left:9pt;mso-wrap-distance-top:0;mso-wrap-distance-right:9pt;mso-wrap-distance-bottom:0;mso-position-horizontal:absolute;mso-position-horizontal-relative:text;mso-position-vertical:absolute;mso-position-vertical-relative:text;mso-width-percent:0;mso-height-percent:0;mso-width-relative:margin;mso-height-relative:margin;v-text-anchor:middle" arcsize="10923f" o:gfxdata="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" fillcolor="#4472c4 [3204]" strokecolor="#1f3763 [1604]" strokeweight="1pt">
                 <v:stroke joinstyle="miter"/>
               </v:roundrect>
             </w:pict>
@@ -11366,7 +11962,7 @@
           </mc:Choice>
           <mc:Fallback>
             <w:pict>
-              <v:roundrect w14:anchorId="2C93B2B6" id="Rectangle : coins arrondis 269" o:spid="_x0000_s1026" style="position:absolute;margin-left:613.75pt;margin-top:177.25pt;width:158.1pt;height:100.15pt;rotation:-90;z-index:251900928;visibility:visible;mso-wrap-style:square;mso-width-percent:0;mso-height-percent:0;mso-wrap-distance-left:9pt;mso-wrap-distance-top:0;mso-wrap-distance-right:9pt;mso-wrap-distance-bottom:0;mso-position-horizontal:absolute;mso-position-horizontal-relative:text;mso-position-vertical:absolute;mso-position-vertical-relative:text;mso-width-percent:0;mso-height-percent:0;mso-width-relative:margin;mso-height-relative:margin;v-text-anchor:middle" arcsize="10923f" o:gfxdata="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" fillcolor="#4472c4 [3204]" strokecolor="#1f3763 [1604]" strokeweight="1pt">
+              <v:roundrect w14:anchorId="592B9547" id="Rectangle : coins arrondis 269" o:spid="_x0000_s1026" style="position:absolute;margin-left:613.75pt;margin-top:177.25pt;width:158.1pt;height:100.15pt;rotation:-90;z-index:251900928;visibility:visible;mso-wrap-style:square;mso-width-percent:0;mso-height-percent:0;mso-wrap-distance-left:9pt;mso-wrap-distance-top:0;mso-wrap-distance-right:9pt;mso-wrap-distance-bottom:0;mso-position-horizontal:absolute;mso-position-horizontal-relative:text;mso-position-vertical:absolute;mso-position-vertical-relative:text;mso-width-percent:0;mso-height-percent:0;mso-width-relative:margin;mso-height-relative:margin;v-text-anchor:middle" arcsize="10923f" o:gfxdata="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" fillcolor="#4472c4 [3204]" strokecolor="#1f3763 [1604]" strokeweight="1pt">
                 <v:stroke joinstyle="miter"/>
               </v:roundrect>
             </w:pict>
@@ -11440,7 +12036,7 @@
           </mc:Choice>
           <mc:Fallback>
             <w:pict>
-              <v:line w14:anchorId="3DC0CE16" id="Connecteur droit 287" o:spid="_x0000_s1026" style="position:absolute;flip:x y;z-index:251938816;visibility:visible;mso-wrap-style:square;mso-width-percent:0;mso-height-percent:0;mso-wrap-distance-left:9pt;mso-wrap-distance-top:0;mso-wrap-distance-right:9pt;mso-wrap-distance-bottom:0;mso-position-horizontal:absolute;mso-position-horizontal-relative:text;mso-position-vertical:absolute;mso-position-vertical-relative:text;mso-width-percent:0;mso-height-percent:0;mso-width-relative:margin;mso-height-relative:margin" from="635.95pt,21.3pt" to="636.6pt,222pt" o:gfxdata="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" strokecolor="black [3213]" strokeweight="2.25pt">
+              <v:line w14:anchorId="709F40B6" id="Connecteur droit 287" o:spid="_x0000_s1026" style="position:absolute;flip:x y;z-index:251938816;visibility:visible;mso-wrap-style:square;mso-width-percent:0;mso-height-percent:0;mso-wrap-distance-left:9pt;mso-wrap-distance-top:0;mso-wrap-distance-right:9pt;mso-wrap-distance-bottom:0;mso-position-horizontal:absolute;mso-position-horizontal-relative:text;mso-position-vertical:absolute;mso-position-vertical-relative:text;mso-width-percent:0;mso-height-percent:0;mso-width-relative:margin;mso-height-relative:margin" from="635.95pt,21.3pt" to="636.6pt,222pt" o:gfxdata="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" strokecolor="black [3213]" strokeweight="2.25pt">
                 <v:stroke joinstyle="miter"/>
               </v:line>
             </w:pict>
@@ -11514,7 +12110,7 @@
           </mc:Choice>
           <mc:Fallback>
             <w:pict>
-              <v:line w14:anchorId="0768D603" id="Connecteur droit 286" o:spid="_x0000_s1026" style="position:absolute;flip:x y;z-index:251936768;visibility:visible;mso-wrap-style:square;mso-width-percent:0;mso-height-percent:0;mso-wrap-distance-left:9pt;mso-wrap-distance-top:0;mso-wrap-distance-right:9pt;mso-wrap-distance-bottom:0;mso-position-horizontal:absolute;mso-position-horizontal-relative:text;mso-position-vertical:absolute;mso-position-vertical-relative:text;mso-width-percent:0;mso-height-percent:0;mso-width-relative:margin;mso-height-relative:margin" from="570.45pt,21.2pt" to="571.1pt,221.9pt" o:gfxdata="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" strokecolor="black [3213]" strokeweight="2.25pt">
+              <v:line w14:anchorId="099C089B" id="Connecteur droit 286" o:spid="_x0000_s1026" style="position:absolute;flip:x y;z-index:251936768;visibility:visible;mso-wrap-style:square;mso-width-percent:0;mso-height-percent:0;mso-wrap-distance-left:9pt;mso-wrap-distance-top:0;mso-wrap-distance-right:9pt;mso-wrap-distance-bottom:0;mso-position-horizontal:absolute;mso-position-horizontal-relative:text;mso-position-vertical:absolute;mso-position-vertical-relative:text;mso-width-percent:0;mso-height-percent:0;mso-width-relative:margin;mso-height-relative:margin" from="570.45pt,21.2pt" to="571.1pt,221.9pt" o:gfxdata="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" strokecolor="black [3213]" strokeweight="2.25pt">
                 <v:stroke joinstyle="miter"/>
               </v:line>
             </w:pict>
@@ -11588,7 +12184,7 @@
           </mc:Choice>
           <mc:Fallback>
             <w:pict>
-              <v:line w14:anchorId="419DEAAC" id="Connecteur droit 285" o:spid="_x0000_s1026" style="position:absolute;z-index:251934720;visibility:visible;mso-wrap-style:square;mso-width-percent:0;mso-height-percent:0;mso-wrap-distance-left:9pt;mso-wrap-distance-top:0;mso-wrap-distance-right:9pt;mso-wrap-distance-bottom:0;mso-position-horizontal:absolute;mso-position-horizontal-relative:text;mso-position-vertical:absolute;mso-position-vertical-relative:text;mso-width-percent:0;mso-height-percent:0;mso-width-relative:margin;mso-height-relative:margin" from="569.25pt,221.35pt" to="636.3pt,222.1pt" o:gfxdata="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" strokecolor="black [3213]" strokeweight="2.25pt">
+              <v:line w14:anchorId="0170170B" id="Connecteur droit 285" o:spid="_x0000_s1026" style="position:absolute;z-index:251934720;visibility:visible;mso-wrap-style:square;mso-width-percent:0;mso-height-percent:0;mso-wrap-distance-left:9pt;mso-wrap-distance-top:0;mso-wrap-distance-right:9pt;mso-wrap-distance-bottom:0;mso-position-horizontal:absolute;mso-position-horizontal-relative:text;mso-position-vertical:absolute;mso-position-vertical-relative:text;mso-width-percent:0;mso-height-percent:0;mso-width-relative:margin;mso-height-relative:margin" from="569.25pt,221.35pt" to="636.3pt,222.1pt" o:gfxdata="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" strokecolor="black [3213]" strokeweight="2.25pt">
                 <v:stroke joinstyle="miter"/>
               </v:line>
             </w:pict>
@@ -11662,7 +12258,7 @@
           </mc:Choice>
           <mc:Fallback>
             <w:pict>
-              <v:line w14:anchorId="56418275" id="Connecteur droit 283" o:spid="_x0000_s1026" style="position:absolute;z-index:251930624;visibility:visible;mso-wrap-style:square;mso-width-percent:0;mso-height-percent:0;mso-wrap-distance-left:9pt;mso-wrap-distance-top:0;mso-wrap-distance-right:9pt;mso-wrap-distance-bottom:0;mso-position-horizontal:absolute;mso-position-horizontal-relative:text;mso-position-vertical:absolute;mso-position-vertical-relative:text;mso-width-percent:0;mso-height-percent:0;mso-width-relative:margin;mso-height-relative:margin" from="569.7pt,49.75pt" to="636.75pt,50.5pt" o:gfxdata="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" strokecolor="black [3213]" strokeweight="2.25pt">
+              <v:line w14:anchorId="18A6CA93" id="Connecteur droit 283" o:spid="_x0000_s1026" style="position:absolute;z-index:251930624;visibility:visible;mso-wrap-style:square;mso-width-percent:0;mso-height-percent:0;mso-wrap-distance-left:9pt;mso-wrap-distance-top:0;mso-wrap-distance-right:9pt;mso-wrap-distance-bottom:0;mso-position-horizontal:absolute;mso-position-horizontal-relative:text;mso-position-vertical:absolute;mso-position-vertical-relative:text;mso-width-percent:0;mso-height-percent:0;mso-width-relative:margin;mso-height-relative:margin" from="569.7pt,49.75pt" to="636.75pt,50.5pt" o:gfxdata="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" strokecolor="black [3213]" strokeweight="2.25pt">
                 <v:stroke joinstyle="miter"/>
               </v:line>
             </w:pict>
@@ -11736,7 +12332,7 @@
           </mc:Choice>
           <mc:Fallback>
             <w:pict>
-              <v:line w14:anchorId="546F77B0" id="Connecteur droit 279" o:spid="_x0000_s1026" style="position:absolute;z-index:251922432;visibility:visible;mso-wrap-style:square;mso-width-percent:0;mso-height-percent:0;mso-wrap-distance-left:9pt;mso-wrap-distance-top:0;mso-wrap-distance-right:9pt;mso-wrap-distance-bottom:0;mso-position-horizontal:absolute;mso-position-horizontal-relative:text;mso-position-vertical:absolute;mso-position-vertical-relative:text;mso-width-percent:0;mso-height-percent:0;mso-width-relative:margin;mso-height-relative:margin" from="569.7pt,197.7pt" to="636.75pt,198.45pt" o:gfxdata="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" strokecolor="black [3213]" strokeweight="2.25pt">
+              <v:line w14:anchorId="6EEBD114" id="Connecteur droit 279" o:spid="_x0000_s1026" style="position:absolute;z-index:251922432;visibility:visible;mso-wrap-style:square;mso-width-percent:0;mso-height-percent:0;mso-wrap-distance-left:9pt;mso-wrap-distance-top:0;mso-wrap-distance-right:9pt;mso-wrap-distance-bottom:0;mso-position-horizontal:absolute;mso-position-horizontal-relative:text;mso-position-vertical:absolute;mso-position-vertical-relative:text;mso-width-percent:0;mso-height-percent:0;mso-width-relative:margin;mso-height-relative:margin" from="569.7pt,197.7pt" to="636.75pt,198.45pt" o:gfxdata="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" strokecolor="black [3213]" strokeweight="2.25pt">
                 <v:stroke joinstyle="miter"/>
               </v:line>
             </w:pict>
@@ -11816,7 +12412,7 @@
           </mc:Choice>
           <mc:Fallback>
             <w:pict>
-              <v:rect w14:anchorId="2D08F158" id="Rectangle 277" o:spid="_x0000_s1026" style="position:absolute;margin-left:502.8pt;margin-top:89pt;width:201.1pt;height:65.45pt;rotation:90;z-index:251918336;visibility:visible;mso-wrap-style:square;mso-width-percent:0;mso-height-percent:0;mso-wrap-distance-left:9pt;mso-wrap-distance-top:0;mso-wrap-distance-right:9pt;mso-wrap-distance-bottom:0;mso-position-horizontal:absolute;mso-position-horizontal-relative:text;mso-position-vertical:absolute;mso-position-vertical-relative:text;mso-width-percent:0;mso-height-percent:0;mso-width-relative:margin;mso-height-relative:margin;v-text-anchor:middle" o:gfxdata="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" fillcolor="white [3212]" strokecolor="#1f3763 [1604]" strokeweight="2.25pt"/>
+              <v:rect w14:anchorId="249DDAA0" id="Rectangle 277" o:spid="_x0000_s1026" style="position:absolute;margin-left:502.8pt;margin-top:89pt;width:201.1pt;height:65.45pt;rotation:90;z-index:251918336;visibility:visible;mso-wrap-style:square;mso-width-percent:0;mso-height-percent:0;mso-wrap-distance-left:9pt;mso-wrap-distance-top:0;mso-wrap-distance-right:9pt;mso-wrap-distance-bottom:0;mso-position-horizontal:absolute;mso-position-horizontal-relative:text;mso-position-vertical:absolute;mso-position-vertical-relative:text;mso-width-percent:0;mso-height-percent:0;mso-width-relative:margin;mso-height-relative:margin;v-text-anchor:middle" o:gfxdata="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" fillcolor="white [3212]" strokecolor="#1f3763 [1604]" strokeweight="2.25pt"/>
             </w:pict>
           </mc:Fallback>
         </mc:AlternateContent>
@@ -11888,7 +12484,7 @@
           </mc:Choice>
           <mc:Fallback>
             <w:pict>
-              <v:line w14:anchorId="5E952CE3" id="Connecteur droit 284" o:spid="_x0000_s1026" style="position:absolute;z-index:251932672;visibility:visible;mso-wrap-style:square;mso-width-percent:0;mso-height-percent:0;mso-wrap-distance-left:9pt;mso-wrap-distance-top:0;mso-wrap-distance-right:9pt;mso-wrap-distance-bottom:0;mso-position-horizontal:absolute;mso-position-horizontal-relative:text;mso-position-vertical:absolute;mso-position-vertical-relative:text;mso-width-percent:0;mso-height-percent:0;mso-width-relative:margin;mso-height-relative:margin" from="570.6pt,20.4pt" to="637.65pt,21.15pt" o:gfxdata="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" strokecolor="black [3213]" strokeweight="2.25pt">
+              <v:line w14:anchorId="5F1080DF" id="Connecteur droit 284" o:spid="_x0000_s1026" style="position:absolute;z-index:251932672;visibility:visible;mso-wrap-style:square;mso-width-percent:0;mso-height-percent:0;mso-wrap-distance-left:9pt;mso-wrap-distance-top:0;mso-wrap-distance-right:9pt;mso-wrap-distance-bottom:0;mso-position-horizontal:absolute;mso-position-horizontal-relative:text;mso-position-vertical:absolute;mso-position-vertical-relative:text;mso-width-percent:0;mso-height-percent:0;mso-width-relative:margin;mso-height-relative:margin" from="570.6pt,20.4pt" to="637.65pt,21.15pt" o:gfxdata="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" strokecolor="black [3213]" strokeweight="2.25pt">
                 <v:stroke joinstyle="miter"/>
               </v:line>
             </w:pict>
@@ -11962,7 +12558,7 @@
           </mc:Choice>
           <mc:Fallback>
             <w:pict>
-              <v:line w14:anchorId="6F287391" id="Connecteur droit 282" o:spid="_x0000_s1026" style="position:absolute;z-index:251928576;visibility:visible;mso-wrap-style:square;mso-width-percent:0;mso-height-percent:0;mso-wrap-distance-left:9pt;mso-wrap-distance-top:0;mso-wrap-distance-right:9pt;mso-wrap-distance-bottom:0;mso-position-horizontal:absolute;mso-position-horizontal-relative:text;mso-position-vertical:absolute;mso-position-vertical-relative:text;mso-width-percent:0;mso-height-percent:0;mso-width-relative:margin;mso-height-relative:margin" from="571.1pt,77.75pt" to="638.15pt,78.5pt" o:gfxdata="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" strokecolor="black [3213]" strokeweight="2.25pt">
+              <v:line w14:anchorId="5849A717" id="Connecteur droit 282" o:spid="_x0000_s1026" style="position:absolute;z-index:251928576;visibility:visible;mso-wrap-style:square;mso-width-percent:0;mso-height-percent:0;mso-wrap-distance-left:9pt;mso-wrap-distance-top:0;mso-wrap-distance-right:9pt;mso-wrap-distance-bottom:0;mso-position-horizontal:absolute;mso-position-horizontal-relative:text;mso-position-vertical:absolute;mso-position-vertical-relative:text;mso-width-percent:0;mso-height-percent:0;mso-width-relative:margin;mso-height-relative:margin" from="571.1pt,77.75pt" to="638.15pt,78.5pt" o:gfxdata="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" strokecolor="black [3213]" strokeweight="2.25pt">
                 <v:stroke joinstyle="miter"/>
               </v:line>
             </w:pict>
@@ -12036,7 +12632,7 @@
           </mc:Choice>
           <mc:Fallback>
             <w:pict>
-              <v:line w14:anchorId="6772EAD3" id="Connecteur droit 281" o:spid="_x0000_s1026" style="position:absolute;z-index:251926528;visibility:visible;mso-wrap-style:square;mso-width-percent:0;mso-height-percent:0;mso-wrap-distance-left:9pt;mso-wrap-distance-top:0;mso-wrap-distance-right:9pt;mso-wrap-distance-bottom:0;mso-position-horizontal:absolute;mso-position-horizontal-relative:text;mso-position-vertical:absolute;mso-position-vertical-relative:text;mso-width-percent:0;mso-height-percent:0;mso-width-relative:margin;mso-height-relative:margin" from="569.75pt,105.7pt" to="636.8pt,106.45pt" o:gfxdata="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" strokecolor="black [3213]" strokeweight="2.25pt">
+              <v:line w14:anchorId="2686D783" id="Connecteur droit 281" o:spid="_x0000_s1026" style="position:absolute;z-index:251926528;visibility:visible;mso-wrap-style:square;mso-width-percent:0;mso-height-percent:0;mso-wrap-distance-left:9pt;mso-wrap-distance-top:0;mso-wrap-distance-right:9pt;mso-wrap-distance-bottom:0;mso-position-horizontal:absolute;mso-position-horizontal-relative:text;mso-position-vertical:absolute;mso-position-vertical-relative:text;mso-width-percent:0;mso-height-percent:0;mso-width-relative:margin;mso-height-relative:margin" from="569.75pt,105.7pt" to="636.8pt,106.45pt" o:gfxdata="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" strokecolor="black [3213]" strokeweight="2.25pt">
                 <v:stroke joinstyle="miter"/>
               </v:line>
             </w:pict>
@@ -12110,7 +12706,7 @@
           </mc:Choice>
           <mc:Fallback>
             <w:pict>
-              <v:line w14:anchorId="49360C80" id="Connecteur droit 280" o:spid="_x0000_s1026" style="position:absolute;z-index:251924480;visibility:visible;mso-wrap-style:square;mso-width-percent:0;mso-height-percent:0;mso-wrap-distance-left:9pt;mso-wrap-distance-top:0;mso-wrap-distance-right:9pt;mso-wrap-distance-bottom:0;mso-position-horizontal:absolute;mso-position-horizontal-relative:text;mso-position-vertical:absolute;mso-position-vertical-relative:text;mso-width-percent:0;mso-height-percent:0;mso-width-relative:margin;mso-height-relative:margin" from="570.65pt,135.55pt" to="637.7pt,136.3pt" o:gfxdata="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" strokecolor="black [3213]" strokeweight="2.25pt">
+              <v:line w14:anchorId="2063AAE9" id="Connecteur droit 280" o:spid="_x0000_s1026" style="position:absolute;z-index:251924480;visibility:visible;mso-wrap-style:square;mso-width-percent:0;mso-height-percent:0;mso-wrap-distance-left:9pt;mso-wrap-distance-top:0;mso-wrap-distance-right:9pt;mso-wrap-distance-bottom:0;mso-position-horizontal:absolute;mso-position-horizontal-relative:text;mso-position-vertical:absolute;mso-position-vertical-relative:text;mso-width-percent:0;mso-height-percent:0;mso-width-relative:margin;mso-height-relative:margin" from="570.65pt,135.55pt" to="637.7pt,136.3pt" o:gfxdata="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" strokecolor="black [3213]" strokeweight="2.25pt">
                 <v:stroke joinstyle="miter"/>
               </v:line>
             </w:pict>
@@ -12184,7 +12780,7 @@
           </mc:Choice>
           <mc:Fallback>
             <w:pict>
-              <v:line w14:anchorId="03FCFA8C" id="Connecteur droit 278" o:spid="_x0000_s1026" style="position:absolute;z-index:251920384;visibility:visible;mso-wrap-style:square;mso-width-percent:0;mso-height-percent:0;mso-wrap-distance-left:9pt;mso-wrap-distance-top:0;mso-wrap-distance-right:9pt;mso-wrap-distance-bottom:0;mso-position-horizontal:absolute;mso-position-horizontal-relative:text;mso-position-vertical:absolute;mso-position-vertical-relative:text;mso-width-percent:0;mso-height-percent:0;mso-width-relative:margin;mso-height-relative:margin" from="570.55pt,166.6pt" to="637.6pt,167.35pt" o:gfxdata="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" strokecolor="black [3213]" strokeweight="2.25pt">
+              <v:line w14:anchorId="63232737" id="Connecteur droit 278" o:spid="_x0000_s1026" style="position:absolute;z-index:251920384;visibility:visible;mso-wrap-style:square;mso-width-percent:0;mso-height-percent:0;mso-wrap-distance-left:9pt;mso-wrap-distance-top:0;mso-wrap-distance-right:9pt;mso-wrap-distance-bottom:0;mso-position-horizontal:absolute;mso-position-horizontal-relative:text;mso-position-vertical:absolute;mso-position-vertical-relative:text;mso-width-percent:0;mso-height-percent:0;mso-width-relative:margin;mso-height-relative:margin" from="570.55pt,166.6pt" to="637.6pt,167.35pt" o:gfxdata="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" strokecolor="black [3213]" strokeweight="2.25pt">
                 <v:stroke joinstyle="miter"/>
               </v:line>
             </w:pict>
@@ -12195,24 +12791,1017 @@
         <w:br w:type="page"/>
       </w:r>
     </w:p>
-    <w:p/>
     <w:p>
       <w:r>
-        <mc:AlternateContent>
-          <mc:Choice Requires="wps">
-            <w:drawing>
-              <wp:anchor distT="0" distB="0" distL="114300" distR="114300" simplePos="0" relativeHeight="251681792" behindDoc="0" locked="0" layoutInCell="1" allowOverlap="1" wp14:anchorId="11F82EF0" wp14:editId="0D9B6CA8">
+        <w:rPr>
+          <w:noProof/>
+        </w:rPr>
+        <w:lastRenderedPageBreak/>
+        <mc:AlternateContent>
+          <mc:Choice Requires="wps">
+            <w:drawing>
+              <wp:anchor distT="45720" distB="45720" distL="114300" distR="114300" simplePos="0" relativeHeight="252090368" behindDoc="0" locked="0" layoutInCell="1" allowOverlap="1" wp14:anchorId="2BD9A7AD" wp14:editId="212E9D27">
                 <wp:simplePos x="0" y="0"/>
                 <wp:positionH relativeFrom="column">
-                  <wp:posOffset>762749</wp:posOffset>
-                </wp:positionH>
-                <wp:positionV relativeFrom="paragraph">
-                  <wp:posOffset>3412432</wp:posOffset>
-                </wp:positionV>
-                <wp:extent cx="2202873" cy="1296035"/>
-                <wp:effectExtent l="0" t="0" r="26035" b="18415"/>
+                  <wp:posOffset>3713480</wp:posOffset>
+                </wp:positionH>
+                <wp:positionV relativeFrom="paragraph">
+                  <wp:posOffset>2616004</wp:posOffset>
+                </wp:positionV>
+                <wp:extent cx="1097280" cy="407963"/>
+                <wp:effectExtent l="0" t="0" r="0" b="0"/>
                 <wp:wrapNone/>
-                <wp:docPr id="12" name="Rectangle : coins arrondis 12"/>
+                <wp:docPr id="364" name="Zone de texte 2"/>
+                <wp:cNvGraphicFramePr>
+                  <a:graphicFrameLocks xmlns:a="http://schemas.openxmlformats.org/drawingml/2006/main"/>
+                </wp:cNvGraphicFramePr>
+                <a:graphic xmlns:a="http://schemas.openxmlformats.org/drawingml/2006/main">
+                  <a:graphicData uri="http://schemas.microsoft.com/office/word/2010/wordprocessingShape">
+                    <wps:wsp>
+                      <wps:cNvSpPr txBox="1">
+                        <a:spLocks noChangeArrowheads="1"/>
+                      </wps:cNvSpPr>
+                      <wps:spPr bwMode="auto">
+                        <a:xfrm>
+                          <a:off x="0" y="0"/>
+                          <a:ext cx="1097280" cy="407963"/>
+                        </a:xfrm>
+                        <a:prstGeom prst="rect">
+                          <a:avLst/>
+                        </a:prstGeom>
+                        <a:noFill/>
+                        <a:ln w="9525">
+                          <a:noFill/>
+                          <a:miter lim="800000"/>
+                          <a:headEnd/>
+                          <a:tailEnd/>
+                        </a:ln>
+                      </wps:spPr>
+                      <wps:txbx>
+                        <w:txbxContent>
+                          <w:p>
+                            <w:pPr>
+                              <w:rPr>
+                                <w:rFonts w:ascii="Cambria" w:hAnsi="Cambria"/>
+                                <w:b/>
+                                <w:bCs/>
+                                <w:color w:val="FFFFFF" w:themeColor="background1"/>
+                                <w:sz w:val="40"/>
+                                <w:szCs w:val="40"/>
+                              </w:rPr>
+                            </w:pPr>
+                            <w:r>
+                              <w:rPr>
+                                <w:rFonts w:ascii="Cambria" w:hAnsi="Cambria"/>
+                                <w:b/>
+                                <w:bCs/>
+                                <w:color w:val="FFFFFF" w:themeColor="background1"/>
+                                <w:sz w:val="40"/>
+                                <w:szCs w:val="40"/>
+                              </w:rPr>
+                              <w:t>Couloir</w:t>
+                            </w:r>
+                          </w:p>
+                        </w:txbxContent>
+                      </wps:txbx>
+                      <wps:bodyPr rot="0" vert="horz" wrap="square" lIns="91440" tIns="45720" rIns="91440" bIns="45720" anchor="t" anchorCtr="0">
+                        <a:noAutofit/>
+                      </wps:bodyPr>
+                    </wps:wsp>
+                  </a:graphicData>
+                </a:graphic>
+                <wp14:sizeRelH relativeFrom="margin">
+                  <wp14:pctWidth>0</wp14:pctWidth>
+                </wp14:sizeRelH>
+                <wp14:sizeRelV relativeFrom="margin">
+                  <wp14:pctHeight>0</wp14:pctHeight>
+                </wp14:sizeRelV>
+              </wp:anchor>
+            </w:drawing>
+          </mc:Choice>
+          <mc:Fallback>
+            <w:pict>
+              <v:shape w14:anchorId="2BD9A7AD" id="_x0000_s1056" type="#_x0000_t202" style="position:absolute;margin-left:292.4pt;margin-top:206pt;width:86.4pt;height:32.1pt;z-index:252090368;visibility:visible;mso-wrap-style:square;mso-width-percent:0;mso-height-percent:0;mso-wrap-distance-left:9pt;mso-wrap-distance-top:3.6pt;mso-wrap-distance-right:9pt;mso-wrap-distance-bottom:3.6pt;mso-position-horizontal:absolute;mso-position-horizontal-relative:text;mso-position-vertical:absolute;mso-position-vertical-relative:text;mso-width-percent:0;mso-height-percent:0;mso-width-relative:margin;mso-height-relative:margin;v-text-anchor:top" o:gfxdata="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" filled="f" stroked="f">
+                <v:textbox>
+                  <w:txbxContent>
+                    <w:p>
+                      <w:pPr>
+                        <w:rPr>
+                          <w:rFonts w:ascii="Cambria" w:hAnsi="Cambria"/>
+                          <w:b/>
+                          <w:bCs/>
+                          <w:color w:val="FFFFFF" w:themeColor="background1"/>
+                          <w:sz w:val="40"/>
+                          <w:szCs w:val="40"/>
+                        </w:rPr>
+                      </w:pPr>
+                      <w:r>
+                        <w:rPr>
+                          <w:rFonts w:ascii="Cambria" w:hAnsi="Cambria"/>
+                          <w:b/>
+                          <w:bCs/>
+                          <w:color w:val="FFFFFF" w:themeColor="background1"/>
+                          <w:sz w:val="40"/>
+                          <w:szCs w:val="40"/>
+                        </w:rPr>
+                        <w:t>Couloir</w:t>
+                      </w:r>
+                    </w:p>
+                  </w:txbxContent>
+                </v:textbox>
+              </v:shape>
+            </w:pict>
+          </mc:Fallback>
+        </mc:AlternateContent>
+      </w:r>
+      <w:r>
+        <w:rPr>
+          <w:noProof/>
+        </w:rPr>
+        <w:drawing>
+          <wp:anchor distT="0" distB="0" distL="114300" distR="114300" simplePos="0" relativeHeight="252101632" behindDoc="0" locked="0" layoutInCell="1" allowOverlap="1" wp14:anchorId="6DC6BC56" wp14:editId="431D99E6">
+            <wp:simplePos x="0" y="0"/>
+            <wp:positionH relativeFrom="margin">
+              <wp:posOffset>7831817</wp:posOffset>
+            </wp:positionH>
+            <wp:positionV relativeFrom="paragraph">
+              <wp:posOffset>3984727</wp:posOffset>
+            </wp:positionV>
+            <wp:extent cx="1539667" cy="818868"/>
+            <wp:effectExtent l="0" t="0" r="0" b="0"/>
+            <wp:wrapNone/>
+            <wp:docPr id="371" name="Image 371"/>
+            <wp:cNvGraphicFramePr>
+              <a:graphicFrameLocks xmlns:a="http://schemas.openxmlformats.org/drawingml/2006/main" noChangeAspect="1"/>
+            </wp:cNvGraphicFramePr>
+            <a:graphic xmlns:a="http://schemas.openxmlformats.org/drawingml/2006/main">
+              <a:graphicData uri="http://schemas.openxmlformats.org/drawingml/2006/picture">
+                <pic:pic xmlns:pic="http://schemas.openxmlformats.org/drawingml/2006/picture">
+                  <pic:nvPicPr>
+                    <pic:cNvPr id="371" name="Image 371"/>
+                    <pic:cNvPicPr/>
+                  </pic:nvPicPr>
+                  <pic:blipFill>
+                    <a:blip r:embed="rId9">
+                      <a:extLst>
+                        <a:ext uri="{28A0092B-C50C-407E-A947-70E740481C1C}">
+                          <a14:useLocalDpi xmlns:a14="http://schemas.microsoft.com/office/drawing/2010/main" val="0"/>
+                        </a:ext>
+                      </a:extLst>
+                    </a:blip>
+                    <a:stretch>
+                      <a:fillRect/>
+                    </a:stretch>
+                  </pic:blipFill>
+                  <pic:spPr>
+                    <a:xfrm rot="5400000">
+                      <a:off x="0" y="0"/>
+                      <a:ext cx="1539667" cy="818868"/>
+                    </a:xfrm>
+                    <a:prstGeom prst="rect">
+                      <a:avLst/>
+                    </a:prstGeom>
+                  </pic:spPr>
+                </pic:pic>
+              </a:graphicData>
+            </a:graphic>
+            <wp14:sizeRelH relativeFrom="page">
+              <wp14:pctWidth>0</wp14:pctWidth>
+            </wp14:sizeRelH>
+            <wp14:sizeRelV relativeFrom="page">
+              <wp14:pctHeight>0</wp14:pctHeight>
+            </wp14:sizeRelV>
+          </wp:anchor>
+        </w:drawing>
+      </w:r>
+      <w:r>
+        <w:rPr>
+          <w:noProof/>
+        </w:rPr>
+        <w:drawing>
+          <wp:anchor distT="0" distB="0" distL="114300" distR="114300" simplePos="0" relativeHeight="252100608" behindDoc="0" locked="0" layoutInCell="1" allowOverlap="1" wp14:anchorId="4D166C52" wp14:editId="7417C727">
+            <wp:simplePos x="0" y="0"/>
+            <wp:positionH relativeFrom="column">
+              <wp:posOffset>8088727</wp:posOffset>
+            </wp:positionH>
+            <wp:positionV relativeFrom="paragraph">
+              <wp:posOffset>1406769</wp:posOffset>
+            </wp:positionV>
+            <wp:extent cx="928467" cy="928467"/>
+            <wp:effectExtent l="0" t="0" r="0" b="0"/>
+            <wp:wrapNone/>
+            <wp:docPr id="372" name="Image 372"/>
+            <wp:cNvGraphicFramePr>
+              <a:graphicFrameLocks xmlns:a="http://schemas.openxmlformats.org/drawingml/2006/main" noChangeAspect="1"/>
+            </wp:cNvGraphicFramePr>
+            <a:graphic xmlns:a="http://schemas.openxmlformats.org/drawingml/2006/main">
+              <a:graphicData uri="http://schemas.openxmlformats.org/drawingml/2006/picture">
+                <pic:pic xmlns:pic="http://schemas.openxmlformats.org/drawingml/2006/picture">
+                  <pic:nvPicPr>
+                    <pic:cNvPr id="372" name="Image 372"/>
+                    <pic:cNvPicPr/>
+                  </pic:nvPicPr>
+                  <pic:blipFill>
+                    <a:blip r:embed="rId10" cstate="print">
+                      <a:extLst>
+                        <a:ext uri="{28A0092B-C50C-407E-A947-70E740481C1C}">
+                          <a14:useLocalDpi xmlns:a14="http://schemas.microsoft.com/office/drawing/2010/main" val="0"/>
+                        </a:ext>
+                      </a:extLst>
+                    </a:blip>
+                    <a:stretch>
+                      <a:fillRect/>
+                    </a:stretch>
+                  </pic:blipFill>
+                  <pic:spPr>
+                    <a:xfrm rot="5400000">
+                      <a:off x="0" y="0"/>
+                      <a:ext cx="928467" cy="928467"/>
+                    </a:xfrm>
+                    <a:prstGeom prst="rect">
+                      <a:avLst/>
+                    </a:prstGeom>
+                  </pic:spPr>
+                </pic:pic>
+              </a:graphicData>
+            </a:graphic>
+            <wp14:sizeRelH relativeFrom="page">
+              <wp14:pctWidth>0</wp14:pctWidth>
+            </wp14:sizeRelH>
+            <wp14:sizeRelV relativeFrom="page">
+              <wp14:pctHeight>0</wp14:pctHeight>
+            </wp14:sizeRelV>
+          </wp:anchor>
+        </w:drawing>
+      </w:r>
+      <w:r>
+        <w:rPr>
+          <w:noProof/>
+        </w:rPr>
+        <mc:AlternateContent>
+          <mc:Choice Requires="wps">
+            <w:drawing>
+              <wp:anchor distT="45720" distB="45720" distL="114300" distR="114300" simplePos="0" relativeHeight="252099584" behindDoc="0" locked="0" layoutInCell="1" allowOverlap="1" wp14:anchorId="0E804D35" wp14:editId="56FB2C24">
+                <wp:simplePos x="0" y="0"/>
+                <wp:positionH relativeFrom="column">
+                  <wp:posOffset>1955947</wp:posOffset>
+                </wp:positionH>
+                <wp:positionV relativeFrom="paragraph">
+                  <wp:posOffset>4698951</wp:posOffset>
+                </wp:positionV>
+                <wp:extent cx="1814732" cy="407963"/>
+                <wp:effectExtent l="0" t="0" r="0" b="0"/>
+                <wp:wrapNone/>
+                <wp:docPr id="369" name="Zone de texte 2"/>
+                <wp:cNvGraphicFramePr>
+                  <a:graphicFrameLocks xmlns:a="http://schemas.openxmlformats.org/drawingml/2006/main"/>
+                </wp:cNvGraphicFramePr>
+                <a:graphic xmlns:a="http://schemas.openxmlformats.org/drawingml/2006/main">
+                  <a:graphicData uri="http://schemas.microsoft.com/office/word/2010/wordprocessingShape">
+                    <wps:wsp>
+                      <wps:cNvSpPr txBox="1">
+                        <a:spLocks noChangeArrowheads="1"/>
+                      </wps:cNvSpPr>
+                      <wps:spPr bwMode="auto">
+                        <a:xfrm>
+                          <a:off x="0" y="0"/>
+                          <a:ext cx="1814732" cy="407963"/>
+                        </a:xfrm>
+                        <a:prstGeom prst="rect">
+                          <a:avLst/>
+                        </a:prstGeom>
+                        <a:noFill/>
+                        <a:ln w="9525">
+                          <a:noFill/>
+                          <a:miter lim="800000"/>
+                          <a:headEnd/>
+                          <a:tailEnd/>
+                        </a:ln>
+                      </wps:spPr>
+                      <wps:txbx>
+                        <w:txbxContent>
+                          <w:p>
+                            <w:pPr>
+                              <w:rPr>
+                                <w:rFonts w:ascii="Cambria" w:hAnsi="Cambria"/>
+                                <w:b/>
+                                <w:bCs/>
+                                <w:color w:val="FFFFFF" w:themeColor="background1"/>
+                                <w:sz w:val="40"/>
+                                <w:szCs w:val="40"/>
+                              </w:rPr>
+                            </w:pPr>
+                            <w:r>
+                              <w:rPr>
+                                <w:rFonts w:ascii="Cambria" w:hAnsi="Cambria"/>
+                                <w:b/>
+                                <w:bCs/>
+                                <w:color w:val="FFFFFF" w:themeColor="background1"/>
+                                <w:sz w:val="40"/>
+                                <w:szCs w:val="40"/>
+                              </w:rPr>
+                              <w:t>Salle à bordel</w:t>
+                            </w:r>
+                          </w:p>
+                        </w:txbxContent>
+                      </wps:txbx>
+                      <wps:bodyPr rot="0" vert="horz" wrap="square" lIns="91440" tIns="45720" rIns="91440" bIns="45720" anchor="t" anchorCtr="0">
+                        <a:noAutofit/>
+                      </wps:bodyPr>
+                    </wps:wsp>
+                  </a:graphicData>
+                </a:graphic>
+                <wp14:sizeRelH relativeFrom="margin">
+                  <wp14:pctWidth>0</wp14:pctWidth>
+                </wp14:sizeRelH>
+                <wp14:sizeRelV relativeFrom="margin">
+                  <wp14:pctHeight>0</wp14:pctHeight>
+                </wp14:sizeRelV>
+              </wp:anchor>
+            </w:drawing>
+          </mc:Choice>
+          <mc:Fallback>
+            <w:pict>
+              <v:shape w14:anchorId="0E804D35" id="_x0000_s1057" type="#_x0000_t202" style="position:absolute;margin-left:154pt;margin-top:370pt;width:142.9pt;height:32.1pt;z-index:252099584;visibility:visible;mso-wrap-style:square;mso-width-percent:0;mso-height-percent:0;mso-wrap-distance-left:9pt;mso-wrap-distance-top:3.6pt;mso-wrap-distance-right:9pt;mso-wrap-distance-bottom:3.6pt;mso-position-horizontal:absolute;mso-position-horizontal-relative:text;mso-position-vertical:absolute;mso-position-vertical-relative:text;mso-width-percent:0;mso-height-percent:0;mso-width-relative:margin;mso-height-relative:margin;v-text-anchor:top" o:gfxdata="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" filled="f" stroked="f">
+                <v:textbox>
+                  <w:txbxContent>
+                    <w:p>
+                      <w:pPr>
+                        <w:rPr>
+                          <w:rFonts w:ascii="Cambria" w:hAnsi="Cambria"/>
+                          <w:b/>
+                          <w:bCs/>
+                          <w:color w:val="FFFFFF" w:themeColor="background1"/>
+                          <w:sz w:val="40"/>
+                          <w:szCs w:val="40"/>
+                        </w:rPr>
+                      </w:pPr>
+                      <w:r>
+                        <w:rPr>
+                          <w:rFonts w:ascii="Cambria" w:hAnsi="Cambria"/>
+                          <w:b/>
+                          <w:bCs/>
+                          <w:color w:val="FFFFFF" w:themeColor="background1"/>
+                          <w:sz w:val="40"/>
+                          <w:szCs w:val="40"/>
+                        </w:rPr>
+                        <w:t>Salle à bordel</w:t>
+                      </w:r>
+                    </w:p>
+                  </w:txbxContent>
+                </v:textbox>
+              </v:shape>
+            </w:pict>
+          </mc:Fallback>
+        </mc:AlternateContent>
+      </w:r>
+      <w:r>
+        <w:rPr>
+          <w:noProof/>
+        </w:rPr>
+        <mc:AlternateContent>
+          <mc:Choice Requires="wps">
+            <w:drawing>
+              <wp:anchor distT="0" distB="0" distL="114300" distR="114300" simplePos="0" relativeHeight="252097536" behindDoc="0" locked="0" layoutInCell="1" allowOverlap="1" wp14:anchorId="7A70D156" wp14:editId="037F732D">
+                <wp:simplePos x="0" y="0"/>
+                <wp:positionH relativeFrom="column">
+                  <wp:posOffset>1365348</wp:posOffset>
+                </wp:positionH>
+                <wp:positionV relativeFrom="paragraph">
+                  <wp:posOffset>3742055</wp:posOffset>
+                </wp:positionV>
+                <wp:extent cx="1505243" cy="0"/>
+                <wp:effectExtent l="0" t="0" r="0" b="0"/>
+                <wp:wrapNone/>
+                <wp:docPr id="368" name="Connecteur droit 368"/>
+                <wp:cNvGraphicFramePr/>
+                <a:graphic xmlns:a="http://schemas.openxmlformats.org/drawingml/2006/main">
+                  <a:graphicData uri="http://schemas.microsoft.com/office/word/2010/wordprocessingShape">
+                    <wps:wsp>
+                      <wps:cNvCnPr/>
+                      <wps:spPr>
+                        <a:xfrm flipV="1">
+                          <a:off x="0" y="0"/>
+                          <a:ext cx="1505243" cy="0"/>
+                        </a:xfrm>
+                        <a:prstGeom prst="line">
+                          <a:avLst/>
+                        </a:prstGeom>
+                        <a:ln w="3175">
+                          <a:solidFill>
+                            <a:schemeClr val="tx1"/>
+                          </a:solidFill>
+                        </a:ln>
+                      </wps:spPr>
+                      <wps:style>
+                        <a:lnRef idx="1">
+                          <a:schemeClr val="accent1"/>
+                        </a:lnRef>
+                        <a:fillRef idx="0">
+                          <a:schemeClr val="accent1"/>
+                        </a:fillRef>
+                        <a:effectRef idx="0">
+                          <a:schemeClr val="accent1"/>
+                        </a:effectRef>
+                        <a:fontRef idx="minor">
+                          <a:schemeClr val="tx1"/>
+                        </a:fontRef>
+                      </wps:style>
+                      <wps:bodyPr/>
+                    </wps:wsp>
+                  </a:graphicData>
+                </a:graphic>
+                <wp14:sizeRelH relativeFrom="margin">
+                  <wp14:pctWidth>0</wp14:pctWidth>
+                </wp14:sizeRelH>
+                <wp14:sizeRelV relativeFrom="margin">
+                  <wp14:pctHeight>0</wp14:pctHeight>
+                </wp14:sizeRelV>
+              </wp:anchor>
+            </w:drawing>
+          </mc:Choice>
+          <mc:Fallback>
+            <w:pict>
+              <v:line w14:anchorId="6AD713D9" id="Connecteur droit 368" o:spid="_x0000_s1026" style="position:absolute;flip:y;z-index:252097536;visibility:visible;mso-wrap-style:square;mso-width-percent:0;mso-height-percent:0;mso-wrap-distance-left:9pt;mso-wrap-distance-top:0;mso-wrap-distance-right:9pt;mso-wrap-distance-bottom:0;mso-position-horizontal:absolute;mso-position-horizontal-relative:text;mso-position-vertical:absolute;mso-position-vertical-relative:text;mso-width-percent:0;mso-height-percent:0;mso-width-relative:margin;mso-height-relative:margin" from="107.5pt,294.65pt" to="226pt,294.65pt" o:gfxdata="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" strokecolor="black [3213]" strokeweight=".25pt">
+                <v:stroke joinstyle="miter"/>
+              </v:line>
+            </w:pict>
+          </mc:Fallback>
+        </mc:AlternateContent>
+      </w:r>
+      <w:r>
+        <w:rPr>
+          <w:noProof/>
+        </w:rPr>
+        <mc:AlternateContent>
+          <mc:Choice Requires="wps">
+            <w:drawing>
+              <wp:anchor distT="0" distB="0" distL="114300" distR="114300" simplePos="0" relativeHeight="252095488" behindDoc="0" locked="0" layoutInCell="1" allowOverlap="1" wp14:anchorId="3B863305" wp14:editId="4E65A093">
+                <wp:simplePos x="0" y="0"/>
+                <wp:positionH relativeFrom="column">
+                  <wp:posOffset>6823075</wp:posOffset>
+                </wp:positionH>
+                <wp:positionV relativeFrom="paragraph">
+                  <wp:posOffset>1822205</wp:posOffset>
+                </wp:positionV>
+                <wp:extent cx="14068" cy="1831975"/>
+                <wp:effectExtent l="0" t="0" r="24130" b="34925"/>
+                <wp:wrapNone/>
+                <wp:docPr id="367" name="Connecteur droit 367"/>
+                <wp:cNvGraphicFramePr/>
+                <a:graphic xmlns:a="http://schemas.openxmlformats.org/drawingml/2006/main">
+                  <a:graphicData uri="http://schemas.microsoft.com/office/word/2010/wordprocessingShape">
+                    <wps:wsp>
+                      <wps:cNvCnPr/>
+                      <wps:spPr>
+                        <a:xfrm>
+                          <a:off x="0" y="0"/>
+                          <a:ext cx="14068" cy="1831975"/>
+                        </a:xfrm>
+                        <a:prstGeom prst="line">
+                          <a:avLst/>
+                        </a:prstGeom>
+                        <a:ln w="3175">
+                          <a:solidFill>
+                            <a:schemeClr val="tx1"/>
+                          </a:solidFill>
+                        </a:ln>
+                      </wps:spPr>
+                      <wps:style>
+                        <a:lnRef idx="1">
+                          <a:schemeClr val="accent1"/>
+                        </a:lnRef>
+                        <a:fillRef idx="0">
+                          <a:schemeClr val="accent1"/>
+                        </a:fillRef>
+                        <a:effectRef idx="0">
+                          <a:schemeClr val="accent1"/>
+                        </a:effectRef>
+                        <a:fontRef idx="minor">
+                          <a:schemeClr val="tx1"/>
+                        </a:fontRef>
+                      </wps:style>
+                      <wps:bodyPr/>
+                    </wps:wsp>
+                  </a:graphicData>
+                </a:graphic>
+                <wp14:sizeRelH relativeFrom="margin">
+                  <wp14:pctWidth>0</wp14:pctWidth>
+                </wp14:sizeRelH>
+                <wp14:sizeRelV relativeFrom="margin">
+                  <wp14:pctHeight>0</wp14:pctHeight>
+                </wp14:sizeRelV>
+              </wp:anchor>
+            </w:drawing>
+          </mc:Choice>
+          <mc:Fallback>
+            <w:pict>
+              <v:line w14:anchorId="45D94E9A" id="Connecteur droit 367" o:spid="_x0000_s1026" style="position:absolute;z-index:252095488;visibility:visible;mso-wrap-style:square;mso-width-percent:0;mso-height-percent:0;mso-wrap-distance-left:9pt;mso-wrap-distance-top:0;mso-wrap-distance-right:9pt;mso-wrap-distance-bottom:0;mso-position-horizontal:absolute;mso-position-horizontal-relative:text;mso-position-vertical:absolute;mso-position-vertical-relative:text;mso-width-percent:0;mso-height-percent:0;mso-width-relative:margin;mso-height-relative:margin" from="537.25pt,143.5pt" to="538.35pt,287.75pt" o:gfxdata="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" strokecolor="black [3213]" strokeweight=".25pt">
+                <v:stroke joinstyle="miter"/>
+              </v:line>
+            </w:pict>
+          </mc:Fallback>
+        </mc:AlternateContent>
+      </w:r>
+      <w:r>
+        <w:rPr>
+          <w:noProof/>
+        </w:rPr>
+        <mc:AlternateContent>
+          <mc:Choice Requires="wps">
+            <w:drawing>
+              <wp:anchor distT="45720" distB="45720" distL="114300" distR="114300" simplePos="0" relativeHeight="252088320" behindDoc="0" locked="0" layoutInCell="1" allowOverlap="1" wp14:anchorId="22DA01EC" wp14:editId="2661800F">
+                <wp:simplePos x="0" y="0"/>
+                <wp:positionH relativeFrom="column">
+                  <wp:posOffset>4459995</wp:posOffset>
+                </wp:positionH>
+                <wp:positionV relativeFrom="paragraph">
+                  <wp:posOffset>4685079</wp:posOffset>
+                </wp:positionV>
+                <wp:extent cx="2053883" cy="407670"/>
+                <wp:effectExtent l="0" t="0" r="0" b="0"/>
+                <wp:wrapNone/>
+                <wp:docPr id="363" name="Zone de texte 2"/>
+                <wp:cNvGraphicFramePr>
+                  <a:graphicFrameLocks xmlns:a="http://schemas.openxmlformats.org/drawingml/2006/main"/>
+                </wp:cNvGraphicFramePr>
+                <a:graphic xmlns:a="http://schemas.openxmlformats.org/drawingml/2006/main">
+                  <a:graphicData uri="http://schemas.microsoft.com/office/word/2010/wordprocessingShape">
+                    <wps:wsp>
+                      <wps:cNvSpPr txBox="1">
+                        <a:spLocks noChangeArrowheads="1"/>
+                      </wps:cNvSpPr>
+                      <wps:spPr bwMode="auto">
+                        <a:xfrm>
+                          <a:off x="0" y="0"/>
+                          <a:ext cx="2053883" cy="407670"/>
+                        </a:xfrm>
+                        <a:prstGeom prst="rect">
+                          <a:avLst/>
+                        </a:prstGeom>
+                        <a:noFill/>
+                        <a:ln w="9525">
+                          <a:noFill/>
+                          <a:miter lim="800000"/>
+                          <a:headEnd/>
+                          <a:tailEnd/>
+                        </a:ln>
+                      </wps:spPr>
+                      <wps:txbx>
+                        <w:txbxContent>
+                          <w:p>
+                            <w:pPr>
+                              <w:rPr>
+                                <w:rFonts w:ascii="Cambria" w:hAnsi="Cambria"/>
+                                <w:b/>
+                                <w:bCs/>
+                                <w:color w:val="FFFFFF" w:themeColor="background1"/>
+                                <w:sz w:val="40"/>
+                                <w:szCs w:val="40"/>
+                              </w:rPr>
+                            </w:pPr>
+                            <w:r>
+                              <w:rPr>
+                                <w:rFonts w:ascii="Cambria" w:hAnsi="Cambria"/>
+                                <w:b/>
+                                <w:bCs/>
+                                <w:color w:val="FFFFFF" w:themeColor="background1"/>
+                                <w:sz w:val="40"/>
+                                <w:szCs w:val="40"/>
+                              </w:rPr>
+                              <w:t>Salle de muscu</w:t>
+                            </w:r>
+                          </w:p>
+                        </w:txbxContent>
+                      </wps:txbx>
+                      <wps:bodyPr rot="0" vert="horz" wrap="square" lIns="91440" tIns="45720" rIns="91440" bIns="45720" anchor="t" anchorCtr="0">
+                        <a:noAutofit/>
+                      </wps:bodyPr>
+                    </wps:wsp>
+                  </a:graphicData>
+                </a:graphic>
+                <wp14:sizeRelH relativeFrom="margin">
+                  <wp14:pctWidth>0</wp14:pctWidth>
+                </wp14:sizeRelH>
+                <wp14:sizeRelV relativeFrom="margin">
+                  <wp14:pctHeight>0</wp14:pctHeight>
+                </wp14:sizeRelV>
+              </wp:anchor>
+            </w:drawing>
+          </mc:Choice>
+          <mc:Fallback>
+            <w:pict>
+              <v:shape w14:anchorId="22DA01EC" id="_x0000_s1058" type="#_x0000_t202" style="position:absolute;margin-left:351.2pt;margin-top:368.9pt;width:161.7pt;height:32.1pt;z-index:252088320;visibility:visible;mso-wrap-style:square;mso-width-percent:0;mso-height-percent:0;mso-wrap-distance-left:9pt;mso-wrap-distance-top:3.6pt;mso-wrap-distance-right:9pt;mso-wrap-distance-bottom:3.6pt;mso-position-horizontal:absolute;mso-position-horizontal-relative:text;mso-position-vertical:absolute;mso-position-vertical-relative:text;mso-width-percent:0;mso-height-percent:0;mso-width-relative:margin;mso-height-relative:margin;v-text-anchor:top" o:gfxdata="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" filled="f" stroked="f">
+                <v:textbox>
+                  <w:txbxContent>
+                    <w:p>
+                      <w:pPr>
+                        <w:rPr>
+                          <w:rFonts w:ascii="Cambria" w:hAnsi="Cambria"/>
+                          <w:b/>
+                          <w:bCs/>
+                          <w:color w:val="FFFFFF" w:themeColor="background1"/>
+                          <w:sz w:val="40"/>
+                          <w:szCs w:val="40"/>
+                        </w:rPr>
+                      </w:pPr>
+                      <w:r>
+                        <w:rPr>
+                          <w:rFonts w:ascii="Cambria" w:hAnsi="Cambria"/>
+                          <w:b/>
+                          <w:bCs/>
+                          <w:color w:val="FFFFFF" w:themeColor="background1"/>
+                          <w:sz w:val="40"/>
+                          <w:szCs w:val="40"/>
+                        </w:rPr>
+                        <w:t>Salle de muscu</w:t>
+                      </w:r>
+                    </w:p>
+                  </w:txbxContent>
+                </v:textbox>
+              </v:shape>
+            </w:pict>
+          </mc:Fallback>
+        </mc:AlternateContent>
+      </w:r>
+      <w:r>
+        <w:rPr>
+          <w:noProof/>
+        </w:rPr>
+        <mc:AlternateContent>
+          <mc:Choice Requires="wps">
+            <w:drawing>
+              <wp:anchor distT="45720" distB="45720" distL="114300" distR="114300" simplePos="0" relativeHeight="252094464" behindDoc="0" locked="0" layoutInCell="1" allowOverlap="1" wp14:anchorId="3676F492" wp14:editId="0F41E3D4">
+                <wp:simplePos x="0" y="0"/>
+                <wp:positionH relativeFrom="column">
+                  <wp:posOffset>8057686</wp:posOffset>
+                </wp:positionH>
+                <wp:positionV relativeFrom="paragraph">
+                  <wp:posOffset>2859137</wp:posOffset>
+                </wp:positionV>
+                <wp:extent cx="1087095" cy="407963"/>
+                <wp:effectExtent l="0" t="0" r="0" b="0"/>
+                <wp:wrapNone/>
+                <wp:docPr id="366" name="Zone de texte 2"/>
+                <wp:cNvGraphicFramePr>
+                  <a:graphicFrameLocks xmlns:a="http://schemas.openxmlformats.org/drawingml/2006/main"/>
+                </wp:cNvGraphicFramePr>
+                <a:graphic xmlns:a="http://schemas.openxmlformats.org/drawingml/2006/main">
+                  <a:graphicData uri="http://schemas.microsoft.com/office/word/2010/wordprocessingShape">
+                    <wps:wsp>
+                      <wps:cNvSpPr txBox="1">
+                        <a:spLocks noChangeArrowheads="1"/>
+                      </wps:cNvSpPr>
+                      <wps:spPr bwMode="auto">
+                        <a:xfrm rot="5400000">
+                          <a:off x="0" y="0"/>
+                          <a:ext cx="1087095" cy="407963"/>
+                        </a:xfrm>
+                        <a:prstGeom prst="rect">
+                          <a:avLst/>
+                        </a:prstGeom>
+                        <a:noFill/>
+                        <a:ln w="9525">
+                          <a:noFill/>
+                          <a:miter lim="800000"/>
+                          <a:headEnd/>
+                          <a:tailEnd/>
+                        </a:ln>
+                      </wps:spPr>
+                      <wps:txbx>
+                        <w:txbxContent>
+                          <w:p>
+                            <w:pPr>
+                              <w:rPr>
+                                <w:rFonts w:ascii="Cambria" w:hAnsi="Cambria"/>
+                                <w:b/>
+                                <w:bCs/>
+                                <w:sz w:val="40"/>
+                                <w:szCs w:val="40"/>
+                              </w:rPr>
+                            </w:pPr>
+                            <w:r>
+                              <w:rPr>
+                                <w:rFonts w:ascii="Cambria" w:hAnsi="Cambria"/>
+                                <w:b/>
+                                <w:bCs/>
+                                <w:sz w:val="40"/>
+                                <w:szCs w:val="40"/>
+                              </w:rPr>
+                              <w:t>Canapé</w:t>
+                            </w:r>
+                          </w:p>
+                        </w:txbxContent>
+                      </wps:txbx>
+                      <wps:bodyPr rot="0" vert="horz" wrap="square" lIns="91440" tIns="45720" rIns="91440" bIns="45720" anchor="t" anchorCtr="0">
+                        <a:noAutofit/>
+                      </wps:bodyPr>
+                    </wps:wsp>
+                  </a:graphicData>
+                </a:graphic>
+                <wp14:sizeRelH relativeFrom="margin">
+                  <wp14:pctWidth>0</wp14:pctWidth>
+                </wp14:sizeRelH>
+                <wp14:sizeRelV relativeFrom="margin">
+                  <wp14:pctHeight>0</wp14:pctHeight>
+                </wp14:sizeRelV>
+              </wp:anchor>
+            </w:drawing>
+          </mc:Choice>
+          <mc:Fallback>
+            <w:pict>
+              <v:shape w14:anchorId="3676F492" id="_x0000_s1059" type="#_x0000_t202" style="position:absolute;margin-left:634.45pt;margin-top:225.15pt;width:85.6pt;height:32.1pt;rotation:90;z-index:252094464;visibility:visible;mso-wrap-style:square;mso-width-percent:0;mso-height-percent:0;mso-wrap-distance-left:9pt;mso-wrap-distance-top:3.6pt;mso-wrap-distance-right:9pt;mso-wrap-distance-bottom:3.6pt;mso-position-horizontal:absolute;mso-position-horizontal-relative:text;mso-position-vertical:absolute;mso-position-vertical-relative:text;mso-width-percent:0;mso-height-percent:0;mso-width-relative:margin;mso-height-relative:margin;v-text-anchor:top" o:gfxdata="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" filled="f" stroked="f">
+                <v:textbox>
+                  <w:txbxContent>
+                    <w:p>
+                      <w:pPr>
+                        <w:rPr>
+                          <w:rFonts w:ascii="Cambria" w:hAnsi="Cambria"/>
+                          <w:b/>
+                          <w:bCs/>
+                          <w:sz w:val="40"/>
+                          <w:szCs w:val="40"/>
+                        </w:rPr>
+                      </w:pPr>
+                      <w:r>
+                        <w:rPr>
+                          <w:rFonts w:ascii="Cambria" w:hAnsi="Cambria"/>
+                          <w:b/>
+                          <w:bCs/>
+                          <w:sz w:val="40"/>
+                          <w:szCs w:val="40"/>
+                        </w:rPr>
+                        <w:t>Canapé</w:t>
+                      </w:r>
+                    </w:p>
+                  </w:txbxContent>
+                </v:textbox>
+              </v:shape>
+            </w:pict>
+          </mc:Fallback>
+        </mc:AlternateContent>
+      </w:r>
+      <w:r>
+        <w:rPr>
+          <w:noProof/>
+        </w:rPr>
+        <mc:AlternateContent>
+          <mc:Choice Requires="wps">
+            <w:drawing>
+              <wp:anchor distT="45720" distB="45720" distL="114300" distR="114300" simplePos="0" relativeHeight="252092416" behindDoc="0" locked="0" layoutInCell="1" allowOverlap="1" wp14:anchorId="6C754762" wp14:editId="3782CA3D">
+                <wp:simplePos x="0" y="0"/>
+                <wp:positionH relativeFrom="column">
+                  <wp:posOffset>6414526</wp:posOffset>
+                </wp:positionH>
+                <wp:positionV relativeFrom="paragraph">
+                  <wp:posOffset>2926862</wp:posOffset>
+                </wp:positionV>
+                <wp:extent cx="2827047" cy="407963"/>
+                <wp:effectExtent l="0" t="0" r="1905" b="0"/>
+                <wp:wrapNone/>
+                <wp:docPr id="365" name="Zone de texte 2"/>
+                <wp:cNvGraphicFramePr>
+                  <a:graphicFrameLocks xmlns:a="http://schemas.openxmlformats.org/drawingml/2006/main"/>
+                </wp:cNvGraphicFramePr>
+                <a:graphic xmlns:a="http://schemas.openxmlformats.org/drawingml/2006/main">
+                  <a:graphicData uri="http://schemas.microsoft.com/office/word/2010/wordprocessingShape">
+                    <wps:wsp>
+                      <wps:cNvSpPr txBox="1">
+                        <a:spLocks noChangeArrowheads="1"/>
+                      </wps:cNvSpPr>
+                      <wps:spPr bwMode="auto">
+                        <a:xfrm rot="5400000">
+                          <a:off x="0" y="0"/>
+                          <a:ext cx="2827047" cy="407963"/>
+                        </a:xfrm>
+                        <a:prstGeom prst="rect">
+                          <a:avLst/>
+                        </a:prstGeom>
+                        <a:noFill/>
+                        <a:ln w="9525">
+                          <a:noFill/>
+                          <a:miter lim="800000"/>
+                          <a:headEnd/>
+                          <a:tailEnd/>
+                        </a:ln>
+                      </wps:spPr>
+                      <wps:txbx>
+                        <w:txbxContent>
+                          <w:p>
+                            <w:pPr>
+                              <w:rPr>
+                                <w:rFonts w:ascii="Cambria" w:hAnsi="Cambria"/>
+                                <w:b/>
+                                <w:bCs/>
+                                <w:color w:val="FFFFFF" w:themeColor="background1"/>
+                                <w:sz w:val="40"/>
+                                <w:szCs w:val="40"/>
+                              </w:rPr>
+                            </w:pPr>
+                            <w:r>
+                              <w:rPr>
+                                <w:rFonts w:ascii="Cambria" w:hAnsi="Cambria"/>
+                                <w:b/>
+                                <w:bCs/>
+                                <w:color w:val="FFFFFF" w:themeColor="background1"/>
+                                <w:sz w:val="40"/>
+                                <w:szCs w:val="40"/>
+                              </w:rPr>
+                              <w:t>Salle chill fin de soirée</w:t>
+                            </w:r>
+                          </w:p>
+                        </w:txbxContent>
+                      </wps:txbx>
+                      <wps:bodyPr rot="0" vert="horz" wrap="square" lIns="91440" tIns="45720" rIns="91440" bIns="45720" anchor="t" anchorCtr="0">
+                        <a:noAutofit/>
+                      </wps:bodyPr>
+                    </wps:wsp>
+                  </a:graphicData>
+                </a:graphic>
+                <wp14:sizeRelH relativeFrom="margin">
+                  <wp14:pctWidth>0</wp14:pctWidth>
+                </wp14:sizeRelH>
+                <wp14:sizeRelV relativeFrom="margin">
+                  <wp14:pctHeight>0</wp14:pctHeight>
+                </wp14:sizeRelV>
+              </wp:anchor>
+            </w:drawing>
+          </mc:Choice>
+          <mc:Fallback>
+            <w:pict>
+              <v:shape w14:anchorId="6C754762" id="_x0000_s1060" type="#_x0000_t202" style="position:absolute;margin-left:505.1pt;margin-top:230.45pt;width:222.6pt;height:32.1pt;rotation:90;z-index:252092416;visibility:visible;mso-wrap-style:square;mso-width-percent:0;mso-height-percent:0;mso-wrap-distance-left:9pt;mso-wrap-distance-top:3.6pt;mso-wrap-distance-right:9pt;mso-wrap-distance-bottom:3.6pt;mso-position-horizontal:absolute;mso-position-horizontal-relative:text;mso-position-vertical:absolute;mso-position-vertical-relative:text;mso-width-percent:0;mso-height-percent:0;mso-width-relative:margin;mso-height-relative:margin;v-text-anchor:top" o:gfxdata="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" filled="f" stroked="f">
+                <v:textbox>
+                  <w:txbxContent>
+                    <w:p>
+                      <w:pPr>
+                        <w:rPr>
+                          <w:rFonts w:ascii="Cambria" w:hAnsi="Cambria"/>
+                          <w:b/>
+                          <w:bCs/>
+                          <w:color w:val="FFFFFF" w:themeColor="background1"/>
+                          <w:sz w:val="40"/>
+                          <w:szCs w:val="40"/>
+                        </w:rPr>
+                      </w:pPr>
+                      <w:r>
+                        <w:rPr>
+                          <w:rFonts w:ascii="Cambria" w:hAnsi="Cambria"/>
+                          <w:b/>
+                          <w:bCs/>
+                          <w:color w:val="FFFFFF" w:themeColor="background1"/>
+                          <w:sz w:val="40"/>
+                          <w:szCs w:val="40"/>
+                        </w:rPr>
+                        <w:t>Salle chill fin de soirée</w:t>
+                      </w:r>
+                    </w:p>
+                  </w:txbxContent>
+                </v:textbox>
+              </v:shape>
+            </w:pict>
+          </mc:Fallback>
+        </mc:AlternateContent>
+      </w:r>
+      <w:r>
+        <w:rPr>
+          <w:noProof/>
+        </w:rPr>
+        <mc:AlternateContent>
+          <mc:Choice Requires="wps">
+            <w:drawing>
+              <wp:anchor distT="45720" distB="45720" distL="114300" distR="114300" simplePos="0" relativeHeight="252086272" behindDoc="0" locked="0" layoutInCell="1" allowOverlap="1" wp14:anchorId="09C01976" wp14:editId="176D2C63">
+                <wp:simplePos x="0" y="0"/>
+                <wp:positionH relativeFrom="column">
+                  <wp:posOffset>3207190</wp:posOffset>
+                </wp:positionH>
+                <wp:positionV relativeFrom="paragraph">
+                  <wp:posOffset>379925</wp:posOffset>
+                </wp:positionV>
+                <wp:extent cx="1913206" cy="407963"/>
+                <wp:effectExtent l="0" t="0" r="0" b="0"/>
+                <wp:wrapNone/>
+                <wp:docPr id="362" name="Zone de texte 2"/>
+                <wp:cNvGraphicFramePr>
+                  <a:graphicFrameLocks xmlns:a="http://schemas.openxmlformats.org/drawingml/2006/main"/>
+                </wp:cNvGraphicFramePr>
+                <a:graphic xmlns:a="http://schemas.openxmlformats.org/drawingml/2006/main">
+                  <a:graphicData uri="http://schemas.microsoft.com/office/word/2010/wordprocessingShape">
+                    <wps:wsp>
+                      <wps:cNvSpPr txBox="1">
+                        <a:spLocks noChangeArrowheads="1"/>
+                      </wps:cNvSpPr>
+                      <wps:spPr bwMode="auto">
+                        <a:xfrm>
+                          <a:off x="0" y="0"/>
+                          <a:ext cx="1913206" cy="407963"/>
+                        </a:xfrm>
+                        <a:prstGeom prst="rect">
+                          <a:avLst/>
+                        </a:prstGeom>
+                        <a:noFill/>
+                        <a:ln w="9525">
+                          <a:noFill/>
+                          <a:miter lim="800000"/>
+                          <a:headEnd/>
+                          <a:tailEnd/>
+                        </a:ln>
+                      </wps:spPr>
+                      <wps:txbx>
+                        <w:txbxContent>
+                          <w:p>
+                            <w:pPr>
+                              <w:rPr>
+                                <w:rFonts w:ascii="Cambria" w:hAnsi="Cambria"/>
+                                <w:b/>
+                                <w:bCs/>
+                                <w:color w:val="FFFFFF" w:themeColor="background1"/>
+                                <w:sz w:val="40"/>
+                                <w:szCs w:val="40"/>
+                              </w:rPr>
+                            </w:pPr>
+                            <w:r>
+                              <w:rPr>
+                                <w:rFonts w:ascii="Cambria" w:hAnsi="Cambria"/>
+                                <w:b/>
+                                <w:bCs/>
+                                <w:color w:val="FFFFFF" w:themeColor="background1"/>
+                                <w:sz w:val="40"/>
+                                <w:szCs w:val="40"/>
+                              </w:rPr>
+                              <w:t>Pièce Poker</w:t>
+                            </w:r>
+                          </w:p>
+                        </w:txbxContent>
+                      </wps:txbx>
+                      <wps:bodyPr rot="0" vert="horz" wrap="square" lIns="91440" tIns="45720" rIns="91440" bIns="45720" anchor="t" anchorCtr="0">
+                        <a:noAutofit/>
+                      </wps:bodyPr>
+                    </wps:wsp>
+                  </a:graphicData>
+                </a:graphic>
+                <wp14:sizeRelH relativeFrom="margin">
+                  <wp14:pctWidth>0</wp14:pctWidth>
+                </wp14:sizeRelH>
+                <wp14:sizeRelV relativeFrom="margin">
+                  <wp14:pctHeight>0</wp14:pctHeight>
+                </wp14:sizeRelV>
+              </wp:anchor>
+            </w:drawing>
+          </mc:Choice>
+          <mc:Fallback>
+            <w:pict>
+              <v:shape w14:anchorId="09C01976" id="_x0000_s1061" type="#_x0000_t202" style="position:absolute;margin-left:252.55pt;margin-top:29.9pt;width:150.65pt;height:32.1pt;z-index:252086272;visibility:visible;mso-wrap-style:square;mso-width-percent:0;mso-height-percent:0;mso-wrap-distance-left:9pt;mso-wrap-distance-top:3.6pt;mso-wrap-distance-right:9pt;mso-wrap-distance-bottom:3.6pt;mso-position-horizontal:absolute;mso-position-horizontal-relative:text;mso-position-vertical:absolute;mso-position-vertical-relative:text;mso-width-percent:0;mso-height-percent:0;mso-width-relative:margin;mso-height-relative:margin;v-text-anchor:top" o:gfxdata="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" filled="f" stroked="f">
+                <v:textbox>
+                  <w:txbxContent>
+                    <w:p>
+                      <w:pPr>
+                        <w:rPr>
+                          <w:rFonts w:ascii="Cambria" w:hAnsi="Cambria"/>
+                          <w:b/>
+                          <w:bCs/>
+                          <w:color w:val="FFFFFF" w:themeColor="background1"/>
+                          <w:sz w:val="40"/>
+                          <w:szCs w:val="40"/>
+                        </w:rPr>
+                      </w:pPr>
+                      <w:r>
+                        <w:rPr>
+                          <w:rFonts w:ascii="Cambria" w:hAnsi="Cambria"/>
+                          <w:b/>
+                          <w:bCs/>
+                          <w:color w:val="FFFFFF" w:themeColor="background1"/>
+                          <w:sz w:val="40"/>
+                          <w:szCs w:val="40"/>
+                        </w:rPr>
+                        <w:t>Pièce Poker</w:t>
+                      </w:r>
+                    </w:p>
+                  </w:txbxContent>
+                </v:textbox>
+              </v:shape>
+            </w:pict>
+          </mc:Fallback>
+        </mc:AlternateContent>
+      </w:r>
+      <w:r>
+        <w:rPr>
+          <w:noProof/>
+        </w:rPr>
+        <mc:AlternateContent>
+          <mc:Choice Requires="wps">
+            <w:drawing>
+              <wp:anchor distT="0" distB="0" distL="114300" distR="114300" simplePos="0" relativeHeight="252084224" behindDoc="0" locked="0" layoutInCell="1" allowOverlap="1" wp14:anchorId="0C07B635" wp14:editId="4777D08B">
+                <wp:simplePos x="0" y="0"/>
+                <wp:positionH relativeFrom="column">
+                  <wp:posOffset>8131175</wp:posOffset>
+                </wp:positionH>
+                <wp:positionV relativeFrom="paragraph">
+                  <wp:posOffset>1927763</wp:posOffset>
+                </wp:positionV>
+                <wp:extent cx="886265" cy="2363372"/>
+                <wp:effectExtent l="0" t="0" r="28575" b="18415"/>
+                <wp:wrapNone/>
+                <wp:docPr id="361" name="Rectangle : coins arrondis 361"/>
                 <wp:cNvGraphicFramePr/>
                 <a:graphic xmlns:a="http://schemas.openxmlformats.org/drawingml/2006/main">
                   <a:graphicData uri="http://schemas.microsoft.com/office/word/2010/wordprocessingShape">
@@ -12221,11 +13810,17 @@
                       <wps:spPr>
                         <a:xfrm>
                           <a:off x="0" y="0"/>
-                          <a:ext cx="2202873" cy="1296035"/>
+                          <a:ext cx="886265" cy="2363372"/>
                         </a:xfrm>
                         <a:prstGeom prst="roundRect">
                           <a:avLst/>
                         </a:prstGeom>
+                        <a:solidFill>
+                          <a:schemeClr val="accent5">
+                            <a:lumMod val="40000"/>
+                            <a:lumOff val="60000"/>
+                          </a:schemeClr>
+                        </a:solidFill>
                       </wps:spPr>
                       <wps:style>
                         <a:lnRef idx="2">
@@ -12252,18 +13847,12 @@
                     </wps:wsp>
                   </a:graphicData>
                 </a:graphic>
-                <wp14:sizeRelH relativeFrom="margin">
-                  <wp14:pctWidth>0</wp14:pctWidth>
-                </wp14:sizeRelH>
-                <wp14:sizeRelV relativeFrom="margin">
-                  <wp14:pctHeight>0</wp14:pctHeight>
-                </wp14:sizeRelV>
-              </wp:anchor>
-            </w:drawing>
-          </mc:Choice>
-          <mc:Fallback>
-            <w:pict>
-              <v:roundrect w14:anchorId="0763A6B3" id="Rectangle : coins arrondis 12" o:spid="_x0000_s1026" style="position:absolute;margin-left:60.05pt;margin-top:268.7pt;width:173.45pt;height:102.05pt;z-index:251681792;visibility:visible;mso-wrap-style:square;mso-width-percent:0;mso-height-percent:0;mso-wrap-distance-left:9pt;mso-wrap-distance-top:0;mso-wrap-distance-right:9pt;mso-wrap-distance-bottom:0;mso-position-horizontal:absolute;mso-position-horizontal-relative:text;mso-position-vertical:absolute;mso-position-vertical-relative:text;mso-width-percent:0;mso-height-percent:0;mso-width-relative:margin;mso-height-relative:margin;v-text-anchor:middle" arcsize="10923f" o:gfxdata="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" fillcolor="#4472c4 [3204]" strokecolor="#1f3763 [1604]" strokeweight="1pt">
+              </wp:anchor>
+            </w:drawing>
+          </mc:Choice>
+          <mc:Fallback>
+            <w:pict>
+              <v:roundrect w14:anchorId="0F101B68" id="Rectangle : coins arrondis 361" o:spid="_x0000_s1026" style="position:absolute;margin-left:640.25pt;margin-top:151.8pt;width:69.8pt;height:186.1pt;z-index:252084224;visibility:visible;mso-wrap-style:square;mso-wrap-distance-left:9pt;mso-wrap-distance-top:0;mso-wrap-distance-right:9pt;mso-wrap-distance-bottom:0;mso-position-horizontal:absolute;mso-position-horizontal-relative:text;mso-position-vertical:absolute;mso-position-vertical-relative:text;v-text-anchor:middle" arcsize="10923f" o:gfxdata="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" fillcolor="#bdd6ee [1304]" strokecolor="#1f3763 [1604]" strokeweight="1pt">
                 <v:stroke joinstyle="miter"/>
               </v:roundrect>
             </w:pict>
@@ -12271,34 +13860,42 @@
         </mc:AlternateContent>
       </w:r>
       <w:r>
-        <mc:AlternateContent>
-          <mc:Choice Requires="wps">
-            <w:drawing>
-              <wp:anchor distT="0" distB="0" distL="114300" distR="114300" simplePos="0" relativeHeight="251669504" behindDoc="0" locked="0" layoutInCell="1" allowOverlap="1" wp14:anchorId="14369008" wp14:editId="31080940">
-                <wp:simplePos x="0" y="0"/>
-                <wp:positionH relativeFrom="column">
-                  <wp:posOffset>4832724</wp:posOffset>
-                </wp:positionH>
-                <wp:positionV relativeFrom="paragraph">
-                  <wp:posOffset>1912881</wp:posOffset>
-                </wp:positionV>
-                <wp:extent cx="2011045" cy="1015537"/>
-                <wp:effectExtent l="2540" t="0" r="10795" b="10795"/>
+        <w:rPr>
+          <w:noProof/>
+        </w:rPr>
+        <mc:AlternateContent>
+          <mc:Choice Requires="wps">
+            <w:drawing>
+              <wp:anchor distT="0" distB="0" distL="114300" distR="114300" simplePos="0" relativeHeight="252083200" behindDoc="0" locked="0" layoutInCell="1" allowOverlap="1" wp14:anchorId="0E5C12A9" wp14:editId="142E5418">
+                <wp:simplePos x="0" y="0"/>
+                <wp:positionH relativeFrom="margin">
+                  <wp:posOffset>1235609</wp:posOffset>
+                </wp:positionH>
+                <wp:positionV relativeFrom="paragraph">
+                  <wp:posOffset>1672256</wp:posOffset>
+                </wp:positionV>
+                <wp:extent cx="1391453" cy="137160"/>
+                <wp:effectExtent l="0" t="0" r="18415" b="15240"/>
                 <wp:wrapNone/>
-                <wp:docPr id="6" name="Rectangle : coins arrondis 6"/>
+                <wp:docPr id="360" name="Rectangle 360"/>
                 <wp:cNvGraphicFramePr/>
                 <a:graphic xmlns:a="http://schemas.openxmlformats.org/drawingml/2006/main">
                   <a:graphicData uri="http://schemas.microsoft.com/office/word/2010/wordprocessingShape">
                     <wps:wsp>
                       <wps:cNvSpPr/>
                       <wps:spPr>
-                        <a:xfrm rot="5400000">
-                          <a:off x="0" y="0"/>
-                          <a:ext cx="2011045" cy="1015537"/>
-                        </a:xfrm>
-                        <a:prstGeom prst="roundRect">
-                          <a:avLst/>
-                        </a:prstGeom>
+                        <a:xfrm>
+                          <a:off x="0" y="0"/>
+                          <a:ext cx="1391453" cy="137160"/>
+                        </a:xfrm>
+                        <a:prstGeom prst="rect">
+                          <a:avLst/>
+                        </a:prstGeom>
+                        <a:solidFill>
+                          <a:schemeClr val="bg2">
+                            <a:lumMod val="50000"/>
+                          </a:schemeClr>
+                        </a:solidFill>
                       </wps:spPr>
                       <wps:style>
                         <a:lnRef idx="2">
@@ -12328,37 +13925,37 @@
                 <wp14:sizeRelH relativeFrom="margin">
                   <wp14:pctWidth>0</wp14:pctWidth>
                 </wp14:sizeRelH>
-                <wp14:sizeRelV relativeFrom="margin">
-                  <wp14:pctHeight>0</wp14:pctHeight>
-                </wp14:sizeRelV>
-              </wp:anchor>
-            </w:drawing>
-          </mc:Choice>
-          <mc:Fallback>
-            <w:pict>
-              <v:roundrect w14:anchorId="4908C708" id="Rectangle : coins arrondis 6" o:spid="_x0000_s1026" style="position:absolute;margin-left:380.55pt;margin-top:150.6pt;width:158.35pt;height:79.95pt;rotation:90;z-index:251669504;visibility:visible;mso-wrap-style:square;mso-width-percent:0;mso-height-percent:0;mso-wrap-distance-left:9pt;mso-wrap-distance-top:0;mso-wrap-distance-right:9pt;mso-wrap-distance-bottom:0;mso-position-horizontal:absolute;mso-position-horizontal-relative:text;mso-position-vertical:absolute;mso-position-vertical-relative:text;mso-width-percent:0;mso-height-percent:0;mso-width-relative:margin;mso-height-relative:margin;v-text-anchor:middle" arcsize="10923f" o:gfxdata="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" fillcolor="#4472c4 [3204]" strokecolor="#1f3763 [1604]" strokeweight="1pt">
-                <v:stroke joinstyle="miter"/>
-              </v:roundrect>
-            </w:pict>
-          </mc:Fallback>
-        </mc:AlternateContent>
-      </w:r>
-      <w:r>
-        <mc:AlternateContent>
-          <mc:Choice Requires="wps">
-            <w:drawing>
-              <wp:anchor distT="0" distB="0" distL="114300" distR="114300" simplePos="0" relativeHeight="251683840" behindDoc="0" locked="0" layoutInCell="1" allowOverlap="1" wp14:anchorId="23CF3943" wp14:editId="0A958A8D">
-                <wp:simplePos x="0" y="0"/>
-                <wp:positionH relativeFrom="column">
-                  <wp:posOffset>2892887</wp:posOffset>
-                </wp:positionH>
-                <wp:positionV relativeFrom="paragraph">
-                  <wp:posOffset>3381260</wp:posOffset>
-                </wp:positionV>
-                <wp:extent cx="2423160" cy="1349259"/>
-                <wp:effectExtent l="0" t="0" r="15240" b="22860"/>
+              </wp:anchor>
+            </w:drawing>
+          </mc:Choice>
+          <mc:Fallback>
+            <w:pict>
+              <v:rect w14:anchorId="103834F4" id="Rectangle 360" o:spid="_x0000_s1026" style="position:absolute;margin-left:97.3pt;margin-top:131.65pt;width:109.55pt;height:10.8pt;z-index:252083200;visibility:visible;mso-wrap-style:square;mso-width-percent:0;mso-wrap-distance-left:9pt;mso-wrap-distance-top:0;mso-wrap-distance-right:9pt;mso-wrap-distance-bottom:0;mso-position-horizontal:absolute;mso-position-horizontal-relative:margin;mso-position-vertical:absolute;mso-position-vertical-relative:text;mso-width-percent:0;mso-width-relative:margin;v-text-anchor:middle" o:gfxdata="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" fillcolor="#747070 [1614]" strokecolor="#1f3763 [1604]" strokeweight="1pt">
+                <w10:wrap anchorx="margin"/>
+              </v:rect>
+            </w:pict>
+          </mc:Fallback>
+        </mc:AlternateContent>
+      </w:r>
+      <w:r>
+        <w:rPr>
+          <w:noProof/>
+        </w:rPr>
+        <mc:AlternateContent>
+          <mc:Choice Requires="wps">
+            <w:drawing>
+              <wp:anchor distT="0" distB="0" distL="114300" distR="114300" simplePos="0" relativeHeight="252072960" behindDoc="0" locked="0" layoutInCell="1" allowOverlap="1" wp14:anchorId="651E38BD" wp14:editId="38B0682B">
+                <wp:simplePos x="0" y="0"/>
+                <wp:positionH relativeFrom="margin">
+                  <wp:posOffset>3292542</wp:posOffset>
+                </wp:positionH>
+                <wp:positionV relativeFrom="paragraph">
+                  <wp:posOffset>1688331</wp:posOffset>
+                </wp:positionV>
+                <wp:extent cx="3509478" cy="137160"/>
+                <wp:effectExtent l="0" t="0" r="15240" b="15240"/>
                 <wp:wrapNone/>
-                <wp:docPr id="13" name="Rectangle : coins arrondis 13"/>
+                <wp:docPr id="355" name="Rectangle 355"/>
                 <wp:cNvGraphicFramePr/>
                 <a:graphic xmlns:a="http://schemas.openxmlformats.org/drawingml/2006/main">
                   <a:graphicData uri="http://schemas.microsoft.com/office/word/2010/wordprocessingShape">
@@ -12367,15 +13964,14 @@
                       <wps:spPr>
                         <a:xfrm>
                           <a:off x="0" y="0"/>
-                          <a:ext cx="2423160" cy="1349259"/>
-                        </a:xfrm>
-                        <a:prstGeom prst="roundRect">
+                          <a:ext cx="3509478" cy="137160"/>
+                        </a:xfrm>
+                        <a:prstGeom prst="rect">
                           <a:avLst/>
                         </a:prstGeom>
                         <a:solidFill>
-                          <a:schemeClr val="tx1">
-                            <a:lumMod val="65000"/>
-                            <a:lumOff val="35000"/>
+                          <a:schemeClr val="bg2">
+                            <a:lumMod val="50000"/>
                           </a:schemeClr>
                         </a:solidFill>
                       </wps:spPr>
@@ -12407,50 +14003,55 @@
                 <wp14:sizeRelH relativeFrom="margin">
                   <wp14:pctWidth>0</wp14:pctWidth>
                 </wp14:sizeRelH>
-                <wp14:sizeRelV relativeFrom="margin">
-                  <wp14:pctHeight>0</wp14:pctHeight>
-                </wp14:sizeRelV>
-              </wp:anchor>
-            </w:drawing>
-          </mc:Choice>
-          <mc:Fallback>
-            <w:pict>
-              <v:roundrect w14:anchorId="7F4DA0AA" id="Rectangle : coins arrondis 13" o:spid="_x0000_s1026" style="position:absolute;margin-left:227.8pt;margin-top:266.25pt;width:190.8pt;height:106.25pt;z-index:251683840;visibility:visible;mso-wrap-style:square;mso-width-percent:0;mso-height-percent:0;mso-wrap-distance-left:9pt;mso-wrap-distance-top:0;mso-wrap-distance-right:9pt;mso-wrap-distance-bottom:0;mso-position-horizontal:absolute;mso-position-horizontal-relative:text;mso-position-vertical:absolute;mso-position-vertical-relative:text;mso-width-percent:0;mso-height-percent:0;mso-width-relative:margin;mso-height-relative:margin;v-text-anchor:middle" arcsize="10923f" o:gfxdata="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" fillcolor="#5a5a5a [2109]" strokecolor="#1f3763 [1604]" strokeweight="1pt">
-                <v:stroke joinstyle="miter"/>
-              </v:roundrect>
-            </w:pict>
-          </mc:Fallback>
-        </mc:AlternateContent>
-      </w:r>
-      <w:r>
-        <mc:AlternateContent>
-          <mc:Choice Requires="wps">
-            <w:drawing>
-              <wp:anchor distT="0" distB="0" distL="114300" distR="114300" simplePos="0" relativeHeight="251678720" behindDoc="0" locked="0" layoutInCell="1" allowOverlap="1" wp14:anchorId="5BCD06CD" wp14:editId="7DE23151">
-                <wp:simplePos x="0" y="0"/>
-                <wp:positionH relativeFrom="column">
-                  <wp:posOffset>799119</wp:posOffset>
-                </wp:positionH>
-                <wp:positionV relativeFrom="paragraph">
-                  <wp:posOffset>1381443</wp:posOffset>
-                </wp:positionV>
-                <wp:extent cx="2036186" cy="2171268"/>
-                <wp:effectExtent l="8572" t="0" r="11113" b="11112"/>
+              </wp:anchor>
+            </w:drawing>
+          </mc:Choice>
+          <mc:Fallback>
+            <w:pict>
+              <v:rect w14:anchorId="0BC95EA3" id="Rectangle 355" o:spid="_x0000_s1026" style="position:absolute;margin-left:259.25pt;margin-top:132.95pt;width:276.35pt;height:10.8pt;z-index:252072960;visibility:visible;mso-wrap-style:square;mso-width-percent:0;mso-wrap-distance-left:9pt;mso-wrap-distance-top:0;mso-wrap-distance-right:9pt;mso-wrap-distance-bottom:0;mso-position-horizontal:absolute;mso-position-horizontal-relative:margin;mso-position-vertical:absolute;mso-position-vertical-relative:text;mso-width-percent:0;mso-width-relative:margin;v-text-anchor:middle" o:gfxdata="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" fillcolor="#747070 [1614]" strokecolor="#1f3763 [1604]" strokeweight="1pt">
+                <w10:wrap anchorx="margin"/>
+              </v:rect>
+            </w:pict>
+          </mc:Fallback>
+        </mc:AlternateContent>
+      </w:r>
+      <w:r>
+        <w:rPr>
+          <w:noProof/>
+        </w:rPr>
+        <mc:AlternateContent>
+          <mc:Choice Requires="wps">
+            <w:drawing>
+              <wp:anchor distT="0" distB="0" distL="114300" distR="114300" simplePos="0" relativeHeight="252077056" behindDoc="0" locked="0" layoutInCell="1" allowOverlap="1" wp14:anchorId="4E00CF55" wp14:editId="22287129">
+                <wp:simplePos x="0" y="0"/>
+                <wp:positionH relativeFrom="margin">
+                  <wp:posOffset>3681095</wp:posOffset>
+                </wp:positionH>
+                <wp:positionV relativeFrom="paragraph">
+                  <wp:posOffset>5636260</wp:posOffset>
+                </wp:positionV>
+                <wp:extent cx="1022350" cy="137160"/>
+                <wp:effectExtent l="4445" t="0" r="10795" b="10795"/>
                 <wp:wrapNone/>
-                <wp:docPr id="11" name="Rectangle : coins arrondis 11"/>
+                <wp:docPr id="357" name="Rectangle 357"/>
                 <wp:cNvGraphicFramePr/>
                 <a:graphic xmlns:a="http://schemas.openxmlformats.org/drawingml/2006/main">
                   <a:graphicData uri="http://schemas.microsoft.com/office/word/2010/wordprocessingShape">
                     <wps:wsp>
                       <wps:cNvSpPr/>
                       <wps:spPr>
-                        <a:xfrm rot="5400000">
-                          <a:off x="0" y="0"/>
-                          <a:ext cx="2036186" cy="2171268"/>
-                        </a:xfrm>
-                        <a:prstGeom prst="roundRect">
-                          <a:avLst/>
-                        </a:prstGeom>
+                        <a:xfrm rot="16200000">
+                          <a:off x="0" y="0"/>
+                          <a:ext cx="1022350" cy="137160"/>
+                        </a:xfrm>
+                        <a:prstGeom prst="rect">
+                          <a:avLst/>
+                        </a:prstGeom>
+                        <a:solidFill>
+                          <a:schemeClr val="bg2">
+                            <a:lumMod val="50000"/>
+                          </a:schemeClr>
+                        </a:solidFill>
                       </wps:spPr>
                       <wps:style>
                         <a:lnRef idx="2">
@@ -12480,50 +14081,55 @@
                 <wp14:sizeRelH relativeFrom="margin">
                   <wp14:pctWidth>0</wp14:pctWidth>
                 </wp14:sizeRelH>
-                <wp14:sizeRelV relativeFrom="margin">
-                  <wp14:pctHeight>0</wp14:pctHeight>
-                </wp14:sizeRelV>
-              </wp:anchor>
-            </w:drawing>
-          </mc:Choice>
-          <mc:Fallback>
-            <w:pict>
-              <v:roundrect w14:anchorId="77CE5889" id="Rectangle : coins arrondis 11" o:spid="_x0000_s1026" style="position:absolute;margin-left:62.9pt;margin-top:108.8pt;width:160.35pt;height:170.95pt;rotation:90;z-index:251678720;visibility:visible;mso-wrap-style:square;mso-width-percent:0;mso-height-percent:0;mso-wrap-distance-left:9pt;mso-wrap-distance-top:0;mso-wrap-distance-right:9pt;mso-wrap-distance-bottom:0;mso-position-horizontal:absolute;mso-position-horizontal-relative:text;mso-position-vertical:absolute;mso-position-vertical-relative:text;mso-width-percent:0;mso-height-percent:0;mso-width-relative:margin;mso-height-relative:margin;v-text-anchor:middle" arcsize="10923f" o:gfxdata="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" fillcolor="#4472c4 [3204]" strokecolor="#1f3763 [1604]" strokeweight="1pt">
-                <v:stroke joinstyle="miter"/>
-              </v:roundrect>
-            </w:pict>
-          </mc:Fallback>
-        </mc:AlternateContent>
-      </w:r>
-      <w:r>
-        <mc:AlternateContent>
-          <mc:Choice Requires="wps">
-            <w:drawing>
-              <wp:anchor distT="0" distB="0" distL="114300" distR="114300" simplePos="0" relativeHeight="251675648" behindDoc="0" locked="0" layoutInCell="1" allowOverlap="1" wp14:anchorId="25B37616" wp14:editId="2D608087">
-                <wp:simplePos x="0" y="0"/>
-                <wp:positionH relativeFrom="column">
-                  <wp:posOffset>2866014</wp:posOffset>
-                </wp:positionH>
-                <wp:positionV relativeFrom="paragraph">
-                  <wp:posOffset>1535980</wp:posOffset>
-                </wp:positionV>
-                <wp:extent cx="1267171" cy="1216025"/>
-                <wp:effectExtent l="6350" t="0" r="15875" b="15875"/>
+              </wp:anchor>
+            </w:drawing>
+          </mc:Choice>
+          <mc:Fallback>
+            <w:pict>
+              <v:rect w14:anchorId="175469F5" id="Rectangle 357" o:spid="_x0000_s1026" style="position:absolute;margin-left:289.85pt;margin-top:443.8pt;width:80.5pt;height:10.8pt;rotation:-90;z-index:252077056;visibility:visible;mso-wrap-style:square;mso-width-percent:0;mso-wrap-distance-left:9pt;mso-wrap-distance-top:0;mso-wrap-distance-right:9pt;mso-wrap-distance-bottom:0;mso-position-horizontal:absolute;mso-position-horizontal-relative:margin;mso-position-vertical:absolute;mso-position-vertical-relative:text;mso-width-percent:0;mso-width-relative:margin;v-text-anchor:middle" o:gfxdata="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" fillcolor="#747070 [1614]" strokecolor="#1f3763 [1604]" strokeweight="1pt">
+                <w10:wrap anchorx="margin"/>
+              </v:rect>
+            </w:pict>
+          </mc:Fallback>
+        </mc:AlternateContent>
+      </w:r>
+      <w:r>
+        <w:rPr>
+          <w:noProof/>
+        </w:rPr>
+        <mc:AlternateContent>
+          <mc:Choice Requires="wps">
+            <w:drawing>
+              <wp:anchor distT="0" distB="0" distL="114300" distR="114300" simplePos="0" relativeHeight="252081152" behindDoc="0" locked="0" layoutInCell="1" allowOverlap="1" wp14:anchorId="26C2AA09" wp14:editId="5E403908">
+                <wp:simplePos x="0" y="0"/>
+                <wp:positionH relativeFrom="margin">
+                  <wp:posOffset>6033769</wp:posOffset>
+                </wp:positionH>
+                <wp:positionV relativeFrom="paragraph">
+                  <wp:posOffset>5636577</wp:posOffset>
+                </wp:positionV>
+                <wp:extent cx="1022667" cy="137160"/>
+                <wp:effectExtent l="4445" t="0" r="10795" b="10795"/>
                 <wp:wrapNone/>
-                <wp:docPr id="9" name="Rectangle : coins arrondis 9"/>
+                <wp:docPr id="359" name="Rectangle 359"/>
                 <wp:cNvGraphicFramePr/>
                 <a:graphic xmlns:a="http://schemas.openxmlformats.org/drawingml/2006/main">
                   <a:graphicData uri="http://schemas.microsoft.com/office/word/2010/wordprocessingShape">
                     <wps:wsp>
                       <wps:cNvSpPr/>
                       <wps:spPr>
-                        <a:xfrm rot="5400000">
-                          <a:off x="0" y="0"/>
-                          <a:ext cx="1267171" cy="1216025"/>
-                        </a:xfrm>
-                        <a:prstGeom prst="roundRect">
-                          <a:avLst/>
-                        </a:prstGeom>
+                        <a:xfrm rot="16200000">
+                          <a:off x="0" y="0"/>
+                          <a:ext cx="1022667" cy="137160"/>
+                        </a:xfrm>
+                        <a:prstGeom prst="rect">
+                          <a:avLst/>
+                        </a:prstGeom>
+                        <a:solidFill>
+                          <a:schemeClr val="bg2">
+                            <a:lumMod val="50000"/>
+                          </a:schemeClr>
+                        </a:solidFill>
                       </wps:spPr>
                       <wps:style>
                         <a:lnRef idx="2">
@@ -12553,50 +14159,55 @@
                 <wp14:sizeRelH relativeFrom="margin">
                   <wp14:pctWidth>0</wp14:pctWidth>
                 </wp14:sizeRelH>
-                <wp14:sizeRelV relativeFrom="margin">
-                  <wp14:pctHeight>0</wp14:pctHeight>
-                </wp14:sizeRelV>
-              </wp:anchor>
-            </w:drawing>
-          </mc:Choice>
-          <mc:Fallback>
-            <w:pict>
-              <v:roundrect w14:anchorId="51F5E983" id="Rectangle : coins arrondis 9" o:spid="_x0000_s1026" style="position:absolute;margin-left:225.65pt;margin-top:120.95pt;width:99.8pt;height:95.75pt;rotation:90;z-index:251675648;visibility:visible;mso-wrap-style:square;mso-width-percent:0;mso-height-percent:0;mso-wrap-distance-left:9pt;mso-wrap-distance-top:0;mso-wrap-distance-right:9pt;mso-wrap-distance-bottom:0;mso-position-horizontal:absolute;mso-position-horizontal-relative:text;mso-position-vertical:absolute;mso-position-vertical-relative:text;mso-width-percent:0;mso-height-percent:0;mso-width-relative:margin;mso-height-relative:margin;v-text-anchor:middle" arcsize="10923f" o:gfxdata="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" fillcolor="#4472c4 [3204]" strokecolor="#1f3763 [1604]" strokeweight="1pt">
-                <v:stroke joinstyle="miter"/>
-              </v:roundrect>
-            </w:pict>
-          </mc:Fallback>
-        </mc:AlternateContent>
-      </w:r>
-      <w:r>
-        <mc:AlternateContent>
-          <mc:Choice Requires="wps">
-            <w:drawing>
-              <wp:anchor distT="0" distB="0" distL="114300" distR="114300" simplePos="0" relativeHeight="251661312" behindDoc="0" locked="0" layoutInCell="1" allowOverlap="1" wp14:anchorId="4519E44D" wp14:editId="68C562F5">
-                <wp:simplePos x="0" y="0"/>
-                <wp:positionH relativeFrom="column">
-                  <wp:posOffset>1136823</wp:posOffset>
-                </wp:positionH>
-                <wp:positionV relativeFrom="paragraph">
-                  <wp:posOffset>253596</wp:posOffset>
-                </wp:positionV>
-                <wp:extent cx="2680855" cy="1249680"/>
-                <wp:effectExtent l="0" t="0" r="24765" b="26670"/>
+              </wp:anchor>
+            </w:drawing>
+          </mc:Choice>
+          <mc:Fallback>
+            <w:pict>
+              <v:rect w14:anchorId="6BB1EFAD" id="Rectangle 359" o:spid="_x0000_s1026" style="position:absolute;margin-left:475.1pt;margin-top:443.8pt;width:80.5pt;height:10.8pt;rotation:-90;z-index:252081152;visibility:visible;mso-wrap-style:square;mso-width-percent:0;mso-wrap-distance-left:9pt;mso-wrap-distance-top:0;mso-wrap-distance-right:9pt;mso-wrap-distance-bottom:0;mso-position-horizontal:absolute;mso-position-horizontal-relative:margin;mso-position-vertical:absolute;mso-position-vertical-relative:text;mso-width-percent:0;mso-width-relative:margin;v-text-anchor:middle" o:gfxdata="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" fillcolor="#747070 [1614]" strokecolor="#1f3763 [1604]" strokeweight="1pt">
+                <w10:wrap anchorx="margin"/>
+              </v:rect>
+            </w:pict>
+          </mc:Fallback>
+        </mc:AlternateContent>
+      </w:r>
+      <w:r>
+        <w:rPr>
+          <w:noProof/>
+        </w:rPr>
+        <mc:AlternateContent>
+          <mc:Choice Requires="wps">
+            <w:drawing>
+              <wp:anchor distT="0" distB="0" distL="114300" distR="114300" simplePos="0" relativeHeight="252079104" behindDoc="0" locked="0" layoutInCell="1" allowOverlap="1" wp14:anchorId="095FF8F8" wp14:editId="50F68585">
+                <wp:simplePos x="0" y="0"/>
+                <wp:positionH relativeFrom="margin">
+                  <wp:posOffset>6033770</wp:posOffset>
+                </wp:positionH>
+                <wp:positionV relativeFrom="paragraph">
+                  <wp:posOffset>4123690</wp:posOffset>
+                </wp:positionV>
+                <wp:extent cx="1022667" cy="137160"/>
+                <wp:effectExtent l="4445" t="0" r="10795" b="10795"/>
                 <wp:wrapNone/>
-                <wp:docPr id="2" name="Rectangle : coins arrondis 2"/>
+                <wp:docPr id="358" name="Rectangle 358"/>
                 <wp:cNvGraphicFramePr/>
                 <a:graphic xmlns:a="http://schemas.openxmlformats.org/drawingml/2006/main">
                   <a:graphicData uri="http://schemas.microsoft.com/office/word/2010/wordprocessingShape">
                     <wps:wsp>
                       <wps:cNvSpPr/>
                       <wps:spPr>
-                        <a:xfrm>
-                          <a:off x="0" y="0"/>
-                          <a:ext cx="2680855" cy="1249680"/>
-                        </a:xfrm>
-                        <a:prstGeom prst="roundRect">
-                          <a:avLst/>
-                        </a:prstGeom>
+                        <a:xfrm rot="16200000">
+                          <a:off x="0" y="0"/>
+                          <a:ext cx="1022667" cy="137160"/>
+                        </a:xfrm>
+                        <a:prstGeom prst="rect">
+                          <a:avLst/>
+                        </a:prstGeom>
+                        <a:solidFill>
+                          <a:schemeClr val="bg2">
+                            <a:lumMod val="50000"/>
+                          </a:schemeClr>
+                        </a:solidFill>
                       </wps:spPr>
                       <wps:style>
                         <a:lnRef idx="2">
@@ -12631,42 +14242,50 @@
           </mc:Choice>
           <mc:Fallback>
             <w:pict>
-              <v:roundrect w14:anchorId="11DDD33B" id="Rectangle : coins arrondis 2" o:spid="_x0000_s1026" style="position:absolute;margin-left:89.5pt;margin-top:19.95pt;width:211.1pt;height:98.4pt;z-index:251661312;visibility:visible;mso-wrap-style:square;mso-width-percent:0;mso-wrap-distance-left:9pt;mso-wrap-distance-top:0;mso-wrap-distance-right:9pt;mso-wrap-distance-bottom:0;mso-position-horizontal:absolute;mso-position-horizontal-relative:text;mso-position-vertical:absolute;mso-position-vertical-relative:text;mso-width-percent:0;mso-width-relative:margin;v-text-anchor:middle" arcsize="10923f" o:gfxdata="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" fillcolor="#4472c4 [3204]" strokecolor="#1f3763 [1604]" strokeweight="1pt">
-                <v:stroke joinstyle="miter"/>
-              </v:roundrect>
-            </w:pict>
-          </mc:Fallback>
-        </mc:AlternateContent>
-      </w:r>
-      <w:r>
-        <mc:AlternateContent>
-          <mc:Choice Requires="wps">
-            <w:drawing>
-              <wp:anchor distT="0" distB="0" distL="114300" distR="114300" simplePos="0" relativeHeight="251665408" behindDoc="0" locked="0" layoutInCell="1" allowOverlap="1" wp14:anchorId="76A3AD77" wp14:editId="1590C6EF">
-                <wp:simplePos x="0" y="0"/>
-                <wp:positionH relativeFrom="column">
-                  <wp:posOffset>6346017</wp:posOffset>
-                </wp:positionH>
-                <wp:positionV relativeFrom="paragraph">
-                  <wp:posOffset>1521287</wp:posOffset>
-                </wp:positionV>
-                <wp:extent cx="2618624" cy="1880062"/>
-                <wp:effectExtent l="0" t="0" r="10795" b="25400"/>
+              <v:rect w14:anchorId="58472A03" id="Rectangle 358" o:spid="_x0000_s1026" style="position:absolute;margin-left:475.1pt;margin-top:324.7pt;width:80.5pt;height:10.8pt;rotation:-90;z-index:252079104;visibility:visible;mso-wrap-style:square;mso-width-percent:0;mso-wrap-distance-left:9pt;mso-wrap-distance-top:0;mso-wrap-distance-right:9pt;mso-wrap-distance-bottom:0;mso-position-horizontal:absolute;mso-position-horizontal-relative:margin;mso-position-vertical:absolute;mso-position-vertical-relative:text;mso-width-percent:0;mso-width-relative:margin;v-text-anchor:middle" o:gfxdata="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" fillcolor="#747070 [1614]" strokecolor="#1f3763 [1604]" strokeweight="1pt">
+                <w10:wrap anchorx="margin"/>
+              </v:rect>
+            </w:pict>
+          </mc:Fallback>
+        </mc:AlternateContent>
+      </w:r>
+      <w:r>
+        <w:rPr>
+          <w:noProof/>
+        </w:rPr>
+        <mc:AlternateContent>
+          <mc:Choice Requires="wps">
+            <w:drawing>
+              <wp:anchor distT="0" distB="0" distL="114300" distR="114300" simplePos="0" relativeHeight="252068864" behindDoc="0" locked="0" layoutInCell="1" allowOverlap="1" wp14:anchorId="060CC88C" wp14:editId="14DB2891">
+                <wp:simplePos x="0" y="0"/>
+                <wp:positionH relativeFrom="margin">
+                  <wp:posOffset>3683793</wp:posOffset>
+                </wp:positionH>
+                <wp:positionV relativeFrom="paragraph">
+                  <wp:posOffset>4108292</wp:posOffset>
+                </wp:positionV>
+                <wp:extent cx="1022667" cy="137160"/>
+                <wp:effectExtent l="4445" t="0" r="10795" b="10795"/>
                 <wp:wrapNone/>
-                <wp:docPr id="4" name="Rectangle : coins arrondis 4"/>
+                <wp:docPr id="353" name="Rectangle 353"/>
                 <wp:cNvGraphicFramePr/>
                 <a:graphic xmlns:a="http://schemas.openxmlformats.org/drawingml/2006/main">
                   <a:graphicData uri="http://schemas.microsoft.com/office/word/2010/wordprocessingShape">
                     <wps:wsp>
                       <wps:cNvSpPr/>
                       <wps:spPr>
-                        <a:xfrm>
-                          <a:off x="0" y="0"/>
-                          <a:ext cx="2618624" cy="1880062"/>
-                        </a:xfrm>
-                        <a:prstGeom prst="roundRect">
-                          <a:avLst/>
-                        </a:prstGeom>
+                        <a:xfrm rot="16200000">
+                          <a:off x="0" y="0"/>
+                          <a:ext cx="1022667" cy="137160"/>
+                        </a:xfrm>
+                        <a:prstGeom prst="rect">
+                          <a:avLst/>
+                        </a:prstGeom>
+                        <a:solidFill>
+                          <a:schemeClr val="bg2">
+                            <a:lumMod val="50000"/>
+                          </a:schemeClr>
+                        </a:solidFill>
                       </wps:spPr>
                       <wps:style>
                         <a:lnRef idx="2">
@@ -12696,50 +14315,55 @@
                 <wp14:sizeRelH relativeFrom="margin">
                   <wp14:pctWidth>0</wp14:pctWidth>
                 </wp14:sizeRelH>
-                <wp14:sizeRelV relativeFrom="margin">
-                  <wp14:pctHeight>0</wp14:pctHeight>
-                </wp14:sizeRelV>
-              </wp:anchor>
-            </w:drawing>
-          </mc:Choice>
-          <mc:Fallback>
-            <w:pict>
-              <v:roundrect w14:anchorId="09EE95FE" id="Rectangle : coins arrondis 4" o:spid="_x0000_s1026" style="position:absolute;margin-left:499.7pt;margin-top:119.8pt;width:206.2pt;height:148.05pt;z-index:251665408;visibility:visible;mso-wrap-style:square;mso-width-percent:0;mso-height-percent:0;mso-wrap-distance-left:9pt;mso-wrap-distance-top:0;mso-wrap-distance-right:9pt;mso-wrap-distance-bottom:0;mso-position-horizontal:absolute;mso-position-horizontal-relative:text;mso-position-vertical:absolute;mso-position-vertical-relative:text;mso-width-percent:0;mso-height-percent:0;mso-width-relative:margin;mso-height-relative:margin;v-text-anchor:middle" arcsize="10923f" o:gfxdata="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" fillcolor="#4472c4 [3204]" strokecolor="#1f3763 [1604]" strokeweight="1pt">
-                <v:stroke joinstyle="miter"/>
-              </v:roundrect>
-            </w:pict>
-          </mc:Fallback>
-        </mc:AlternateContent>
-      </w:r>
-      <w:r>
-        <mc:AlternateContent>
-          <mc:Choice Requires="wps">
-            <w:drawing>
-              <wp:anchor distT="0" distB="0" distL="114300" distR="114300" simplePos="0" relativeHeight="251663360" behindDoc="0" locked="0" layoutInCell="1" allowOverlap="1" wp14:anchorId="1D83C3BD" wp14:editId="7803A4B5">
-                <wp:simplePos x="0" y="0"/>
-                <wp:positionH relativeFrom="column">
-                  <wp:posOffset>6321887</wp:posOffset>
-                </wp:positionH>
-                <wp:positionV relativeFrom="paragraph">
-                  <wp:posOffset>274377</wp:posOffset>
-                </wp:positionV>
-                <wp:extent cx="2621973" cy="1267691"/>
-                <wp:effectExtent l="0" t="0" r="26035" b="27940"/>
+              </wp:anchor>
+            </w:drawing>
+          </mc:Choice>
+          <mc:Fallback>
+            <w:pict>
+              <v:rect w14:anchorId="540E602A" id="Rectangle 353" o:spid="_x0000_s1026" style="position:absolute;margin-left:290.05pt;margin-top:323.5pt;width:80.5pt;height:10.8pt;rotation:-90;z-index:252068864;visibility:visible;mso-wrap-style:square;mso-width-percent:0;mso-wrap-distance-left:9pt;mso-wrap-distance-top:0;mso-wrap-distance-right:9pt;mso-wrap-distance-bottom:0;mso-position-horizontal:absolute;mso-position-horizontal-relative:margin;mso-position-vertical:absolute;mso-position-vertical-relative:text;mso-width-percent:0;mso-width-relative:margin;v-text-anchor:middle" o:gfxdata="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" fillcolor="#747070 [1614]" strokecolor="#1f3763 [1604]" strokeweight="1pt">
+                <w10:wrap anchorx="margin"/>
+              </v:rect>
+            </w:pict>
+          </mc:Fallback>
+        </mc:AlternateContent>
+      </w:r>
+      <w:r>
+        <w:rPr>
+          <w:noProof/>
+        </w:rPr>
+        <mc:AlternateContent>
+          <mc:Choice Requires="wps">
+            <w:drawing>
+              <wp:anchor distT="0" distB="0" distL="114300" distR="114300" simplePos="0" relativeHeight="252075008" behindDoc="0" locked="0" layoutInCell="1" allowOverlap="1" wp14:anchorId="7ACC5BDF" wp14:editId="3A12398A">
+                <wp:simplePos x="0" y="0"/>
+                <wp:positionH relativeFrom="margin">
+                  <wp:posOffset>5610615</wp:posOffset>
+                </wp:positionH>
+                <wp:positionV relativeFrom="paragraph">
+                  <wp:posOffset>618110</wp:posOffset>
+                </wp:positionV>
+                <wp:extent cx="2269704" cy="137160"/>
+                <wp:effectExtent l="0" t="635" r="15875" b="15875"/>
                 <wp:wrapNone/>
-                <wp:docPr id="3" name="Rectangle : coins arrondis 3"/>
+                <wp:docPr id="356" name="Rectangle 356"/>
                 <wp:cNvGraphicFramePr/>
                 <a:graphic xmlns:a="http://schemas.openxmlformats.org/drawingml/2006/main">
                   <a:graphicData uri="http://schemas.microsoft.com/office/word/2010/wordprocessingShape">
                     <wps:wsp>
                       <wps:cNvSpPr/>
                       <wps:spPr>
-                        <a:xfrm>
-                          <a:off x="0" y="0"/>
-                          <a:ext cx="2621973" cy="1267691"/>
-                        </a:xfrm>
-                        <a:prstGeom prst="roundRect">
-                          <a:avLst/>
-                        </a:prstGeom>
+                        <a:xfrm rot="5400000">
+                          <a:off x="0" y="0"/>
+                          <a:ext cx="2269704" cy="137160"/>
+                        </a:xfrm>
+                        <a:prstGeom prst="rect">
+                          <a:avLst/>
+                        </a:prstGeom>
+                        <a:solidFill>
+                          <a:schemeClr val="bg2">
+                            <a:lumMod val="50000"/>
+                          </a:schemeClr>
+                        </a:solidFill>
                       </wps:spPr>
                       <wps:style>
                         <a:lnRef idx="2">
@@ -12769,49 +14393,46 @@
                 <wp14:sizeRelH relativeFrom="margin">
                   <wp14:pctWidth>0</wp14:pctWidth>
                 </wp14:sizeRelH>
-                <wp14:sizeRelV relativeFrom="margin">
-                  <wp14:pctHeight>0</wp14:pctHeight>
-                </wp14:sizeRelV>
-              </wp:anchor>
-            </w:drawing>
-          </mc:Choice>
-          <mc:Fallback>
-            <w:pict>
-              <v:roundrect w14:anchorId="4F3E4CE8" id="Rectangle : coins arrondis 3" o:spid="_x0000_s1026" style="position:absolute;margin-left:497.8pt;margin-top:21.6pt;width:206.45pt;height:99.8pt;z-index:251663360;visibility:visible;mso-wrap-style:square;mso-width-percent:0;mso-height-percent:0;mso-wrap-distance-left:9pt;mso-wrap-distance-top:0;mso-wrap-distance-right:9pt;mso-wrap-distance-bottom:0;mso-position-horizontal:absolute;mso-position-horizontal-relative:text;mso-position-vertical:absolute;mso-position-vertical-relative:text;mso-width-percent:0;mso-height-percent:0;mso-width-relative:margin;mso-height-relative:margin;v-text-anchor:middle" arcsize="10923f" o:gfxdata="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" fillcolor="#4472c4 [3204]" strokecolor="#1f3763 [1604]" strokeweight="1pt">
-                <v:stroke joinstyle="miter"/>
-              </v:roundrect>
-            </w:pict>
-          </mc:Fallback>
-        </mc:AlternateContent>
-      </w:r>
-      <w:r>
-        <w:rPr>
-          <w:noProof/>
-        </w:rPr>
-        <mc:AlternateContent>
-          <mc:Choice Requires="wps">
-            <w:drawing>
-              <wp:anchor distT="0" distB="0" distL="114300" distR="114300" simplePos="0" relativeHeight="251736064" behindDoc="0" locked="0" layoutInCell="1" allowOverlap="1" wp14:anchorId="50AB9941" wp14:editId="3B5B03FF">
-                <wp:simplePos x="0" y="0"/>
-                <wp:positionH relativeFrom="column">
-                  <wp:posOffset>5095660</wp:posOffset>
-                </wp:positionH>
-                <wp:positionV relativeFrom="paragraph">
-                  <wp:posOffset>2491006</wp:posOffset>
-                </wp:positionV>
-                <wp:extent cx="512413" cy="137160"/>
-                <wp:effectExtent l="0" t="3175" r="18415" b="18415"/>
+              </wp:anchor>
+            </w:drawing>
+          </mc:Choice>
+          <mc:Fallback>
+            <w:pict>
+              <v:rect w14:anchorId="7DC10183" id="Rectangle 356" o:spid="_x0000_s1026" style="position:absolute;margin-left:441.8pt;margin-top:48.65pt;width:178.7pt;height:10.8pt;rotation:90;z-index:252075008;visibility:visible;mso-wrap-style:square;mso-width-percent:0;mso-wrap-distance-left:9pt;mso-wrap-distance-top:0;mso-wrap-distance-right:9pt;mso-wrap-distance-bottom:0;mso-position-horizontal:absolute;mso-position-horizontal-relative:margin;mso-position-vertical:absolute;mso-position-vertical-relative:text;mso-width-percent:0;mso-width-relative:margin;v-text-anchor:middle" o:gfxdata="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" fillcolor="#747070 [1614]" strokecolor="#1f3763 [1604]" strokeweight="1pt">
+                <w10:wrap anchorx="margin"/>
+              </v:rect>
+            </w:pict>
+          </mc:Fallback>
+        </mc:AlternateContent>
+      </w:r>
+      <w:r>
+        <w:rPr>
+          <w:noProof/>
+        </w:rPr>
+        <mc:AlternateContent>
+          <mc:Choice Requires="wps">
+            <w:drawing>
+              <wp:anchor distT="0" distB="0" distL="114300" distR="114300" simplePos="0" relativeHeight="252066816" behindDoc="0" locked="0" layoutInCell="1" allowOverlap="1" wp14:anchorId="0FAF52B7" wp14:editId="72940D43">
+                <wp:simplePos x="0" y="0"/>
+                <wp:positionH relativeFrom="margin">
+                  <wp:posOffset>2865716</wp:posOffset>
+                </wp:positionH>
+                <wp:positionV relativeFrom="paragraph">
+                  <wp:posOffset>3672205</wp:posOffset>
+                </wp:positionV>
+                <wp:extent cx="4662872" cy="137160"/>
+                <wp:effectExtent l="0" t="0" r="23495" b="15240"/>
                 <wp:wrapNone/>
-                <wp:docPr id="42" name="Rectangle 42"/>
+                <wp:docPr id="352" name="Rectangle 352"/>
                 <wp:cNvGraphicFramePr/>
                 <a:graphic xmlns:a="http://schemas.openxmlformats.org/drawingml/2006/main">
                   <a:graphicData uri="http://schemas.microsoft.com/office/word/2010/wordprocessingShape">
                     <wps:wsp>
                       <wps:cNvSpPr/>
                       <wps:spPr>
-                        <a:xfrm rot="5400000">
-                          <a:off x="0" y="0"/>
-                          <a:ext cx="512413" cy="137160"/>
+                        <a:xfrm>
+                          <a:off x="0" y="0"/>
+                          <a:ext cx="4662872" cy="137160"/>
                         </a:xfrm>
                         <a:prstGeom prst="rect">
                           <a:avLst/>
@@ -12855,48 +14476,45 @@
           </mc:Choice>
           <mc:Fallback>
             <w:pict>
-              <v:rect w14:anchorId="1011DA57" id="Rectangle 42" o:spid="_x0000_s1026" style="position:absolute;margin-left:401.25pt;margin-top:196.15pt;width:40.35pt;height:10.8pt;rotation:90;z-index:251736064;visibility:visible;mso-wrap-style:square;mso-width-percent:0;mso-wrap-distance-left:9pt;mso-wrap-distance-top:0;mso-wrap-distance-right:9pt;mso-wrap-distance-bottom:0;mso-position-horizontal:absolute;mso-position-horizontal-relative:text;mso-position-vertical:absolute;mso-position-vertical-relative:text;mso-width-percent:0;mso-width-relative:margin;v-text-anchor:middle" o:gfxdata="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" fillcolor="#747070 [1614]" strokecolor="#1f3763 [1604]" strokeweight="1pt"/>
-            </w:pict>
-          </mc:Fallback>
-        </mc:AlternateContent>
-      </w:r>
-      <w:r>
-        <w:rPr>
-          <w:noProof/>
-        </w:rPr>
-        <mc:AlternateContent>
-          <mc:Choice Requires="wps">
-            <w:drawing>
-              <wp:anchor distT="0" distB="0" distL="114300" distR="114300" simplePos="0" relativeHeight="251697152" behindDoc="0" locked="0" layoutInCell="1" allowOverlap="1" wp14:anchorId="66AD1EE8" wp14:editId="2A3E5ED8">
+              <v:rect w14:anchorId="0F3FC186" id="Rectangle 352" o:spid="_x0000_s1026" style="position:absolute;margin-left:225.65pt;margin-top:289.15pt;width:367.15pt;height:10.8pt;z-index:252066816;visibility:visible;mso-wrap-style:square;mso-width-percent:0;mso-wrap-distance-left:9pt;mso-wrap-distance-top:0;mso-wrap-distance-right:9pt;mso-wrap-distance-bottom:0;mso-position-horizontal:absolute;mso-position-horizontal-relative:margin;mso-position-vertical:absolute;mso-position-vertical-relative:text;mso-width-percent:0;mso-width-relative:margin;v-text-anchor:middle" o:gfxdata="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" fillcolor="#747070 [1614]" strokecolor="#1f3763 [1604]" strokeweight="1pt">
+                <w10:wrap anchorx="margin"/>
+              </v:rect>
+            </w:pict>
+          </mc:Fallback>
+        </mc:AlternateContent>
+      </w:r>
+      <w:r>
+        <w:rPr>
+          <w:noProof/>
+        </w:rPr>
+        <mc:AlternateContent>
+          <mc:Choice Requires="wps">
+            <w:drawing>
+              <wp:anchor distT="0" distB="0" distL="114300" distR="114300" simplePos="0" relativeHeight="251657214" behindDoc="1" locked="0" layoutInCell="1" allowOverlap="1" wp14:anchorId="53E0A23D" wp14:editId="5B8A5047">
                 <wp:simplePos x="0" y="0"/>
                 <wp:positionH relativeFrom="column">
-                  <wp:posOffset>4652602</wp:posOffset>
-                </wp:positionH>
-                <wp:positionV relativeFrom="paragraph">
-                  <wp:posOffset>3943251</wp:posOffset>
-                </wp:positionV>
-                <wp:extent cx="1388599" cy="137160"/>
-                <wp:effectExtent l="0" t="3175" r="18415" b="18415"/>
+                  <wp:posOffset>1336968</wp:posOffset>
+                </wp:positionH>
+                <wp:positionV relativeFrom="paragraph">
+                  <wp:posOffset>-491832</wp:posOffset>
+                </wp:positionV>
+                <wp:extent cx="7737231" cy="6654019"/>
+                <wp:effectExtent l="0" t="0" r="16510" b="13970"/>
                 <wp:wrapNone/>
-                <wp:docPr id="20" name="Rectangle 20"/>
+                <wp:docPr id="351" name="Rectangle 351"/>
                 <wp:cNvGraphicFramePr/>
                 <a:graphic xmlns:a="http://schemas.openxmlformats.org/drawingml/2006/main">
                   <a:graphicData uri="http://schemas.microsoft.com/office/word/2010/wordprocessingShape">
                     <wps:wsp>
                       <wps:cNvSpPr/>
                       <wps:spPr>
-                        <a:xfrm rot="5400000">
-                          <a:off x="0" y="0"/>
-                          <a:ext cx="1388599" cy="137160"/>
+                        <a:xfrm>
+                          <a:off x="0" y="0"/>
+                          <a:ext cx="7737231" cy="6654019"/>
                         </a:xfrm>
                         <a:prstGeom prst="rect">
                           <a:avLst/>
                         </a:prstGeom>
-                        <a:solidFill>
-                          <a:schemeClr val="bg2">
-                            <a:lumMod val="50000"/>
-                          </a:schemeClr>
-                        </a:solidFill>
                       </wps:spPr>
                       <wps:style>
                         <a:lnRef idx="2">
@@ -12923,48 +14541,53 @@
                     </wps:wsp>
                   </a:graphicData>
                 </a:graphic>
-                <wp14:sizeRelH relativeFrom="margin">
-                  <wp14:pctWidth>0</wp14:pctWidth>
-                </wp14:sizeRelH>
-              </wp:anchor>
-            </w:drawing>
-          </mc:Choice>
-          <mc:Fallback>
-            <w:pict>
-              <v:rect w14:anchorId="24439706" id="Rectangle 20" o:spid="_x0000_s1026" style="position:absolute;margin-left:366.35pt;margin-top:310.5pt;width:109.35pt;height:10.8pt;rotation:90;z-index:251697152;visibility:visible;mso-wrap-style:square;mso-width-percent:0;mso-wrap-distance-left:9pt;mso-wrap-distance-top:0;mso-wrap-distance-right:9pt;mso-wrap-distance-bottom:0;mso-position-horizontal:absolute;mso-position-horizontal-relative:text;mso-position-vertical:absolute;mso-position-vertical-relative:text;mso-width-percent:0;mso-width-relative:margin;v-text-anchor:middle" o:gfxdata="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" fillcolor="#747070 [1614]" strokecolor="#1f3763 [1604]" strokeweight="1pt"/>
-            </w:pict>
-          </mc:Fallback>
-        </mc:AlternateContent>
-      </w:r>
-      <w:r>
-        <mc:AlternateContent>
-          <mc:Choice Requires="wps">
-            <w:drawing>
-              <wp:anchor distT="0" distB="0" distL="114300" distR="114300" simplePos="0" relativeHeight="251673600" behindDoc="0" locked="0" layoutInCell="1" allowOverlap="1" wp14:anchorId="33400279" wp14:editId="384EF594">
+              </wp:anchor>
+            </w:drawing>
+          </mc:Choice>
+          <mc:Fallback>
+            <w:pict>
+              <v:rect w14:anchorId="540B7A75" id="Rectangle 351" o:spid="_x0000_s1026" style="position:absolute;margin-left:105.25pt;margin-top:-38.75pt;width:609.25pt;height:523.95pt;z-index:-251659266;visibility:visible;mso-wrap-style:square;mso-wrap-distance-left:9pt;mso-wrap-distance-top:0;mso-wrap-distance-right:9pt;mso-wrap-distance-bottom:0;mso-position-horizontal:absolute;mso-position-horizontal-relative:text;mso-position-vertical:absolute;mso-position-vertical-relative:text;v-text-anchor:middle" o:gfxdata="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" fillcolor="#4472c4 [3204]" strokecolor="#1f3763 [1604]" strokeweight="1pt"/>
+            </w:pict>
+          </mc:Fallback>
+        </mc:AlternateContent>
+      </w:r>
+      <w:r>
+        <w:rPr>
+          <w:noProof/>
+        </w:rPr>
+        <mc:AlternateContent>
+          <mc:Choice Requires="wps">
+            <w:drawing>
+              <wp:anchor distT="0" distB="0" distL="114300" distR="114300" simplePos="0" relativeHeight="252064768" behindDoc="1" locked="0" layoutInCell="1" allowOverlap="1" wp14:anchorId="1B8E548D" wp14:editId="5DF51A6A">
                 <wp:simplePos x="0" y="0"/>
                 <wp:positionH relativeFrom="column">
-                  <wp:posOffset>2802255</wp:posOffset>
-                </wp:positionH>
-                <wp:positionV relativeFrom="paragraph">
-                  <wp:posOffset>2757805</wp:posOffset>
-                </wp:positionV>
-                <wp:extent cx="2531110" cy="699770"/>
-                <wp:effectExtent l="0" t="0" r="21590" b="24130"/>
+                  <wp:posOffset>-2092851</wp:posOffset>
+                </wp:positionH>
+                <wp:positionV relativeFrom="paragraph">
+                  <wp:posOffset>2760822</wp:posOffset>
+                </wp:positionV>
+                <wp:extent cx="6792913" cy="137160"/>
+                <wp:effectExtent l="0" t="6032" r="21272" b="21273"/>
                 <wp:wrapNone/>
-                <wp:docPr id="8" name="Rectangle : coins arrondis 8"/>
+                <wp:docPr id="350" name="Rectangle 350"/>
                 <wp:cNvGraphicFramePr/>
                 <a:graphic xmlns:a="http://schemas.openxmlformats.org/drawingml/2006/main">
                   <a:graphicData uri="http://schemas.microsoft.com/office/word/2010/wordprocessingShape">
                     <wps:wsp>
                       <wps:cNvSpPr/>
                       <wps:spPr>
-                        <a:xfrm>
-                          <a:off x="0" y="0"/>
-                          <a:ext cx="2531110" cy="699770"/>
-                        </a:xfrm>
-                        <a:prstGeom prst="roundRect">
-                          <a:avLst/>
-                        </a:prstGeom>
+                        <a:xfrm rot="5400000">
+                          <a:off x="0" y="0"/>
+                          <a:ext cx="6792913" cy="137160"/>
+                        </a:xfrm>
+                        <a:prstGeom prst="rect">
+                          <a:avLst/>
+                        </a:prstGeom>
+                        <a:solidFill>
+                          <a:schemeClr val="bg2">
+                            <a:lumMod val="50000"/>
+                          </a:schemeClr>
+                        </a:solidFill>
                       </wps:spPr>
                       <wps:style>
                         <a:lnRef idx="2">
@@ -12994,49 +14617,44 @@
                 <wp14:sizeRelH relativeFrom="margin">
                   <wp14:pctWidth>0</wp14:pctWidth>
                 </wp14:sizeRelH>
-                <wp14:sizeRelV relativeFrom="margin">
-                  <wp14:pctHeight>0</wp14:pctHeight>
-                </wp14:sizeRelV>
-              </wp:anchor>
-            </w:drawing>
-          </mc:Choice>
-          <mc:Fallback>
-            <w:pict>
-              <v:roundrect w14:anchorId="25EE7E0B" id="Rectangle : coins arrondis 8" o:spid="_x0000_s1026" style="position:absolute;margin-left:220.65pt;margin-top:217.15pt;width:199.3pt;height:55.1pt;z-index:251673600;visibility:visible;mso-wrap-style:square;mso-width-percent:0;mso-height-percent:0;mso-wrap-distance-left:9pt;mso-wrap-distance-top:0;mso-wrap-distance-right:9pt;mso-wrap-distance-bottom:0;mso-position-horizontal:absolute;mso-position-horizontal-relative:text;mso-position-vertical:absolute;mso-position-vertical-relative:text;mso-width-percent:0;mso-height-percent:0;mso-width-relative:margin;mso-height-relative:margin;v-text-anchor:middle" arcsize="10923f" o:gfxdata="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" fillcolor="#4472c4 [3204]" strokecolor="#1f3763 [1604]" strokeweight="1pt">
-                <v:stroke joinstyle="miter"/>
-              </v:roundrect>
-            </w:pict>
-          </mc:Fallback>
-        </mc:AlternateContent>
-      </w:r>
-      <w:r>
-        <w:rPr>
-          <w:noProof/>
-        </w:rPr>
-        <mc:AlternateContent>
-          <mc:Choice Requires="wps">
-            <w:drawing>
-              <wp:anchor distT="0" distB="0" distL="114300" distR="114300" simplePos="0" relativeHeight="251734016" behindDoc="0" locked="0" layoutInCell="1" allowOverlap="1" wp14:anchorId="158E1717" wp14:editId="3671423B">
+              </wp:anchor>
+            </w:drawing>
+          </mc:Choice>
+          <mc:Fallback>
+            <w:pict>
+              <v:rect w14:anchorId="084D9297" id="Rectangle 350" o:spid="_x0000_s1026" style="position:absolute;margin-left:-164.8pt;margin-top:217.4pt;width:534.9pt;height:10.8pt;rotation:90;z-index:-251251712;visibility:visible;mso-wrap-style:square;mso-width-percent:0;mso-wrap-distance-left:9pt;mso-wrap-distance-top:0;mso-wrap-distance-right:9pt;mso-wrap-distance-bottom:0;mso-position-horizontal:absolute;mso-position-horizontal-relative:text;mso-position-vertical:absolute;mso-position-vertical-relative:text;mso-width-percent:0;mso-width-relative:margin;v-text-anchor:middle" o:gfxdata="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" fillcolor="#747070 [1614]" strokecolor="#1f3763 [1604]" strokeweight="1pt"/>
+            </w:pict>
+          </mc:Fallback>
+        </mc:AlternateContent>
+      </w:r>
+      <w:r>
+        <w:rPr>
+          <w:noProof/>
+        </w:rPr>
+        <mc:AlternateContent>
+          <mc:Choice Requires="wps">
+            <w:drawing>
+              <wp:anchor distT="0" distB="0" distL="114300" distR="114300" simplePos="0" relativeHeight="252062720" behindDoc="0" locked="0" layoutInCell="1" allowOverlap="1" wp14:anchorId="4E8E67AD" wp14:editId="14AF8047">
                 <wp:simplePos x="0" y="0"/>
                 <wp:positionH relativeFrom="column">
-                  <wp:posOffset>660064</wp:posOffset>
-                </wp:positionH>
-                <wp:positionV relativeFrom="paragraph">
-                  <wp:posOffset>3403264</wp:posOffset>
-                </wp:positionV>
-                <wp:extent cx="1649319" cy="137160"/>
-                <wp:effectExtent l="0" t="0" r="27305" b="15240"/>
+                  <wp:posOffset>5711817</wp:posOffset>
+                </wp:positionH>
+                <wp:positionV relativeFrom="paragraph">
+                  <wp:posOffset>2756535</wp:posOffset>
+                </wp:positionV>
+                <wp:extent cx="6805102" cy="137160"/>
+                <wp:effectExtent l="0" t="0" r="15240" b="15240"/>
                 <wp:wrapNone/>
-                <wp:docPr id="41" name="Rectangle 41"/>
+                <wp:docPr id="349" name="Rectangle 349"/>
                 <wp:cNvGraphicFramePr/>
                 <a:graphic xmlns:a="http://schemas.openxmlformats.org/drawingml/2006/main">
                   <a:graphicData uri="http://schemas.microsoft.com/office/word/2010/wordprocessingShape">
                     <wps:wsp>
                       <wps:cNvSpPr/>
                       <wps:spPr>
-                        <a:xfrm>
-                          <a:off x="0" y="0"/>
-                          <a:ext cx="1649319" cy="137160"/>
+                        <a:xfrm rot="5400000">
+                          <a:off x="0" y="0"/>
+                          <a:ext cx="6805102" cy="137160"/>
                         </a:xfrm>
                         <a:prstGeom prst="rect">
                           <a:avLst/>
@@ -13080,30 +14698,30 @@
           </mc:Choice>
           <mc:Fallback>
             <w:pict>
-              <v:rect w14:anchorId="77544D47" id="Rectangle 41" o:spid="_x0000_s1026" style="position:absolute;margin-left:51.95pt;margin-top:267.95pt;width:129.85pt;height:10.8pt;z-index:251734016;visibility:visible;mso-wrap-style:square;mso-width-percent:0;mso-wrap-distance-left:9pt;mso-wrap-distance-top:0;mso-wrap-distance-right:9pt;mso-wrap-distance-bottom:0;mso-position-horizontal:absolute;mso-position-horizontal-relative:text;mso-position-vertical:absolute;mso-position-vertical-relative:text;mso-width-percent:0;mso-width-relative:margin;v-text-anchor:middle" o:gfxdata="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" fillcolor="#747070 [1614]" strokecolor="#1f3763 [1604]" strokeweight="1pt"/>
-            </w:pict>
-          </mc:Fallback>
-        </mc:AlternateContent>
-      </w:r>
-      <w:r>
-        <w:rPr>
-          <w:noProof/>
-        </w:rPr>
-        <mc:AlternateContent>
-          <mc:Choice Requires="wps">
-            <w:drawing>
-              <wp:anchor distT="0" distB="0" distL="114300" distR="114300" simplePos="0" relativeHeight="251731968" behindDoc="0" locked="0" layoutInCell="1" allowOverlap="1" wp14:anchorId="639CE3D9" wp14:editId="0273C80D">
-                <wp:simplePos x="0" y="0"/>
-                <wp:positionH relativeFrom="margin">
-                  <wp:posOffset>650709</wp:posOffset>
-                </wp:positionH>
-                <wp:positionV relativeFrom="paragraph">
-                  <wp:posOffset>4586605</wp:posOffset>
-                </wp:positionV>
-                <wp:extent cx="8488018" cy="137160"/>
-                <wp:effectExtent l="0" t="0" r="27940" b="15240"/>
+              <v:rect w14:anchorId="3CE04087" id="Rectangle 349" o:spid="_x0000_s1026" style="position:absolute;margin-left:449.75pt;margin-top:217.05pt;width:535.85pt;height:10.8pt;rotation:90;z-index:252062720;visibility:visible;mso-wrap-style:square;mso-width-percent:0;mso-wrap-distance-left:9pt;mso-wrap-distance-top:0;mso-wrap-distance-right:9pt;mso-wrap-distance-bottom:0;mso-position-horizontal:absolute;mso-position-horizontal-relative:text;mso-position-vertical:absolute;mso-position-vertical-relative:text;mso-width-percent:0;mso-width-relative:margin;v-text-anchor:middle" o:gfxdata="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" fillcolor="#747070 [1614]" strokecolor="#1f3763 [1604]" strokeweight="1pt"/>
+            </w:pict>
+          </mc:Fallback>
+        </mc:AlternateContent>
+      </w:r>
+      <w:r>
+        <w:rPr>
+          <w:noProof/>
+        </w:rPr>
+        <mc:AlternateContent>
+          <mc:Choice Requires="wps">
+            <w:drawing>
+              <wp:anchor distT="0" distB="0" distL="114300" distR="114300" simplePos="0" relativeHeight="252060672" behindDoc="0" locked="0" layoutInCell="1" allowOverlap="1" wp14:anchorId="329EB9B3" wp14:editId="1DE828CE">
+                <wp:simplePos x="0" y="0"/>
+                <wp:positionH relativeFrom="column">
+                  <wp:posOffset>1298448</wp:posOffset>
+                </wp:positionH>
+                <wp:positionV relativeFrom="paragraph">
+                  <wp:posOffset>6078474</wp:posOffset>
+                </wp:positionV>
+                <wp:extent cx="7743524" cy="137160"/>
+                <wp:effectExtent l="0" t="0" r="10160" b="15240"/>
                 <wp:wrapNone/>
-                <wp:docPr id="40" name="Rectangle 40"/>
+                <wp:docPr id="348" name="Rectangle 348"/>
                 <wp:cNvGraphicFramePr/>
                 <a:graphic xmlns:a="http://schemas.openxmlformats.org/drawingml/2006/main">
                   <a:graphicData uri="http://schemas.microsoft.com/office/word/2010/wordprocessingShape">
@@ -13112,7 +14730,7 @@
                       <wps:spPr>
                         <a:xfrm>
                           <a:off x="0" y="0"/>
-                          <a:ext cx="8488018" cy="137160"/>
+                          <a:ext cx="7743524" cy="137160"/>
                         </a:xfrm>
                         <a:prstGeom prst="rect">
                           <a:avLst/>
@@ -13151,49 +14769,44 @@
                 <wp14:sizeRelH relativeFrom="margin">
                   <wp14:pctWidth>0</wp14:pctWidth>
                 </wp14:sizeRelH>
-                <wp14:sizeRelV relativeFrom="margin">
-                  <wp14:pctHeight>0</wp14:pctHeight>
-                </wp14:sizeRelV>
-              </wp:anchor>
-            </w:drawing>
-          </mc:Choice>
-          <mc:Fallback>
-            <w:pict>
-              <v:rect w14:anchorId="21B69551" id="Rectangle 40" o:spid="_x0000_s1026" style="position:absolute;margin-left:51.25pt;margin-top:361.15pt;width:668.35pt;height:10.8pt;z-index:251731968;visibility:visible;mso-wrap-style:square;mso-width-percent:0;mso-height-percent:0;mso-wrap-distance-left:9pt;mso-wrap-distance-top:0;mso-wrap-distance-right:9pt;mso-wrap-distance-bottom:0;mso-position-horizontal:absolute;mso-position-horizontal-relative:margin;mso-position-vertical:absolute;mso-position-vertical-relative:text;mso-width-percent:0;mso-height-percent:0;mso-width-relative:margin;mso-height-relative:margin;v-text-anchor:middle" o:gfxdata="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" fillcolor="#747070 [1614]" strokecolor="#1f3763 [1604]" strokeweight="1pt">
-                <w10:wrap anchorx="margin"/>
-              </v:rect>
-            </w:pict>
-          </mc:Fallback>
-        </mc:AlternateContent>
-      </w:r>
-      <w:r>
-        <w:rPr>
-          <w:noProof/>
-        </w:rPr>
-        <mc:AlternateContent>
-          <mc:Choice Requires="wps">
-            <w:drawing>
-              <wp:anchor distT="0" distB="0" distL="114300" distR="114300" simplePos="0" relativeHeight="251729920" behindDoc="0" locked="0" layoutInCell="1" allowOverlap="1" wp14:anchorId="24FCB7DB" wp14:editId="1B3206AA">
-                <wp:simplePos x="0" y="0"/>
-                <wp:positionH relativeFrom="margin">
-                  <wp:posOffset>-305905</wp:posOffset>
-                </wp:positionH>
-                <wp:positionV relativeFrom="paragraph">
-                  <wp:posOffset>3622014</wp:posOffset>
-                </wp:positionV>
-                <wp:extent cx="2060384" cy="137160"/>
-                <wp:effectExtent l="8890" t="0" r="25400" b="25400"/>
+              </wp:anchor>
+            </w:drawing>
+          </mc:Choice>
+          <mc:Fallback>
+            <w:pict>
+              <v:rect w14:anchorId="12127992" id="Rectangle 348" o:spid="_x0000_s1026" style="position:absolute;margin-left:102.25pt;margin-top:478.6pt;width:609.75pt;height:10.8pt;z-index:252060672;visibility:visible;mso-wrap-style:square;mso-width-percent:0;mso-wrap-distance-left:9pt;mso-wrap-distance-top:0;mso-wrap-distance-right:9pt;mso-wrap-distance-bottom:0;mso-position-horizontal:absolute;mso-position-horizontal-relative:text;mso-position-vertical:absolute;mso-position-vertical-relative:text;mso-width-percent:0;mso-width-relative:margin;v-text-anchor:middle" o:gfxdata="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" fillcolor="#747070 [1614]" strokecolor="#1f3763 [1604]" strokeweight="1pt"/>
+            </w:pict>
+          </mc:Fallback>
+        </mc:AlternateContent>
+      </w:r>
+      <w:r>
+        <w:rPr>
+          <w:noProof/>
+        </w:rPr>
+        <mc:AlternateContent>
+          <mc:Choice Requires="wps">
+            <w:drawing>
+              <wp:anchor distT="0" distB="0" distL="114300" distR="114300" simplePos="0" relativeHeight="252058624" behindDoc="0" locked="0" layoutInCell="1" allowOverlap="1" wp14:anchorId="44E37791" wp14:editId="193B45C6">
+                <wp:simplePos x="0" y="0"/>
+                <wp:positionH relativeFrom="column">
+                  <wp:posOffset>1309203</wp:posOffset>
+                </wp:positionH>
+                <wp:positionV relativeFrom="paragraph">
+                  <wp:posOffset>-572536</wp:posOffset>
+                </wp:positionV>
+                <wp:extent cx="7743524" cy="137160"/>
+                <wp:effectExtent l="0" t="0" r="10160" b="15240"/>
                 <wp:wrapNone/>
-                <wp:docPr id="39" name="Rectangle 39"/>
+                <wp:docPr id="347" name="Rectangle 347"/>
                 <wp:cNvGraphicFramePr/>
                 <a:graphic xmlns:a="http://schemas.openxmlformats.org/drawingml/2006/main">
                   <a:graphicData uri="http://schemas.microsoft.com/office/word/2010/wordprocessingShape">
                     <wps:wsp>
                       <wps:cNvSpPr/>
                       <wps:spPr>
-                        <a:xfrm rot="5400000">
-                          <a:off x="0" y="0"/>
-                          <a:ext cx="2060384" cy="137160"/>
+                        <a:xfrm>
+                          <a:off x="0" y="0"/>
+                          <a:ext cx="7743524" cy="137160"/>
                         </a:xfrm>
                         <a:prstGeom prst="rect">
                           <a:avLst/>
@@ -13232,6 +14845,75 @@
                 <wp14:sizeRelH relativeFrom="margin">
                   <wp14:pctWidth>0</wp14:pctWidth>
                 </wp14:sizeRelH>
+              </wp:anchor>
+            </w:drawing>
+          </mc:Choice>
+          <mc:Fallback>
+            <w:pict>
+              <v:rect w14:anchorId="1EBBDED1" id="Rectangle 347" o:spid="_x0000_s1026" style="position:absolute;margin-left:103.1pt;margin-top:-45.1pt;width:609.75pt;height:10.8pt;z-index:252058624;visibility:visible;mso-wrap-style:square;mso-width-percent:0;mso-wrap-distance-left:9pt;mso-wrap-distance-top:0;mso-wrap-distance-right:9pt;mso-wrap-distance-bottom:0;mso-position-horizontal:absolute;mso-position-horizontal-relative:text;mso-position-vertical:absolute;mso-position-vertical-relative:text;mso-width-percent:0;mso-width-relative:margin;v-text-anchor:middle" o:gfxdata="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" fillcolor="#747070 [1614]" strokecolor="#1f3763 [1604]" strokeweight="1pt"/>
+            </w:pict>
+          </mc:Fallback>
+        </mc:AlternateContent>
+      </w:r>
+      <w:r>
+        <w:rPr>
+          <w:noProof/>
+        </w:rPr>
+        <mc:AlternateContent>
+          <mc:Choice Requires="wps">
+            <w:drawing>
+              <wp:anchor distT="0" distB="0" distL="114300" distR="114300" simplePos="0" relativeHeight="252054528" behindDoc="0" locked="0" layoutInCell="1" allowOverlap="1" wp14:anchorId="29C436A8" wp14:editId="76C11570">
+                <wp:simplePos x="0" y="0"/>
+                <wp:positionH relativeFrom="column">
+                  <wp:posOffset>1638573</wp:posOffset>
+                </wp:positionH>
+                <wp:positionV relativeFrom="paragraph">
+                  <wp:posOffset>2961368</wp:posOffset>
+                </wp:positionV>
+                <wp:extent cx="0" cy="775245"/>
+                <wp:effectExtent l="19050" t="19050" r="19050" b="6350"/>
+                <wp:wrapNone/>
+                <wp:docPr id="344" name="Connecteur droit 344"/>
+                <wp:cNvGraphicFramePr/>
+                <a:graphic xmlns:a="http://schemas.openxmlformats.org/drawingml/2006/main">
+                  <a:graphicData uri="http://schemas.microsoft.com/office/word/2010/wordprocessingShape">
+                    <wps:wsp>
+                      <wps:cNvCnPr/>
+                      <wps:spPr>
+                        <a:xfrm flipV="1">
+                          <a:off x="0" y="0"/>
+                          <a:ext cx="0" cy="775245"/>
+                        </a:xfrm>
+                        <a:prstGeom prst="line">
+                          <a:avLst/>
+                        </a:prstGeom>
+                        <a:ln w="28575">
+                          <a:solidFill>
+                            <a:schemeClr val="tx1"/>
+                          </a:solidFill>
+                        </a:ln>
+                      </wps:spPr>
+                      <wps:style>
+                        <a:lnRef idx="1">
+                          <a:schemeClr val="accent1"/>
+                        </a:lnRef>
+                        <a:fillRef idx="0">
+                          <a:schemeClr val="accent1"/>
+                        </a:fillRef>
+                        <a:effectRef idx="0">
+                          <a:schemeClr val="accent1"/>
+                        </a:effectRef>
+                        <a:fontRef idx="minor">
+                          <a:schemeClr val="tx1"/>
+                        </a:fontRef>
+                      </wps:style>
+                      <wps:bodyPr/>
+                    </wps:wsp>
+                  </a:graphicData>
+                </a:graphic>
+                <wp14:sizeRelH relativeFrom="margin">
+                  <wp14:pctWidth>0</wp14:pctWidth>
+                </wp14:sizeRelH>
                 <wp14:sizeRelV relativeFrom="margin">
                   <wp14:pctHeight>0</wp14:pctHeight>
                 </wp14:sizeRelV>
@@ -13240,50 +14922,123 @@
           </mc:Choice>
           <mc:Fallback>
             <w:pict>
-              <v:rect w14:anchorId="5A994210" id="Rectangle 39" o:spid="_x0000_s1026" style="position:absolute;margin-left:-24.1pt;margin-top:285.2pt;width:162.25pt;height:10.8pt;rotation:90;z-index:251729920;visibility:visible;mso-wrap-style:square;mso-width-percent:0;mso-height-percent:0;mso-wrap-distance-left:9pt;mso-wrap-distance-top:0;mso-wrap-distance-right:9pt;mso-wrap-distance-bottom:0;mso-position-horizontal:absolute;mso-position-horizontal-relative:margin;mso-position-vertical:absolute;mso-position-vertical-relative:text;mso-width-percent:0;mso-height-percent:0;mso-width-relative:margin;mso-height-relative:margin;v-text-anchor:middle" o:gfxdata="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" fillcolor="#747070 [1614]" strokecolor="#1f3763 [1604]" strokeweight="1pt">
-                <w10:wrap anchorx="margin"/>
-              </v:rect>
-            </w:pict>
-          </mc:Fallback>
-        </mc:AlternateContent>
-      </w:r>
-      <w:r>
-        <w:rPr>
-          <w:noProof/>
-        </w:rPr>
-        <mc:AlternateContent>
-          <mc:Choice Requires="wps">
-            <w:drawing>
-              <wp:anchor distT="0" distB="0" distL="114300" distR="114300" simplePos="0" relativeHeight="251727872" behindDoc="0" locked="0" layoutInCell="1" allowOverlap="1" wp14:anchorId="261B1A92" wp14:editId="2F75085A">
-                <wp:simplePos x="0" y="0"/>
-                <wp:positionH relativeFrom="margin">
-                  <wp:posOffset>391332</wp:posOffset>
-                </wp:positionH>
-                <wp:positionV relativeFrom="paragraph">
-                  <wp:posOffset>1688391</wp:posOffset>
-                </wp:positionV>
-                <wp:extent cx="681893" cy="137160"/>
-                <wp:effectExtent l="5398" t="0" r="9842" b="9843"/>
+              <v:line w14:anchorId="340C6529" id="Connecteur droit 344" o:spid="_x0000_s1026" style="position:absolute;flip:y;z-index:252054528;visibility:visible;mso-wrap-style:square;mso-width-percent:0;mso-height-percent:0;mso-wrap-distance-left:9pt;mso-wrap-distance-top:0;mso-wrap-distance-right:9pt;mso-wrap-distance-bottom:0;mso-position-horizontal:absolute;mso-position-horizontal-relative:text;mso-position-vertical:absolute;mso-position-vertical-relative:text;mso-width-percent:0;mso-height-percent:0;mso-width-relative:margin;mso-height-relative:margin" from="129pt,233.2pt" to="129pt,294.25pt" o:gfxdata="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" strokecolor="black [3213]" strokeweight="2.25pt">
+                <v:stroke joinstyle="miter"/>
+              </v:line>
+            </w:pict>
+          </mc:Fallback>
+        </mc:AlternateContent>
+      </w:r>
+      <w:r>
+        <w:rPr>
+          <w:noProof/>
+        </w:rPr>
+        <mc:AlternateContent>
+          <mc:Choice Requires="wps">
+            <w:drawing>
+              <wp:anchor distT="0" distB="0" distL="114300" distR="114300" simplePos="0" relativeHeight="252056576" behindDoc="0" locked="0" layoutInCell="1" allowOverlap="1" wp14:anchorId="6A832750" wp14:editId="2218DDA8">
+                <wp:simplePos x="0" y="0"/>
+                <wp:positionH relativeFrom="column">
+                  <wp:posOffset>1214211</wp:posOffset>
+                </wp:positionH>
+                <wp:positionV relativeFrom="paragraph">
+                  <wp:posOffset>2945130</wp:posOffset>
+                </wp:positionV>
+                <wp:extent cx="0" cy="824230"/>
+                <wp:effectExtent l="19050" t="19050" r="19050" b="13970"/>
                 <wp:wrapNone/>
-                <wp:docPr id="38" name="Rectangle 38"/>
+                <wp:docPr id="345" name="Connecteur droit 345"/>
+                <wp:cNvGraphicFramePr/>
+                <a:graphic xmlns:a="http://schemas.openxmlformats.org/drawingml/2006/main">
+                  <a:graphicData uri="http://schemas.microsoft.com/office/word/2010/wordprocessingShape">
+                    <wps:wsp>
+                      <wps:cNvCnPr/>
+                      <wps:spPr>
+                        <a:xfrm flipV="1">
+                          <a:off x="0" y="0"/>
+                          <a:ext cx="0" cy="824230"/>
+                        </a:xfrm>
+                        <a:prstGeom prst="line">
+                          <a:avLst/>
+                        </a:prstGeom>
+                        <a:ln w="28575">
+                          <a:solidFill>
+                            <a:schemeClr val="tx1"/>
+                          </a:solidFill>
+                        </a:ln>
+                      </wps:spPr>
+                      <wps:style>
+                        <a:lnRef idx="1">
+                          <a:schemeClr val="accent1"/>
+                        </a:lnRef>
+                        <a:fillRef idx="0">
+                          <a:schemeClr val="accent1"/>
+                        </a:fillRef>
+                        <a:effectRef idx="0">
+                          <a:schemeClr val="accent1"/>
+                        </a:effectRef>
+                        <a:fontRef idx="minor">
+                          <a:schemeClr val="tx1"/>
+                        </a:fontRef>
+                      </wps:style>
+                      <wps:bodyPr/>
+                    </wps:wsp>
+                  </a:graphicData>
+                </a:graphic>
+                <wp14:sizeRelH relativeFrom="margin">
+                  <wp14:pctWidth>0</wp14:pctWidth>
+                </wp14:sizeRelH>
+                <wp14:sizeRelV relativeFrom="margin">
+                  <wp14:pctHeight>0</wp14:pctHeight>
+                </wp14:sizeRelV>
+              </wp:anchor>
+            </w:drawing>
+          </mc:Choice>
+          <mc:Fallback>
+            <w:pict>
+              <v:line w14:anchorId="72C4FD51" id="Connecteur droit 345" o:spid="_x0000_s1026" style="position:absolute;flip:y;z-index:252056576;visibility:visible;mso-wrap-style:square;mso-width-percent:0;mso-height-percent:0;mso-wrap-distance-left:9pt;mso-wrap-distance-top:0;mso-wrap-distance-right:9pt;mso-wrap-distance-bottom:0;mso-position-horizontal:absolute;mso-position-horizontal-relative:text;mso-position-vertical:absolute;mso-position-vertical-relative:text;mso-width-percent:0;mso-height-percent:0;mso-width-relative:margin;mso-height-relative:margin" from="95.6pt,231.9pt" to="95.6pt,296.8pt" o:gfxdata="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" strokecolor="black [3213]" strokeweight="2.25pt">
+                <v:stroke joinstyle="miter"/>
+              </v:line>
+            </w:pict>
+          </mc:Fallback>
+        </mc:AlternateContent>
+      </w:r>
+      <w:r>
+        <w:rPr>
+          <w:noProof/>
+        </w:rPr>
+        <mc:AlternateContent>
+          <mc:Choice Requires="wps">
+            <w:drawing>
+              <wp:anchor distT="0" distB="0" distL="114300" distR="114300" simplePos="0" relativeHeight="252046336" behindDoc="0" locked="0" layoutInCell="1" allowOverlap="1" wp14:anchorId="4C6D9F8B" wp14:editId="7143E970">
+                <wp:simplePos x="0" y="0"/>
+                <wp:positionH relativeFrom="column">
+                  <wp:posOffset>373561</wp:posOffset>
+                </wp:positionH>
+                <wp:positionV relativeFrom="paragraph">
+                  <wp:posOffset>2923359</wp:posOffset>
+                </wp:positionV>
+                <wp:extent cx="1599837" cy="831215"/>
+                <wp:effectExtent l="19050" t="19050" r="19685" b="26035"/>
+                <wp:wrapNone/>
+                <wp:docPr id="340" name="Rectangle 340"/>
                 <wp:cNvGraphicFramePr/>
                 <a:graphic xmlns:a="http://schemas.openxmlformats.org/drawingml/2006/main">
                   <a:graphicData uri="http://schemas.microsoft.com/office/word/2010/wordprocessingShape">
                     <wps:wsp>
                       <wps:cNvSpPr/>
                       <wps:spPr>
-                        <a:xfrm rot="5400000">
-                          <a:off x="0" y="0"/>
-                          <a:ext cx="681893" cy="137160"/>
+                        <a:xfrm>
+                          <a:off x="0" y="0"/>
+                          <a:ext cx="1599837" cy="831215"/>
                         </a:xfrm>
                         <a:prstGeom prst="rect">
                           <a:avLst/>
                         </a:prstGeom>
                         <a:solidFill>
-                          <a:schemeClr val="bg2">
-                            <a:lumMod val="50000"/>
-                          </a:schemeClr>
+                          <a:schemeClr val="bg1"/>
                         </a:solidFill>
+                        <a:ln w="28575"/>
                       </wps:spPr>
                       <wps:style>
                         <a:lnRef idx="2">
@@ -13321,32 +15076,233 @@
           </mc:Choice>
           <mc:Fallback>
             <w:pict>
-              <v:rect w14:anchorId="5566CB2B" id="Rectangle 38" o:spid="_x0000_s1026" style="position:absolute;margin-left:30.8pt;margin-top:132.95pt;width:53.7pt;height:10.8pt;rotation:90;z-index:251727872;visibility:visible;mso-wrap-style:square;mso-width-percent:0;mso-height-percent:0;mso-wrap-distance-left:9pt;mso-wrap-distance-top:0;mso-wrap-distance-right:9pt;mso-wrap-distance-bottom:0;mso-position-horizontal:absolute;mso-position-horizontal-relative:margin;mso-position-vertical:absolute;mso-position-vertical-relative:text;mso-width-percent:0;mso-height-percent:0;mso-width-relative:margin;mso-height-relative:margin;v-text-anchor:middle" o:gfxdata="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" fillcolor="#747070 [1614]" strokecolor="#1f3763 [1604]" strokeweight="1pt">
-                <w10:wrap anchorx="margin"/>
-              </v:rect>
-            </w:pict>
-          </mc:Fallback>
-        </mc:AlternateContent>
-      </w:r>
-      <w:r>
-        <w:rPr>
-          <w:noProof/>
-        </w:rPr>
-        <mc:AlternateContent>
-          <mc:Choice Requires="wps">
-            <w:drawing>
-              <wp:anchor distT="0" distB="0" distL="114300" distR="114300" simplePos="0" relativeHeight="251684864" behindDoc="0" locked="0" layoutInCell="1" allowOverlap="1" wp14:anchorId="1A07722E" wp14:editId="570235DD">
+              <v:rect w14:anchorId="67B09EE9" id="Rectangle 340" o:spid="_x0000_s1026" style="position:absolute;margin-left:29.4pt;margin-top:230.2pt;width:125.95pt;height:65.45pt;z-index:252046336;visibility:visible;mso-wrap-style:square;mso-width-percent:0;mso-height-percent:0;mso-wrap-distance-left:9pt;mso-wrap-distance-top:0;mso-wrap-distance-right:9pt;mso-wrap-distance-bottom:0;mso-position-horizontal:absolute;mso-position-horizontal-relative:text;mso-position-vertical:absolute;mso-position-vertical-relative:text;mso-width-percent:0;mso-height-percent:0;mso-width-relative:margin;mso-height-relative:margin;v-text-anchor:middle" o:gfxdata="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" fillcolor="white [3212]" strokecolor="#1f3763 [1604]" strokeweight="2.25pt"/>
+            </w:pict>
+          </mc:Fallback>
+        </mc:AlternateContent>
+      </w:r>
+      <w:r>
+        <w:rPr>
+          <w:noProof/>
+        </w:rPr>
+        <mc:AlternateContent>
+          <mc:Choice Requires="wps">
+            <w:drawing>
+              <wp:anchor distT="0" distB="0" distL="114300" distR="114300" simplePos="0" relativeHeight="252052480" behindDoc="0" locked="0" layoutInCell="1" allowOverlap="1" wp14:anchorId="5DDD438E" wp14:editId="3FEC8398">
                 <wp:simplePos x="0" y="0"/>
                 <wp:positionH relativeFrom="column">
-                  <wp:posOffset>735192</wp:posOffset>
-                </wp:positionH>
-                <wp:positionV relativeFrom="paragraph">
-                  <wp:posOffset>1416022</wp:posOffset>
-                </wp:positionV>
-                <wp:extent cx="2998498" cy="137160"/>
-                <wp:effectExtent l="0" t="0" r="11430" b="15240"/>
+                  <wp:posOffset>784588</wp:posOffset>
+                </wp:positionH>
+                <wp:positionV relativeFrom="paragraph">
+                  <wp:posOffset>2911385</wp:posOffset>
+                </wp:positionV>
+                <wp:extent cx="0" cy="824230"/>
+                <wp:effectExtent l="19050" t="19050" r="19050" b="13970"/>
                 <wp:wrapNone/>
-                <wp:docPr id="14" name="Rectangle 14"/>
+                <wp:docPr id="343" name="Connecteur droit 343"/>
+                <wp:cNvGraphicFramePr/>
+                <a:graphic xmlns:a="http://schemas.openxmlformats.org/drawingml/2006/main">
+                  <a:graphicData uri="http://schemas.microsoft.com/office/word/2010/wordprocessingShape">
+                    <wps:wsp>
+                      <wps:cNvCnPr/>
+                      <wps:spPr>
+                        <a:xfrm flipV="1">
+                          <a:off x="0" y="0"/>
+                          <a:ext cx="0" cy="824230"/>
+                        </a:xfrm>
+                        <a:prstGeom prst="line">
+                          <a:avLst/>
+                        </a:prstGeom>
+                        <a:ln w="28575">
+                          <a:solidFill>
+                            <a:schemeClr val="tx1"/>
+                          </a:solidFill>
+                        </a:ln>
+                      </wps:spPr>
+                      <wps:style>
+                        <a:lnRef idx="1">
+                          <a:schemeClr val="accent1"/>
+                        </a:lnRef>
+                        <a:fillRef idx="0">
+                          <a:schemeClr val="accent1"/>
+                        </a:fillRef>
+                        <a:effectRef idx="0">
+                          <a:schemeClr val="accent1"/>
+                        </a:effectRef>
+                        <a:fontRef idx="minor">
+                          <a:schemeClr val="tx1"/>
+                        </a:fontRef>
+                      </wps:style>
+                      <wps:bodyPr/>
+                    </wps:wsp>
+                  </a:graphicData>
+                </a:graphic>
+                <wp14:sizeRelH relativeFrom="margin">
+                  <wp14:pctWidth>0</wp14:pctWidth>
+                </wp14:sizeRelH>
+                <wp14:sizeRelV relativeFrom="margin">
+                  <wp14:pctHeight>0</wp14:pctHeight>
+                </wp14:sizeRelV>
+              </wp:anchor>
+            </w:drawing>
+          </mc:Choice>
+          <mc:Fallback>
+            <w:pict>
+              <v:line w14:anchorId="707450C6" id="Connecteur droit 343" o:spid="_x0000_s1026" style="position:absolute;flip:y;z-index:252052480;visibility:visible;mso-wrap-style:square;mso-width-percent:0;mso-height-percent:0;mso-wrap-distance-left:9pt;mso-wrap-distance-top:0;mso-wrap-distance-right:9pt;mso-wrap-distance-bottom:0;mso-position-horizontal:absolute;mso-position-horizontal-relative:text;mso-position-vertical:absolute;mso-position-vertical-relative:text;mso-width-percent:0;mso-height-percent:0;mso-width-relative:margin;mso-height-relative:margin" from="61.8pt,229.25pt" to="61.8pt,294.15pt" o:gfxdata="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" strokecolor="black [3213]" strokeweight="2.25pt">
+                <v:stroke joinstyle="miter"/>
+              </v:line>
+            </w:pict>
+          </mc:Fallback>
+        </mc:AlternateContent>
+      </w:r>
+      <w:r>
+        <w:br w:type="page"/>
+      </w:r>
+    </w:p>
+    <w:p>
+      <w:r>
+        <w:rPr>
+          <w:noProof/>
+        </w:rPr>
+        <w:lastRenderedPageBreak/>
+        <w:drawing>
+          <wp:anchor distT="0" distB="0" distL="114300" distR="114300" simplePos="0" relativeHeight="252102656" behindDoc="0" locked="0" layoutInCell="1" allowOverlap="1" wp14:anchorId="405D5058" wp14:editId="403195A4">
+            <wp:simplePos x="0" y="0"/>
+            <wp:positionH relativeFrom="margin">
+              <wp:posOffset>488532</wp:posOffset>
+            </wp:positionH>
+            <wp:positionV relativeFrom="paragraph">
+              <wp:posOffset>-287890</wp:posOffset>
+            </wp:positionV>
+            <wp:extent cx="1103971" cy="877263"/>
+            <wp:effectExtent l="0" t="0" r="0" b="0"/>
+            <wp:wrapNone/>
+            <wp:docPr id="375" name="Image 375"/>
+            <wp:cNvGraphicFramePr>
+              <a:graphicFrameLocks xmlns:a="http://schemas.openxmlformats.org/drawingml/2006/main" noChangeAspect="1"/>
+            </wp:cNvGraphicFramePr>
+            <a:graphic xmlns:a="http://schemas.openxmlformats.org/drawingml/2006/main">
+              <a:graphicData uri="http://schemas.openxmlformats.org/drawingml/2006/picture">
+                <pic:pic xmlns:pic="http://schemas.openxmlformats.org/drawingml/2006/picture">
+                  <pic:nvPicPr>
+                    <pic:cNvPr id="375" name="Image 375"/>
+                    <pic:cNvPicPr/>
+                  </pic:nvPicPr>
+                  <pic:blipFill>
+                    <a:blip r:embed="rId11" cstate="print">
+                      <a:extLst>
+                        <a:ext uri="{28A0092B-C50C-407E-A947-70E740481C1C}">
+                          <a14:useLocalDpi xmlns:a14="http://schemas.microsoft.com/office/drawing/2010/main" val="0"/>
+                        </a:ext>
+                      </a:extLst>
+                    </a:blip>
+                    <a:stretch>
+                      <a:fillRect/>
+                    </a:stretch>
+                  </pic:blipFill>
+                  <pic:spPr>
+                    <a:xfrm>
+                      <a:off x="0" y="0"/>
+                      <a:ext cx="1110653" cy="882573"/>
+                    </a:xfrm>
+                    <a:prstGeom prst="rect">
+                      <a:avLst/>
+                    </a:prstGeom>
+                  </pic:spPr>
+                </pic:pic>
+              </a:graphicData>
+            </a:graphic>
+            <wp14:sizeRelH relativeFrom="page">
+              <wp14:pctWidth>0</wp14:pctWidth>
+            </wp14:sizeRelH>
+            <wp14:sizeRelV relativeFrom="page">
+              <wp14:pctHeight>0</wp14:pctHeight>
+            </wp14:sizeRelV>
+          </wp:anchor>
+        </w:drawing>
+      </w:r>
+      <w:r>
+        <w:rPr>
+          <w:noProof/>
+        </w:rPr>
+        <w:drawing>
+          <wp:anchor distT="0" distB="0" distL="114300" distR="114300" simplePos="0" relativeHeight="252103680" behindDoc="0" locked="0" layoutInCell="1" allowOverlap="1" wp14:anchorId="6D1225C4" wp14:editId="146FF382">
+            <wp:simplePos x="0" y="0"/>
+            <wp:positionH relativeFrom="margin">
+              <wp:posOffset>-60898</wp:posOffset>
+            </wp:positionH>
+            <wp:positionV relativeFrom="paragraph">
+              <wp:posOffset>-379853</wp:posOffset>
+            </wp:positionV>
+            <wp:extent cx="1156996" cy="1156996"/>
+            <wp:effectExtent l="0" t="0" r="0" b="0"/>
+            <wp:wrapNone/>
+            <wp:docPr id="376" name="Image 376"/>
+            <wp:cNvGraphicFramePr>
+              <a:graphicFrameLocks xmlns:a="http://schemas.openxmlformats.org/drawingml/2006/main" noChangeAspect="1"/>
+            </wp:cNvGraphicFramePr>
+            <a:graphic xmlns:a="http://schemas.openxmlformats.org/drawingml/2006/main">
+              <a:graphicData uri="http://schemas.openxmlformats.org/drawingml/2006/picture">
+                <pic:pic xmlns:pic="http://schemas.openxmlformats.org/drawingml/2006/picture">
+                  <pic:nvPicPr>
+                    <pic:cNvPr id="376" name="Image 376"/>
+                    <pic:cNvPicPr/>
+                  </pic:nvPicPr>
+                  <pic:blipFill>
+                    <a:blip r:embed="rId12">
+                      <a:extLst>
+                        <a:ext uri="{28A0092B-C50C-407E-A947-70E740481C1C}">
+                          <a14:useLocalDpi xmlns:a14="http://schemas.microsoft.com/office/drawing/2010/main" val="0"/>
+                        </a:ext>
+                      </a:extLst>
+                    </a:blip>
+                    <a:stretch>
+                      <a:fillRect/>
+                    </a:stretch>
+                  </pic:blipFill>
+                  <pic:spPr>
+                    <a:xfrm>
+                      <a:off x="0" y="0"/>
+                      <a:ext cx="1156996" cy="1156996"/>
+                    </a:xfrm>
+                    <a:prstGeom prst="rect">
+                      <a:avLst/>
+                    </a:prstGeom>
+                  </pic:spPr>
+                </pic:pic>
+              </a:graphicData>
+            </a:graphic>
+            <wp14:sizeRelH relativeFrom="page">
+              <wp14:pctWidth>0</wp14:pctWidth>
+            </wp14:sizeRelH>
+            <wp14:sizeRelV relativeFrom="page">
+              <wp14:pctHeight>0</wp14:pctHeight>
+            </wp14:sizeRelV>
+          </wp:anchor>
+        </w:drawing>
+      </w:r>
+      <w:r>
+        <w:t xml:space="preserve">                                                                                                   </w:t>
+      </w:r>
+    </w:p>
+    <w:p/>
+    <w:p>
+      <w:r>
+        <mc:AlternateContent>
+          <mc:Choice Requires="wps">
+            <w:drawing>
+              <wp:anchor distT="0" distB="0" distL="114300" distR="114300" simplePos="0" relativeHeight="251681792" behindDoc="0" locked="0" layoutInCell="1" allowOverlap="1" wp14:anchorId="11F82EF0" wp14:editId="0D9B6CA8">
+                <wp:simplePos x="0" y="0"/>
+                <wp:positionH relativeFrom="column">
+                  <wp:posOffset>762749</wp:posOffset>
+                </wp:positionH>
+                <wp:positionV relativeFrom="paragraph">
+                  <wp:posOffset>3412432</wp:posOffset>
+                </wp:positionV>
+                <wp:extent cx="2202873" cy="1296035"/>
+                <wp:effectExtent l="0" t="0" r="26035" b="18415"/>
+                <wp:wrapNone/>
+                <wp:docPr id="12" name="Rectangle : coins arrondis 12"/>
                 <wp:cNvGraphicFramePr/>
                 <a:graphic xmlns:a="http://schemas.openxmlformats.org/drawingml/2006/main">
                   <a:graphicData uri="http://schemas.microsoft.com/office/word/2010/wordprocessingShape">
@@ -13355,16 +15311,11 @@
                       <wps:spPr>
                         <a:xfrm>
                           <a:off x="0" y="0"/>
-                          <a:ext cx="2998498" cy="137160"/>
-                        </a:xfrm>
-                        <a:prstGeom prst="rect">
-                          <a:avLst/>
-                        </a:prstGeom>
-                        <a:solidFill>
-                          <a:schemeClr val="bg2">
-                            <a:lumMod val="50000"/>
-                          </a:schemeClr>
-                        </a:solidFill>
+                          <a:ext cx="2202873" cy="1296035"/>
+                        </a:xfrm>
+                        <a:prstGeom prst="roundRect">
+                          <a:avLst/>
+                        </a:prstGeom>
                       </wps:spPr>
                       <wps:style>
                         <a:lnRef idx="2">
@@ -13394,35 +15345,37 @@
                 <wp14:sizeRelH relativeFrom="margin">
                   <wp14:pctWidth>0</wp14:pctWidth>
                 </wp14:sizeRelH>
-              </wp:anchor>
-            </w:drawing>
-          </mc:Choice>
-          <mc:Fallback>
-            <w:pict>
-              <v:rect w14:anchorId="2BD9BA5A" id="Rectangle 14" o:spid="_x0000_s1026" style="position:absolute;margin-left:57.9pt;margin-top:111.5pt;width:236.1pt;height:10.8pt;z-index:251684864;visibility:visible;mso-wrap-style:square;mso-width-percent:0;mso-wrap-distance-left:9pt;mso-wrap-distance-top:0;mso-wrap-distance-right:9pt;mso-wrap-distance-bottom:0;mso-position-horizontal:absolute;mso-position-horizontal-relative:text;mso-position-vertical:absolute;mso-position-vertical-relative:text;mso-width-percent:0;mso-width-relative:margin;v-text-anchor:middle" o:gfxdata="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" fillcolor="#747070 [1614]" strokecolor="#1f3763 [1604]" strokeweight="1pt"/>
-            </w:pict>
-          </mc:Fallback>
-        </mc:AlternateContent>
-      </w:r>
-      <w:r>
-        <w:rPr>
-          <w:noProof/>
-        </w:rPr>
-        <mc:AlternateContent>
-          <mc:Choice Requires="wps">
-            <w:drawing>
-              <wp:anchor distT="0" distB="0" distL="114300" distR="114300" simplePos="0" relativeHeight="251725824" behindDoc="0" locked="0" layoutInCell="1" allowOverlap="1" wp14:anchorId="7C0A1388" wp14:editId="464314FE">
+                <wp14:sizeRelV relativeFrom="margin">
+                  <wp14:pctHeight>0</wp14:pctHeight>
+                </wp14:sizeRelV>
+              </wp:anchor>
+            </w:drawing>
+          </mc:Choice>
+          <mc:Fallback>
+            <w:pict>
+              <v:roundrect w14:anchorId="23D79CE1" id="Rectangle : coins arrondis 12" o:spid="_x0000_s1026" style="position:absolute;margin-left:60.05pt;margin-top:268.7pt;width:173.45pt;height:102.05pt;z-index:251681792;visibility:visible;mso-wrap-style:square;mso-width-percent:0;mso-height-percent:0;mso-wrap-distance-left:9pt;mso-wrap-distance-top:0;mso-wrap-distance-right:9pt;mso-wrap-distance-bottom:0;mso-position-horizontal:absolute;mso-position-horizontal-relative:text;mso-position-vertical:absolute;mso-position-vertical-relative:text;mso-width-percent:0;mso-height-percent:0;mso-width-relative:margin;mso-height-relative:margin;v-text-anchor:middle" arcsize="10923f" o:gfxdata="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" fillcolor="#4472c4 [3204]" strokecolor="#1f3763 [1604]" strokeweight="1pt">
+                <v:stroke joinstyle="miter"/>
+              </v:roundrect>
+            </w:pict>
+          </mc:Fallback>
+        </mc:AlternateContent>
+      </w:r>
+      <w:r>
+        <mc:AlternateContent>
+          <mc:Choice Requires="wps">
+            <w:drawing>
+              <wp:anchor distT="0" distB="0" distL="114300" distR="114300" simplePos="0" relativeHeight="251669504" behindDoc="0" locked="0" layoutInCell="1" allowOverlap="1" wp14:anchorId="14369008" wp14:editId="31080940">
                 <wp:simplePos x="0" y="0"/>
                 <wp:positionH relativeFrom="column">
-                  <wp:posOffset>2183021</wp:posOffset>
-                </wp:positionH>
-                <wp:positionV relativeFrom="paragraph">
-                  <wp:posOffset>3941245</wp:posOffset>
-                </wp:positionV>
-                <wp:extent cx="1395658" cy="137160"/>
-                <wp:effectExtent l="318" t="0" r="14922" b="14923"/>
+                  <wp:posOffset>4832724</wp:posOffset>
+                </wp:positionH>
+                <wp:positionV relativeFrom="paragraph">
+                  <wp:posOffset>1912881</wp:posOffset>
+                </wp:positionV>
+                <wp:extent cx="2011045" cy="1015537"/>
+                <wp:effectExtent l="2540" t="0" r="10795" b="10795"/>
                 <wp:wrapNone/>
-                <wp:docPr id="36" name="Rectangle 36"/>
+                <wp:docPr id="6" name="Rectangle : coins arrondis 6"/>
                 <wp:cNvGraphicFramePr/>
                 <a:graphic xmlns:a="http://schemas.openxmlformats.org/drawingml/2006/main">
                   <a:graphicData uri="http://schemas.microsoft.com/office/word/2010/wordprocessingShape">
@@ -13431,16 +15384,11 @@
                       <wps:spPr>
                         <a:xfrm rot="5400000">
                           <a:off x="0" y="0"/>
-                          <a:ext cx="1395658" cy="137160"/>
-                        </a:xfrm>
-                        <a:prstGeom prst="rect">
-                          <a:avLst/>
-                        </a:prstGeom>
-                        <a:solidFill>
-                          <a:schemeClr val="bg2">
-                            <a:lumMod val="50000"/>
-                          </a:schemeClr>
-                        </a:solidFill>
+                          <a:ext cx="2011045" cy="1015537"/>
+                        </a:xfrm>
+                        <a:prstGeom prst="roundRect">
+                          <a:avLst/>
+                        </a:prstGeom>
                       </wps:spPr>
                       <wps:style>
                         <a:lnRef idx="2">
@@ -13470,35 +15418,37 @@
                 <wp14:sizeRelH relativeFrom="margin">
                   <wp14:pctWidth>0</wp14:pctWidth>
                 </wp14:sizeRelH>
-              </wp:anchor>
-            </w:drawing>
-          </mc:Choice>
-          <mc:Fallback>
-            <w:pict>
-              <v:rect w14:anchorId="7403A4FB" id="Rectangle 36" o:spid="_x0000_s1026" style="position:absolute;margin-left:171.9pt;margin-top:310.35pt;width:109.9pt;height:10.8pt;rotation:90;z-index:251725824;visibility:visible;mso-wrap-style:square;mso-width-percent:0;mso-wrap-distance-left:9pt;mso-wrap-distance-top:0;mso-wrap-distance-right:9pt;mso-wrap-distance-bottom:0;mso-position-horizontal:absolute;mso-position-horizontal-relative:text;mso-position-vertical:absolute;mso-position-vertical-relative:text;mso-width-percent:0;mso-width-relative:margin;v-text-anchor:middle" o:gfxdata="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" fillcolor="#747070 [1614]" strokecolor="#1f3763 [1604]" strokeweight="1pt"/>
-            </w:pict>
-          </mc:Fallback>
-        </mc:AlternateContent>
-      </w:r>
-      <w:r>
-        <w:rPr>
-          <w:noProof/>
-        </w:rPr>
-        <mc:AlternateContent>
-          <mc:Choice Requires="wps">
-            <w:drawing>
-              <wp:anchor distT="0" distB="0" distL="114300" distR="114300" simplePos="0" relativeHeight="251715584" behindDoc="0" locked="0" layoutInCell="1" allowOverlap="1" wp14:anchorId="155D690A" wp14:editId="3FDE8330">
+                <wp14:sizeRelV relativeFrom="margin">
+                  <wp14:pctHeight>0</wp14:pctHeight>
+                </wp14:sizeRelV>
+              </wp:anchor>
+            </w:drawing>
+          </mc:Choice>
+          <mc:Fallback>
+            <w:pict>
+              <v:roundrect w14:anchorId="03CFCE97" id="Rectangle : coins arrondis 6" o:spid="_x0000_s1026" style="position:absolute;margin-left:380.55pt;margin-top:150.6pt;width:158.35pt;height:79.95pt;rotation:90;z-index:251669504;visibility:visible;mso-wrap-style:square;mso-width-percent:0;mso-height-percent:0;mso-wrap-distance-left:9pt;mso-wrap-distance-top:0;mso-wrap-distance-right:9pt;mso-wrap-distance-bottom:0;mso-position-horizontal:absolute;mso-position-horizontal-relative:text;mso-position-vertical:absolute;mso-position-vertical-relative:text;mso-width-percent:0;mso-height-percent:0;mso-width-relative:margin;mso-height-relative:margin;v-text-anchor:middle" arcsize="10923f" o:gfxdata="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" fillcolor="#4472c4 [3204]" strokecolor="#1f3763 [1604]" strokeweight="1pt">
+                <v:stroke joinstyle="miter"/>
+              </v:roundrect>
+            </w:pict>
+          </mc:Fallback>
+        </mc:AlternateContent>
+      </w:r>
+      <w:r>
+        <mc:AlternateContent>
+          <mc:Choice Requires="wps">
+            <w:drawing>
+              <wp:anchor distT="0" distB="0" distL="114300" distR="114300" simplePos="0" relativeHeight="251683840" behindDoc="0" locked="0" layoutInCell="1" allowOverlap="1" wp14:anchorId="23CF3943" wp14:editId="0A958A8D">
                 <wp:simplePos x="0" y="0"/>
                 <wp:positionH relativeFrom="column">
-                  <wp:posOffset>2856787</wp:posOffset>
-                </wp:positionH>
-                <wp:positionV relativeFrom="paragraph">
-                  <wp:posOffset>3318700</wp:posOffset>
-                </wp:positionV>
-                <wp:extent cx="2809208" cy="137160"/>
-                <wp:effectExtent l="0" t="0" r="10795" b="15240"/>
+                  <wp:posOffset>2892887</wp:posOffset>
+                </wp:positionH>
+                <wp:positionV relativeFrom="paragraph">
+                  <wp:posOffset>3381260</wp:posOffset>
+                </wp:positionV>
+                <wp:extent cx="2423160" cy="1349259"/>
+                <wp:effectExtent l="0" t="0" r="15240" b="22860"/>
                 <wp:wrapNone/>
-                <wp:docPr id="29" name="Rectangle 29"/>
+                <wp:docPr id="13" name="Rectangle : coins arrondis 13"/>
                 <wp:cNvGraphicFramePr/>
                 <a:graphic xmlns:a="http://schemas.openxmlformats.org/drawingml/2006/main">
                   <a:graphicData uri="http://schemas.microsoft.com/office/word/2010/wordprocessingShape">
@@ -13507,14 +15457,15 @@
                       <wps:spPr>
                         <a:xfrm>
                           <a:off x="0" y="0"/>
-                          <a:ext cx="2809208" cy="137160"/>
-                        </a:xfrm>
-                        <a:prstGeom prst="rect">
+                          <a:ext cx="2423160" cy="1349259"/>
+                        </a:xfrm>
+                        <a:prstGeom prst="roundRect">
                           <a:avLst/>
                         </a:prstGeom>
                         <a:solidFill>
-                          <a:schemeClr val="bg2">
-                            <a:lumMod val="50000"/>
+                          <a:schemeClr val="tx1">
+                            <a:lumMod val="65000"/>
+                            <a:lumOff val="35000"/>
                           </a:schemeClr>
                         </a:solidFill>
                       </wps:spPr>
@@ -13546,53 +15497,50 @@
                 <wp14:sizeRelH relativeFrom="margin">
                   <wp14:pctWidth>0</wp14:pctWidth>
                 </wp14:sizeRelH>
-              </wp:anchor>
-            </w:drawing>
-          </mc:Choice>
-          <mc:Fallback>
-            <w:pict>
-              <v:rect w14:anchorId="5F5323B4" id="Rectangle 29" o:spid="_x0000_s1026" style="position:absolute;margin-left:224.95pt;margin-top:261.3pt;width:221.2pt;height:10.8pt;z-index:251715584;visibility:visible;mso-wrap-style:square;mso-width-percent:0;mso-wrap-distance-left:9pt;mso-wrap-distance-top:0;mso-wrap-distance-right:9pt;mso-wrap-distance-bottom:0;mso-position-horizontal:absolute;mso-position-horizontal-relative:text;mso-position-vertical:absolute;mso-position-vertical-relative:text;mso-width-percent:0;mso-width-relative:margin;v-text-anchor:middle" o:gfxdata="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" fillcolor="#747070 [1614]" strokecolor="#1f3763 [1604]" strokeweight="1pt"/>
-            </w:pict>
-          </mc:Fallback>
-        </mc:AlternateContent>
-      </w:r>
-      <w:r>
-        <w:rPr>
-          <w:noProof/>
-        </w:rPr>
-        <mc:AlternateContent>
-          <mc:Choice Requires="wps">
-            <w:drawing>
-              <wp:anchor distT="0" distB="0" distL="114300" distR="114300" simplePos="0" relativeHeight="251723776" behindDoc="0" locked="0" layoutInCell="1" allowOverlap="1" wp14:anchorId="4C2525D8" wp14:editId="481A8E96">
+                <wp14:sizeRelV relativeFrom="margin">
+                  <wp14:pctHeight>0</wp14:pctHeight>
+                </wp14:sizeRelV>
+              </wp:anchor>
+            </w:drawing>
+          </mc:Choice>
+          <mc:Fallback>
+            <w:pict>
+              <v:roundrect w14:anchorId="0052D7F6" id="Rectangle : coins arrondis 13" o:spid="_x0000_s1026" style="position:absolute;margin-left:227.8pt;margin-top:266.25pt;width:190.8pt;height:106.25pt;z-index:251683840;visibility:visible;mso-wrap-style:square;mso-width-percent:0;mso-height-percent:0;mso-wrap-distance-left:9pt;mso-wrap-distance-top:0;mso-wrap-distance-right:9pt;mso-wrap-distance-bottom:0;mso-position-horizontal:absolute;mso-position-horizontal-relative:text;mso-position-vertical:absolute;mso-position-vertical-relative:text;mso-width-percent:0;mso-height-percent:0;mso-width-relative:margin;mso-height-relative:margin;v-text-anchor:middle" arcsize="10923f" o:gfxdata="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" fillcolor="#5a5a5a [2109]" strokecolor="#1f3763 [1604]" strokeweight="1pt">
+                <v:stroke joinstyle="miter"/>
+              </v:roundrect>
+            </w:pict>
+          </mc:Fallback>
+        </mc:AlternateContent>
+      </w:r>
+      <w:r>
+        <mc:AlternateContent>
+          <mc:Choice Requires="wps">
+            <w:drawing>
+              <wp:anchor distT="0" distB="0" distL="114300" distR="114300" simplePos="0" relativeHeight="251678720" behindDoc="0" locked="0" layoutInCell="1" allowOverlap="1" wp14:anchorId="5BCD06CD" wp14:editId="7DE23151">
                 <wp:simplePos x="0" y="0"/>
                 <wp:positionH relativeFrom="column">
-                  <wp:posOffset>2815282</wp:posOffset>
-                </wp:positionH>
-                <wp:positionV relativeFrom="paragraph">
-                  <wp:posOffset>2658527</wp:posOffset>
-                </wp:positionV>
-                <wp:extent cx="438912" cy="137160"/>
-                <wp:effectExtent l="0" t="0" r="18415" b="15240"/>
+                  <wp:posOffset>799119</wp:posOffset>
+                </wp:positionH>
+                <wp:positionV relativeFrom="paragraph">
+                  <wp:posOffset>1381443</wp:posOffset>
+                </wp:positionV>
+                <wp:extent cx="2036186" cy="2171268"/>
+                <wp:effectExtent l="8572" t="0" r="11113" b="11112"/>
                 <wp:wrapNone/>
-                <wp:docPr id="34" name="Rectangle 34"/>
+                <wp:docPr id="11" name="Rectangle : coins arrondis 11"/>
                 <wp:cNvGraphicFramePr/>
                 <a:graphic xmlns:a="http://schemas.openxmlformats.org/drawingml/2006/main">
                   <a:graphicData uri="http://schemas.microsoft.com/office/word/2010/wordprocessingShape">
                     <wps:wsp>
                       <wps:cNvSpPr/>
                       <wps:spPr>
-                        <a:xfrm>
-                          <a:off x="0" y="0"/>
-                          <a:ext cx="438912" cy="137160"/>
-                        </a:xfrm>
-                        <a:prstGeom prst="rect">
-                          <a:avLst/>
-                        </a:prstGeom>
-                        <a:solidFill>
-                          <a:schemeClr val="bg2">
-                            <a:lumMod val="50000"/>
-                          </a:schemeClr>
-                        </a:solidFill>
+                        <a:xfrm rot="5400000">
+                          <a:off x="0" y="0"/>
+                          <a:ext cx="2036186" cy="2171268"/>
+                        </a:xfrm>
+                        <a:prstGeom prst="roundRect">
+                          <a:avLst/>
+                        </a:prstGeom>
                       </wps:spPr>
                       <wps:style>
                         <a:lnRef idx="2">
@@ -13622,53 +15570,50 @@
                 <wp14:sizeRelH relativeFrom="margin">
                   <wp14:pctWidth>0</wp14:pctWidth>
                 </wp14:sizeRelH>
-              </wp:anchor>
-            </w:drawing>
-          </mc:Choice>
-          <mc:Fallback>
-            <w:pict>
-              <v:rect w14:anchorId="1F480E47" id="Rectangle 34" o:spid="_x0000_s1026" style="position:absolute;margin-left:221.7pt;margin-top:209.35pt;width:34.55pt;height:10.8pt;z-index:251723776;visibility:visible;mso-wrap-style:square;mso-width-percent:0;mso-wrap-distance-left:9pt;mso-wrap-distance-top:0;mso-wrap-distance-right:9pt;mso-wrap-distance-bottom:0;mso-position-horizontal:absolute;mso-position-horizontal-relative:text;mso-position-vertical:absolute;mso-position-vertical-relative:text;mso-width-percent:0;mso-width-relative:margin;v-text-anchor:middle" o:gfxdata="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" fillcolor="#747070 [1614]" strokecolor="#1f3763 [1604]" strokeweight="1pt"/>
-            </w:pict>
-          </mc:Fallback>
-        </mc:AlternateContent>
-      </w:r>
-      <w:r>
-        <w:rPr>
-          <w:noProof/>
-        </w:rPr>
-        <mc:AlternateContent>
-          <mc:Choice Requires="wps">
-            <w:drawing>
-              <wp:anchor distT="0" distB="0" distL="114300" distR="114300" simplePos="0" relativeHeight="251721728" behindDoc="0" locked="0" layoutInCell="1" allowOverlap="1" wp14:anchorId="3550625E" wp14:editId="7A0C5211">
+                <wp14:sizeRelV relativeFrom="margin">
+                  <wp14:pctHeight>0</wp14:pctHeight>
+                </wp14:sizeRelV>
+              </wp:anchor>
+            </w:drawing>
+          </mc:Choice>
+          <mc:Fallback>
+            <w:pict>
+              <v:roundrect w14:anchorId="3B543DCF" id="Rectangle : coins arrondis 11" o:spid="_x0000_s1026" style="position:absolute;margin-left:62.9pt;margin-top:108.8pt;width:160.35pt;height:170.95pt;rotation:90;z-index:251678720;visibility:visible;mso-wrap-style:square;mso-width-percent:0;mso-height-percent:0;mso-wrap-distance-left:9pt;mso-wrap-distance-top:0;mso-wrap-distance-right:9pt;mso-wrap-distance-bottom:0;mso-position-horizontal:absolute;mso-position-horizontal-relative:text;mso-position-vertical:absolute;mso-position-vertical-relative:text;mso-width-percent:0;mso-height-percent:0;mso-width-relative:margin;mso-height-relative:margin;v-text-anchor:middle" arcsize="10923f" o:gfxdata="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" fillcolor="#4472c4 [3204]" strokecolor="#1f3763 [1604]" strokeweight="1pt">
+                <v:stroke joinstyle="miter"/>
+              </v:roundrect>
+            </w:pict>
+          </mc:Fallback>
+        </mc:AlternateContent>
+      </w:r>
+      <w:r>
+        <mc:AlternateContent>
+          <mc:Choice Requires="wps">
+            <w:drawing>
+              <wp:anchor distT="0" distB="0" distL="114300" distR="114300" simplePos="0" relativeHeight="251675648" behindDoc="0" locked="0" layoutInCell="1" allowOverlap="1" wp14:anchorId="25B37616" wp14:editId="2D608087">
                 <wp:simplePos x="0" y="0"/>
                 <wp:positionH relativeFrom="column">
-                  <wp:posOffset>3677430</wp:posOffset>
-                </wp:positionH>
-                <wp:positionV relativeFrom="paragraph">
-                  <wp:posOffset>2674203</wp:posOffset>
-                </wp:positionV>
-                <wp:extent cx="1739483" cy="137160"/>
-                <wp:effectExtent l="0" t="0" r="13335" b="15240"/>
+                  <wp:posOffset>2866014</wp:posOffset>
+                </wp:positionH>
+                <wp:positionV relativeFrom="paragraph">
+                  <wp:posOffset>1535980</wp:posOffset>
+                </wp:positionV>
+                <wp:extent cx="1267171" cy="1216025"/>
+                <wp:effectExtent l="6350" t="0" r="15875" b="15875"/>
                 <wp:wrapNone/>
-                <wp:docPr id="33" name="Rectangle 33"/>
+                <wp:docPr id="9" name="Rectangle : coins arrondis 9"/>
                 <wp:cNvGraphicFramePr/>
                 <a:graphic xmlns:a="http://schemas.openxmlformats.org/drawingml/2006/main">
                   <a:graphicData uri="http://schemas.microsoft.com/office/word/2010/wordprocessingShape">
                     <wps:wsp>
                       <wps:cNvSpPr/>
                       <wps:spPr>
-                        <a:xfrm>
-                          <a:off x="0" y="0"/>
-                          <a:ext cx="1739483" cy="137160"/>
-                        </a:xfrm>
-                        <a:prstGeom prst="rect">
-                          <a:avLst/>
-                        </a:prstGeom>
-                        <a:solidFill>
-                          <a:schemeClr val="bg2">
-                            <a:lumMod val="50000"/>
-                          </a:schemeClr>
-                        </a:solidFill>
+                        <a:xfrm rot="5400000">
+                          <a:off x="0" y="0"/>
+                          <a:ext cx="1267171" cy="1216025"/>
+                        </a:xfrm>
+                        <a:prstGeom prst="roundRect">
+                          <a:avLst/>
+                        </a:prstGeom>
                       </wps:spPr>
                       <wps:style>
                         <a:lnRef idx="2">
@@ -13698,53 +15643,50 @@
                 <wp14:sizeRelH relativeFrom="margin">
                   <wp14:pctWidth>0</wp14:pctWidth>
                 </wp14:sizeRelH>
-              </wp:anchor>
-            </w:drawing>
-          </mc:Choice>
-          <mc:Fallback>
-            <w:pict>
-              <v:rect w14:anchorId="141C4D32" id="Rectangle 33" o:spid="_x0000_s1026" style="position:absolute;margin-left:289.55pt;margin-top:210.55pt;width:136.95pt;height:10.8pt;z-index:251721728;visibility:visible;mso-wrap-style:square;mso-width-percent:0;mso-wrap-distance-left:9pt;mso-wrap-distance-top:0;mso-wrap-distance-right:9pt;mso-wrap-distance-bottom:0;mso-position-horizontal:absolute;mso-position-horizontal-relative:text;mso-position-vertical:absolute;mso-position-vertical-relative:text;mso-width-percent:0;mso-width-relative:margin;v-text-anchor:middle" o:gfxdata="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" fillcolor="#747070 [1614]" strokecolor="#1f3763 [1604]" strokeweight="1pt"/>
-            </w:pict>
-          </mc:Fallback>
-        </mc:AlternateContent>
-      </w:r>
-      <w:r>
-        <w:rPr>
-          <w:noProof/>
-        </w:rPr>
-        <mc:AlternateContent>
-          <mc:Choice Requires="wps">
-            <w:drawing>
-              <wp:anchor distT="0" distB="0" distL="114300" distR="114300" simplePos="0" relativeHeight="251688960" behindDoc="0" locked="0" layoutInCell="1" allowOverlap="1" wp14:anchorId="5DE52C39" wp14:editId="66AFE0FF">
-                <wp:simplePos x="0" y="0"/>
-                <wp:positionH relativeFrom="margin">
-                  <wp:posOffset>437502</wp:posOffset>
-                </wp:positionH>
-                <wp:positionV relativeFrom="paragraph">
-                  <wp:posOffset>814346</wp:posOffset>
-                </wp:positionV>
-                <wp:extent cx="1348709" cy="137160"/>
-                <wp:effectExtent l="0" t="4127" r="19367" b="19368"/>
+                <wp14:sizeRelV relativeFrom="margin">
+                  <wp14:pctHeight>0</wp14:pctHeight>
+                </wp14:sizeRelV>
+              </wp:anchor>
+            </w:drawing>
+          </mc:Choice>
+          <mc:Fallback>
+            <w:pict>
+              <v:roundrect w14:anchorId="7AAEF0AE" id="Rectangle : coins arrondis 9" o:spid="_x0000_s1026" style="position:absolute;margin-left:225.65pt;margin-top:120.95pt;width:99.8pt;height:95.75pt;rotation:90;z-index:251675648;visibility:visible;mso-wrap-style:square;mso-width-percent:0;mso-height-percent:0;mso-wrap-distance-left:9pt;mso-wrap-distance-top:0;mso-wrap-distance-right:9pt;mso-wrap-distance-bottom:0;mso-position-horizontal:absolute;mso-position-horizontal-relative:text;mso-position-vertical:absolute;mso-position-vertical-relative:text;mso-width-percent:0;mso-height-percent:0;mso-width-relative:margin;mso-height-relative:margin;v-text-anchor:middle" arcsize="10923f" o:gfxdata="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" fillcolor="#4472c4 [3204]" strokecolor="#1f3763 [1604]" strokeweight="1pt">
+                <v:stroke joinstyle="miter"/>
+              </v:roundrect>
+            </w:pict>
+          </mc:Fallback>
+        </mc:AlternateContent>
+      </w:r>
+      <w:r>
+        <mc:AlternateContent>
+          <mc:Choice Requires="wps">
+            <w:drawing>
+              <wp:anchor distT="0" distB="0" distL="114300" distR="114300" simplePos="0" relativeHeight="251661312" behindDoc="0" locked="0" layoutInCell="1" allowOverlap="1" wp14:anchorId="4519E44D" wp14:editId="68C562F5">
+                <wp:simplePos x="0" y="0"/>
+                <wp:positionH relativeFrom="column">
+                  <wp:posOffset>1136823</wp:posOffset>
+                </wp:positionH>
+                <wp:positionV relativeFrom="paragraph">
+                  <wp:posOffset>253596</wp:posOffset>
+                </wp:positionV>
+                <wp:extent cx="2680855" cy="1249680"/>
+                <wp:effectExtent l="0" t="0" r="24765" b="26670"/>
                 <wp:wrapNone/>
-                <wp:docPr id="16" name="Rectangle 16"/>
+                <wp:docPr id="2" name="Rectangle : coins arrondis 2"/>
                 <wp:cNvGraphicFramePr/>
                 <a:graphic xmlns:a="http://schemas.openxmlformats.org/drawingml/2006/main">
                   <a:graphicData uri="http://schemas.microsoft.com/office/word/2010/wordprocessingShape">
                     <wps:wsp>
                       <wps:cNvSpPr/>
                       <wps:spPr>
-                        <a:xfrm rot="5400000">
-                          <a:off x="0" y="0"/>
-                          <a:ext cx="1348709" cy="137160"/>
-                        </a:xfrm>
-                        <a:prstGeom prst="rect">
-                          <a:avLst/>
-                        </a:prstGeom>
-                        <a:solidFill>
-                          <a:schemeClr val="bg2">
-                            <a:lumMod val="50000"/>
-                          </a:schemeClr>
-                        </a:solidFill>
+                        <a:xfrm>
+                          <a:off x="0" y="0"/>
+                          <a:ext cx="2680855" cy="1249680"/>
+                        </a:xfrm>
+                        <a:prstGeom prst="roundRect">
+                          <a:avLst/>
+                        </a:prstGeom>
                       </wps:spPr>
                       <wps:style>
                         <a:lnRef idx="2">
@@ -13774,40 +15716,34 @@
                 <wp14:sizeRelH relativeFrom="margin">
                   <wp14:pctWidth>0</wp14:pctWidth>
                 </wp14:sizeRelH>
-                <wp14:sizeRelV relativeFrom="margin">
-                  <wp14:pctHeight>0</wp14:pctHeight>
-                </wp14:sizeRelV>
-              </wp:anchor>
-            </w:drawing>
-          </mc:Choice>
-          <mc:Fallback>
-            <w:pict>
-              <v:rect w14:anchorId="155B7FC4" id="Rectangle 16" o:spid="_x0000_s1026" style="position:absolute;margin-left:34.45pt;margin-top:64.1pt;width:106.2pt;height:10.8pt;rotation:90;z-index:251688960;visibility:visible;mso-wrap-style:square;mso-width-percent:0;mso-height-percent:0;mso-wrap-distance-left:9pt;mso-wrap-distance-top:0;mso-wrap-distance-right:9pt;mso-wrap-distance-bottom:0;mso-position-horizontal:absolute;mso-position-horizontal-relative:margin;mso-position-vertical:absolute;mso-position-vertical-relative:text;mso-width-percent:0;mso-height-percent:0;mso-width-relative:margin;mso-height-relative:margin;v-text-anchor:middle" o:gfxdata="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" fillcolor="#747070 [1614]" strokecolor="#1f3763 [1604]" strokeweight="1pt">
-                <w10:wrap anchorx="margin"/>
-              </v:rect>
-            </w:pict>
-          </mc:Fallback>
-        </mc:AlternateContent>
-      </w:r>
-      <w:r>
-        <w:rPr>
-          <w:noProof/>
-        </w:rPr>
-        <mc:AlternateContent>
-          <mc:Choice Requires="wps">
-            <w:drawing>
-              <wp:anchor distT="0" distB="0" distL="114300" distR="114300" simplePos="0" relativeHeight="251686912" behindDoc="0" locked="0" layoutInCell="1" allowOverlap="1" wp14:anchorId="1AAD9181" wp14:editId="48ED1F53">
+              </wp:anchor>
+            </w:drawing>
+          </mc:Choice>
+          <mc:Fallback>
+            <w:pict>
+              <v:roundrect w14:anchorId="5A06D7A6" id="Rectangle : coins arrondis 2" o:spid="_x0000_s1026" style="position:absolute;margin-left:89.5pt;margin-top:19.95pt;width:211.1pt;height:98.4pt;z-index:251661312;visibility:visible;mso-wrap-style:square;mso-width-percent:0;mso-wrap-distance-left:9pt;mso-wrap-distance-top:0;mso-wrap-distance-right:9pt;mso-wrap-distance-bottom:0;mso-position-horizontal:absolute;mso-position-horizontal-relative:text;mso-position-vertical:absolute;mso-position-vertical-relative:text;mso-width-percent:0;mso-width-relative:margin;v-text-anchor:middle" arcsize="10923f" o:gfxdata="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" fillcolor="#4472c4 [3204]" strokecolor="#1f3763 [1604]" strokeweight="1pt">
+                <v:stroke joinstyle="miter"/>
+              </v:roundrect>
+            </w:pict>
+          </mc:Fallback>
+        </mc:AlternateContent>
+      </w:r>
+      <w:r>
+        <mc:AlternateContent>
+          <mc:Choice Requires="wps">
+            <w:drawing>
+              <wp:anchor distT="0" distB="0" distL="114300" distR="114300" simplePos="0" relativeHeight="251665408" behindDoc="0" locked="0" layoutInCell="1" allowOverlap="1" wp14:anchorId="76A3AD77" wp14:editId="1590C6EF">
                 <wp:simplePos x="0" y="0"/>
                 <wp:positionH relativeFrom="column">
-                  <wp:posOffset>1142365</wp:posOffset>
-                </wp:positionH>
-                <wp:positionV relativeFrom="paragraph">
-                  <wp:posOffset>206375</wp:posOffset>
-                </wp:positionV>
-                <wp:extent cx="2621280" cy="137160"/>
-                <wp:effectExtent l="0" t="0" r="26670" b="15240"/>
+                  <wp:posOffset>6346017</wp:posOffset>
+                </wp:positionH>
+                <wp:positionV relativeFrom="paragraph">
+                  <wp:posOffset>1521287</wp:posOffset>
+                </wp:positionV>
+                <wp:extent cx="2618624" cy="1880062"/>
+                <wp:effectExtent l="0" t="0" r="10795" b="25400"/>
                 <wp:wrapNone/>
-                <wp:docPr id="15" name="Rectangle 15"/>
+                <wp:docPr id="4" name="Rectangle : coins arrondis 4"/>
                 <wp:cNvGraphicFramePr/>
                 <a:graphic xmlns:a="http://schemas.openxmlformats.org/drawingml/2006/main">
                   <a:graphicData uri="http://schemas.microsoft.com/office/word/2010/wordprocessingShape">
@@ -13816,16 +15752,11 @@
                       <wps:spPr>
                         <a:xfrm>
                           <a:off x="0" y="0"/>
-                          <a:ext cx="2621280" cy="137160"/>
-                        </a:xfrm>
-                        <a:prstGeom prst="rect">
-                          <a:avLst/>
-                        </a:prstGeom>
-                        <a:solidFill>
-                          <a:schemeClr val="bg2">
-                            <a:lumMod val="50000"/>
-                          </a:schemeClr>
-                        </a:solidFill>
+                          <a:ext cx="2618624" cy="1880062"/>
+                        </a:xfrm>
+                        <a:prstGeom prst="roundRect">
+                          <a:avLst/>
+                        </a:prstGeom>
                       </wps:spPr>
                       <wps:style>
                         <a:lnRef idx="2">
@@ -13852,53 +15783,53 @@
                     </wps:wsp>
                   </a:graphicData>
                 </a:graphic>
-              </wp:anchor>
-            </w:drawing>
-          </mc:Choice>
-          <mc:Fallback>
-            <w:pict>
-              <v:rect w14:anchorId="5FE6220D" id="Rectangle 15" o:spid="_x0000_s1026" style="position:absolute;margin-left:89.95pt;margin-top:16.25pt;width:206.4pt;height:10.8pt;z-index:251686912;visibility:visible;mso-wrap-style:square;mso-wrap-distance-left:9pt;mso-wrap-distance-top:0;mso-wrap-distance-right:9pt;mso-wrap-distance-bottom:0;mso-position-horizontal:absolute;mso-position-horizontal-relative:text;mso-position-vertical:absolute;mso-position-vertical-relative:text;v-text-anchor:middle" o:gfxdata="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" fillcolor="#747070 [1614]" strokecolor="#1f3763 [1604]" strokeweight="1pt"/>
-            </w:pict>
-          </mc:Fallback>
-        </mc:AlternateContent>
-      </w:r>
-      <w:r>
-        <w:rPr>
-          <w:noProof/>
-        </w:rPr>
-        <mc:AlternateContent>
-          <mc:Choice Requires="wps">
-            <w:drawing>
-              <wp:anchor distT="0" distB="0" distL="114300" distR="114300" simplePos="0" relativeHeight="251719680" behindDoc="0" locked="0" layoutInCell="1" allowOverlap="1" wp14:anchorId="4D7E187D" wp14:editId="4DD9047A">
+                <wp14:sizeRelH relativeFrom="margin">
+                  <wp14:pctWidth>0</wp14:pctWidth>
+                </wp14:sizeRelH>
+                <wp14:sizeRelV relativeFrom="margin">
+                  <wp14:pctHeight>0</wp14:pctHeight>
+                </wp14:sizeRelV>
+              </wp:anchor>
+            </w:drawing>
+          </mc:Choice>
+          <mc:Fallback>
+            <w:pict>
+              <v:roundrect w14:anchorId="1876A87C" id="Rectangle : coins arrondis 4" o:spid="_x0000_s1026" style="position:absolute;margin-left:499.7pt;margin-top:119.8pt;width:206.2pt;height:148.05pt;z-index:251665408;visibility:visible;mso-wrap-style:square;mso-width-percent:0;mso-height-percent:0;mso-wrap-distance-left:9pt;mso-wrap-distance-top:0;mso-wrap-distance-right:9pt;mso-wrap-distance-bottom:0;mso-position-horizontal:absolute;mso-position-horizontal-relative:text;mso-position-vertical:absolute;mso-position-vertical-relative:text;mso-width-percent:0;mso-height-percent:0;mso-width-relative:margin;mso-height-relative:margin;v-text-anchor:middle" arcsize="10923f" o:gfxdata="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" fillcolor="#4472c4 [3204]" strokecolor="#1f3763 [1604]" strokeweight="1pt">
+                <v:stroke joinstyle="miter"/>
+              </v:roundrect>
+            </w:pict>
+          </mc:Fallback>
+        </mc:AlternateContent>
+      </w:r>
+      <w:r>
+        <mc:AlternateContent>
+          <mc:Choice Requires="wps">
+            <w:drawing>
+              <wp:anchor distT="0" distB="0" distL="114300" distR="114300" simplePos="0" relativeHeight="251663360" behindDoc="0" locked="0" layoutInCell="1" allowOverlap="1" wp14:anchorId="1D83C3BD" wp14:editId="7803A4B5">
                 <wp:simplePos x="0" y="0"/>
                 <wp:positionH relativeFrom="column">
-                  <wp:posOffset>2199974</wp:posOffset>
-                </wp:positionH>
-                <wp:positionV relativeFrom="paragraph">
-                  <wp:posOffset>2022341</wp:posOffset>
-                </wp:positionV>
-                <wp:extent cx="1351427" cy="137160"/>
-                <wp:effectExtent l="0" t="2540" r="17780" b="17780"/>
+                  <wp:posOffset>6321887</wp:posOffset>
+                </wp:positionH>
+                <wp:positionV relativeFrom="paragraph">
+                  <wp:posOffset>274377</wp:posOffset>
+                </wp:positionV>
+                <wp:extent cx="2621973" cy="1267691"/>
+                <wp:effectExtent l="0" t="0" r="26035" b="27940"/>
                 <wp:wrapNone/>
-                <wp:docPr id="32" name="Rectangle 32"/>
+                <wp:docPr id="3" name="Rectangle : coins arrondis 3"/>
                 <wp:cNvGraphicFramePr/>
                 <a:graphic xmlns:a="http://schemas.openxmlformats.org/drawingml/2006/main">
                   <a:graphicData uri="http://schemas.microsoft.com/office/word/2010/wordprocessingShape">
                     <wps:wsp>
                       <wps:cNvSpPr/>
                       <wps:spPr>
-                        <a:xfrm rot="5400000">
-                          <a:off x="0" y="0"/>
-                          <a:ext cx="1351427" cy="137160"/>
-                        </a:xfrm>
-                        <a:prstGeom prst="rect">
-                          <a:avLst/>
-                        </a:prstGeom>
-                        <a:solidFill>
-                          <a:schemeClr val="bg2">
-                            <a:lumMod val="50000"/>
-                          </a:schemeClr>
-                        </a:solidFill>
+                        <a:xfrm>
+                          <a:off x="0" y="0"/>
+                          <a:ext cx="2621973" cy="1267691"/>
+                        </a:xfrm>
+                        <a:prstGeom prst="roundRect">
+                          <a:avLst/>
+                        </a:prstGeom>
                       </wps:spPr>
                       <wps:style>
                         <a:lnRef idx="2">
@@ -13928,35 +15859,40 @@
                 <wp14:sizeRelH relativeFrom="margin">
                   <wp14:pctWidth>0</wp14:pctWidth>
                 </wp14:sizeRelH>
-              </wp:anchor>
-            </w:drawing>
-          </mc:Choice>
-          <mc:Fallback>
-            <w:pict>
-              <v:rect w14:anchorId="26A2B4A6" id="Rectangle 32" o:spid="_x0000_s1026" style="position:absolute;margin-left:173.25pt;margin-top:159.25pt;width:106.4pt;height:10.8pt;rotation:90;z-index:251719680;visibility:visible;mso-wrap-style:square;mso-width-percent:0;mso-wrap-distance-left:9pt;mso-wrap-distance-top:0;mso-wrap-distance-right:9pt;mso-wrap-distance-bottom:0;mso-position-horizontal:absolute;mso-position-horizontal-relative:text;mso-position-vertical:absolute;mso-position-vertical-relative:text;mso-width-percent:0;mso-width-relative:margin;v-text-anchor:middle" o:gfxdata="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" fillcolor="#747070 [1614]" strokecolor="#1f3763 [1604]" strokeweight="1pt"/>
-            </w:pict>
-          </mc:Fallback>
-        </mc:AlternateContent>
-      </w:r>
-      <w:r>
-        <w:rPr>
-          <w:noProof/>
-        </w:rPr>
-        <mc:AlternateContent>
-          <mc:Choice Requires="wps">
-            <w:drawing>
-              <wp:anchor distT="0" distB="0" distL="114300" distR="114300" simplePos="0" relativeHeight="251717632" behindDoc="0" locked="0" layoutInCell="1" allowOverlap="1" wp14:anchorId="227B7F96" wp14:editId="50DAFEF0">
+                <wp14:sizeRelV relativeFrom="margin">
+                  <wp14:pctHeight>0</wp14:pctHeight>
+                </wp14:sizeRelV>
+              </wp:anchor>
+            </w:drawing>
+          </mc:Choice>
+          <mc:Fallback>
+            <w:pict>
+              <v:roundrect w14:anchorId="18C83E17" id="Rectangle : coins arrondis 3" o:spid="_x0000_s1026" style="position:absolute;margin-left:497.8pt;margin-top:21.6pt;width:206.45pt;height:99.8pt;z-index:251663360;visibility:visible;mso-wrap-style:square;mso-width-percent:0;mso-height-percent:0;mso-wrap-distance-left:9pt;mso-wrap-distance-top:0;mso-wrap-distance-right:9pt;mso-wrap-distance-bottom:0;mso-position-horizontal:absolute;mso-position-horizontal-relative:text;mso-position-vertical:absolute;mso-position-vertical-relative:text;mso-width-percent:0;mso-height-percent:0;mso-width-relative:margin;mso-height-relative:margin;v-text-anchor:middle" arcsize="10923f" o:gfxdata="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" fillcolor="#4472c4 [3204]" strokecolor="#1f3763 [1604]" strokeweight="1pt">
+                <v:stroke joinstyle="miter"/>
+              </v:roundrect>
+            </w:pict>
+          </mc:Fallback>
+        </mc:AlternateContent>
+      </w:r>
+      <w:r>
+        <w:rPr>
+          <w:noProof/>
+        </w:rPr>
+        <mc:AlternateContent>
+          <mc:Choice Requires="wps">
+            <w:drawing>
+              <wp:anchor distT="0" distB="0" distL="114300" distR="114300" simplePos="0" relativeHeight="251736064" behindDoc="0" locked="0" layoutInCell="1" allowOverlap="1" wp14:anchorId="50AB9941" wp14:editId="3B5B03FF">
                 <wp:simplePos x="0" y="0"/>
                 <wp:positionH relativeFrom="column">
-                  <wp:posOffset>3453197</wp:posOffset>
-                </wp:positionH>
-                <wp:positionV relativeFrom="paragraph">
-                  <wp:posOffset>2017928</wp:posOffset>
-                </wp:positionV>
-                <wp:extent cx="1321700" cy="137160"/>
-                <wp:effectExtent l="1588" t="0" r="13652" b="13653"/>
+                  <wp:posOffset>5095660</wp:posOffset>
+                </wp:positionH>
+                <wp:positionV relativeFrom="paragraph">
+                  <wp:posOffset>2491006</wp:posOffset>
+                </wp:positionV>
+                <wp:extent cx="512413" cy="137160"/>
+                <wp:effectExtent l="0" t="3175" r="18415" b="18415"/>
                 <wp:wrapNone/>
-                <wp:docPr id="31" name="Rectangle 31"/>
+                <wp:docPr id="42" name="Rectangle 42"/>
                 <wp:cNvGraphicFramePr/>
                 <a:graphic xmlns:a="http://schemas.openxmlformats.org/drawingml/2006/main">
                   <a:graphicData uri="http://schemas.microsoft.com/office/word/2010/wordprocessingShape">
@@ -13965,7 +15901,7 @@
                       <wps:spPr>
                         <a:xfrm rot="5400000">
                           <a:off x="0" y="0"/>
-                          <a:ext cx="1321700" cy="137160"/>
+                          <a:ext cx="512413" cy="137160"/>
                         </a:xfrm>
                         <a:prstGeom prst="rect">
                           <a:avLst/>
@@ -14009,30 +15945,30 @@
           </mc:Choice>
           <mc:Fallback>
             <w:pict>
-              <v:rect w14:anchorId="3E60C068" id="Rectangle 31" o:spid="_x0000_s1026" style="position:absolute;margin-left:271.9pt;margin-top:158.9pt;width:104.05pt;height:10.8pt;rotation:90;z-index:251717632;visibility:visible;mso-wrap-style:square;mso-width-percent:0;mso-wrap-distance-left:9pt;mso-wrap-distance-top:0;mso-wrap-distance-right:9pt;mso-wrap-distance-bottom:0;mso-position-horizontal:absolute;mso-position-horizontal-relative:text;mso-position-vertical:absolute;mso-position-vertical-relative:text;mso-width-percent:0;mso-width-relative:margin;v-text-anchor:middle" o:gfxdata="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" fillcolor="#747070 [1614]" strokecolor="#1f3763 [1604]" strokeweight="1pt"/>
-            </w:pict>
-          </mc:Fallback>
-        </mc:AlternateContent>
-      </w:r>
-      <w:r>
-        <w:rPr>
-          <w:noProof/>
-        </w:rPr>
-        <mc:AlternateContent>
-          <mc:Choice Requires="wps">
-            <w:drawing>
-              <wp:anchor distT="0" distB="0" distL="114300" distR="114300" simplePos="0" relativeHeight="251713536" behindDoc="0" locked="0" layoutInCell="1" allowOverlap="1" wp14:anchorId="736CA5F8" wp14:editId="554ECD34">
-                <wp:simplePos x="0" y="0"/>
-                <wp:positionH relativeFrom="margin">
-                  <wp:posOffset>5230133</wp:posOffset>
-                </wp:positionH>
-                <wp:positionV relativeFrom="paragraph">
-                  <wp:posOffset>2253629</wp:posOffset>
-                </wp:positionV>
-                <wp:extent cx="2266981" cy="137160"/>
-                <wp:effectExtent l="0" t="1905" r="17145" b="17145"/>
+              <v:rect w14:anchorId="489499F9" id="Rectangle 42" o:spid="_x0000_s1026" style="position:absolute;margin-left:401.25pt;margin-top:196.15pt;width:40.35pt;height:10.8pt;rotation:90;z-index:251736064;visibility:visible;mso-wrap-style:square;mso-width-percent:0;mso-wrap-distance-left:9pt;mso-wrap-distance-top:0;mso-wrap-distance-right:9pt;mso-wrap-distance-bottom:0;mso-position-horizontal:absolute;mso-position-horizontal-relative:text;mso-position-vertical:absolute;mso-position-vertical-relative:text;mso-width-percent:0;mso-width-relative:margin;v-text-anchor:middle" o:gfxdata="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" fillcolor="#747070 [1614]" strokecolor="#1f3763 [1604]" strokeweight="1pt"/>
+            </w:pict>
+          </mc:Fallback>
+        </mc:AlternateContent>
+      </w:r>
+      <w:r>
+        <w:rPr>
+          <w:noProof/>
+        </w:rPr>
+        <mc:AlternateContent>
+          <mc:Choice Requires="wps">
+            <w:drawing>
+              <wp:anchor distT="0" distB="0" distL="114300" distR="114300" simplePos="0" relativeHeight="251697152" behindDoc="0" locked="0" layoutInCell="1" allowOverlap="1" wp14:anchorId="66AD1EE8" wp14:editId="2A3E5ED8">
+                <wp:simplePos x="0" y="0"/>
+                <wp:positionH relativeFrom="column">
+                  <wp:posOffset>4652602</wp:posOffset>
+                </wp:positionH>
+                <wp:positionV relativeFrom="paragraph">
+                  <wp:posOffset>3943251</wp:posOffset>
+                </wp:positionV>
+                <wp:extent cx="1388599" cy="137160"/>
+                <wp:effectExtent l="0" t="3175" r="18415" b="18415"/>
                 <wp:wrapNone/>
-                <wp:docPr id="28" name="Rectangle 28"/>
+                <wp:docPr id="20" name="Rectangle 20"/>
                 <wp:cNvGraphicFramePr/>
                 <a:graphic xmlns:a="http://schemas.openxmlformats.org/drawingml/2006/main">
                   <a:graphicData uri="http://schemas.microsoft.com/office/word/2010/wordprocessingShape">
@@ -14041,7 +15977,7 @@
                       <wps:spPr>
                         <a:xfrm rot="5400000">
                           <a:off x="0" y="0"/>
-                          <a:ext cx="2266981" cy="137160"/>
+                          <a:ext cx="1388599" cy="137160"/>
                         </a:xfrm>
                         <a:prstGeom prst="rect">
                           <a:avLst/>
@@ -14080,40 +16016,32 @@
                 <wp14:sizeRelH relativeFrom="margin">
                   <wp14:pctWidth>0</wp14:pctWidth>
                 </wp14:sizeRelH>
-                <wp14:sizeRelV relativeFrom="margin">
-                  <wp14:pctHeight>0</wp14:pctHeight>
-                </wp14:sizeRelV>
-              </wp:anchor>
-            </w:drawing>
-          </mc:Choice>
-          <mc:Fallback>
-            <w:pict>
-              <v:rect w14:anchorId="3685ED75" id="Rectangle 28" o:spid="_x0000_s1026" style="position:absolute;margin-left:411.8pt;margin-top:177.45pt;width:178.5pt;height:10.8pt;rotation:90;z-index:251713536;visibility:visible;mso-wrap-style:square;mso-width-percent:0;mso-height-percent:0;mso-wrap-distance-left:9pt;mso-wrap-distance-top:0;mso-wrap-distance-right:9pt;mso-wrap-distance-bottom:0;mso-position-horizontal:absolute;mso-position-horizontal-relative:margin;mso-position-vertical:absolute;mso-position-vertical-relative:text;mso-width-percent:0;mso-height-percent:0;mso-width-relative:margin;mso-height-relative:margin;v-text-anchor:middle" o:gfxdata="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" fillcolor="#747070 [1614]" strokecolor="#1f3763 [1604]" strokeweight="1pt">
-                <w10:wrap anchorx="margin"/>
-              </v:rect>
-            </w:pict>
-          </mc:Fallback>
-        </mc:AlternateContent>
-      </w:r>
-      <w:r>
-        <w:rPr>
-          <w:noProof/>
-        </w:rPr>
-        <mc:AlternateContent>
-          <mc:Choice Requires="wps">
-            <w:drawing>
-              <wp:anchor distT="0" distB="0" distL="114300" distR="114300" simplePos="0" relativeHeight="251709440" behindDoc="0" locked="0" layoutInCell="1" allowOverlap="1" wp14:anchorId="1DB8C2D8" wp14:editId="01AD8DAD">
+              </wp:anchor>
+            </w:drawing>
+          </mc:Choice>
+          <mc:Fallback>
+            <w:pict>
+              <v:rect w14:anchorId="77E5FCDF" id="Rectangle 20" o:spid="_x0000_s1026" style="position:absolute;margin-left:366.35pt;margin-top:310.5pt;width:109.35pt;height:10.8pt;rotation:90;z-index:251697152;visibility:visible;mso-wrap-style:square;mso-width-percent:0;mso-wrap-distance-left:9pt;mso-wrap-distance-top:0;mso-wrap-distance-right:9pt;mso-wrap-distance-bottom:0;mso-position-horizontal:absolute;mso-position-horizontal-relative:text;mso-position-vertical:absolute;mso-position-vertical-relative:text;mso-width-percent:0;mso-width-relative:margin;v-text-anchor:middle" o:gfxdata="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" fillcolor="#747070 [1614]" strokecolor="#1f3763 [1604]" strokeweight="1pt"/>
+            </w:pict>
+          </mc:Fallback>
+        </mc:AlternateContent>
+      </w:r>
+      <w:r>
+        <mc:AlternateContent>
+          <mc:Choice Requires="wps">
+            <w:drawing>
+              <wp:anchor distT="0" distB="0" distL="114300" distR="114300" simplePos="0" relativeHeight="251673600" behindDoc="0" locked="0" layoutInCell="1" allowOverlap="1" wp14:anchorId="33400279" wp14:editId="384EF594">
                 <wp:simplePos x="0" y="0"/>
                 <wp:positionH relativeFrom="column">
-                  <wp:posOffset>5976348</wp:posOffset>
-                </wp:positionH>
-                <wp:positionV relativeFrom="paragraph">
-                  <wp:posOffset>3309348</wp:posOffset>
-                </wp:positionV>
-                <wp:extent cx="1435735" cy="137160"/>
-                <wp:effectExtent l="0" t="0" r="12065" b="15240"/>
+                  <wp:posOffset>2802255</wp:posOffset>
+                </wp:positionH>
+                <wp:positionV relativeFrom="paragraph">
+                  <wp:posOffset>2757805</wp:posOffset>
+                </wp:positionV>
+                <wp:extent cx="2531110" cy="699770"/>
+                <wp:effectExtent l="0" t="0" r="21590" b="24130"/>
                 <wp:wrapNone/>
-                <wp:docPr id="26" name="Rectangle 26"/>
+                <wp:docPr id="8" name="Rectangle : coins arrondis 8"/>
                 <wp:cNvGraphicFramePr/>
                 <a:graphic xmlns:a="http://schemas.openxmlformats.org/drawingml/2006/main">
                   <a:graphicData uri="http://schemas.microsoft.com/office/word/2010/wordprocessingShape">
@@ -14122,16 +16050,11 @@
                       <wps:spPr>
                         <a:xfrm>
                           <a:off x="0" y="0"/>
-                          <a:ext cx="1435735" cy="137160"/>
-                        </a:xfrm>
-                        <a:prstGeom prst="rect">
-                          <a:avLst/>
-                        </a:prstGeom>
-                        <a:solidFill>
-                          <a:schemeClr val="bg2">
-                            <a:lumMod val="50000"/>
-                          </a:schemeClr>
-                        </a:solidFill>
+                          <a:ext cx="2531110" cy="699770"/>
+                        </a:xfrm>
+                        <a:prstGeom prst="roundRect">
+                          <a:avLst/>
+                        </a:prstGeom>
                       </wps:spPr>
                       <wps:style>
                         <a:lnRef idx="2">
@@ -14161,35 +16084,40 @@
                 <wp14:sizeRelH relativeFrom="margin">
                   <wp14:pctWidth>0</wp14:pctWidth>
                 </wp14:sizeRelH>
-              </wp:anchor>
-            </w:drawing>
-          </mc:Choice>
-          <mc:Fallback>
-            <w:pict>
-              <v:rect w14:anchorId="7FF03E23" id="Rectangle 26" o:spid="_x0000_s1026" style="position:absolute;margin-left:470.6pt;margin-top:260.6pt;width:113.05pt;height:10.8pt;z-index:251709440;visibility:visible;mso-wrap-style:square;mso-width-percent:0;mso-wrap-distance-left:9pt;mso-wrap-distance-top:0;mso-wrap-distance-right:9pt;mso-wrap-distance-bottom:0;mso-position-horizontal:absolute;mso-position-horizontal-relative:text;mso-position-vertical:absolute;mso-position-vertical-relative:text;mso-width-percent:0;mso-width-relative:margin;v-text-anchor:middle" o:gfxdata="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" fillcolor="#747070 [1614]" strokecolor="#1f3763 [1604]" strokeweight="1pt"/>
-            </w:pict>
-          </mc:Fallback>
-        </mc:AlternateContent>
-      </w:r>
-      <w:r>
-        <w:rPr>
-          <w:noProof/>
-        </w:rPr>
-        <mc:AlternateContent>
-          <mc:Choice Requires="wps">
-            <w:drawing>
-              <wp:anchor distT="0" distB="0" distL="114300" distR="114300" simplePos="0" relativeHeight="251711488" behindDoc="0" locked="0" layoutInCell="1" allowOverlap="1" wp14:anchorId="33BF8A5F" wp14:editId="395C4599">
+                <wp14:sizeRelV relativeFrom="margin">
+                  <wp14:pctHeight>0</wp14:pctHeight>
+                </wp14:sizeRelV>
+              </wp:anchor>
+            </w:drawing>
+          </mc:Choice>
+          <mc:Fallback>
+            <w:pict>
+              <v:roundrect w14:anchorId="025DA0CF" id="Rectangle : coins arrondis 8" o:spid="_x0000_s1026" style="position:absolute;margin-left:220.65pt;margin-top:217.15pt;width:199.3pt;height:55.1pt;z-index:251673600;visibility:visible;mso-wrap-style:square;mso-width-percent:0;mso-height-percent:0;mso-wrap-distance-left:9pt;mso-wrap-distance-top:0;mso-wrap-distance-right:9pt;mso-wrap-distance-bottom:0;mso-position-horizontal:absolute;mso-position-horizontal-relative:text;mso-position-vertical:absolute;mso-position-vertical-relative:text;mso-width-percent:0;mso-height-percent:0;mso-width-relative:margin;mso-height-relative:margin;v-text-anchor:middle" arcsize="10923f" o:gfxdata="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" fillcolor="#4472c4 [3204]" strokecolor="#1f3763 [1604]" strokeweight="1pt">
+                <v:stroke joinstyle="miter"/>
+              </v:roundrect>
+            </w:pict>
+          </mc:Fallback>
+        </mc:AlternateContent>
+      </w:r>
+      <w:r>
+        <w:rPr>
+          <w:noProof/>
+        </w:rPr>
+        <mc:AlternateContent>
+          <mc:Choice Requires="wps">
+            <w:drawing>
+              <wp:anchor distT="0" distB="0" distL="114300" distR="114300" simplePos="0" relativeHeight="251734016" behindDoc="0" locked="0" layoutInCell="1" allowOverlap="1" wp14:anchorId="158E1717" wp14:editId="3671423B">
                 <wp:simplePos x="0" y="0"/>
                 <wp:positionH relativeFrom="column">
-                  <wp:posOffset>7933397</wp:posOffset>
-                </wp:positionH>
-                <wp:positionV relativeFrom="paragraph">
-                  <wp:posOffset>3308448</wp:posOffset>
-                </wp:positionV>
-                <wp:extent cx="1029354" cy="137160"/>
-                <wp:effectExtent l="0" t="0" r="18415" b="15240"/>
+                  <wp:posOffset>660064</wp:posOffset>
+                </wp:positionH>
+                <wp:positionV relativeFrom="paragraph">
+                  <wp:posOffset>3403264</wp:posOffset>
+                </wp:positionV>
+                <wp:extent cx="1649319" cy="137160"/>
+                <wp:effectExtent l="0" t="0" r="27305" b="15240"/>
                 <wp:wrapNone/>
-                <wp:docPr id="27" name="Rectangle 27"/>
+                <wp:docPr id="41" name="Rectangle 41"/>
                 <wp:cNvGraphicFramePr/>
                 <a:graphic xmlns:a="http://schemas.openxmlformats.org/drawingml/2006/main">
                   <a:graphicData uri="http://schemas.microsoft.com/office/word/2010/wordprocessingShape">
@@ -14198,7 +16126,7 @@
                       <wps:spPr>
                         <a:xfrm>
                           <a:off x="0" y="0"/>
-                          <a:ext cx="1029354" cy="137160"/>
+                          <a:ext cx="1649319" cy="137160"/>
                         </a:xfrm>
                         <a:prstGeom prst="rect">
                           <a:avLst/>
@@ -14242,30 +16170,30 @@
           </mc:Choice>
           <mc:Fallback>
             <w:pict>
-              <v:rect w14:anchorId="49FF95F8" id="Rectangle 27" o:spid="_x0000_s1026" style="position:absolute;margin-left:624.7pt;margin-top:260.5pt;width:81.05pt;height:10.8pt;z-index:251711488;visibility:visible;mso-wrap-style:square;mso-width-percent:0;mso-wrap-distance-left:9pt;mso-wrap-distance-top:0;mso-wrap-distance-right:9pt;mso-wrap-distance-bottom:0;mso-position-horizontal:absolute;mso-position-horizontal-relative:text;mso-position-vertical:absolute;mso-position-vertical-relative:text;mso-width-percent:0;mso-width-relative:margin;v-text-anchor:middle" o:gfxdata="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" fillcolor="#747070 [1614]" strokecolor="#1f3763 [1604]" strokeweight="1pt"/>
-            </w:pict>
-          </mc:Fallback>
-        </mc:AlternateContent>
-      </w:r>
-      <w:r>
-        <w:rPr>
-          <w:noProof/>
-        </w:rPr>
-        <mc:AlternateContent>
-          <mc:Choice Requires="wps">
-            <w:drawing>
-              <wp:anchor distT="0" distB="0" distL="114300" distR="114300" simplePos="0" relativeHeight="251707392" behindDoc="0" locked="0" layoutInCell="1" allowOverlap="1" wp14:anchorId="4E73E47F" wp14:editId="645E8394">
-                <wp:simplePos x="0" y="0"/>
-                <wp:positionH relativeFrom="column">
-                  <wp:posOffset>7943264</wp:posOffset>
-                </wp:positionH>
-                <wp:positionV relativeFrom="paragraph">
-                  <wp:posOffset>1487707</wp:posOffset>
-                </wp:positionV>
-                <wp:extent cx="1029354" cy="137160"/>
-                <wp:effectExtent l="0" t="0" r="18415" b="15240"/>
+              <v:rect w14:anchorId="6E66926A" id="Rectangle 41" o:spid="_x0000_s1026" style="position:absolute;margin-left:51.95pt;margin-top:267.95pt;width:129.85pt;height:10.8pt;z-index:251734016;visibility:visible;mso-wrap-style:square;mso-width-percent:0;mso-wrap-distance-left:9pt;mso-wrap-distance-top:0;mso-wrap-distance-right:9pt;mso-wrap-distance-bottom:0;mso-position-horizontal:absolute;mso-position-horizontal-relative:text;mso-position-vertical:absolute;mso-position-vertical-relative:text;mso-width-percent:0;mso-width-relative:margin;v-text-anchor:middle" o:gfxdata="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" fillcolor="#747070 [1614]" strokecolor="#1f3763 [1604]" strokeweight="1pt"/>
+            </w:pict>
+          </mc:Fallback>
+        </mc:AlternateContent>
+      </w:r>
+      <w:r>
+        <w:rPr>
+          <w:noProof/>
+        </w:rPr>
+        <mc:AlternateContent>
+          <mc:Choice Requires="wps">
+            <w:drawing>
+              <wp:anchor distT="0" distB="0" distL="114300" distR="114300" simplePos="0" relativeHeight="251731968" behindDoc="0" locked="0" layoutInCell="1" allowOverlap="1" wp14:anchorId="639CE3D9" wp14:editId="0273C80D">
+                <wp:simplePos x="0" y="0"/>
+                <wp:positionH relativeFrom="margin">
+                  <wp:posOffset>650709</wp:posOffset>
+                </wp:positionH>
+                <wp:positionV relativeFrom="paragraph">
+                  <wp:posOffset>4586605</wp:posOffset>
+                </wp:positionV>
+                <wp:extent cx="8488018" cy="137160"/>
+                <wp:effectExtent l="0" t="0" r="27940" b="15240"/>
                 <wp:wrapNone/>
-                <wp:docPr id="25" name="Rectangle 25"/>
+                <wp:docPr id="40" name="Rectangle 40"/>
                 <wp:cNvGraphicFramePr/>
                 <a:graphic xmlns:a="http://schemas.openxmlformats.org/drawingml/2006/main">
                   <a:graphicData uri="http://schemas.microsoft.com/office/word/2010/wordprocessingShape">
@@ -14274,7 +16202,7 @@
                       <wps:spPr>
                         <a:xfrm>
                           <a:off x="0" y="0"/>
-                          <a:ext cx="1029354" cy="137160"/>
+                          <a:ext cx="8488018" cy="137160"/>
                         </a:xfrm>
                         <a:prstGeom prst="rect">
                           <a:avLst/>
@@ -14313,44 +16241,49 @@
                 <wp14:sizeRelH relativeFrom="margin">
                   <wp14:pctWidth>0</wp14:pctWidth>
                 </wp14:sizeRelH>
-              </wp:anchor>
-            </w:drawing>
-          </mc:Choice>
-          <mc:Fallback>
-            <w:pict>
-              <v:rect w14:anchorId="1516349F" id="Rectangle 25" o:spid="_x0000_s1026" style="position:absolute;margin-left:625.45pt;margin-top:117.15pt;width:81.05pt;height:10.8pt;z-index:251707392;visibility:visible;mso-wrap-style:square;mso-width-percent:0;mso-wrap-distance-left:9pt;mso-wrap-distance-top:0;mso-wrap-distance-right:9pt;mso-wrap-distance-bottom:0;mso-position-horizontal:absolute;mso-position-horizontal-relative:text;mso-position-vertical:absolute;mso-position-vertical-relative:text;mso-width-percent:0;mso-width-relative:margin;v-text-anchor:middle" o:gfxdata="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" fillcolor="#747070 [1614]" strokecolor="#1f3763 [1604]" strokeweight="1pt"/>
-            </w:pict>
-          </mc:Fallback>
-        </mc:AlternateContent>
-      </w:r>
-      <w:r>
-        <w:rPr>
-          <w:noProof/>
-        </w:rPr>
-        <mc:AlternateContent>
-          <mc:Choice Requires="wps">
-            <w:drawing>
-              <wp:anchor distT="0" distB="0" distL="114300" distR="114300" simplePos="0" relativeHeight="251705344" behindDoc="0" locked="0" layoutInCell="1" allowOverlap="1" wp14:anchorId="544A8C03" wp14:editId="1C9B0CCF">
-                <wp:simplePos x="0" y="0"/>
-                <wp:positionH relativeFrom="column">
-                  <wp:posOffset>6394504</wp:posOffset>
-                </wp:positionH>
-                <wp:positionV relativeFrom="paragraph">
-                  <wp:posOffset>1488095</wp:posOffset>
-                </wp:positionV>
-                <wp:extent cx="1029354" cy="137160"/>
-                <wp:effectExtent l="0" t="0" r="18415" b="15240"/>
+                <wp14:sizeRelV relativeFrom="margin">
+                  <wp14:pctHeight>0</wp14:pctHeight>
+                </wp14:sizeRelV>
+              </wp:anchor>
+            </w:drawing>
+          </mc:Choice>
+          <mc:Fallback>
+            <w:pict>
+              <v:rect w14:anchorId="58BB99FA" id="Rectangle 40" o:spid="_x0000_s1026" style="position:absolute;margin-left:51.25pt;margin-top:361.15pt;width:668.35pt;height:10.8pt;z-index:251731968;visibility:visible;mso-wrap-style:square;mso-width-percent:0;mso-height-percent:0;mso-wrap-distance-left:9pt;mso-wrap-distance-top:0;mso-wrap-distance-right:9pt;mso-wrap-distance-bottom:0;mso-position-horizontal:absolute;mso-position-horizontal-relative:margin;mso-position-vertical:absolute;mso-position-vertical-relative:text;mso-width-percent:0;mso-height-percent:0;mso-width-relative:margin;mso-height-relative:margin;v-text-anchor:middle" o:gfxdata="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" fillcolor="#747070 [1614]" strokecolor="#1f3763 [1604]" strokeweight="1pt">
+                <w10:wrap anchorx="margin"/>
+              </v:rect>
+            </w:pict>
+          </mc:Fallback>
+        </mc:AlternateContent>
+      </w:r>
+      <w:r>
+        <w:rPr>
+          <w:noProof/>
+        </w:rPr>
+        <mc:AlternateContent>
+          <mc:Choice Requires="wps">
+            <w:drawing>
+              <wp:anchor distT="0" distB="0" distL="114300" distR="114300" simplePos="0" relativeHeight="251729920" behindDoc="0" locked="0" layoutInCell="1" allowOverlap="1" wp14:anchorId="24FCB7DB" wp14:editId="1B3206AA">
+                <wp:simplePos x="0" y="0"/>
+                <wp:positionH relativeFrom="margin">
+                  <wp:posOffset>-305905</wp:posOffset>
+                </wp:positionH>
+                <wp:positionV relativeFrom="paragraph">
+                  <wp:posOffset>3622014</wp:posOffset>
+                </wp:positionV>
+                <wp:extent cx="2060384" cy="137160"/>
+                <wp:effectExtent l="8890" t="0" r="25400" b="25400"/>
                 <wp:wrapNone/>
-                <wp:docPr id="24" name="Rectangle 24"/>
+                <wp:docPr id="39" name="Rectangle 39"/>
                 <wp:cNvGraphicFramePr/>
                 <a:graphic xmlns:a="http://schemas.openxmlformats.org/drawingml/2006/main">
                   <a:graphicData uri="http://schemas.microsoft.com/office/word/2010/wordprocessingShape">
                     <wps:wsp>
                       <wps:cNvSpPr/>
                       <wps:spPr>
-                        <a:xfrm>
-                          <a:off x="0" y="0"/>
-                          <a:ext cx="1029354" cy="137160"/>
+                        <a:xfrm rot="5400000">
+                          <a:off x="0" y="0"/>
+                          <a:ext cx="2060384" cy="137160"/>
                         </a:xfrm>
                         <a:prstGeom prst="rect">
                           <a:avLst/>
@@ -14389,44 +16322,49 @@
                 <wp14:sizeRelH relativeFrom="margin">
                   <wp14:pctWidth>0</wp14:pctWidth>
                 </wp14:sizeRelH>
-              </wp:anchor>
-            </w:drawing>
-          </mc:Choice>
-          <mc:Fallback>
-            <w:pict>
-              <v:rect w14:anchorId="2667EE1C" id="Rectangle 24" o:spid="_x0000_s1026" style="position:absolute;margin-left:503.5pt;margin-top:117.15pt;width:81.05pt;height:10.8pt;z-index:251705344;visibility:visible;mso-wrap-style:square;mso-width-percent:0;mso-wrap-distance-left:9pt;mso-wrap-distance-top:0;mso-wrap-distance-right:9pt;mso-wrap-distance-bottom:0;mso-position-horizontal:absolute;mso-position-horizontal-relative:text;mso-position-vertical:absolute;mso-position-vertical-relative:text;mso-width-percent:0;mso-width-relative:margin;v-text-anchor:middle" o:gfxdata="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" fillcolor="#747070 [1614]" strokecolor="#1f3763 [1604]" strokeweight="1pt"/>
-            </w:pict>
-          </mc:Fallback>
-        </mc:AlternateContent>
-      </w:r>
-      <w:r>
-        <w:rPr>
-          <w:noProof/>
-        </w:rPr>
-        <mc:AlternateContent>
-          <mc:Choice Requires="wps">
-            <w:drawing>
-              <wp:anchor distT="0" distB="0" distL="114300" distR="114300" simplePos="0" relativeHeight="251701248" behindDoc="0" locked="0" layoutInCell="1" allowOverlap="1" wp14:anchorId="658EE388" wp14:editId="10B175D8">
-                <wp:simplePos x="0" y="0"/>
-                <wp:positionH relativeFrom="column">
-                  <wp:posOffset>6116954</wp:posOffset>
-                </wp:positionH>
-                <wp:positionV relativeFrom="paragraph">
-                  <wp:posOffset>395456</wp:posOffset>
-                </wp:positionV>
-                <wp:extent cx="484367" cy="137160"/>
-                <wp:effectExtent l="1905" t="0" r="13335" b="13335"/>
+                <wp14:sizeRelV relativeFrom="margin">
+                  <wp14:pctHeight>0</wp14:pctHeight>
+                </wp14:sizeRelV>
+              </wp:anchor>
+            </w:drawing>
+          </mc:Choice>
+          <mc:Fallback>
+            <w:pict>
+              <v:rect w14:anchorId="4ED1B259" id="Rectangle 39" o:spid="_x0000_s1026" style="position:absolute;margin-left:-24.1pt;margin-top:285.2pt;width:162.25pt;height:10.8pt;rotation:90;z-index:251729920;visibility:visible;mso-wrap-style:square;mso-width-percent:0;mso-height-percent:0;mso-wrap-distance-left:9pt;mso-wrap-distance-top:0;mso-wrap-distance-right:9pt;mso-wrap-distance-bottom:0;mso-position-horizontal:absolute;mso-position-horizontal-relative:margin;mso-position-vertical:absolute;mso-position-vertical-relative:text;mso-width-percent:0;mso-height-percent:0;mso-width-relative:margin;mso-height-relative:margin;v-text-anchor:middle" o:gfxdata="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" fillcolor="#747070 [1614]" strokecolor="#1f3763 [1604]" strokeweight="1pt">
+                <w10:wrap anchorx="margin"/>
+              </v:rect>
+            </w:pict>
+          </mc:Fallback>
+        </mc:AlternateContent>
+      </w:r>
+      <w:r>
+        <w:rPr>
+          <w:noProof/>
+        </w:rPr>
+        <mc:AlternateContent>
+          <mc:Choice Requires="wps">
+            <w:drawing>
+              <wp:anchor distT="0" distB="0" distL="114300" distR="114300" simplePos="0" relativeHeight="251727872" behindDoc="0" locked="0" layoutInCell="1" allowOverlap="1" wp14:anchorId="261B1A92" wp14:editId="2F75085A">
+                <wp:simplePos x="0" y="0"/>
+                <wp:positionH relativeFrom="margin">
+                  <wp:posOffset>391332</wp:posOffset>
+                </wp:positionH>
+                <wp:positionV relativeFrom="paragraph">
+                  <wp:posOffset>1688391</wp:posOffset>
+                </wp:positionV>
+                <wp:extent cx="681893" cy="137160"/>
+                <wp:effectExtent l="5398" t="0" r="9842" b="9843"/>
                 <wp:wrapNone/>
-                <wp:docPr id="22" name="Rectangle 22"/>
+                <wp:docPr id="38" name="Rectangle 38"/>
                 <wp:cNvGraphicFramePr/>
                 <a:graphic xmlns:a="http://schemas.openxmlformats.org/drawingml/2006/main">
                   <a:graphicData uri="http://schemas.microsoft.com/office/word/2010/wordprocessingShape">
                     <wps:wsp>
                       <wps:cNvSpPr/>
                       <wps:spPr>
-                        <a:xfrm rot="16200000">
-                          <a:off x="0" y="0"/>
-                          <a:ext cx="484367" cy="137160"/>
+                        <a:xfrm rot="5400000">
+                          <a:off x="0" y="0"/>
+                          <a:ext cx="681893" cy="137160"/>
                         </a:xfrm>
                         <a:prstGeom prst="rect">
                           <a:avLst/>
@@ -14465,45 +16403,58 @@
                 <wp14:sizeRelH relativeFrom="margin">
                   <wp14:pctWidth>0</wp14:pctWidth>
                 </wp14:sizeRelH>
-              </wp:anchor>
-            </w:drawing>
-          </mc:Choice>
-          <mc:Fallback>
-            <w:pict>
-              <v:rect w14:anchorId="53CE77E8" id="Rectangle 22" o:spid="_x0000_s1026" style="position:absolute;margin-left:481.65pt;margin-top:31.15pt;width:38.15pt;height:10.8pt;rotation:-90;z-index:251701248;visibility:visible;mso-wrap-style:square;mso-width-percent:0;mso-wrap-distance-left:9pt;mso-wrap-distance-top:0;mso-wrap-distance-right:9pt;mso-wrap-distance-bottom:0;mso-position-horizontal:absolute;mso-position-horizontal-relative:text;mso-position-vertical:absolute;mso-position-vertical-relative:text;mso-width-percent:0;mso-width-relative:margin;v-text-anchor:middle" o:gfxdata="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" fillcolor="#747070 [1614]" strokecolor="#1f3763 [1604]" strokeweight="1pt"/>
-            </w:pict>
-          </mc:Fallback>
-        </mc:AlternateContent>
-      </w:r>
-      <w:r>
-        <mc:AlternateContent>
-          <mc:Choice Requires="wps">
-            <w:drawing>
-              <wp:anchor distT="0" distB="0" distL="114300" distR="114300" simplePos="0" relativeHeight="251671552" behindDoc="0" locked="0" layoutInCell="1" allowOverlap="1" wp14:anchorId="32989DD4" wp14:editId="1D02E77A">
+                <wp14:sizeRelV relativeFrom="margin">
+                  <wp14:pctHeight>0</wp14:pctHeight>
+                </wp14:sizeRelV>
+              </wp:anchor>
+            </w:drawing>
+          </mc:Choice>
+          <mc:Fallback>
+            <w:pict>
+              <v:rect w14:anchorId="12878F20" id="Rectangle 38" o:spid="_x0000_s1026" style="position:absolute;margin-left:30.8pt;margin-top:132.95pt;width:53.7pt;height:10.8pt;rotation:90;z-index:251727872;visibility:visible;mso-wrap-style:square;mso-width-percent:0;mso-height-percent:0;mso-wrap-distance-left:9pt;mso-wrap-distance-top:0;mso-wrap-distance-right:9pt;mso-wrap-distance-bottom:0;mso-position-horizontal:absolute;mso-position-horizontal-relative:margin;mso-position-vertical:absolute;mso-position-vertical-relative:text;mso-width-percent:0;mso-height-percent:0;mso-width-relative:margin;mso-height-relative:margin;v-text-anchor:middle" o:gfxdata="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" fillcolor="#747070 [1614]" strokecolor="#1f3763 [1604]" strokeweight="1pt">
+                <w10:wrap anchorx="margin"/>
+              </v:rect>
+            </w:pict>
+          </mc:Fallback>
+        </mc:AlternateContent>
+      </w:r>
+      <w:r>
+        <w:rPr>
+          <w:noProof/>
+        </w:rPr>
+        <mc:AlternateContent>
+          <mc:Choice Requires="wps">
+            <w:drawing>
+              <wp:anchor distT="0" distB="0" distL="114300" distR="114300" simplePos="0" relativeHeight="251684864" behindDoc="0" locked="0" layoutInCell="1" allowOverlap="1" wp14:anchorId="1A07722E" wp14:editId="570235DD">
                 <wp:simplePos x="0" y="0"/>
                 <wp:positionH relativeFrom="column">
-                  <wp:posOffset>4127486</wp:posOffset>
-                </wp:positionH>
-                <wp:positionV relativeFrom="paragraph">
-                  <wp:posOffset>1535911</wp:posOffset>
-                </wp:positionV>
-                <wp:extent cx="1224280" cy="1238165"/>
-                <wp:effectExtent l="0" t="6668" r="26353" b="26352"/>
+                  <wp:posOffset>735192</wp:posOffset>
+                </wp:positionH>
+                <wp:positionV relativeFrom="paragraph">
+                  <wp:posOffset>1416022</wp:posOffset>
+                </wp:positionV>
+                <wp:extent cx="2998498" cy="137160"/>
+                <wp:effectExtent l="0" t="0" r="11430" b="15240"/>
                 <wp:wrapNone/>
-                <wp:docPr id="7" name="Rectangle : coins arrondis 7"/>
+                <wp:docPr id="14" name="Rectangle 14"/>
                 <wp:cNvGraphicFramePr/>
                 <a:graphic xmlns:a="http://schemas.openxmlformats.org/drawingml/2006/main">
                   <a:graphicData uri="http://schemas.microsoft.com/office/word/2010/wordprocessingShape">
                     <wps:wsp>
                       <wps:cNvSpPr/>
                       <wps:spPr>
-                        <a:xfrm rot="5400000">
-                          <a:off x="0" y="0"/>
-                          <a:ext cx="1224280" cy="1238165"/>
-                        </a:xfrm>
-                        <a:prstGeom prst="roundRect">
-                          <a:avLst/>
-                        </a:prstGeom>
+                        <a:xfrm>
+                          <a:off x="0" y="0"/>
+                          <a:ext cx="2998498" cy="137160"/>
+                        </a:xfrm>
+                        <a:prstGeom prst="rect">
+                          <a:avLst/>
+                        </a:prstGeom>
+                        <a:solidFill>
+                          <a:schemeClr val="bg2">
+                            <a:lumMod val="50000"/>
+                          </a:schemeClr>
+                        </a:solidFill>
                       </wps:spPr>
                       <wps:style>
                         <a:lnRef idx="2">
@@ -14533,49 +16484,44 @@
                 <wp14:sizeRelH relativeFrom="margin">
                   <wp14:pctWidth>0</wp14:pctWidth>
                 </wp14:sizeRelH>
-                <wp14:sizeRelV relativeFrom="margin">
-                  <wp14:pctHeight>0</wp14:pctHeight>
-                </wp14:sizeRelV>
-              </wp:anchor>
-            </w:drawing>
-          </mc:Choice>
-          <mc:Fallback>
-            <w:pict>
-              <v:roundrect w14:anchorId="2BDD21BE" id="Rectangle : coins arrondis 7" o:spid="_x0000_s1026" style="position:absolute;margin-left:325pt;margin-top:120.95pt;width:96.4pt;height:97.5pt;rotation:90;z-index:251671552;visibility:visible;mso-wrap-style:square;mso-width-percent:0;mso-height-percent:0;mso-wrap-distance-left:9pt;mso-wrap-distance-top:0;mso-wrap-distance-right:9pt;mso-wrap-distance-bottom:0;mso-position-horizontal:absolute;mso-position-horizontal-relative:text;mso-position-vertical:absolute;mso-position-vertical-relative:text;mso-width-percent:0;mso-height-percent:0;mso-width-relative:margin;mso-height-relative:margin;v-text-anchor:middle" arcsize="10923f" o:gfxdata="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" fillcolor="#4472c4 [3204]" strokecolor="#1f3763 [1604]" strokeweight="1pt">
-                <v:stroke joinstyle="miter"/>
-              </v:roundrect>
-            </w:pict>
-          </mc:Fallback>
-        </mc:AlternateContent>
-      </w:r>
-      <w:r>
-        <w:rPr>
-          <w:noProof/>
-        </w:rPr>
-        <mc:AlternateContent>
-          <mc:Choice Requires="wps">
-            <w:drawing>
-              <wp:anchor distT="0" distB="0" distL="114300" distR="114300" simplePos="0" relativeHeight="251699200" behindDoc="0" locked="0" layoutInCell="1" allowOverlap="1" wp14:anchorId="46D37BEF" wp14:editId="38BCFB40">
+              </wp:anchor>
+            </w:drawing>
+          </mc:Choice>
+          <mc:Fallback>
+            <w:pict>
+              <v:rect w14:anchorId="25693258" id="Rectangle 14" o:spid="_x0000_s1026" style="position:absolute;margin-left:57.9pt;margin-top:111.5pt;width:236.1pt;height:10.8pt;z-index:251684864;visibility:visible;mso-wrap-style:square;mso-width-percent:0;mso-wrap-distance-left:9pt;mso-wrap-distance-top:0;mso-wrap-distance-right:9pt;mso-wrap-distance-bottom:0;mso-position-horizontal:absolute;mso-position-horizontal-relative:text;mso-position-vertical:absolute;mso-position-vertical-relative:text;mso-width-percent:0;mso-width-relative:margin;v-text-anchor:middle" o:gfxdata="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" fillcolor="#747070 [1614]" strokecolor="#1f3763 [1604]" strokeweight="1pt"/>
+            </w:pict>
+          </mc:Fallback>
+        </mc:AlternateContent>
+      </w:r>
+      <w:r>
+        <w:rPr>
+          <w:noProof/>
+        </w:rPr>
+        <mc:AlternateContent>
+          <mc:Choice Requires="wps">
+            <w:drawing>
+              <wp:anchor distT="0" distB="0" distL="114300" distR="114300" simplePos="0" relativeHeight="251725824" behindDoc="0" locked="0" layoutInCell="1" allowOverlap="1" wp14:anchorId="7C0A1388" wp14:editId="464314FE">
                 <wp:simplePos x="0" y="0"/>
                 <wp:positionH relativeFrom="column">
-                  <wp:posOffset>5096315</wp:posOffset>
-                </wp:positionH>
-                <wp:positionV relativeFrom="paragraph">
-                  <wp:posOffset>1596756</wp:posOffset>
-                </wp:positionV>
-                <wp:extent cx="484367" cy="137160"/>
-                <wp:effectExtent l="1905" t="0" r="13335" b="13335"/>
+                  <wp:posOffset>2183021</wp:posOffset>
+                </wp:positionH>
+                <wp:positionV relativeFrom="paragraph">
+                  <wp:posOffset>3941245</wp:posOffset>
+                </wp:positionV>
+                <wp:extent cx="1395658" cy="137160"/>
+                <wp:effectExtent l="318" t="0" r="14922" b="14923"/>
                 <wp:wrapNone/>
-                <wp:docPr id="21" name="Rectangle 21"/>
+                <wp:docPr id="36" name="Rectangle 36"/>
                 <wp:cNvGraphicFramePr/>
                 <a:graphic xmlns:a="http://schemas.openxmlformats.org/drawingml/2006/main">
                   <a:graphicData uri="http://schemas.microsoft.com/office/word/2010/wordprocessingShape">
                     <wps:wsp>
                       <wps:cNvSpPr/>
                       <wps:spPr>
-                        <a:xfrm rot="16200000">
-                          <a:off x="0" y="0"/>
-                          <a:ext cx="484367" cy="137160"/>
+                        <a:xfrm rot="5400000">
+                          <a:off x="0" y="0"/>
+                          <a:ext cx="1395658" cy="137160"/>
                         </a:xfrm>
                         <a:prstGeom prst="rect">
                           <a:avLst/>
@@ -14619,30 +16565,30 @@
           </mc:Choice>
           <mc:Fallback>
             <w:pict>
-              <v:rect w14:anchorId="7DE5D8D4" id="Rectangle 21" o:spid="_x0000_s1026" style="position:absolute;margin-left:401.3pt;margin-top:125.75pt;width:38.15pt;height:10.8pt;rotation:-90;z-index:251699200;visibility:visible;mso-wrap-style:square;mso-width-percent:0;mso-wrap-distance-left:9pt;mso-wrap-distance-top:0;mso-wrap-distance-right:9pt;mso-wrap-distance-bottom:0;mso-position-horizontal:absolute;mso-position-horizontal-relative:text;mso-position-vertical:absolute;mso-position-vertical-relative:text;mso-width-percent:0;mso-width-relative:margin;v-text-anchor:middle" o:gfxdata="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" fillcolor="#747070 [1614]" strokecolor="#1f3763 [1604]" strokeweight="1pt"/>
-            </w:pict>
-          </mc:Fallback>
-        </mc:AlternateContent>
-      </w:r>
-      <w:r>
-        <w:rPr>
-          <w:noProof/>
-        </w:rPr>
-        <mc:AlternateContent>
-          <mc:Choice Requires="wps">
-            <w:drawing>
-              <wp:anchor distT="0" distB="0" distL="114300" distR="114300" simplePos="0" relativeHeight="251695104" behindDoc="0" locked="0" layoutInCell="1" allowOverlap="1" wp14:anchorId="0D897D2C" wp14:editId="45043920">
+              <v:rect w14:anchorId="35C95AFB" id="Rectangle 36" o:spid="_x0000_s1026" style="position:absolute;margin-left:171.9pt;margin-top:310.35pt;width:109.9pt;height:10.8pt;rotation:90;z-index:251725824;visibility:visible;mso-wrap-style:square;mso-width-percent:0;mso-wrap-distance-left:9pt;mso-wrap-distance-top:0;mso-wrap-distance-right:9pt;mso-wrap-distance-bottom:0;mso-position-horizontal:absolute;mso-position-horizontal-relative:text;mso-position-vertical:absolute;mso-position-vertical-relative:text;mso-width-percent:0;mso-width-relative:margin;v-text-anchor:middle" o:gfxdata="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" fillcolor="#747070 [1614]" strokecolor="#1f3763 [1604]" strokeweight="1pt"/>
+            </w:pict>
+          </mc:Fallback>
+        </mc:AlternateContent>
+      </w:r>
+      <w:r>
+        <w:rPr>
+          <w:noProof/>
+        </w:rPr>
+        <mc:AlternateContent>
+          <mc:Choice Requires="wps">
+            <w:drawing>
+              <wp:anchor distT="0" distB="0" distL="114300" distR="114300" simplePos="0" relativeHeight="251715584" behindDoc="0" locked="0" layoutInCell="1" allowOverlap="1" wp14:anchorId="155D690A" wp14:editId="3FDE8330">
                 <wp:simplePos x="0" y="0"/>
                 <wp:positionH relativeFrom="column">
-                  <wp:posOffset>3719339</wp:posOffset>
-                </wp:positionH>
-                <wp:positionV relativeFrom="paragraph">
-                  <wp:posOffset>1419199</wp:posOffset>
-                </wp:positionV>
-                <wp:extent cx="1640264" cy="137160"/>
-                <wp:effectExtent l="0" t="0" r="17145" b="15240"/>
+                  <wp:posOffset>2856787</wp:posOffset>
+                </wp:positionH>
+                <wp:positionV relativeFrom="paragraph">
+                  <wp:posOffset>3318700</wp:posOffset>
+                </wp:positionV>
+                <wp:extent cx="2809208" cy="137160"/>
+                <wp:effectExtent l="0" t="0" r="10795" b="15240"/>
                 <wp:wrapNone/>
-                <wp:docPr id="19" name="Rectangle 19"/>
+                <wp:docPr id="29" name="Rectangle 29"/>
                 <wp:cNvGraphicFramePr/>
                 <a:graphic xmlns:a="http://schemas.openxmlformats.org/drawingml/2006/main">
                   <a:graphicData uri="http://schemas.microsoft.com/office/word/2010/wordprocessingShape">
@@ -14651,7 +16597,7 @@
                       <wps:spPr>
                         <a:xfrm>
                           <a:off x="0" y="0"/>
-                          <a:ext cx="1640264" cy="137160"/>
+                          <a:ext cx="2809208" cy="137160"/>
                         </a:xfrm>
                         <a:prstGeom prst="rect">
                           <a:avLst/>
@@ -14695,30 +16641,30 @@
           </mc:Choice>
           <mc:Fallback>
             <w:pict>
-              <v:rect w14:anchorId="6567036C" id="Rectangle 19" o:spid="_x0000_s1026" style="position:absolute;margin-left:292.85pt;margin-top:111.75pt;width:129.15pt;height:10.8pt;z-index:251695104;visibility:visible;mso-wrap-style:square;mso-width-percent:0;mso-wrap-distance-left:9pt;mso-wrap-distance-top:0;mso-wrap-distance-right:9pt;mso-wrap-distance-bottom:0;mso-position-horizontal:absolute;mso-position-horizontal-relative:text;mso-position-vertical:absolute;mso-position-vertical-relative:text;mso-width-percent:0;mso-width-relative:margin;v-text-anchor:middle" o:gfxdata="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" fillcolor="#747070 [1614]" strokecolor="#1f3763 [1604]" strokeweight="1pt"/>
-            </w:pict>
-          </mc:Fallback>
-        </mc:AlternateContent>
-      </w:r>
-      <w:r>
-        <w:rPr>
-          <w:noProof/>
-        </w:rPr>
-        <mc:AlternateContent>
-          <mc:Choice Requires="wps">
-            <w:drawing>
-              <wp:anchor distT="0" distB="0" distL="114300" distR="114300" simplePos="0" relativeHeight="251693056" behindDoc="0" locked="0" layoutInCell="1" allowOverlap="1" wp14:anchorId="0B2C1375" wp14:editId="2E444F01">
+              <v:rect w14:anchorId="360E39DB" id="Rectangle 29" o:spid="_x0000_s1026" style="position:absolute;margin-left:224.95pt;margin-top:261.3pt;width:221.2pt;height:10.8pt;z-index:251715584;visibility:visible;mso-wrap-style:square;mso-width-percent:0;mso-wrap-distance-left:9pt;mso-wrap-distance-top:0;mso-wrap-distance-right:9pt;mso-wrap-distance-bottom:0;mso-position-horizontal:absolute;mso-position-horizontal-relative:text;mso-position-vertical:absolute;mso-position-vertical-relative:text;mso-width-percent:0;mso-width-relative:margin;v-text-anchor:middle" o:gfxdata="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" fillcolor="#747070 [1614]" strokecolor="#1f3763 [1604]" strokeweight="1pt"/>
+            </w:pict>
+          </mc:Fallback>
+        </mc:AlternateContent>
+      </w:r>
+      <w:r>
+        <w:rPr>
+          <w:noProof/>
+        </w:rPr>
+        <mc:AlternateContent>
+          <mc:Choice Requires="wps">
+            <w:drawing>
+              <wp:anchor distT="0" distB="0" distL="114300" distR="114300" simplePos="0" relativeHeight="251723776" behindDoc="0" locked="0" layoutInCell="1" allowOverlap="1" wp14:anchorId="4C2525D8" wp14:editId="481A8E96">
                 <wp:simplePos x="0" y="0"/>
                 <wp:positionH relativeFrom="column">
-                  <wp:posOffset>6387465</wp:posOffset>
-                </wp:positionH>
-                <wp:positionV relativeFrom="paragraph">
-                  <wp:posOffset>223810</wp:posOffset>
-                </wp:positionV>
-                <wp:extent cx="2621280" cy="137160"/>
-                <wp:effectExtent l="0" t="0" r="26670" b="15240"/>
+                  <wp:posOffset>2815282</wp:posOffset>
+                </wp:positionH>
+                <wp:positionV relativeFrom="paragraph">
+                  <wp:posOffset>2658527</wp:posOffset>
+                </wp:positionV>
+                <wp:extent cx="438912" cy="137160"/>
+                <wp:effectExtent l="0" t="0" r="18415" b="15240"/>
                 <wp:wrapNone/>
-                <wp:docPr id="18" name="Rectangle 18"/>
+                <wp:docPr id="34" name="Rectangle 34"/>
                 <wp:cNvGraphicFramePr/>
                 <a:graphic xmlns:a="http://schemas.openxmlformats.org/drawingml/2006/main">
                   <a:graphicData uri="http://schemas.microsoft.com/office/word/2010/wordprocessingShape">
@@ -14727,7 +16673,7 @@
                       <wps:spPr>
                         <a:xfrm>
                           <a:off x="0" y="0"/>
-                          <a:ext cx="2621280" cy="137160"/>
+                          <a:ext cx="438912" cy="137160"/>
                         </a:xfrm>
                         <a:prstGeom prst="rect">
                           <a:avLst/>
@@ -14763,35 +16709,38 @@
                     </wps:wsp>
                   </a:graphicData>
                 </a:graphic>
-              </wp:anchor>
-            </w:drawing>
-          </mc:Choice>
-          <mc:Fallback>
-            <w:pict>
-              <v:rect w14:anchorId="5AC8451E" id="Rectangle 18" o:spid="_x0000_s1026" style="position:absolute;margin-left:502.95pt;margin-top:17.6pt;width:206.4pt;height:10.8pt;z-index:251693056;visibility:visible;mso-wrap-style:square;mso-wrap-distance-left:9pt;mso-wrap-distance-top:0;mso-wrap-distance-right:9pt;mso-wrap-distance-bottom:0;mso-position-horizontal:absolute;mso-position-horizontal-relative:text;mso-position-vertical:absolute;mso-position-vertical-relative:text;v-text-anchor:middle" o:gfxdata="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" fillcolor="#747070 [1614]" strokecolor="#1f3763 [1604]" strokeweight="1pt"/>
-            </w:pict>
-          </mc:Fallback>
-        </mc:AlternateContent>
-      </w:r>
-      <w:r>
-        <w:rPr>
-          <w:noProof/>
-        </w:rPr>
-        <mc:AlternateContent>
-          <mc:Choice Requires="wps">
-            <w:drawing>
-              <wp:anchor distT="0" distB="0" distL="114300" distR="114300" simplePos="0" relativeHeight="251691008" behindDoc="0" locked="0" layoutInCell="1" allowOverlap="1" wp14:anchorId="1DDD59F2" wp14:editId="6060860B">
+                <wp14:sizeRelH relativeFrom="margin">
+                  <wp14:pctWidth>0</wp14:pctWidth>
+                </wp14:sizeRelH>
+              </wp:anchor>
+            </w:drawing>
+          </mc:Choice>
+          <mc:Fallback>
+            <w:pict>
+              <v:rect w14:anchorId="47522CFF" id="Rectangle 34" o:spid="_x0000_s1026" style="position:absolute;margin-left:221.7pt;margin-top:209.35pt;width:34.55pt;height:10.8pt;z-index:251723776;visibility:visible;mso-wrap-style:square;mso-width-percent:0;mso-wrap-distance-left:9pt;mso-wrap-distance-top:0;mso-wrap-distance-right:9pt;mso-wrap-distance-bottom:0;mso-position-horizontal:absolute;mso-position-horizontal-relative:text;mso-position-vertical:absolute;mso-position-vertical-relative:text;mso-width-percent:0;mso-width-relative:margin;v-text-anchor:middle" o:gfxdata="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" fillcolor="#747070 [1614]" strokecolor="#1f3763 [1604]" strokeweight="1pt"/>
+            </w:pict>
+          </mc:Fallback>
+        </mc:AlternateContent>
+      </w:r>
+      <w:r>
+        <w:rPr>
+          <w:noProof/>
+        </w:rPr>
+        <mc:AlternateContent>
+          <mc:Choice Requires="wps">
+            <w:drawing>
+              <wp:anchor distT="0" distB="0" distL="114300" distR="114300" simplePos="0" relativeHeight="251721728" behindDoc="0" locked="0" layoutInCell="1" allowOverlap="1" wp14:anchorId="3550625E" wp14:editId="7A0C5211">
                 <wp:simplePos x="0" y="0"/>
                 <wp:positionH relativeFrom="column">
-                  <wp:posOffset>3760470</wp:posOffset>
-                </wp:positionH>
-                <wp:positionV relativeFrom="paragraph">
-                  <wp:posOffset>214630</wp:posOffset>
-                </wp:positionV>
-                <wp:extent cx="2621280" cy="137160"/>
-                <wp:effectExtent l="0" t="0" r="26670" b="15240"/>
+                  <wp:posOffset>3677430</wp:posOffset>
+                </wp:positionH>
+                <wp:positionV relativeFrom="paragraph">
+                  <wp:posOffset>2674203</wp:posOffset>
+                </wp:positionV>
+                <wp:extent cx="1739483" cy="137160"/>
+                <wp:effectExtent l="0" t="0" r="13335" b="15240"/>
                 <wp:wrapNone/>
-                <wp:docPr id="17" name="Rectangle 17"/>
+                <wp:docPr id="33" name="Rectangle 33"/>
                 <wp:cNvGraphicFramePr/>
                 <a:graphic xmlns:a="http://schemas.openxmlformats.org/drawingml/2006/main">
                   <a:graphicData uri="http://schemas.microsoft.com/office/word/2010/wordprocessingShape">
@@ -14800,7 +16749,7 @@
                       <wps:spPr>
                         <a:xfrm>
                           <a:off x="0" y="0"/>
-                          <a:ext cx="2621280" cy="137160"/>
+                          <a:ext cx="1739483" cy="137160"/>
                         </a:xfrm>
                         <a:prstGeom prst="rect">
                           <a:avLst/>
@@ -14836,45 +16785,56 @@
                     </wps:wsp>
                   </a:graphicData>
                 </a:graphic>
-              </wp:anchor>
-            </w:drawing>
-          </mc:Choice>
-          <mc:Fallback>
-            <w:pict>
-              <v:rect w14:anchorId="42AFEF9A" id="Rectangle 17" o:spid="_x0000_s1026" style="position:absolute;margin-left:296.1pt;margin-top:16.9pt;width:206.4pt;height:10.8pt;z-index:251691008;visibility:visible;mso-wrap-style:square;mso-wrap-distance-left:9pt;mso-wrap-distance-top:0;mso-wrap-distance-right:9pt;mso-wrap-distance-bottom:0;mso-position-horizontal:absolute;mso-position-horizontal-relative:text;mso-position-vertical:absolute;mso-position-vertical-relative:text;v-text-anchor:middle" o:gfxdata="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" fillcolor="#747070 [1614]" strokecolor="#1f3763 [1604]" strokeweight="1pt"/>
-            </w:pict>
-          </mc:Fallback>
-        </mc:AlternateContent>
-      </w:r>
-      <w:r>
-        <mc:AlternateContent>
-          <mc:Choice Requires="wps">
-            <w:drawing>
-              <wp:anchor distT="0" distB="0" distL="114300" distR="114300" simplePos="0" relativeHeight="251659264" behindDoc="0" locked="0" layoutInCell="1" allowOverlap="1" wp14:anchorId="434313E4" wp14:editId="018BAF2A">
-                <wp:simplePos x="0" y="0"/>
-                <wp:positionH relativeFrom="column">
-                  <wp:posOffset>3748405</wp:posOffset>
-                </wp:positionH>
-                <wp:positionV relativeFrom="paragraph">
-                  <wp:posOffset>288925</wp:posOffset>
-                </wp:positionV>
-                <wp:extent cx="2590800" cy="1249680"/>
-                <wp:effectExtent l="0" t="0" r="19050" b="26670"/>
+                <wp14:sizeRelH relativeFrom="margin">
+                  <wp14:pctWidth>0</wp14:pctWidth>
+                </wp14:sizeRelH>
+              </wp:anchor>
+            </w:drawing>
+          </mc:Choice>
+          <mc:Fallback>
+            <w:pict>
+              <v:rect w14:anchorId="744EBE58" id="Rectangle 33" o:spid="_x0000_s1026" style="position:absolute;margin-left:289.55pt;margin-top:210.55pt;width:136.95pt;height:10.8pt;z-index:251721728;visibility:visible;mso-wrap-style:square;mso-width-percent:0;mso-wrap-distance-left:9pt;mso-wrap-distance-top:0;mso-wrap-distance-right:9pt;mso-wrap-distance-bottom:0;mso-position-horizontal:absolute;mso-position-horizontal-relative:text;mso-position-vertical:absolute;mso-position-vertical-relative:text;mso-width-percent:0;mso-width-relative:margin;v-text-anchor:middle" o:gfxdata="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" fillcolor="#747070 [1614]" strokecolor="#1f3763 [1604]" strokeweight="1pt"/>
+            </w:pict>
+          </mc:Fallback>
+        </mc:AlternateContent>
+      </w:r>
+      <w:r>
+        <w:rPr>
+          <w:noProof/>
+        </w:rPr>
+        <mc:AlternateContent>
+          <mc:Choice Requires="wps">
+            <w:drawing>
+              <wp:anchor distT="0" distB="0" distL="114300" distR="114300" simplePos="0" relativeHeight="251688960" behindDoc="0" locked="0" layoutInCell="1" allowOverlap="1" wp14:anchorId="5DE52C39" wp14:editId="66AFE0FF">
+                <wp:simplePos x="0" y="0"/>
+                <wp:positionH relativeFrom="margin">
+                  <wp:posOffset>437502</wp:posOffset>
+                </wp:positionH>
+                <wp:positionV relativeFrom="paragraph">
+                  <wp:posOffset>814346</wp:posOffset>
+                </wp:positionV>
+                <wp:extent cx="1348709" cy="137160"/>
+                <wp:effectExtent l="0" t="4127" r="19367" b="19368"/>
                 <wp:wrapNone/>
-                <wp:docPr id="1" name="Rectangle : coins arrondis 1"/>
+                <wp:docPr id="16" name="Rectangle 16"/>
                 <wp:cNvGraphicFramePr/>
                 <a:graphic xmlns:a="http://schemas.openxmlformats.org/drawingml/2006/main">
                   <a:graphicData uri="http://schemas.microsoft.com/office/word/2010/wordprocessingShape">
                     <wps:wsp>
                       <wps:cNvSpPr/>
                       <wps:spPr>
-                        <a:xfrm>
-                          <a:off x="0" y="0"/>
-                          <a:ext cx="2590800" cy="1249680"/>
-                        </a:xfrm>
-                        <a:prstGeom prst="roundRect">
-                          <a:avLst/>
-                        </a:prstGeom>
+                        <a:xfrm rot="5400000">
+                          <a:off x="0" y="0"/>
+                          <a:ext cx="1348709" cy="137160"/>
+                        </a:xfrm>
+                        <a:prstGeom prst="rect">
+                          <a:avLst/>
+                        </a:prstGeom>
+                        <a:solidFill>
+                          <a:schemeClr val="bg2">
+                            <a:lumMod val="50000"/>
+                          </a:schemeClr>
+                        </a:solidFill>
                       </wps:spPr>
                       <wps:style>
                         <a:lnRef idx="2">
@@ -14901,34 +16861,43 @@
                     </wps:wsp>
                   </a:graphicData>
                 </a:graphic>
-              </wp:anchor>
-            </w:drawing>
-          </mc:Choice>
-          <mc:Fallback>
-            <w:pict>
-              <v:roundrect w14:anchorId="38F415C5" id="Rectangle : coins arrondis 1" o:spid="_x0000_s1026" style="position:absolute;margin-left:295.15pt;margin-top:22.75pt;width:204pt;height:98.4pt;z-index:251659264;visibility:visible;mso-wrap-style:square;mso-wrap-distance-left:9pt;mso-wrap-distance-top:0;mso-wrap-distance-right:9pt;mso-wrap-distance-bottom:0;mso-position-horizontal:absolute;mso-position-horizontal-relative:text;mso-position-vertical:absolute;mso-position-vertical-relative:text;v-text-anchor:middle" arcsize="10923f" o:gfxdata="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" fillcolor="#4472c4 [3204]" strokecolor="#1f3763 [1604]" strokeweight="1pt">
-                <v:stroke joinstyle="miter"/>
-              </v:roundrect>
-            </w:pict>
-          </mc:Fallback>
-        </mc:AlternateContent>
-      </w:r>
-      <w:r>
-        <mc:AlternateContent>
-          <mc:Choice Requires="wps">
-            <w:drawing>
-              <wp:anchor distT="0" distB="0" distL="114300" distR="114300" simplePos="0" relativeHeight="251667456" behindDoc="0" locked="0" layoutInCell="1" allowOverlap="1" wp14:anchorId="7621F1C0" wp14:editId="147B4567">
+                <wp14:sizeRelH relativeFrom="margin">
+                  <wp14:pctWidth>0</wp14:pctWidth>
+                </wp14:sizeRelH>
+                <wp14:sizeRelV relativeFrom="margin">
+                  <wp14:pctHeight>0</wp14:pctHeight>
+                </wp14:sizeRelV>
+              </wp:anchor>
+            </w:drawing>
+          </mc:Choice>
+          <mc:Fallback>
+            <w:pict>
+              <v:rect w14:anchorId="16F241C2" id="Rectangle 16" o:spid="_x0000_s1026" style="position:absolute;margin-left:34.45pt;margin-top:64.1pt;width:106.2pt;height:10.8pt;rotation:90;z-index:251688960;visibility:visible;mso-wrap-style:square;mso-width-percent:0;mso-height-percent:0;mso-wrap-distance-left:9pt;mso-wrap-distance-top:0;mso-wrap-distance-right:9pt;mso-wrap-distance-bottom:0;mso-position-horizontal:absolute;mso-position-horizontal-relative:margin;mso-position-vertical:absolute;mso-position-vertical-relative:text;mso-width-percent:0;mso-height-percent:0;mso-width-relative:margin;mso-height-relative:margin;v-text-anchor:middle" o:gfxdata="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" fillcolor="#747070 [1614]" strokecolor="#1f3763 [1604]" strokeweight="1pt">
+                <w10:wrap anchorx="margin"/>
+              </v:rect>
+            </w:pict>
+          </mc:Fallback>
+        </mc:AlternateContent>
+      </w:r>
+      <w:r>
+        <w:rPr>
+          <w:noProof/>
+        </w:rPr>
+        <mc:AlternateContent>
+          <mc:Choice Requires="wps">
+            <w:drawing>
+              <wp:anchor distT="0" distB="0" distL="114300" distR="114300" simplePos="0" relativeHeight="251686912" behindDoc="0" locked="0" layoutInCell="1" allowOverlap="1" wp14:anchorId="1AAD9181" wp14:editId="48ED1F53">
                 <wp:simplePos x="0" y="0"/>
                 <wp:positionH relativeFrom="column">
-                  <wp:posOffset>5333365</wp:posOffset>
-                </wp:positionH>
-                <wp:positionV relativeFrom="paragraph">
-                  <wp:posOffset>3413125</wp:posOffset>
-                </wp:positionV>
-                <wp:extent cx="3642360" cy="1249680"/>
-                <wp:effectExtent l="0" t="0" r="15240" b="26670"/>
+                  <wp:posOffset>1142365</wp:posOffset>
+                </wp:positionH>
+                <wp:positionV relativeFrom="paragraph">
+                  <wp:posOffset>206375</wp:posOffset>
+                </wp:positionV>
+                <wp:extent cx="2621280" cy="137160"/>
+                <wp:effectExtent l="0" t="0" r="26670" b="15240"/>
                 <wp:wrapNone/>
-                <wp:docPr id="5" name="Rectangle : coins arrondis 5"/>
+                <wp:docPr id="15" name="Rectangle 15"/>
                 <wp:cNvGraphicFramePr/>
                 <a:graphic xmlns:a="http://schemas.openxmlformats.org/drawingml/2006/main">
                   <a:graphicData uri="http://schemas.microsoft.com/office/word/2010/wordprocessingShape">
@@ -14937,11 +16906,16 @@
                       <wps:spPr>
                         <a:xfrm>
                           <a:off x="0" y="0"/>
-                          <a:ext cx="3642360" cy="1249680"/>
-                        </a:xfrm>
-                        <a:prstGeom prst="roundRect">
-                          <a:avLst/>
-                        </a:prstGeom>
+                          <a:ext cx="2621280" cy="137160"/>
+                        </a:xfrm>
+                        <a:prstGeom prst="rect">
+                          <a:avLst/>
+                        </a:prstGeom>
+                        <a:solidFill>
+                          <a:schemeClr val="bg2">
+                            <a:lumMod val="50000"/>
+                          </a:schemeClr>
+                        </a:solidFill>
                       </wps:spPr>
                       <wps:style>
                         <a:lnRef idx="2">
@@ -14968,15 +16942,1131 @@
                     </wps:wsp>
                   </a:graphicData>
                 </a:graphic>
-                <wp14:sizeRelH relativeFrom="margin">
-                  <wp14:pctWidth>0</wp14:pctWidth>
-                </wp14:sizeRelH>
-              </wp:anchor>
-            </w:drawing>
-          </mc:Choice>
-          <mc:Fallback>
-            <w:pict>
-              <v:roundrect w14:anchorId="54A694AB" id="Rectangle : coins arrondis 5" o:spid="_x0000_s1026" style="position:absolute;margin-left:419.95pt;margin-top:268.75pt;width:286.8pt;height:98.4pt;z-index:251667456;visibility:visible;mso-wrap-style:square;mso-width-percent:0;mso-wrap-distance-left:9pt;mso-wrap-distance-top:0;mso-wrap-distance-right:9pt;mso-wrap-distance-bottom:0;mso-position-horizontal:absolute;mso-position-horizontal-relative:text;mso-position-vertical:absolute;mso-position-vertical-relative:text;mso-width-percent:0;mso-width-relative:margin;v-text-anchor:middle" arcsize="10923f" o:gfxdata="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" fillcolor="#4472c4 [3204]" strokecolor="#1f3763 [1604]" strokeweight="1pt">
+              </wp:anchor>
+            </w:drawing>
+          </mc:Choice>
+          <mc:Fallback>
+            <w:pict>
+              <v:rect w14:anchorId="289C39EA" id="Rectangle 15" o:spid="_x0000_s1026" style="position:absolute;margin-left:89.95pt;margin-top:16.25pt;width:206.4pt;height:10.8pt;z-index:251686912;visibility:visible;mso-wrap-style:square;mso-wrap-distance-left:9pt;mso-wrap-distance-top:0;mso-wrap-distance-right:9pt;mso-wrap-distance-bottom:0;mso-position-horizontal:absolute;mso-position-horizontal-relative:text;mso-position-vertical:absolute;mso-position-vertical-relative:text;v-text-anchor:middle" o:gfxdata="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" fillcolor="#747070 [1614]" strokecolor="#1f3763 [1604]" strokeweight="1pt"/>
+            </w:pict>
+          </mc:Fallback>
+        </mc:AlternateContent>
+      </w:r>
+      <w:r>
+        <w:rPr>
+          <w:noProof/>
+        </w:rPr>
+        <mc:AlternateContent>
+          <mc:Choice Requires="wps">
+            <w:drawing>
+              <wp:anchor distT="0" distB="0" distL="114300" distR="114300" simplePos="0" relativeHeight="251719680" behindDoc="0" locked="0" layoutInCell="1" allowOverlap="1" wp14:anchorId="4D7E187D" wp14:editId="4DD9047A">
+                <wp:simplePos x="0" y="0"/>
+                <wp:positionH relativeFrom="column">
+                  <wp:posOffset>2199974</wp:posOffset>
+                </wp:positionH>
+                <wp:positionV relativeFrom="paragraph">
+                  <wp:posOffset>2022341</wp:posOffset>
+                </wp:positionV>
+                <wp:extent cx="1351427" cy="137160"/>
+                <wp:effectExtent l="0" t="2540" r="17780" b="17780"/>
+                <wp:wrapNone/>
+                <wp:docPr id="32" name="Rectangle 32"/>
+                <wp:cNvGraphicFramePr/>
+                <a:graphic xmlns:a="http://schemas.openxmlformats.org/drawingml/2006/main">
+                  <a:graphicData uri="http://schemas.microsoft.com/office/word/2010/wordprocessingShape">
+                    <wps:wsp>
+                      <wps:cNvSpPr/>
+                      <wps:spPr>
+                        <a:xfrm rot="5400000">
+                          <a:off x="0" y="0"/>
+                          <a:ext cx="1351427" cy="137160"/>
+                        </a:xfrm>
+                        <a:prstGeom prst="rect">
+                          <a:avLst/>
+                        </a:prstGeom>
+                        <a:solidFill>
+                          <a:schemeClr val="bg2">
+                            <a:lumMod val="50000"/>
+                          </a:schemeClr>
+                        </a:solidFill>
+                      </wps:spPr>
+                      <wps:style>
+                        <a:lnRef idx="2">
+                          <a:schemeClr val="accent1">
+                            <a:shade val="50000"/>
+                          </a:schemeClr>
+                        </a:lnRef>
+                        <a:fillRef idx="1">
+                          <a:schemeClr val="accent1"/>
+                        </a:fillRef>
+                        <a:effectRef idx="0">
+                          <a:schemeClr val="accent1"/>
+                        </a:effectRef>
+                        <a:fontRef idx="minor">
+                          <a:schemeClr val="lt1"/>
+                        </a:fontRef>
+                      </wps:style>
+                      <wps:bodyPr rot="0" spcFirstLastPara="0" vertOverflow="overflow" horzOverflow="overflow" vert="horz" wrap="square" lIns="91440" tIns="45720" rIns="91440" bIns="45720" numCol="1" spcCol="0" rtlCol="0" fromWordArt="0" anchor="ctr" anchorCtr="0" forceAA="0" compatLnSpc="1">
+                        <a:prstTxWarp prst="textNoShape">
+                          <a:avLst/>
+                        </a:prstTxWarp>
+                        <a:noAutofit/>
+                      </wps:bodyPr>
+                    </wps:wsp>
+                  </a:graphicData>
+                </a:graphic>
+                <wp14:sizeRelH relativeFrom="margin">
+                  <wp14:pctWidth>0</wp14:pctWidth>
+                </wp14:sizeRelH>
+              </wp:anchor>
+            </w:drawing>
+          </mc:Choice>
+          <mc:Fallback>
+            <w:pict>
+              <v:rect w14:anchorId="13D58374" id="Rectangle 32" o:spid="_x0000_s1026" style="position:absolute;margin-left:173.25pt;margin-top:159.25pt;width:106.4pt;height:10.8pt;rotation:90;z-index:251719680;visibility:visible;mso-wrap-style:square;mso-width-percent:0;mso-wrap-distance-left:9pt;mso-wrap-distance-top:0;mso-wrap-distance-right:9pt;mso-wrap-distance-bottom:0;mso-position-horizontal:absolute;mso-position-horizontal-relative:text;mso-position-vertical:absolute;mso-position-vertical-relative:text;mso-width-percent:0;mso-width-relative:margin;v-text-anchor:middle" o:gfxdata="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" fillcolor="#747070 [1614]" strokecolor="#1f3763 [1604]" strokeweight="1pt"/>
+            </w:pict>
+          </mc:Fallback>
+        </mc:AlternateContent>
+      </w:r>
+      <w:r>
+        <w:rPr>
+          <w:noProof/>
+        </w:rPr>
+        <mc:AlternateContent>
+          <mc:Choice Requires="wps">
+            <w:drawing>
+              <wp:anchor distT="0" distB="0" distL="114300" distR="114300" simplePos="0" relativeHeight="251717632" behindDoc="0" locked="0" layoutInCell="1" allowOverlap="1" wp14:anchorId="227B7F96" wp14:editId="50DAFEF0">
+                <wp:simplePos x="0" y="0"/>
+                <wp:positionH relativeFrom="column">
+                  <wp:posOffset>3453197</wp:posOffset>
+                </wp:positionH>
+                <wp:positionV relativeFrom="paragraph">
+                  <wp:posOffset>2017928</wp:posOffset>
+                </wp:positionV>
+                <wp:extent cx="1321700" cy="137160"/>
+                <wp:effectExtent l="1588" t="0" r="13652" b="13653"/>
+                <wp:wrapNone/>
+                <wp:docPr id="31" name="Rectangle 31"/>
+                <wp:cNvGraphicFramePr/>
+                <a:graphic xmlns:a="http://schemas.openxmlformats.org/drawingml/2006/main">
+                  <a:graphicData uri="http://schemas.microsoft.com/office/word/2010/wordprocessingShape">
+                    <wps:wsp>
+                      <wps:cNvSpPr/>
+                      <wps:spPr>
+                        <a:xfrm rot="5400000">
+                          <a:off x="0" y="0"/>
+                          <a:ext cx="1321700" cy="137160"/>
+                        </a:xfrm>
+                        <a:prstGeom prst="rect">
+                          <a:avLst/>
+                        </a:prstGeom>
+                        <a:solidFill>
+                          <a:schemeClr val="bg2">
+                            <a:lumMod val="50000"/>
+                          </a:schemeClr>
+                        </a:solidFill>
+                      </wps:spPr>
+                      <wps:style>
+                        <a:lnRef idx="2">
+                          <a:schemeClr val="accent1">
+                            <a:shade val="50000"/>
+                          </a:schemeClr>
+                        </a:lnRef>
+                        <a:fillRef idx="1">
+                          <a:schemeClr val="accent1"/>
+                        </a:fillRef>
+                        <a:effectRef idx="0">
+                          <a:schemeClr val="accent1"/>
+                        </a:effectRef>
+                        <a:fontRef idx="minor">
+                          <a:schemeClr val="lt1"/>
+                        </a:fontRef>
+                      </wps:style>
+                      <wps:bodyPr rot="0" spcFirstLastPara="0" vertOverflow="overflow" horzOverflow="overflow" vert="horz" wrap="square" lIns="91440" tIns="45720" rIns="91440" bIns="45720" numCol="1" spcCol="0" rtlCol="0" fromWordArt="0" anchor="ctr" anchorCtr="0" forceAA="0" compatLnSpc="1">
+                        <a:prstTxWarp prst="textNoShape">
+                          <a:avLst/>
+                        </a:prstTxWarp>
+                        <a:noAutofit/>
+                      </wps:bodyPr>
+                    </wps:wsp>
+                  </a:graphicData>
+                </a:graphic>
+                <wp14:sizeRelH relativeFrom="margin">
+                  <wp14:pctWidth>0</wp14:pctWidth>
+                </wp14:sizeRelH>
+              </wp:anchor>
+            </w:drawing>
+          </mc:Choice>
+          <mc:Fallback>
+            <w:pict>
+              <v:rect w14:anchorId="56CCDE86" id="Rectangle 31" o:spid="_x0000_s1026" style="position:absolute;margin-left:271.9pt;margin-top:158.9pt;width:104.05pt;height:10.8pt;rotation:90;z-index:251717632;visibility:visible;mso-wrap-style:square;mso-width-percent:0;mso-wrap-distance-left:9pt;mso-wrap-distance-top:0;mso-wrap-distance-right:9pt;mso-wrap-distance-bottom:0;mso-position-horizontal:absolute;mso-position-horizontal-relative:text;mso-position-vertical:absolute;mso-position-vertical-relative:text;mso-width-percent:0;mso-width-relative:margin;v-text-anchor:middle" o:gfxdata="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" fillcolor="#747070 [1614]" strokecolor="#1f3763 [1604]" strokeweight="1pt"/>
+            </w:pict>
+          </mc:Fallback>
+        </mc:AlternateContent>
+      </w:r>
+      <w:r>
+        <w:rPr>
+          <w:noProof/>
+        </w:rPr>
+        <mc:AlternateContent>
+          <mc:Choice Requires="wps">
+            <w:drawing>
+              <wp:anchor distT="0" distB="0" distL="114300" distR="114300" simplePos="0" relativeHeight="251713536" behindDoc="0" locked="0" layoutInCell="1" allowOverlap="1" wp14:anchorId="736CA5F8" wp14:editId="554ECD34">
+                <wp:simplePos x="0" y="0"/>
+                <wp:positionH relativeFrom="margin">
+                  <wp:posOffset>5230133</wp:posOffset>
+                </wp:positionH>
+                <wp:positionV relativeFrom="paragraph">
+                  <wp:posOffset>2253629</wp:posOffset>
+                </wp:positionV>
+                <wp:extent cx="2266981" cy="137160"/>
+                <wp:effectExtent l="0" t="1905" r="17145" b="17145"/>
+                <wp:wrapNone/>
+                <wp:docPr id="28" name="Rectangle 28"/>
+                <wp:cNvGraphicFramePr/>
+                <a:graphic xmlns:a="http://schemas.openxmlformats.org/drawingml/2006/main">
+                  <a:graphicData uri="http://schemas.microsoft.com/office/word/2010/wordprocessingShape">
+                    <wps:wsp>
+                      <wps:cNvSpPr/>
+                      <wps:spPr>
+                        <a:xfrm rot="5400000">
+                          <a:off x="0" y="0"/>
+                          <a:ext cx="2266981" cy="137160"/>
+                        </a:xfrm>
+                        <a:prstGeom prst="rect">
+                          <a:avLst/>
+                        </a:prstGeom>
+                        <a:solidFill>
+                          <a:schemeClr val="bg2">
+                            <a:lumMod val="50000"/>
+                          </a:schemeClr>
+                        </a:solidFill>
+                      </wps:spPr>
+                      <wps:style>
+                        <a:lnRef idx="2">
+                          <a:schemeClr val="accent1">
+                            <a:shade val="50000"/>
+                          </a:schemeClr>
+                        </a:lnRef>
+                        <a:fillRef idx="1">
+                          <a:schemeClr val="accent1"/>
+                        </a:fillRef>
+                        <a:effectRef idx="0">
+                          <a:schemeClr val="accent1"/>
+                        </a:effectRef>
+                        <a:fontRef idx="minor">
+                          <a:schemeClr val="lt1"/>
+                        </a:fontRef>
+                      </wps:style>
+                      <wps:bodyPr rot="0" spcFirstLastPara="0" vertOverflow="overflow" horzOverflow="overflow" vert="horz" wrap="square" lIns="91440" tIns="45720" rIns="91440" bIns="45720" numCol="1" spcCol="0" rtlCol="0" fromWordArt="0" anchor="ctr" anchorCtr="0" forceAA="0" compatLnSpc="1">
+                        <a:prstTxWarp prst="textNoShape">
+                          <a:avLst/>
+                        </a:prstTxWarp>
+                        <a:noAutofit/>
+                      </wps:bodyPr>
+                    </wps:wsp>
+                  </a:graphicData>
+                </a:graphic>
+                <wp14:sizeRelH relativeFrom="margin">
+                  <wp14:pctWidth>0</wp14:pctWidth>
+                </wp14:sizeRelH>
+                <wp14:sizeRelV relativeFrom="margin">
+                  <wp14:pctHeight>0</wp14:pctHeight>
+                </wp14:sizeRelV>
+              </wp:anchor>
+            </w:drawing>
+          </mc:Choice>
+          <mc:Fallback>
+            <w:pict>
+              <v:rect w14:anchorId="335CF4BA" id="Rectangle 28" o:spid="_x0000_s1026" style="position:absolute;margin-left:411.8pt;margin-top:177.45pt;width:178.5pt;height:10.8pt;rotation:90;z-index:251713536;visibility:visible;mso-wrap-style:square;mso-width-percent:0;mso-height-percent:0;mso-wrap-distance-left:9pt;mso-wrap-distance-top:0;mso-wrap-distance-right:9pt;mso-wrap-distance-bottom:0;mso-position-horizontal:absolute;mso-position-horizontal-relative:margin;mso-position-vertical:absolute;mso-position-vertical-relative:text;mso-width-percent:0;mso-height-percent:0;mso-width-relative:margin;mso-height-relative:margin;v-text-anchor:middle" o:gfxdata="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" fillcolor="#747070 [1614]" strokecolor="#1f3763 [1604]" strokeweight="1pt">
+                <w10:wrap anchorx="margin"/>
+              </v:rect>
+            </w:pict>
+          </mc:Fallback>
+        </mc:AlternateContent>
+      </w:r>
+      <w:r>
+        <w:rPr>
+          <w:noProof/>
+        </w:rPr>
+        <mc:AlternateContent>
+          <mc:Choice Requires="wps">
+            <w:drawing>
+              <wp:anchor distT="0" distB="0" distL="114300" distR="114300" simplePos="0" relativeHeight="251709440" behindDoc="0" locked="0" layoutInCell="1" allowOverlap="1" wp14:anchorId="1DB8C2D8" wp14:editId="01AD8DAD">
+                <wp:simplePos x="0" y="0"/>
+                <wp:positionH relativeFrom="column">
+                  <wp:posOffset>5976348</wp:posOffset>
+                </wp:positionH>
+                <wp:positionV relativeFrom="paragraph">
+                  <wp:posOffset>3309348</wp:posOffset>
+                </wp:positionV>
+                <wp:extent cx="1435735" cy="137160"/>
+                <wp:effectExtent l="0" t="0" r="12065" b="15240"/>
+                <wp:wrapNone/>
+                <wp:docPr id="26" name="Rectangle 26"/>
+                <wp:cNvGraphicFramePr/>
+                <a:graphic xmlns:a="http://schemas.openxmlformats.org/drawingml/2006/main">
+                  <a:graphicData uri="http://schemas.microsoft.com/office/word/2010/wordprocessingShape">
+                    <wps:wsp>
+                      <wps:cNvSpPr/>
+                      <wps:spPr>
+                        <a:xfrm>
+                          <a:off x="0" y="0"/>
+                          <a:ext cx="1435735" cy="137160"/>
+                        </a:xfrm>
+                        <a:prstGeom prst="rect">
+                          <a:avLst/>
+                        </a:prstGeom>
+                        <a:solidFill>
+                          <a:schemeClr val="bg2">
+                            <a:lumMod val="50000"/>
+                          </a:schemeClr>
+                        </a:solidFill>
+                      </wps:spPr>
+                      <wps:style>
+                        <a:lnRef idx="2">
+                          <a:schemeClr val="accent1">
+                            <a:shade val="50000"/>
+                          </a:schemeClr>
+                        </a:lnRef>
+                        <a:fillRef idx="1">
+                          <a:schemeClr val="accent1"/>
+                        </a:fillRef>
+                        <a:effectRef idx="0">
+                          <a:schemeClr val="accent1"/>
+                        </a:effectRef>
+                        <a:fontRef idx="minor">
+                          <a:schemeClr val="lt1"/>
+                        </a:fontRef>
+                      </wps:style>
+                      <wps:bodyPr rot="0" spcFirstLastPara="0" vertOverflow="overflow" horzOverflow="overflow" vert="horz" wrap="square" lIns="91440" tIns="45720" rIns="91440" bIns="45720" numCol="1" spcCol="0" rtlCol="0" fromWordArt="0" anchor="ctr" anchorCtr="0" forceAA="0" compatLnSpc="1">
+                        <a:prstTxWarp prst="textNoShape">
+                          <a:avLst/>
+                        </a:prstTxWarp>
+                        <a:noAutofit/>
+                      </wps:bodyPr>
+                    </wps:wsp>
+                  </a:graphicData>
+                </a:graphic>
+                <wp14:sizeRelH relativeFrom="margin">
+                  <wp14:pctWidth>0</wp14:pctWidth>
+                </wp14:sizeRelH>
+              </wp:anchor>
+            </w:drawing>
+          </mc:Choice>
+          <mc:Fallback>
+            <w:pict>
+              <v:rect w14:anchorId="68B607E8" id="Rectangle 26" o:spid="_x0000_s1026" style="position:absolute;margin-left:470.6pt;margin-top:260.6pt;width:113.05pt;height:10.8pt;z-index:251709440;visibility:visible;mso-wrap-style:square;mso-width-percent:0;mso-wrap-distance-left:9pt;mso-wrap-distance-top:0;mso-wrap-distance-right:9pt;mso-wrap-distance-bottom:0;mso-position-horizontal:absolute;mso-position-horizontal-relative:text;mso-position-vertical:absolute;mso-position-vertical-relative:text;mso-width-percent:0;mso-width-relative:margin;v-text-anchor:middle" o:gfxdata="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" fillcolor="#747070 [1614]" strokecolor="#1f3763 [1604]" strokeweight="1pt"/>
+            </w:pict>
+          </mc:Fallback>
+        </mc:AlternateContent>
+      </w:r>
+      <w:r>
+        <w:rPr>
+          <w:noProof/>
+        </w:rPr>
+        <mc:AlternateContent>
+          <mc:Choice Requires="wps">
+            <w:drawing>
+              <wp:anchor distT="0" distB="0" distL="114300" distR="114300" simplePos="0" relativeHeight="251711488" behindDoc="0" locked="0" layoutInCell="1" allowOverlap="1" wp14:anchorId="33BF8A5F" wp14:editId="395C4599">
+                <wp:simplePos x="0" y="0"/>
+                <wp:positionH relativeFrom="column">
+                  <wp:posOffset>7933397</wp:posOffset>
+                </wp:positionH>
+                <wp:positionV relativeFrom="paragraph">
+                  <wp:posOffset>3308448</wp:posOffset>
+                </wp:positionV>
+                <wp:extent cx="1029354" cy="137160"/>
+                <wp:effectExtent l="0" t="0" r="18415" b="15240"/>
+                <wp:wrapNone/>
+                <wp:docPr id="27" name="Rectangle 27"/>
+                <wp:cNvGraphicFramePr/>
+                <a:graphic xmlns:a="http://schemas.openxmlformats.org/drawingml/2006/main">
+                  <a:graphicData uri="http://schemas.microsoft.com/office/word/2010/wordprocessingShape">
+                    <wps:wsp>
+                      <wps:cNvSpPr/>
+                      <wps:spPr>
+                        <a:xfrm>
+                          <a:off x="0" y="0"/>
+                          <a:ext cx="1029354" cy="137160"/>
+                        </a:xfrm>
+                        <a:prstGeom prst="rect">
+                          <a:avLst/>
+                        </a:prstGeom>
+                        <a:solidFill>
+                          <a:schemeClr val="bg2">
+                            <a:lumMod val="50000"/>
+                          </a:schemeClr>
+                        </a:solidFill>
+                      </wps:spPr>
+                      <wps:style>
+                        <a:lnRef idx="2">
+                          <a:schemeClr val="accent1">
+                            <a:shade val="50000"/>
+                          </a:schemeClr>
+                        </a:lnRef>
+                        <a:fillRef idx="1">
+                          <a:schemeClr val="accent1"/>
+                        </a:fillRef>
+                        <a:effectRef idx="0">
+                          <a:schemeClr val="accent1"/>
+                        </a:effectRef>
+                        <a:fontRef idx="minor">
+                          <a:schemeClr val="lt1"/>
+                        </a:fontRef>
+                      </wps:style>
+                      <wps:bodyPr rot="0" spcFirstLastPara="0" vertOverflow="overflow" horzOverflow="overflow" vert="horz" wrap="square" lIns="91440" tIns="45720" rIns="91440" bIns="45720" numCol="1" spcCol="0" rtlCol="0" fromWordArt="0" anchor="ctr" anchorCtr="0" forceAA="0" compatLnSpc="1">
+                        <a:prstTxWarp prst="textNoShape">
+                          <a:avLst/>
+                        </a:prstTxWarp>
+                        <a:noAutofit/>
+                      </wps:bodyPr>
+                    </wps:wsp>
+                  </a:graphicData>
+                </a:graphic>
+                <wp14:sizeRelH relativeFrom="margin">
+                  <wp14:pctWidth>0</wp14:pctWidth>
+                </wp14:sizeRelH>
+              </wp:anchor>
+            </w:drawing>
+          </mc:Choice>
+          <mc:Fallback>
+            <w:pict>
+              <v:rect w14:anchorId="72840E44" id="Rectangle 27" o:spid="_x0000_s1026" style="position:absolute;margin-left:624.7pt;margin-top:260.5pt;width:81.05pt;height:10.8pt;z-index:251711488;visibility:visible;mso-wrap-style:square;mso-width-percent:0;mso-wrap-distance-left:9pt;mso-wrap-distance-top:0;mso-wrap-distance-right:9pt;mso-wrap-distance-bottom:0;mso-position-horizontal:absolute;mso-position-horizontal-relative:text;mso-position-vertical:absolute;mso-position-vertical-relative:text;mso-width-percent:0;mso-width-relative:margin;v-text-anchor:middle" o:gfxdata="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" fillcolor="#747070 [1614]" strokecolor="#1f3763 [1604]" strokeweight="1pt"/>
+            </w:pict>
+          </mc:Fallback>
+        </mc:AlternateContent>
+      </w:r>
+      <w:r>
+        <w:rPr>
+          <w:noProof/>
+        </w:rPr>
+        <mc:AlternateContent>
+          <mc:Choice Requires="wps">
+            <w:drawing>
+              <wp:anchor distT="0" distB="0" distL="114300" distR="114300" simplePos="0" relativeHeight="251707392" behindDoc="0" locked="0" layoutInCell="1" allowOverlap="1" wp14:anchorId="4E73E47F" wp14:editId="645E8394">
+                <wp:simplePos x="0" y="0"/>
+                <wp:positionH relativeFrom="column">
+                  <wp:posOffset>7943264</wp:posOffset>
+                </wp:positionH>
+                <wp:positionV relativeFrom="paragraph">
+                  <wp:posOffset>1487707</wp:posOffset>
+                </wp:positionV>
+                <wp:extent cx="1029354" cy="137160"/>
+                <wp:effectExtent l="0" t="0" r="18415" b="15240"/>
+                <wp:wrapNone/>
+                <wp:docPr id="25" name="Rectangle 25"/>
+                <wp:cNvGraphicFramePr/>
+                <a:graphic xmlns:a="http://schemas.openxmlformats.org/drawingml/2006/main">
+                  <a:graphicData uri="http://schemas.microsoft.com/office/word/2010/wordprocessingShape">
+                    <wps:wsp>
+                      <wps:cNvSpPr/>
+                      <wps:spPr>
+                        <a:xfrm>
+                          <a:off x="0" y="0"/>
+                          <a:ext cx="1029354" cy="137160"/>
+                        </a:xfrm>
+                        <a:prstGeom prst="rect">
+                          <a:avLst/>
+                        </a:prstGeom>
+                        <a:solidFill>
+                          <a:schemeClr val="bg2">
+                            <a:lumMod val="50000"/>
+                          </a:schemeClr>
+                        </a:solidFill>
+                      </wps:spPr>
+                      <wps:style>
+                        <a:lnRef idx="2">
+                          <a:schemeClr val="accent1">
+                            <a:shade val="50000"/>
+                          </a:schemeClr>
+                        </a:lnRef>
+                        <a:fillRef idx="1">
+                          <a:schemeClr val="accent1"/>
+                        </a:fillRef>
+                        <a:effectRef idx="0">
+                          <a:schemeClr val="accent1"/>
+                        </a:effectRef>
+                        <a:fontRef idx="minor">
+                          <a:schemeClr val="lt1"/>
+                        </a:fontRef>
+                      </wps:style>
+                      <wps:bodyPr rot="0" spcFirstLastPara="0" vertOverflow="overflow" horzOverflow="overflow" vert="horz" wrap="square" lIns="91440" tIns="45720" rIns="91440" bIns="45720" numCol="1" spcCol="0" rtlCol="0" fromWordArt="0" anchor="ctr" anchorCtr="0" forceAA="0" compatLnSpc="1">
+                        <a:prstTxWarp prst="textNoShape">
+                          <a:avLst/>
+                        </a:prstTxWarp>
+                        <a:noAutofit/>
+                      </wps:bodyPr>
+                    </wps:wsp>
+                  </a:graphicData>
+                </a:graphic>
+                <wp14:sizeRelH relativeFrom="margin">
+                  <wp14:pctWidth>0</wp14:pctWidth>
+                </wp14:sizeRelH>
+              </wp:anchor>
+            </w:drawing>
+          </mc:Choice>
+          <mc:Fallback>
+            <w:pict>
+              <v:rect w14:anchorId="58C73839" id="Rectangle 25" o:spid="_x0000_s1026" style="position:absolute;margin-left:625.45pt;margin-top:117.15pt;width:81.05pt;height:10.8pt;z-index:251707392;visibility:visible;mso-wrap-style:square;mso-width-percent:0;mso-wrap-distance-left:9pt;mso-wrap-distance-top:0;mso-wrap-distance-right:9pt;mso-wrap-distance-bottom:0;mso-position-horizontal:absolute;mso-position-horizontal-relative:text;mso-position-vertical:absolute;mso-position-vertical-relative:text;mso-width-percent:0;mso-width-relative:margin;v-text-anchor:middle" o:gfxdata="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" fillcolor="#747070 [1614]" strokecolor="#1f3763 [1604]" strokeweight="1pt"/>
+            </w:pict>
+          </mc:Fallback>
+        </mc:AlternateContent>
+      </w:r>
+      <w:r>
+        <w:rPr>
+          <w:noProof/>
+        </w:rPr>
+        <mc:AlternateContent>
+          <mc:Choice Requires="wps">
+            <w:drawing>
+              <wp:anchor distT="0" distB="0" distL="114300" distR="114300" simplePos="0" relativeHeight="251705344" behindDoc="0" locked="0" layoutInCell="1" allowOverlap="1" wp14:anchorId="544A8C03" wp14:editId="1C9B0CCF">
+                <wp:simplePos x="0" y="0"/>
+                <wp:positionH relativeFrom="column">
+                  <wp:posOffset>6394504</wp:posOffset>
+                </wp:positionH>
+                <wp:positionV relativeFrom="paragraph">
+                  <wp:posOffset>1488095</wp:posOffset>
+                </wp:positionV>
+                <wp:extent cx="1029354" cy="137160"/>
+                <wp:effectExtent l="0" t="0" r="18415" b="15240"/>
+                <wp:wrapNone/>
+                <wp:docPr id="24" name="Rectangle 24"/>
+                <wp:cNvGraphicFramePr/>
+                <a:graphic xmlns:a="http://schemas.openxmlformats.org/drawingml/2006/main">
+                  <a:graphicData uri="http://schemas.microsoft.com/office/word/2010/wordprocessingShape">
+                    <wps:wsp>
+                      <wps:cNvSpPr/>
+                      <wps:spPr>
+                        <a:xfrm>
+                          <a:off x="0" y="0"/>
+                          <a:ext cx="1029354" cy="137160"/>
+                        </a:xfrm>
+                        <a:prstGeom prst="rect">
+                          <a:avLst/>
+                        </a:prstGeom>
+                        <a:solidFill>
+                          <a:schemeClr val="bg2">
+                            <a:lumMod val="50000"/>
+                          </a:schemeClr>
+                        </a:solidFill>
+                      </wps:spPr>
+                      <wps:style>
+                        <a:lnRef idx="2">
+                          <a:schemeClr val="accent1">
+                            <a:shade val="50000"/>
+                          </a:schemeClr>
+                        </a:lnRef>
+                        <a:fillRef idx="1">
+                          <a:schemeClr val="accent1"/>
+                        </a:fillRef>
+                        <a:effectRef idx="0">
+                          <a:schemeClr val="accent1"/>
+                        </a:effectRef>
+                        <a:fontRef idx="minor">
+                          <a:schemeClr val="lt1"/>
+                        </a:fontRef>
+                      </wps:style>
+                      <wps:bodyPr rot="0" spcFirstLastPara="0" vertOverflow="overflow" horzOverflow="overflow" vert="horz" wrap="square" lIns="91440" tIns="45720" rIns="91440" bIns="45720" numCol="1" spcCol="0" rtlCol="0" fromWordArt="0" anchor="ctr" anchorCtr="0" forceAA="0" compatLnSpc="1">
+                        <a:prstTxWarp prst="textNoShape">
+                          <a:avLst/>
+                        </a:prstTxWarp>
+                        <a:noAutofit/>
+                      </wps:bodyPr>
+                    </wps:wsp>
+                  </a:graphicData>
+                </a:graphic>
+                <wp14:sizeRelH relativeFrom="margin">
+                  <wp14:pctWidth>0</wp14:pctWidth>
+                </wp14:sizeRelH>
+              </wp:anchor>
+            </w:drawing>
+          </mc:Choice>
+          <mc:Fallback>
+            <w:pict>
+              <v:rect w14:anchorId="6EDEDFA6" id="Rectangle 24" o:spid="_x0000_s1026" style="position:absolute;margin-left:503.5pt;margin-top:117.15pt;width:81.05pt;height:10.8pt;z-index:251705344;visibility:visible;mso-wrap-style:square;mso-width-percent:0;mso-wrap-distance-left:9pt;mso-wrap-distance-top:0;mso-wrap-distance-right:9pt;mso-wrap-distance-bottom:0;mso-position-horizontal:absolute;mso-position-horizontal-relative:text;mso-position-vertical:absolute;mso-position-vertical-relative:text;mso-width-percent:0;mso-width-relative:margin;v-text-anchor:middle" o:gfxdata="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" fillcolor="#747070 [1614]" strokecolor="#1f3763 [1604]" strokeweight="1pt"/>
+            </w:pict>
+          </mc:Fallback>
+        </mc:AlternateContent>
+      </w:r>
+      <w:r>
+        <w:rPr>
+          <w:noProof/>
+        </w:rPr>
+        <mc:AlternateContent>
+          <mc:Choice Requires="wps">
+            <w:drawing>
+              <wp:anchor distT="0" distB="0" distL="114300" distR="114300" simplePos="0" relativeHeight="251701248" behindDoc="0" locked="0" layoutInCell="1" allowOverlap="1" wp14:anchorId="658EE388" wp14:editId="10B175D8">
+                <wp:simplePos x="0" y="0"/>
+                <wp:positionH relativeFrom="column">
+                  <wp:posOffset>6116954</wp:posOffset>
+                </wp:positionH>
+                <wp:positionV relativeFrom="paragraph">
+                  <wp:posOffset>395456</wp:posOffset>
+                </wp:positionV>
+                <wp:extent cx="484367" cy="137160"/>
+                <wp:effectExtent l="1905" t="0" r="13335" b="13335"/>
+                <wp:wrapNone/>
+                <wp:docPr id="22" name="Rectangle 22"/>
+                <wp:cNvGraphicFramePr/>
+                <a:graphic xmlns:a="http://schemas.openxmlformats.org/drawingml/2006/main">
+                  <a:graphicData uri="http://schemas.microsoft.com/office/word/2010/wordprocessingShape">
+                    <wps:wsp>
+                      <wps:cNvSpPr/>
+                      <wps:spPr>
+                        <a:xfrm rot="16200000">
+                          <a:off x="0" y="0"/>
+                          <a:ext cx="484367" cy="137160"/>
+                        </a:xfrm>
+                        <a:prstGeom prst="rect">
+                          <a:avLst/>
+                        </a:prstGeom>
+                        <a:solidFill>
+                          <a:schemeClr val="bg2">
+                            <a:lumMod val="50000"/>
+                          </a:schemeClr>
+                        </a:solidFill>
+                      </wps:spPr>
+                      <wps:style>
+                        <a:lnRef idx="2">
+                          <a:schemeClr val="accent1">
+                            <a:shade val="50000"/>
+                          </a:schemeClr>
+                        </a:lnRef>
+                        <a:fillRef idx="1">
+                          <a:schemeClr val="accent1"/>
+                        </a:fillRef>
+                        <a:effectRef idx="0">
+                          <a:schemeClr val="accent1"/>
+                        </a:effectRef>
+                        <a:fontRef idx="minor">
+                          <a:schemeClr val="lt1"/>
+                        </a:fontRef>
+                      </wps:style>
+                      <wps:bodyPr rot="0" spcFirstLastPara="0" vertOverflow="overflow" horzOverflow="overflow" vert="horz" wrap="square" lIns="91440" tIns="45720" rIns="91440" bIns="45720" numCol="1" spcCol="0" rtlCol="0" fromWordArt="0" anchor="ctr" anchorCtr="0" forceAA="0" compatLnSpc="1">
+                        <a:prstTxWarp prst="textNoShape">
+                          <a:avLst/>
+                        </a:prstTxWarp>
+                        <a:noAutofit/>
+                      </wps:bodyPr>
+                    </wps:wsp>
+                  </a:graphicData>
+                </a:graphic>
+                <wp14:sizeRelH relativeFrom="margin">
+                  <wp14:pctWidth>0</wp14:pctWidth>
+                </wp14:sizeRelH>
+              </wp:anchor>
+            </w:drawing>
+          </mc:Choice>
+          <mc:Fallback>
+            <w:pict>
+              <v:rect w14:anchorId="0442AF91" id="Rectangle 22" o:spid="_x0000_s1026" style="position:absolute;margin-left:481.65pt;margin-top:31.15pt;width:38.15pt;height:10.8pt;rotation:-90;z-index:251701248;visibility:visible;mso-wrap-style:square;mso-width-percent:0;mso-wrap-distance-left:9pt;mso-wrap-distance-top:0;mso-wrap-distance-right:9pt;mso-wrap-distance-bottom:0;mso-position-horizontal:absolute;mso-position-horizontal-relative:text;mso-position-vertical:absolute;mso-position-vertical-relative:text;mso-width-percent:0;mso-width-relative:margin;v-text-anchor:middle" o:gfxdata="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" fillcolor="#747070 [1614]" strokecolor="#1f3763 [1604]" strokeweight="1pt"/>
+            </w:pict>
+          </mc:Fallback>
+        </mc:AlternateContent>
+      </w:r>
+      <w:r>
+        <mc:AlternateContent>
+          <mc:Choice Requires="wps">
+            <w:drawing>
+              <wp:anchor distT="0" distB="0" distL="114300" distR="114300" simplePos="0" relativeHeight="251671552" behindDoc="0" locked="0" layoutInCell="1" allowOverlap="1" wp14:anchorId="32989DD4" wp14:editId="1D02E77A">
+                <wp:simplePos x="0" y="0"/>
+                <wp:positionH relativeFrom="column">
+                  <wp:posOffset>4127486</wp:posOffset>
+                </wp:positionH>
+                <wp:positionV relativeFrom="paragraph">
+                  <wp:posOffset>1535911</wp:posOffset>
+                </wp:positionV>
+                <wp:extent cx="1224280" cy="1238165"/>
+                <wp:effectExtent l="0" t="6668" r="26353" b="26352"/>
+                <wp:wrapNone/>
+                <wp:docPr id="7" name="Rectangle : coins arrondis 7"/>
+                <wp:cNvGraphicFramePr/>
+                <a:graphic xmlns:a="http://schemas.openxmlformats.org/drawingml/2006/main">
+                  <a:graphicData uri="http://schemas.microsoft.com/office/word/2010/wordprocessingShape">
+                    <wps:wsp>
+                      <wps:cNvSpPr/>
+                      <wps:spPr>
+                        <a:xfrm rot="5400000">
+                          <a:off x="0" y="0"/>
+                          <a:ext cx="1224280" cy="1238165"/>
+                        </a:xfrm>
+                        <a:prstGeom prst="roundRect">
+                          <a:avLst/>
+                        </a:prstGeom>
+                      </wps:spPr>
+                      <wps:style>
+                        <a:lnRef idx="2">
+                          <a:schemeClr val="accent1">
+                            <a:shade val="50000"/>
+                          </a:schemeClr>
+                        </a:lnRef>
+                        <a:fillRef idx="1">
+                          <a:schemeClr val="accent1"/>
+                        </a:fillRef>
+                        <a:effectRef idx="0">
+                          <a:schemeClr val="accent1"/>
+                        </a:effectRef>
+                        <a:fontRef idx="minor">
+                          <a:schemeClr val="lt1"/>
+                        </a:fontRef>
+                      </wps:style>
+                      <wps:bodyPr rot="0" spcFirstLastPara="0" vertOverflow="overflow" horzOverflow="overflow" vert="horz" wrap="square" lIns="91440" tIns="45720" rIns="91440" bIns="45720" numCol="1" spcCol="0" rtlCol="0" fromWordArt="0" anchor="ctr" anchorCtr="0" forceAA="0" compatLnSpc="1">
+                        <a:prstTxWarp prst="textNoShape">
+                          <a:avLst/>
+                        </a:prstTxWarp>
+                        <a:noAutofit/>
+                      </wps:bodyPr>
+                    </wps:wsp>
+                  </a:graphicData>
+                </a:graphic>
+                <wp14:sizeRelH relativeFrom="margin">
+                  <wp14:pctWidth>0</wp14:pctWidth>
+                </wp14:sizeRelH>
+                <wp14:sizeRelV relativeFrom="margin">
+                  <wp14:pctHeight>0</wp14:pctHeight>
+                </wp14:sizeRelV>
+              </wp:anchor>
+            </w:drawing>
+          </mc:Choice>
+          <mc:Fallback>
+            <w:pict>
+              <v:roundrect w14:anchorId="312CDAA3" id="Rectangle : coins arrondis 7" o:spid="_x0000_s1026" style="position:absolute;margin-left:325pt;margin-top:120.95pt;width:96.4pt;height:97.5pt;rotation:90;z-index:251671552;visibility:visible;mso-wrap-style:square;mso-width-percent:0;mso-height-percent:0;mso-wrap-distance-left:9pt;mso-wrap-distance-top:0;mso-wrap-distance-right:9pt;mso-wrap-distance-bottom:0;mso-position-horizontal:absolute;mso-position-horizontal-relative:text;mso-position-vertical:absolute;mso-position-vertical-relative:text;mso-width-percent:0;mso-height-percent:0;mso-width-relative:margin;mso-height-relative:margin;v-text-anchor:middle" arcsize="10923f" o:gfxdata="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" fillcolor="#4472c4 [3204]" strokecolor="#1f3763 [1604]" strokeweight="1pt">
+                <v:stroke joinstyle="miter"/>
+              </v:roundrect>
+            </w:pict>
+          </mc:Fallback>
+        </mc:AlternateContent>
+      </w:r>
+      <w:r>
+        <w:rPr>
+          <w:noProof/>
+        </w:rPr>
+        <mc:AlternateContent>
+          <mc:Choice Requires="wps">
+            <w:drawing>
+              <wp:anchor distT="0" distB="0" distL="114300" distR="114300" simplePos="0" relativeHeight="251699200" behindDoc="0" locked="0" layoutInCell="1" allowOverlap="1" wp14:anchorId="46D37BEF" wp14:editId="38BCFB40">
+                <wp:simplePos x="0" y="0"/>
+                <wp:positionH relativeFrom="column">
+                  <wp:posOffset>5096315</wp:posOffset>
+                </wp:positionH>
+                <wp:positionV relativeFrom="paragraph">
+                  <wp:posOffset>1596756</wp:posOffset>
+                </wp:positionV>
+                <wp:extent cx="484367" cy="137160"/>
+                <wp:effectExtent l="1905" t="0" r="13335" b="13335"/>
+                <wp:wrapNone/>
+                <wp:docPr id="21" name="Rectangle 21"/>
+                <wp:cNvGraphicFramePr/>
+                <a:graphic xmlns:a="http://schemas.openxmlformats.org/drawingml/2006/main">
+                  <a:graphicData uri="http://schemas.microsoft.com/office/word/2010/wordprocessingShape">
+                    <wps:wsp>
+                      <wps:cNvSpPr/>
+                      <wps:spPr>
+                        <a:xfrm rot="16200000">
+                          <a:off x="0" y="0"/>
+                          <a:ext cx="484367" cy="137160"/>
+                        </a:xfrm>
+                        <a:prstGeom prst="rect">
+                          <a:avLst/>
+                        </a:prstGeom>
+                        <a:solidFill>
+                          <a:schemeClr val="bg2">
+                            <a:lumMod val="50000"/>
+                          </a:schemeClr>
+                        </a:solidFill>
+                      </wps:spPr>
+                      <wps:style>
+                        <a:lnRef idx="2">
+                          <a:schemeClr val="accent1">
+                            <a:shade val="50000"/>
+                          </a:schemeClr>
+                        </a:lnRef>
+                        <a:fillRef idx="1">
+                          <a:schemeClr val="accent1"/>
+                        </a:fillRef>
+                        <a:effectRef idx="0">
+                          <a:schemeClr val="accent1"/>
+                        </a:effectRef>
+                        <a:fontRef idx="minor">
+                          <a:schemeClr val="lt1"/>
+                        </a:fontRef>
+                      </wps:style>
+                      <wps:bodyPr rot="0" spcFirstLastPara="0" vertOverflow="overflow" horzOverflow="overflow" vert="horz" wrap="square" lIns="91440" tIns="45720" rIns="91440" bIns="45720" numCol="1" spcCol="0" rtlCol="0" fromWordArt="0" anchor="ctr" anchorCtr="0" forceAA="0" compatLnSpc="1">
+                        <a:prstTxWarp prst="textNoShape">
+                          <a:avLst/>
+                        </a:prstTxWarp>
+                        <a:noAutofit/>
+                      </wps:bodyPr>
+                    </wps:wsp>
+                  </a:graphicData>
+                </a:graphic>
+                <wp14:sizeRelH relativeFrom="margin">
+                  <wp14:pctWidth>0</wp14:pctWidth>
+                </wp14:sizeRelH>
+              </wp:anchor>
+            </w:drawing>
+          </mc:Choice>
+          <mc:Fallback>
+            <w:pict>
+              <v:rect w14:anchorId="2F7CEDD4" id="Rectangle 21" o:spid="_x0000_s1026" style="position:absolute;margin-left:401.3pt;margin-top:125.75pt;width:38.15pt;height:10.8pt;rotation:-90;z-index:251699200;visibility:visible;mso-wrap-style:square;mso-width-percent:0;mso-wrap-distance-left:9pt;mso-wrap-distance-top:0;mso-wrap-distance-right:9pt;mso-wrap-distance-bottom:0;mso-position-horizontal:absolute;mso-position-horizontal-relative:text;mso-position-vertical:absolute;mso-position-vertical-relative:text;mso-width-percent:0;mso-width-relative:margin;v-text-anchor:middle" o:gfxdata="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" fillcolor="#747070 [1614]" strokecolor="#1f3763 [1604]" strokeweight="1pt"/>
+            </w:pict>
+          </mc:Fallback>
+        </mc:AlternateContent>
+      </w:r>
+      <w:r>
+        <w:rPr>
+          <w:noProof/>
+        </w:rPr>
+        <mc:AlternateContent>
+          <mc:Choice Requires="wps">
+            <w:drawing>
+              <wp:anchor distT="0" distB="0" distL="114300" distR="114300" simplePos="0" relativeHeight="251695104" behindDoc="0" locked="0" layoutInCell="1" allowOverlap="1" wp14:anchorId="0D897D2C" wp14:editId="45043920">
+                <wp:simplePos x="0" y="0"/>
+                <wp:positionH relativeFrom="column">
+                  <wp:posOffset>3719339</wp:posOffset>
+                </wp:positionH>
+                <wp:positionV relativeFrom="paragraph">
+                  <wp:posOffset>1419199</wp:posOffset>
+                </wp:positionV>
+                <wp:extent cx="1640264" cy="137160"/>
+                <wp:effectExtent l="0" t="0" r="17145" b="15240"/>
+                <wp:wrapNone/>
+                <wp:docPr id="19" name="Rectangle 19"/>
+                <wp:cNvGraphicFramePr/>
+                <a:graphic xmlns:a="http://schemas.openxmlformats.org/drawingml/2006/main">
+                  <a:graphicData uri="http://schemas.microsoft.com/office/word/2010/wordprocessingShape">
+                    <wps:wsp>
+                      <wps:cNvSpPr/>
+                      <wps:spPr>
+                        <a:xfrm>
+                          <a:off x="0" y="0"/>
+                          <a:ext cx="1640264" cy="137160"/>
+                        </a:xfrm>
+                        <a:prstGeom prst="rect">
+                          <a:avLst/>
+                        </a:prstGeom>
+                        <a:solidFill>
+                          <a:schemeClr val="bg2">
+                            <a:lumMod val="50000"/>
+                          </a:schemeClr>
+                        </a:solidFill>
+                      </wps:spPr>
+                      <wps:style>
+                        <a:lnRef idx="2">
+                          <a:schemeClr val="accent1">
+                            <a:shade val="50000"/>
+                          </a:schemeClr>
+                        </a:lnRef>
+                        <a:fillRef idx="1">
+                          <a:schemeClr val="accent1"/>
+                        </a:fillRef>
+                        <a:effectRef idx="0">
+                          <a:schemeClr val="accent1"/>
+                        </a:effectRef>
+                        <a:fontRef idx="minor">
+                          <a:schemeClr val="lt1"/>
+                        </a:fontRef>
+                      </wps:style>
+                      <wps:bodyPr rot="0" spcFirstLastPara="0" vertOverflow="overflow" horzOverflow="overflow" vert="horz" wrap="square" lIns="91440" tIns="45720" rIns="91440" bIns="45720" numCol="1" spcCol="0" rtlCol="0" fromWordArt="0" anchor="ctr" anchorCtr="0" forceAA="0" compatLnSpc="1">
+                        <a:prstTxWarp prst="textNoShape">
+                          <a:avLst/>
+                        </a:prstTxWarp>
+                        <a:noAutofit/>
+                      </wps:bodyPr>
+                    </wps:wsp>
+                  </a:graphicData>
+                </a:graphic>
+                <wp14:sizeRelH relativeFrom="margin">
+                  <wp14:pctWidth>0</wp14:pctWidth>
+                </wp14:sizeRelH>
+              </wp:anchor>
+            </w:drawing>
+          </mc:Choice>
+          <mc:Fallback>
+            <w:pict>
+              <v:rect w14:anchorId="61989BB8" id="Rectangle 19" o:spid="_x0000_s1026" style="position:absolute;margin-left:292.85pt;margin-top:111.75pt;width:129.15pt;height:10.8pt;z-index:251695104;visibility:visible;mso-wrap-style:square;mso-width-percent:0;mso-wrap-distance-left:9pt;mso-wrap-distance-top:0;mso-wrap-distance-right:9pt;mso-wrap-distance-bottom:0;mso-position-horizontal:absolute;mso-position-horizontal-relative:text;mso-position-vertical:absolute;mso-position-vertical-relative:text;mso-width-percent:0;mso-width-relative:margin;v-text-anchor:middle" o:gfxdata="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" fillcolor="#747070 [1614]" strokecolor="#1f3763 [1604]" strokeweight="1pt"/>
+            </w:pict>
+          </mc:Fallback>
+        </mc:AlternateContent>
+      </w:r>
+      <w:r>
+        <w:rPr>
+          <w:noProof/>
+        </w:rPr>
+        <mc:AlternateContent>
+          <mc:Choice Requires="wps">
+            <w:drawing>
+              <wp:anchor distT="0" distB="0" distL="114300" distR="114300" simplePos="0" relativeHeight="251693056" behindDoc="0" locked="0" layoutInCell="1" allowOverlap="1" wp14:anchorId="0B2C1375" wp14:editId="2E444F01">
+                <wp:simplePos x="0" y="0"/>
+                <wp:positionH relativeFrom="column">
+                  <wp:posOffset>6387465</wp:posOffset>
+                </wp:positionH>
+                <wp:positionV relativeFrom="paragraph">
+                  <wp:posOffset>223810</wp:posOffset>
+                </wp:positionV>
+                <wp:extent cx="2621280" cy="137160"/>
+                <wp:effectExtent l="0" t="0" r="26670" b="15240"/>
+                <wp:wrapNone/>
+                <wp:docPr id="18" name="Rectangle 18"/>
+                <wp:cNvGraphicFramePr/>
+                <a:graphic xmlns:a="http://schemas.openxmlformats.org/drawingml/2006/main">
+                  <a:graphicData uri="http://schemas.microsoft.com/office/word/2010/wordprocessingShape">
+                    <wps:wsp>
+                      <wps:cNvSpPr/>
+                      <wps:spPr>
+                        <a:xfrm>
+                          <a:off x="0" y="0"/>
+                          <a:ext cx="2621280" cy="137160"/>
+                        </a:xfrm>
+                        <a:prstGeom prst="rect">
+                          <a:avLst/>
+                        </a:prstGeom>
+                        <a:solidFill>
+                          <a:schemeClr val="bg2">
+                            <a:lumMod val="50000"/>
+                          </a:schemeClr>
+                        </a:solidFill>
+                      </wps:spPr>
+                      <wps:style>
+                        <a:lnRef idx="2">
+                          <a:schemeClr val="accent1">
+                            <a:shade val="50000"/>
+                          </a:schemeClr>
+                        </a:lnRef>
+                        <a:fillRef idx="1">
+                          <a:schemeClr val="accent1"/>
+                        </a:fillRef>
+                        <a:effectRef idx="0">
+                          <a:schemeClr val="accent1"/>
+                        </a:effectRef>
+                        <a:fontRef idx="minor">
+                          <a:schemeClr val="lt1"/>
+                        </a:fontRef>
+                      </wps:style>
+                      <wps:bodyPr rot="0" spcFirstLastPara="0" vertOverflow="overflow" horzOverflow="overflow" vert="horz" wrap="square" lIns="91440" tIns="45720" rIns="91440" bIns="45720" numCol="1" spcCol="0" rtlCol="0" fromWordArt="0" anchor="ctr" anchorCtr="0" forceAA="0" compatLnSpc="1">
+                        <a:prstTxWarp prst="textNoShape">
+                          <a:avLst/>
+                        </a:prstTxWarp>
+                        <a:noAutofit/>
+                      </wps:bodyPr>
+                    </wps:wsp>
+                  </a:graphicData>
+                </a:graphic>
+              </wp:anchor>
+            </w:drawing>
+          </mc:Choice>
+          <mc:Fallback>
+            <w:pict>
+              <v:rect w14:anchorId="1633205A" id="Rectangle 18" o:spid="_x0000_s1026" style="position:absolute;margin-left:502.95pt;margin-top:17.6pt;width:206.4pt;height:10.8pt;z-index:251693056;visibility:visible;mso-wrap-style:square;mso-wrap-distance-left:9pt;mso-wrap-distance-top:0;mso-wrap-distance-right:9pt;mso-wrap-distance-bottom:0;mso-position-horizontal:absolute;mso-position-horizontal-relative:text;mso-position-vertical:absolute;mso-position-vertical-relative:text;v-text-anchor:middle" o:gfxdata="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" fillcolor="#747070 [1614]" strokecolor="#1f3763 [1604]" strokeweight="1pt"/>
+            </w:pict>
+          </mc:Fallback>
+        </mc:AlternateContent>
+      </w:r>
+      <w:r>
+        <w:rPr>
+          <w:noProof/>
+        </w:rPr>
+        <mc:AlternateContent>
+          <mc:Choice Requires="wps">
+            <w:drawing>
+              <wp:anchor distT="0" distB="0" distL="114300" distR="114300" simplePos="0" relativeHeight="251691008" behindDoc="0" locked="0" layoutInCell="1" allowOverlap="1" wp14:anchorId="1DDD59F2" wp14:editId="6060860B">
+                <wp:simplePos x="0" y="0"/>
+                <wp:positionH relativeFrom="column">
+                  <wp:posOffset>3760470</wp:posOffset>
+                </wp:positionH>
+                <wp:positionV relativeFrom="paragraph">
+                  <wp:posOffset>214630</wp:posOffset>
+                </wp:positionV>
+                <wp:extent cx="2621280" cy="137160"/>
+                <wp:effectExtent l="0" t="0" r="26670" b="15240"/>
+                <wp:wrapNone/>
+                <wp:docPr id="17" name="Rectangle 17"/>
+                <wp:cNvGraphicFramePr/>
+                <a:graphic xmlns:a="http://schemas.openxmlformats.org/drawingml/2006/main">
+                  <a:graphicData uri="http://schemas.microsoft.com/office/word/2010/wordprocessingShape">
+                    <wps:wsp>
+                      <wps:cNvSpPr/>
+                      <wps:spPr>
+                        <a:xfrm>
+                          <a:off x="0" y="0"/>
+                          <a:ext cx="2621280" cy="137160"/>
+                        </a:xfrm>
+                        <a:prstGeom prst="rect">
+                          <a:avLst/>
+                        </a:prstGeom>
+                        <a:solidFill>
+                          <a:schemeClr val="bg2">
+                            <a:lumMod val="50000"/>
+                          </a:schemeClr>
+                        </a:solidFill>
+                      </wps:spPr>
+                      <wps:style>
+                        <a:lnRef idx="2">
+                          <a:schemeClr val="accent1">
+                            <a:shade val="50000"/>
+                          </a:schemeClr>
+                        </a:lnRef>
+                        <a:fillRef idx="1">
+                          <a:schemeClr val="accent1"/>
+                        </a:fillRef>
+                        <a:effectRef idx="0">
+                          <a:schemeClr val="accent1"/>
+                        </a:effectRef>
+                        <a:fontRef idx="minor">
+                          <a:schemeClr val="lt1"/>
+                        </a:fontRef>
+                      </wps:style>
+                      <wps:bodyPr rot="0" spcFirstLastPara="0" vertOverflow="overflow" horzOverflow="overflow" vert="horz" wrap="square" lIns="91440" tIns="45720" rIns="91440" bIns="45720" numCol="1" spcCol="0" rtlCol="0" fromWordArt="0" anchor="ctr" anchorCtr="0" forceAA="0" compatLnSpc="1">
+                        <a:prstTxWarp prst="textNoShape">
+                          <a:avLst/>
+                        </a:prstTxWarp>
+                        <a:noAutofit/>
+                      </wps:bodyPr>
+                    </wps:wsp>
+                  </a:graphicData>
+                </a:graphic>
+              </wp:anchor>
+            </w:drawing>
+          </mc:Choice>
+          <mc:Fallback>
+            <w:pict>
+              <v:rect w14:anchorId="450A65B2" id="Rectangle 17" o:spid="_x0000_s1026" style="position:absolute;margin-left:296.1pt;margin-top:16.9pt;width:206.4pt;height:10.8pt;z-index:251691008;visibility:visible;mso-wrap-style:square;mso-wrap-distance-left:9pt;mso-wrap-distance-top:0;mso-wrap-distance-right:9pt;mso-wrap-distance-bottom:0;mso-position-horizontal:absolute;mso-position-horizontal-relative:text;mso-position-vertical:absolute;mso-position-vertical-relative:text;v-text-anchor:middle" o:gfxdata="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" fillcolor="#747070 [1614]" strokecolor="#1f3763 [1604]" strokeweight="1pt"/>
+            </w:pict>
+          </mc:Fallback>
+        </mc:AlternateContent>
+      </w:r>
+      <w:r>
+        <mc:AlternateContent>
+          <mc:Choice Requires="wps">
+            <w:drawing>
+              <wp:anchor distT="0" distB="0" distL="114300" distR="114300" simplePos="0" relativeHeight="251659264" behindDoc="0" locked="0" layoutInCell="1" allowOverlap="1" wp14:anchorId="434313E4" wp14:editId="018BAF2A">
+                <wp:simplePos x="0" y="0"/>
+                <wp:positionH relativeFrom="column">
+                  <wp:posOffset>3748405</wp:posOffset>
+                </wp:positionH>
+                <wp:positionV relativeFrom="paragraph">
+                  <wp:posOffset>288925</wp:posOffset>
+                </wp:positionV>
+                <wp:extent cx="2590800" cy="1249680"/>
+                <wp:effectExtent l="0" t="0" r="19050" b="26670"/>
+                <wp:wrapNone/>
+                <wp:docPr id="1" name="Rectangle : coins arrondis 1"/>
+                <wp:cNvGraphicFramePr/>
+                <a:graphic xmlns:a="http://schemas.openxmlformats.org/drawingml/2006/main">
+                  <a:graphicData uri="http://schemas.microsoft.com/office/word/2010/wordprocessingShape">
+                    <wps:wsp>
+                      <wps:cNvSpPr/>
+                      <wps:spPr>
+                        <a:xfrm>
+                          <a:off x="0" y="0"/>
+                          <a:ext cx="2590800" cy="1249680"/>
+                        </a:xfrm>
+                        <a:prstGeom prst="roundRect">
+                          <a:avLst/>
+                        </a:prstGeom>
+                      </wps:spPr>
+                      <wps:style>
+                        <a:lnRef idx="2">
+                          <a:schemeClr val="accent1">
+                            <a:shade val="50000"/>
+                          </a:schemeClr>
+                        </a:lnRef>
+                        <a:fillRef idx="1">
+                          <a:schemeClr val="accent1"/>
+                        </a:fillRef>
+                        <a:effectRef idx="0">
+                          <a:schemeClr val="accent1"/>
+                        </a:effectRef>
+                        <a:fontRef idx="minor">
+                          <a:schemeClr val="lt1"/>
+                        </a:fontRef>
+                      </wps:style>
+                      <wps:bodyPr rot="0" spcFirstLastPara="0" vertOverflow="overflow" horzOverflow="overflow" vert="horz" wrap="square" lIns="91440" tIns="45720" rIns="91440" bIns="45720" numCol="1" spcCol="0" rtlCol="0" fromWordArt="0" anchor="ctr" anchorCtr="0" forceAA="0" compatLnSpc="1">
+                        <a:prstTxWarp prst="textNoShape">
+                          <a:avLst/>
+                        </a:prstTxWarp>
+                        <a:noAutofit/>
+                      </wps:bodyPr>
+                    </wps:wsp>
+                  </a:graphicData>
+                </a:graphic>
+              </wp:anchor>
+            </w:drawing>
+          </mc:Choice>
+          <mc:Fallback>
+            <w:pict>
+              <v:roundrect w14:anchorId="3C6B5480" id="Rectangle : coins arrondis 1" o:spid="_x0000_s1026" style="position:absolute;margin-left:295.15pt;margin-top:22.75pt;width:204pt;height:98.4pt;z-index:251659264;visibility:visible;mso-wrap-style:square;mso-wrap-distance-left:9pt;mso-wrap-distance-top:0;mso-wrap-distance-right:9pt;mso-wrap-distance-bottom:0;mso-position-horizontal:absolute;mso-position-horizontal-relative:text;mso-position-vertical:absolute;mso-position-vertical-relative:text;v-text-anchor:middle" arcsize="10923f" o:gfxdata="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" fillcolor="#4472c4 [3204]" strokecolor="#1f3763 [1604]" strokeweight="1pt">
+                <v:stroke joinstyle="miter"/>
+              </v:roundrect>
+            </w:pict>
+          </mc:Fallback>
+        </mc:AlternateContent>
+      </w:r>
+      <w:r>
+        <mc:AlternateContent>
+          <mc:Choice Requires="wps">
+            <w:drawing>
+              <wp:anchor distT="0" distB="0" distL="114300" distR="114300" simplePos="0" relativeHeight="251667456" behindDoc="0" locked="0" layoutInCell="1" allowOverlap="1" wp14:anchorId="7621F1C0" wp14:editId="147B4567">
+                <wp:simplePos x="0" y="0"/>
+                <wp:positionH relativeFrom="column">
+                  <wp:posOffset>5333365</wp:posOffset>
+                </wp:positionH>
+                <wp:positionV relativeFrom="paragraph">
+                  <wp:posOffset>3413125</wp:posOffset>
+                </wp:positionV>
+                <wp:extent cx="3642360" cy="1249680"/>
+                <wp:effectExtent l="0" t="0" r="15240" b="26670"/>
+                <wp:wrapNone/>
+                <wp:docPr id="5" name="Rectangle : coins arrondis 5"/>
+                <wp:cNvGraphicFramePr/>
+                <a:graphic xmlns:a="http://schemas.openxmlformats.org/drawingml/2006/main">
+                  <a:graphicData uri="http://schemas.microsoft.com/office/word/2010/wordprocessingShape">
+                    <wps:wsp>
+                      <wps:cNvSpPr/>
+                      <wps:spPr>
+                        <a:xfrm>
+                          <a:off x="0" y="0"/>
+                          <a:ext cx="3642360" cy="1249680"/>
+                        </a:xfrm>
+                        <a:prstGeom prst="roundRect">
+                          <a:avLst/>
+                        </a:prstGeom>
+                      </wps:spPr>
+                      <wps:style>
+                        <a:lnRef idx="2">
+                          <a:schemeClr val="accent1">
+                            <a:shade val="50000"/>
+                          </a:schemeClr>
+                        </a:lnRef>
+                        <a:fillRef idx="1">
+                          <a:schemeClr val="accent1"/>
+                        </a:fillRef>
+                        <a:effectRef idx="0">
+                          <a:schemeClr val="accent1"/>
+                        </a:effectRef>
+                        <a:fontRef idx="minor">
+                          <a:schemeClr val="lt1"/>
+                        </a:fontRef>
+                      </wps:style>
+                      <wps:bodyPr rot="0" spcFirstLastPara="0" vertOverflow="overflow" horzOverflow="overflow" vert="horz" wrap="square" lIns="91440" tIns="45720" rIns="91440" bIns="45720" numCol="1" spcCol="0" rtlCol="0" fromWordArt="0" anchor="ctr" anchorCtr="0" forceAA="0" compatLnSpc="1">
+                        <a:prstTxWarp prst="textNoShape">
+                          <a:avLst/>
+                        </a:prstTxWarp>
+                        <a:noAutofit/>
+                      </wps:bodyPr>
+                    </wps:wsp>
+                  </a:graphicData>
+                </a:graphic>
+                <wp14:sizeRelH relativeFrom="margin">
+                  <wp14:pctWidth>0</wp14:pctWidth>
+                </wp14:sizeRelH>
+              </wp:anchor>
+            </w:drawing>
+          </mc:Choice>
+          <mc:Fallback>
+            <w:pict>
+              <v:roundrect w14:anchorId="45889BC6" id="Rectangle : coins arrondis 5" o:spid="_x0000_s1026" style="position:absolute;margin-left:419.95pt;margin-top:268.75pt;width:286.8pt;height:98.4pt;z-index:251667456;visibility:visible;mso-wrap-style:square;mso-width-percent:0;mso-wrap-distance-left:9pt;mso-wrap-distance-top:0;mso-wrap-distance-right:9pt;mso-wrap-distance-bottom:0;mso-position-horizontal:absolute;mso-position-horizontal-relative:text;mso-position-vertical:absolute;mso-position-vertical-relative:text;mso-width-percent:0;mso-width-relative:margin;v-text-anchor:middle" arcsize="10923f" o:gfxdata="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" fillcolor="#4472c4 [3204]" strokecolor="#1f3763 [1604]" strokeweight="1pt">
                 <v:stroke joinstyle="miter"/>
               </v:roundrect>
             </w:pict>
